--- a/docs/crash_causation_results.docx
+++ b/docs/crash_causation_results.docx
@@ -2,13 +2,13 @@
 <file path=word/document.xml><?xml version="1.0" encoding="utf-8"?>
 <w:document xmlns:w="http://schemas.openxmlformats.org/wordprocessingml/2006/main" xmlns:m="http://schemas.openxmlformats.org/officeDocument/2006/math" xmlns:r="http://schemas.openxmlformats.org/officeDocument/2006/relationships" xmlns:o="urn:schemas-microsoft-com:office:office" xmlns:v="urn:schemas-microsoft-com:vml" xmlns:w10="urn:schemas-microsoft-com:office:word" xmlns:a="http://schemas.openxmlformats.org/drawingml/2006/main" xmlns:pic="http://schemas.openxmlformats.org/drawingml/2006/picture" xmlns:wp="http://schemas.openxmlformats.org/drawingml/2006/wordprocessingDrawing">
   <w:body>
-    <w:bookmarkStart w:id="29" w:name="Xe771756b01f4c57cc86ba2be2a8d5e6be5dca8a"/>
+    <w:bookmarkStart w:id="32" w:name="X357732f00f248ce021222e1a964fa64480e69c3"/>
     <w:p>
       <w:pPr>
         <w:pStyle w:val="Heading1"/>
       </w:pPr>
       <w:r>
-        <w:t xml:space="preserve">Crash causation with an active-inference response process: method and first results</w:t>
+        <w:t xml:space="preserve">Crash causation with an active-inference response process: method and results</w:t>
       </w:r>
     </w:p>
     <w:p>
@@ -16,26 +16,31 @@
         <w:pStyle w:val="FirstParagraph"/>
       </w:pPr>
       <w:r>
-        <w:t xml:space="preserve">Results document, 2026-08-24. Prepared by Claude at the request of Jonas Bärgman. Markdown</w:t>
-      </w:r>
-      <w:r>
-        <w:t xml:space="preserve"> </w:t>
-      </w:r>
-      <w:r>
-        <w:t xml:space="preserve">is the source; Word and PDF are generated from it. This document reports what has been</w:t>
-      </w:r>
-      <w:r>
-        <w:t xml:space="preserve"> </w:t>
-      </w:r>
-      <w:r>
-        <w:rPr>
-          <w:i/>
-          <w:iCs/>
-        </w:rPr>
-        <w:t xml:space="preserve">found</w:t>
-      </w:r>
-      <w:r>
-        <w:t xml:space="preserve">; the design, the reading notes on the source papers, and the protocol live in</w:t>
+        <w:t xml:space="preserve">Results document, 2026-08-24 (revised the same day after the counterfactual and</w:t>
+      </w:r>
+      <w:r>
+        <w:t xml:space="preserve"> </w:t>
+      </w:r>
+      <w:r>
+        <w:t xml:space="preserve">glance-placement decisions; the first version's numbers are superseded but reproducible</w:t>
+      </w:r>
+      <w:r>
+        <w:t xml:space="preserve"> </w:t>
+      </w:r>
+      <w:r>
+        <w:t xml:space="preserve">from the tagged outputs). Prepared by Claude at the request of Jonas Bärgman. Markdown is</w:t>
+      </w:r>
+      <w:r>
+        <w:t xml:space="preserve"> </w:t>
+      </w:r>
+      <w:r>
+        <w:t xml:space="preserve">the source; Word and PDF are generated from it. The design, the reading notes on the</w:t>
+      </w:r>
+      <w:r>
+        <w:t xml:space="preserve"> </w:t>
+      </w:r>
+      <w:r>
+        <w:t xml:space="preserve">source papers, and the protocol live in</w:t>
       </w:r>
       <w:r>
         <w:t xml:space="preserve"> </w:t>
@@ -47,28 +52,25 @@
         <w:t xml:space="preserve">docs/crash_causation_plan.md</w:t>
       </w:r>
       <w:r>
-        <w:t xml:space="preserve"> </w:t>
-      </w:r>
-      <w:r>
-        <w:t xml:space="preserve">and are only summarized here. Provenance tags as elsewhere:</w:t>
-      </w:r>
-      <w:r>
-        <w:t xml:space="preserve"> </w:t>
-      </w:r>
-      <w:r>
-        <w:t xml:space="preserve">[B24] Bärgman, Svärd, Lundell &amp; Hartelius (2024), [W25a] [W26] the Wu et al. papers,</w:t>
-      </w:r>
-      <w:r>
-        <w:t xml:space="preserve"> </w:t>
-      </w:r>
-      <w:r>
-        <w:t xml:space="preserve">[Code] the Schumann et al. released code, [OSF] their deposit, [Repo] this repository,</w:t>
-      </w:r>
-      <w:r>
-        <w:t xml:space="preserve"> </w:t>
-      </w:r>
-      <w:r>
-        <w:t xml:space="preserve">[Opinion] a judgment.</w:t>
+        <w:t xml:space="preserve">. Provenance tags:</w:t>
+      </w:r>
+      <w:r>
+        <w:t xml:space="preserve"> </w:t>
+      </w:r>
+      <w:r>
+        <w:t xml:space="preserve">[B24] Bärgman, Svärd, Lundell &amp; Hartelius (2024), [W25a] Wu et al. (2025, scenario</w:t>
+      </w:r>
+      <w:r>
+        <w:t xml:space="preserve"> </w:t>
+      </w:r>
+      <w:r>
+        <w:t xml:space="preserve">generation), [W26] Wu et al. (2026, practical validation), [Code] the Schumann et al.</w:t>
+      </w:r>
+      <w:r>
+        <w:t xml:space="preserve"> </w:t>
+      </w:r>
+      <w:r>
+        <w:t xml:space="preserve">released code, [OSF] their deposit, [Repo] this repository, [Opinion] a judgment.</w:t>
       </w:r>
     </w:p>
     <w:p>
@@ -108,27 +110,13 @@
         <w:t xml:space="preserve"> </w:t>
       </w:r>
       <w:r>
-        <w:t xml:space="preserve">inside</w:t>
-      </w:r>
-      <w:r>
-        <w:t xml:space="preserve"> </w:t>
-      </w:r>
-      <w:r>
-        <w:t xml:space="preserve">a crash-causation model — and what does it add or cost relative to the fixed-delay response</w:t>
-      </w:r>
-      <w:r>
-        <w:t xml:space="preserve"> </w:t>
-      </w:r>
-      <w:r>
-        <w:t xml:space="preserve">of the crash-causation model (CBM) of [B24]?</w:t>
-      </w:r>
-    </w:p>
-    <w:p>
-      <w:pPr>
-        <w:pStyle w:val="BodyText"/>
-      </w:pPr>
-      <w:r>
-        <w:t xml:space="preserve">The construction, following the plan:</w:t>
+        <w:t xml:space="preserve">inside a crash-causation model — and what does it add or cost relative to the fixed-delay</w:t>
+      </w:r>
+      <w:r>
+        <w:t xml:space="preserve"> </w:t>
+      </w:r>
+      <w:r>
+        <w:t xml:space="preserve">response of the crash-causation model (CBM) of [B24]?</w:t>
       </w:r>
     </w:p>
     <w:p>
@@ -150,19 +138,19 @@
         <w:t xml:space="preserve"> </w:t>
       </w:r>
       <w:r>
-        <w:t xml:space="preserve">100 rear-end pre-crash scenarios sampled weight-proportionally (stratified by</w:t>
-      </w:r>
-      <w:r>
-        <w:t xml:space="preserve"> </w:t>
-      </w:r>
-      <w:r>
-        <w:t xml:space="preserve">initial speed) from the 5 000 synthetic QUADRIS scenarios of [W25a]; every seed carries</w:t>
-      </w:r>
-      <w:r>
-        <w:t xml:space="preserve"> </w:t>
-      </w:r>
-      <w:r>
-        <w:t xml:space="preserve">its real-world weight ω.</w:t>
+        <w:t xml:space="preserve">100 rear-end pre-crash scenarios sampled weight-proportionally (stratified</w:t>
+      </w:r>
+      <w:r>
+        <w:t xml:space="preserve"> </w:t>
+      </w:r>
+      <w:r>
+        <w:t xml:space="preserve">by initial speed) from the 5 000 synthetic QUADRIS scenarios of [W25a]; every seed</w:t>
+      </w:r>
+      <w:r>
+        <w:t xml:space="preserve"> </w:t>
+      </w:r>
+      <w:r>
+        <w:t xml:space="preserve">carries its real-world weight ω.</w:t>
       </w:r>
     </w:p>
     <w:p>
@@ -178,25 +166,53 @@
           <w:b/>
           <w:bCs/>
         </w:rPr>
-        <w:t xml:space="preserve">Causation components</w:t>
-      </w:r>
-      <w:r>
-        <w:t xml:space="preserve"> </w:t>
-      </w:r>
-      <w:r>
-        <w:t xml:space="preserve">([B24]'s four mechanisms, each switchable): off-road glances</w:t>
-      </w:r>
-      <w:r>
-        <w:t xml:space="preserve"> </w:t>
-      </w:r>
-      <w:r>
-        <w:t xml:space="preserve">(duration distribution + a placement rule), too-close following (inherent in the seed),</w:t>
-      </w:r>
-      <w:r>
-        <w:t xml:space="preserve"> </w:t>
-      </w:r>
-      <w:r>
-        <w:t xml:space="preserve">a maximum-deceleration cap, and a post-hoc no-response mixture (10% of crashes).</w:t>
+        <w:t xml:space="preserve">The counterfactual.</w:t>
+      </w:r>
+      <w:r>
+        <w:t xml:space="preserve"> </w:t>
+      </w:r>
+      <w:r>
+        <w:t xml:space="preserve">Before the modeled response, the follower runs the seed's</w:t>
+      </w:r>
+      <w:r>
+        <w:t xml:space="preserve"> </w:t>
+      </w:r>
+      <w:r>
+        <w:t xml:space="preserve">original speed profile</w:t>
+      </w:r>
+      <w:r>
+        <w:t xml:space="preserve"> </w:t>
+      </w:r>
+      <w:r>
+        <w:rPr>
+          <w:b/>
+          <w:bCs/>
+        </w:rPr>
+        <w:t xml:space="preserve">with its braking removed from the lead's braking onset onward</w:t>
+      </w:r>
+      <w:r>
+        <w:t xml:space="preserve"> </w:t>
+      </w:r>
+      <w:r>
+        <w:t xml:space="preserve">(acceleration clamped at ≥ 0). This keeps the accelerating creeping/queue seeds intact</w:t>
+      </w:r>
+      <w:r>
+        <w:t xml:space="preserve"> </w:t>
+      </w:r>
+      <w:r>
+        <w:t xml:space="preserve">while excluding the generator-follower's own evasive action, which the plain "original"</w:t>
+      </w:r>
+      <w:r>
+        <w:t xml:space="preserve"> </w:t>
+      </w:r>
+      <w:r>
+        <w:t xml:space="preserve">profile embeds in 14 of 100 seeds. Clamping from t = 0 instead changes headline results</w:t>
+      </w:r>
+      <w:r>
+        <w:t xml:space="preserve"> </w:t>
+      </w:r>
+      <w:r>
+        <w:t xml:space="preserve">by only a few percent (section 4.4), so the rule choice is not consequential.</w:t>
       </w:r>
     </w:p>
     <w:p>
@@ -212,43 +228,64 @@
           <w:b/>
           <w:bCs/>
         </w:rPr>
-        <w:t xml:space="preserve">Two response processes</w:t>
-      </w:r>
-      <w:r>
-        <w:t xml:space="preserve"> </w:t>
-      </w:r>
-      <w:r>
-        <w:t xml:space="preserve">behind one interface: the CBM's (respond 0.5 s after eyes</w:t>
-      </w:r>
-      <w:r>
-        <w:t xml:space="preserve"> </w:t>
-      </w:r>
-      <w:r>
-        <w:t xml:space="preserve">return to the road; ramp to the drawn deceleration) and a tier-1 surrogate of the active</w:t>
-      </w:r>
-      <w:r>
-        <w:t xml:space="preserve"> </w:t>
-      </w:r>
-      <w:r>
-        <w:t xml:space="preserve">inference driver (the model's own preference function evaluated on the seed kinematics,</w:t>
-      </w:r>
-      <w:r>
-        <w:t xml:space="preserve"> </w:t>
-      </w:r>
-      <w:r>
-        <w:t xml:space="preserve">fed through its evidence accumulator with the drift rate calibrated on the authors' 896</w:t>
-      </w:r>
-      <w:r>
-        <w:t xml:space="preserve"> </w:t>
-      </w:r>
-      <w:r>
-        <w:t xml:space="preserve">deposited trials — the calibration reproduces 69% of the closed-loop brake onsets within</w:t>
-      </w:r>
-      <w:r>
-        <w:t xml:space="preserve"> </w:t>
-      </w:r>
-      <w:r>
-        <w:t xml:space="preserve">±0.2 s [Repo]).</w:t>
+        <w:t xml:space="preserve">Causation components</w:t>
+      </w:r>
+      <w:r>
+        <w:t xml:space="preserve">, each switchable: off-road glances, too-close following</w:t>
+      </w:r>
+      <w:r>
+        <w:t xml:space="preserve"> </w:t>
+      </w:r>
+      <w:r>
+        <w:t xml:space="preserve">(inherent in the seed), a maximum-deceleration cap, a no-response mixture (10% of</w:t>
+      </w:r>
+      <w:r>
+        <w:t xml:space="preserve"> </w:t>
+      </w:r>
+      <w:r>
+        <w:t xml:space="preserve">crashes [B24]), and — added at the study's request — the</w:t>
+      </w:r>
+      <w:r>
+        <w:t xml:space="preserve"> </w:t>
+      </w:r>
+      <w:r>
+        <w:rPr>
+          <w:b/>
+          <w:bCs/>
+        </w:rPr>
+        <w:t xml:space="preserve">abnormal-acceleration</w:t>
+      </w:r>
+      <w:r>
+        <w:rPr>
+          <w:b/>
+          <w:bCs/>
+        </w:rPr>
+        <w:t xml:space="preserve"> </w:t>
+      </w:r>
+      <w:r>
+        <w:rPr>
+          <w:b/>
+          <w:bCs/>
+        </w:rPr>
+        <w:t xml:space="preserve">follower</w:t>
+      </w:r>
+      <w:r>
+        <w:t xml:space="preserve"> </w:t>
+      </w:r>
+      <w:r>
+        <w:t xml:space="preserve">of [W25a]: 9.2% of crashes, the follower ignoring the lead at a constant</w:t>
+      </w:r>
+      <w:r>
+        <w:t xml:space="preserve"> </w:t>
+      </w:r>
+      <w:r>
+        <w:t xml:space="preserve">+1.8 m/s² (their fitted mean; their onset-time distribution is unpublished, so the</w:t>
+      </w:r>
+      <w:r>
+        <w:t xml:space="preserve"> </w:t>
+      </w:r>
+      <w:r>
+        <w:t xml:space="preserve">acceleration is applied from the lead's braking onset).</w:t>
       </w:r>
     </w:p>
     <w:p>
@@ -264,25 +301,46 @@
           <w:b/>
           <w:bCs/>
         </w:rPr>
-        <w:t xml:space="preserve">Conditions.</w:t>
-      </w:r>
-      <w:r>
-        <w:t xml:space="preserve"> </w:t>
-      </w:r>
-      <w:r>
-        <w:t xml:space="preserve">A: attentive active inference, no glances (the benchmark). B: active</w:t>
-      </w:r>
-      <w:r>
-        <w:t xml:space="preserve"> </w:t>
-      </w:r>
-      <w:r>
-        <w:t xml:space="preserve">inference + all components. C: CBM response + all components (the control — a</w:t>
-      </w:r>
-      <w:r>
-        <w:t xml:space="preserve"> </w:t>
-      </w:r>
-      <w:r>
-        <w:t xml:space="preserve">near-relative of the QUADRIS generator). D: active inference + glances only.</w:t>
+        <w:t xml:space="preserve">Input distributions</w:t>
+      </w:r>
+      <w:r>
+        <w:t xml:space="preserve"> </w:t>
+      </w:r>
+      <w:r>
+        <w:t xml:space="preserve">digitized from [B24]'s published figures</w:t>
+      </w:r>
+      <w:r>
+        <w:t xml:space="preserve"> </w:t>
+      </w:r>
+      <w:r>
+        <w:t xml:space="preserve">(</w:t>
+      </w:r>
+      <w:r>
+        <w:rPr>
+          <w:rStyle w:val="VerbatimChar"/>
+        </w:rPr>
+        <w:t xml:space="preserve">replication/causation/digitize_b24.py</w:t>
+      </w:r>
+      <w:r>
+        <w:t xml:space="preserve">): the SHRP2 off-road glance distribution</w:t>
+      </w:r>
+      <w:r>
+        <w:t xml:space="preserve"> </w:t>
+      </w:r>
+      <w:r>
+        <w:t xml:space="preserve">(vector-exact; two independent axis calibrations agree within 0.9%; on-road point mass</w:t>
+      </w:r>
+      <w:r>
+        <w:t xml:space="preserve"> </w:t>
+      </w:r>
+      <w:r>
+        <w:t xml:space="preserve">0.80) and the 45-crash maximum-deceleration histogram (integer counts summing to</w:t>
+      </w:r>
+      <w:r>
+        <w:t xml:space="preserve"> </w:t>
+      </w:r>
+      <w:r>
+        <w:t xml:space="preserve">exactly 45).</w:t>
       </w:r>
     </w:p>
     <w:p>
@@ -298,44 +356,53 @@
           <w:b/>
           <w:bCs/>
         </w:rPr>
-        <w:t xml:space="preserve">Per-seed bin sweep</w:t>
-      </w:r>
-      <w:r>
-        <w:t xml:space="preserve"> </w:t>
-      </w:r>
-      <w:r>
-        <w:t xml:space="preserve">instead of Monte Carlo (the [B24] design): each seed is run</w:t>
-      </w:r>
-      <w:r>
-        <w:t xml:space="preserve"> </w:t>
-      </w:r>
-      <w:r>
-        <w:t xml:space="preserve">through every glance bin and every deceleration bin; outcomes carry the bin</w:t>
-      </w:r>
-      <w:r>
-        <w:t xml:space="preserve"> </w:t>
-      </w:r>
-      <w:r>
-        <w:t xml:space="preserve">probabilities, so each seed yields a crash</w:t>
-      </w:r>
-      <w:r>
-        <w:t xml:space="preserve"> </w:t>
-      </w:r>
-      <w:r>
-        <w:rPr>
-          <w:i/>
-          <w:iCs/>
-        </w:rPr>
-        <w:t xml:space="preserve">probability</w:t>
-      </w:r>
-      <w:r>
-        <w:t xml:space="preserve">, and avoided outcomes are</w:t>
-      </w:r>
-      <w:r>
-        <w:t xml:space="preserve"> </w:t>
-      </w:r>
-      <w:r>
-        <w:t xml:space="preserve">first-class results.</w:t>
+        <w:t xml:space="preserve">Glance placement.</w:t>
+      </w:r>
+      <w:r>
+        <w:t xml:space="preserve"> </w:t>
+      </w:r>
+      <w:r>
+        <w:t xml:space="preserve">Primary: the</w:t>
+      </w:r>
+      <w:r>
+        <w:t xml:space="preserve"> </w:t>
+      </w:r>
+      <w:r>
+        <w:rPr>
+          <w:b/>
+          <w:bCs/>
+        </w:rPr>
+        <w:t xml:space="preserve">renewal process</w:t>
+      </w:r>
+      <w:r>
+        <w:t xml:space="preserve"> </w:t>
+      </w:r>
+      <w:r>
+        <w:t xml:space="preserve">— on/off glance sequences over</w:t>
+      </w:r>
+      <w:r>
+        <w:t xml:space="preserve"> </w:t>
+      </w:r>
+      <w:r>
+        <w:t xml:space="preserve">the whole scenario, off-road durations from the digitized distribution, on-road dwells</w:t>
+      </w:r>
+      <w:r>
+        <w:t xml:space="preserve"> </w:t>
+      </w:r>
+      <w:r>
+        <w:t xml:space="preserve">exponential with the mean set by the 80% on-road share, 50 Monte Carlo draws per seed</w:t>
+      </w:r>
+      <w:r>
+        <w:t xml:space="preserve"> </w:t>
+      </w:r>
+      <w:r>
+        <w:t xml:space="preserve">(flagged for a later increase). The [B24] anchored-overshot construction is kept as the</w:t>
+      </w:r>
+      <w:r>
+        <w:t xml:space="preserve"> </w:t>
+      </w:r>
+      <w:r>
+        <w:t xml:space="preserve">CBM-native comparison case; section 4.5 quantifies what the process placement buys.</w:t>
       </w:r>
     </w:p>
     <w:p>
@@ -351,121 +418,31 @@
           <w:b/>
           <w:bCs/>
         </w:rPr>
-        <w:t xml:space="preserve">Comparison</w:t>
-      </w:r>
-      <w:r>
-        <w:t xml:space="preserve"> </w:t>
-      </w:r>
-      <w:r>
-        <w:t xml:space="preserve">against the full 5 000-scenario reference with the practical-equivalence</w:t>
-      </w:r>
-      <w:r>
-        <w:t xml:space="preserve"> </w:t>
-      </w:r>
-      <w:r>
-        <w:t xml:space="preserve">framework of [W26]: quantile-binned statistics θ (worst bin) and Θ (aggregate), ROPEs</w:t>
-      </w:r>
-      <w:r>
-        <w:t xml:space="preserve"> </w:t>
-      </w:r>
-      <w:r>
-        <w:t xml:space="preserve">0.10 and 0.05, bootstrap HDIs; crashes weighted by [W26] Eq. 10, plus an exposure-weight</w:t>
-      </w:r>
-      <w:r>
-        <w:t xml:space="preserve"> </w:t>
-      </w:r>
-      <w:r>
-        <w:t xml:space="preserve">variant that divides out each seed's crash probability (plan §6b).</w:t>
-      </w:r>
-    </w:p>
-    <w:p>
-      <w:pPr>
-        <w:pStyle w:val="FirstParagraph"/>
-      </w:pPr>
-      <w:r>
-        <w:t xml:space="preserve">Everything below uses the</w:t>
-      </w:r>
-      <w:r>
-        <w:t xml:space="preserve"> </w:t>
-      </w:r>
-      <w:r>
-        <w:rPr>
-          <w:b/>
-          <w:bCs/>
-        </w:rPr>
-        <w:t xml:space="preserve">digitized real distributions</w:t>
-      </w:r>
-      <w:r>
-        <w:t xml:space="preserve"> </w:t>
-      </w:r>
-      <w:r>
-        <w:t xml:space="preserve">of section 2, not the earlier</w:t>
-      </w:r>
-      <w:r>
-        <w:t xml:space="preserve"> </w:t>
-      </w:r>
-      <w:r>
-        <w:t xml:space="preserve">parametric stand-ins; the stand-in results are kept in</w:t>
-      </w:r>
-      <w:r>
-        <w:t xml:space="preserve"> </w:t>
-      </w:r>
-      <w:r>
-        <w:rPr>
-          <w:rStyle w:val="VerbatimChar"/>
-        </w:rPr>
-        <w:t xml:space="preserve">replication/causation/out/</w:t>
-      </w:r>
-      <w:r>
-        <w:t xml:space="preserve"> </w:t>
-      </w:r>
-      <w:r>
-        <w:t xml:space="preserve">(untagged files) for comparison.</w:t>
-      </w:r>
-    </w:p>
-    <w:bookmarkEnd w:id="9"/>
-    <w:bookmarkStart w:id="13" w:name="X721b0fa4092b8d490d73250bae7578c99655bb7"/>
-    <w:p>
-      <w:pPr>
-        <w:pStyle w:val="Heading2"/>
-      </w:pPr>
-      <w:r>
-        <w:t xml:space="preserve">2 Input distributions, digitized from the published figures</w:t>
-      </w:r>
-    </w:p>
-    <w:p>
-      <w:pPr>
-        <w:pStyle w:val="FirstParagraph"/>
-      </w:pPr>
-      <w:r>
-        <w:t xml:space="preserve">The SHRP2 data behind [B24] are not shareable, so the two input distributions were</w:t>
-      </w:r>
-      <w:r>
-        <w:t xml:space="preserve"> </w:t>
-      </w:r>
-      <w:r>
-        <w:t xml:space="preserve">digitized from the published figures (</w:t>
-      </w:r>
-      <w:r>
-        <w:rPr>
-          <w:rStyle w:val="VerbatimChar"/>
-        </w:rPr>
-        <w:t xml:space="preserve">replication/causation/digitize_b24.py</w:t>
-      </w:r>
-      <w:r>
-        <w:t xml:space="preserve">; outputs in</w:t>
-      </w:r>
-      <w:r>
-        <w:t xml:space="preserve"> </w:t>
-      </w:r>
-      <w:r>
-        <w:rPr>
-          <w:rStyle w:val="VerbatimChar"/>
-        </w:rPr>
-        <w:t xml:space="preserve">replication/causation/data/</w:t>
-      </w:r>
-      <w:r>
-        <w:t xml:space="preserve">):</w:t>
+        <w:t xml:space="preserve">Two response processes</w:t>
+      </w:r>
+      <w:r>
+        <w:t xml:space="preserve"> </w:t>
+      </w:r>
+      <w:r>
+        <w:t xml:space="preserve">behind one interface: the CBM's (respond 0.5 s after eyes</w:t>
+      </w:r>
+      <w:r>
+        <w:t xml:space="preserve"> </w:t>
+      </w:r>
+      <w:r>
+        <w:t xml:space="preserve">return; ramp to the drawn deceleration) and the tier-1 active-inference surrogate (the</w:t>
+      </w:r>
+      <w:r>
+        <w:t xml:space="preserve"> </w:t>
+      </w:r>
+      <w:r>
+        <w:t xml:space="preserve">model's preference function on the seed kinematics, fed through its evidence</w:t>
+      </w:r>
+      <w:r>
+        <w:t xml:space="preserve"> </w:t>
+      </w:r>
+      <w:r>
+        <w:t xml:space="preserve">accumulator, drift rate calibrated on the authors' 896 deposited trials [Repo]).</w:t>
       </w:r>
     </w:p>
     <w:p>
@@ -473,7 +450,7 @@
         <w:pStyle w:val="Compact"/>
         <w:numPr>
           <w:ilvl w:val="0"/>
-          <w:numId w:val="1002"/>
+          <w:numId w:val="1001"/>
         </w:numPr>
       </w:pPr>
       <w:r>
@@ -481,49 +458,25 @@
           <w:b/>
           <w:bCs/>
         </w:rPr>
-        <w:t xml:space="preserve">Off-road glance durations</w:t>
-      </w:r>
-      <w:r>
-        <w:t xml:space="preserve"> </w:t>
-      </w:r>
-      <w:r>
-        <w:t xml:space="preserve">([B24] Fig. 1, SHRP2 baseline): the figure is vector art,</w:t>
-      </w:r>
-      <w:r>
-        <w:t xml:space="preserve"> </w:t>
-      </w:r>
-      <w:r>
-        <w:t xml:space="preserve">so bar geometry is exact. Two independent calibrations of the value axis — tick-label</w:t>
-      </w:r>
-      <w:r>
-        <w:t xml:space="preserve"> </w:t>
-      </w:r>
-      <w:r>
-        <w:t xml:space="preserve">geometry and the requirement that the drawn (off-road-conditional) distribution sum</w:t>
-      </w:r>
-      <w:r>
-        <w:t xml:space="preserve"> </w:t>
-      </w:r>
-      <w:r>
-        <w:t xml:space="preserve">to 1 — agree within 0.9%. The drawn bins extend to 3.75 s; the published longest glance</w:t>
-      </w:r>
-      <w:r>
-        <w:t xml:space="preserve"> </w:t>
-      </w:r>
-      <w:r>
-        <w:t xml:space="preserve">is 6.7 s, so a small tail (below the figure's resolution, &lt; 0.001 per bin) is truncated.</w:t>
-      </w:r>
-      <w:r>
-        <w:t xml:space="preserve"> </w:t>
-      </w:r>
-      <w:r>
-        <w:t xml:space="preserve">The on-road point mass is 0.80 (the figure's broken-axis tick; the caption states the</w:t>
-      </w:r>
-      <w:r>
-        <w:t xml:space="preserve"> </w:t>
-      </w:r>
-      <w:r>
-        <w:t xml:space="preserve">CDF "would start at that value").</w:t>
+        <w:t xml:space="preserve">Conditions.</w:t>
+      </w:r>
+      <w:r>
+        <w:t xml:space="preserve"> </w:t>
+      </w:r>
+      <w:r>
+        <w:t xml:space="preserve">A: attentive active inference (benchmark). B: active inference + all</w:t>
+      </w:r>
+      <w:r>
+        <w:t xml:space="preserve"> </w:t>
+      </w:r>
+      <w:r>
+        <w:t xml:space="preserve">components. C: CBM response + all components (the control). D: active inference +</w:t>
+      </w:r>
+      <w:r>
+        <w:t xml:space="preserve"> </w:t>
+      </w:r>
+      <w:r>
+        <w:t xml:space="preserve">glances only.</w:t>
       </w:r>
     </w:p>
     <w:p>
@@ -531,7 +484,7 @@
         <w:pStyle w:val="Compact"/>
         <w:numPr>
           <w:ilvl w:val="0"/>
-          <w:numId w:val="1002"/>
+          <w:numId w:val="1001"/>
         </w:numPr>
       </w:pPr>
       <w:r>
@@ -539,25 +492,63 @@
           <w:b/>
           <w:bCs/>
         </w:rPr>
-        <w:t xml:space="preserve">Maximum decelerations</w:t>
-      </w:r>
-      <w:r>
-        <w:t xml:space="preserve"> </w:t>
-      </w:r>
-      <w:r>
-        <w:t xml:space="preserve">([B24] Fig. 3, 45 SHRP2 crashes, 1.5 m/s² bins): digitized</w:t>
-      </w:r>
-      <w:r>
-        <w:t xml:space="preserve"> </w:t>
-      </w:r>
-      <w:r>
-        <w:t xml:space="preserve">from pixels and forced to integer counts — 6, 11, 12, 11, 4, 1 across bins from 3 to</w:t>
-      </w:r>
-      <w:r>
-        <w:t xml:space="preserve"> </w:t>
-      </w:r>
-      <w:r>
-        <w:t xml:space="preserve">12 m/s², which sum to exactly the paper's n = 45.</w:t>
+        <w:t xml:space="preserve">Comparison</w:t>
+      </w:r>
+      <w:r>
+        <w:t xml:space="preserve"> </w:t>
+      </w:r>
+      <w:r>
+        <w:t xml:space="preserve">against the full 5 000-scenario reference with the [W26] equivalence</w:t>
+      </w:r>
+      <w:r>
+        <w:t xml:space="preserve"> </w:t>
+      </w:r>
+      <w:r>
+        <w:t xml:space="preserve">framework (θ/Θ, ROPEs 0.10/0.05, bootstrap HDIs), crashes weighted by Eq. 10, plus the</w:t>
+      </w:r>
+      <w:r>
+        <w:t xml:space="preserve"> </w:t>
+      </w:r>
+      <w:r>
+        <w:t xml:space="preserve">exposure-weight variant (plan §6b). Metrics: P_inj,</w:t>
+      </w:r>
+      <w:r>
+        <w:t xml:space="preserve"> </w:t>
+      </w:r>
+      <w:r>
+        <w:rPr>
+          <w:b/>
+          <w:bCs/>
+        </w:rPr>
+        <w:t xml:space="preserve">relative speed at impact</w:t>
+      </w:r>
+      <w:r>
+        <w:t xml:space="preserve"> </w:t>
+      </w:r>
+      <w:r>
+        <w:t xml:space="preserve">(the</w:t>
+      </w:r>
+      <w:r>
+        <w:t xml:space="preserve"> </w:t>
+      </w:r>
+      <w:r>
+        <w:t xml:space="preserve">assumption-free severity primitive; the deposit's delta-v was derived from it under</w:t>
+      </w:r>
+      <w:r>
+        <w:t xml:space="preserve"> </w:t>
+      </w:r>
+      <w:r>
+        <w:t xml:space="preserve">equal masses), t_nr, and the follower's minimum acceleration.</w:t>
+      </w:r>
+    </w:p>
+    <w:bookmarkEnd w:id="9"/>
+    <w:bookmarkStart w:id="13" w:name="X71a36c1abadc6ecfd177549a6038aa96fd56286"/>
+    <w:p>
+      <w:pPr>
+        <w:pStyle w:val="Heading2"/>
+      </w:pPr>
+      <w:r>
+        <w:t xml:space="preserve">2 Input distributions</w:t>
       </w:r>
     </w:p>
     <w:p>
@@ -612,25 +603,25 @@
         <w:pStyle w:val="BodyText"/>
       </w:pPr>
       <w:r>
-        <w:t xml:space="preserve">The figure shows both against the stand-ins used before today. The glance stand-in was</w:t>
-      </w:r>
-      <w:r>
-        <w:t xml:space="preserve"> </w:t>
-      </w:r>
-      <w:r>
-        <w:t xml:space="preserve">close (its mode sits ~0.2 s early); the deceleration stand-in was not — the real</w:t>
-      </w:r>
-      <w:r>
-        <w:t xml:space="preserve"> </w:t>
-      </w:r>
-      <w:r>
-        <w:t xml:space="preserve">distribution has substantially more mass at hard braking (24% at 7.5 m/s² and above,</w:t>
-      </w:r>
-      <w:r>
-        <w:t xml:space="preserve"> </w:t>
-      </w:r>
-      <w:r>
-        <w:t xml:space="preserve">where the stand-in had almost none). This matters below.</w:t>
+        <w:t xml:space="preserve">The digitized glance distribution is close to the earlier lognormal stand-in (mode ~0.2 s</w:t>
+      </w:r>
+      <w:r>
+        <w:t xml:space="preserve"> </w:t>
+      </w:r>
+      <w:r>
+        <w:t xml:space="preserve">later); the deceleration distribution is not — the real one has 24% of its mass at</w:t>
+      </w:r>
+      <w:r>
+        <w:t xml:space="preserve"> </w:t>
+      </w:r>
+      <w:r>
+        <w:t xml:space="preserve">7.5 m/s² and harder, where the stand-in had almost none. All results below use the</w:t>
+      </w:r>
+      <w:r>
+        <w:t xml:space="preserve"> </w:t>
+      </w:r>
+      <w:r>
+        <w:t xml:space="preserve">digitized distributions.</w:t>
       </w:r>
     </w:p>
     <w:bookmarkEnd w:id="13"/>
@@ -643,518 +634,18 @@
         <w:t xml:space="preserve">3 Crash generation</w:t>
       </w:r>
     </w:p>
-    <w:tbl>
-      <w:tblPr>
-        <w:tblStyle w:val="Table"/>
-        <w:tblW w:type="auto" w:w="0"/>
-        <w:tblLook w:firstRow="1" w:lastRow="0" w:firstColumn="0" w:lastColumn="0" w:noHBand="0" w:noVBand="0" w:val="0020"/>
-      </w:tblPr>
-      <w:tblGrid>
-        <w:gridCol w:w="1320"/>
-        <w:gridCol w:w="1320"/>
-        <w:gridCol w:w="1320"/>
-        <w:gridCol w:w="1320"/>
-        <w:gridCol w:w="1320"/>
-        <w:gridCol w:w="1320"/>
-      </w:tblGrid>
-      <w:tr>
-        <w:trPr>
-          <w:tblHeader w:val="on"/>
-        </w:trPr>
-        <w:tc>
-          <w:tcPr/>
-          <w:p>
-            <w:pPr>
-              <w:pStyle w:val="Compact"/>
-            </w:pPr>
-            <w:r>
-              <w:t xml:space="preserve">condition</w:t>
-            </w:r>
-          </w:p>
-        </w:tc>
-        <w:tc>
-          <w:tcPr/>
-          <w:p>
-            <w:pPr>
-              <w:pStyle w:val="Compact"/>
-            </w:pPr>
-            <w:r>
-              <w:t xml:space="preserve">response</w:t>
-            </w:r>
-          </w:p>
-        </w:tc>
-        <w:tc>
-          <w:tcPr/>
-          <w:p>
-            <w:pPr>
-              <w:pStyle w:val="Compact"/>
-            </w:pPr>
-            <w:r>
-              <w:t xml:space="preserve">components</w:t>
-            </w:r>
-          </w:p>
-        </w:tc>
-        <w:tc>
-          <w:tcPr/>
-          <w:p>
-            <w:pPr>
-              <w:pStyle w:val="Compact"/>
-            </w:pPr>
-            <w:r>
-              <w:t xml:space="preserve">seeds crashing (any bin)</w:t>
-            </w:r>
-          </w:p>
-        </w:tc>
-        <w:tc>
-          <w:tcPr/>
-          <w:p>
-            <w:pPr>
-              <w:pStyle w:val="Compact"/>
-            </w:pPr>
-            <w:r>
-              <w:t xml:space="preserve">weighted crash prob</w:t>
-            </w:r>
-          </w:p>
-        </w:tc>
-        <w:tc>
-          <w:tcPr/>
-          <w:p>
-            <w:pPr>
-              <w:pStyle w:val="Compact"/>
-            </w:pPr>
-            <w:r>
-              <w:t xml:space="preserve">avoided seeds</w:t>
-            </w:r>
-          </w:p>
-        </w:tc>
-      </w:tr>
-      <w:tr>
-        <w:tc>
-          <w:tcPr/>
-          <w:p>
-            <w:pPr>
-              <w:pStyle w:val="Compact"/>
-            </w:pPr>
-            <w:r>
-              <w:t xml:space="preserve">A</w:t>
-            </w:r>
-          </w:p>
-        </w:tc>
-        <w:tc>
-          <w:tcPr/>
-          <w:p>
-            <w:pPr>
-              <w:pStyle w:val="Compact"/>
-            </w:pPr>
-            <w:r>
-              <w:t xml:space="preserve">active inference</w:t>
-            </w:r>
-          </w:p>
-        </w:tc>
-        <w:tc>
-          <w:tcPr/>
-          <w:p>
-            <w:pPr>
-              <w:pStyle w:val="Compact"/>
-            </w:pPr>
-            <w:r>
-              <w:t xml:space="preserve">decel. cap</w:t>
-            </w:r>
-          </w:p>
-        </w:tc>
-        <w:tc>
-          <w:tcPr/>
-          <w:p>
-            <w:pPr>
-              <w:pStyle w:val="Compact"/>
-            </w:pPr>
-            <w:r>
-              <w:t xml:space="preserve">23/100</w:t>
-            </w:r>
-          </w:p>
-        </w:tc>
-        <w:tc>
-          <w:tcPr/>
-          <w:p>
-            <w:pPr>
-              <w:pStyle w:val="Compact"/>
-            </w:pPr>
-            <w:r>
-              <w:t xml:space="preserve">0.008</w:t>
-            </w:r>
-          </w:p>
-        </w:tc>
-        <w:tc>
-          <w:tcPr/>
-          <w:p>
-            <w:pPr>
-              <w:pStyle w:val="Compact"/>
-            </w:pPr>
-            <w:r>
-              <w:t xml:space="preserve">77</w:t>
-            </w:r>
-          </w:p>
-        </w:tc>
-      </w:tr>
-      <w:tr>
-        <w:tc>
-          <w:tcPr/>
-          <w:p>
-            <w:pPr>
-              <w:pStyle w:val="Compact"/>
-            </w:pPr>
-            <w:r>
-              <w:t xml:space="preserve">B</w:t>
-            </w:r>
-          </w:p>
-        </w:tc>
-        <w:tc>
-          <w:tcPr/>
-          <w:p>
-            <w:pPr>
-              <w:pStyle w:val="Compact"/>
-            </w:pPr>
-            <w:r>
-              <w:t xml:space="preserve">active inference</w:t>
-            </w:r>
-          </w:p>
-        </w:tc>
-        <w:tc>
-          <w:tcPr/>
-          <w:p>
-            <w:pPr>
-              <w:pStyle w:val="Compact"/>
-            </w:pPr>
-            <w:r>
-              <w:t xml:space="preserve">glances, decel. cap, no-response</w:t>
-            </w:r>
-          </w:p>
-        </w:tc>
-        <w:tc>
-          <w:tcPr/>
-          <w:p>
-            <w:pPr>
-              <w:pStyle w:val="Compact"/>
-            </w:pPr>
-            <w:r>
-              <w:t xml:space="preserve">100/100</w:t>
-            </w:r>
-          </w:p>
-        </w:tc>
-        <w:tc>
-          <w:tcPr/>
-          <w:p>
-            <w:pPr>
-              <w:pStyle w:val="Compact"/>
-            </w:pPr>
-            <w:r>
-              <w:t xml:space="preserve">0.012</w:t>
-            </w:r>
-          </w:p>
-        </w:tc>
-        <w:tc>
-          <w:tcPr/>
-          <w:p>
-            <w:pPr>
-              <w:pStyle w:val="Compact"/>
-            </w:pPr>
-            <w:r>
-              <w:t xml:space="preserve">0</w:t>
-            </w:r>
-          </w:p>
-        </w:tc>
-      </w:tr>
-      <w:tr>
-        <w:tc>
-          <w:tcPr/>
-          <w:p>
-            <w:pPr>
-              <w:pStyle w:val="Compact"/>
-            </w:pPr>
-            <w:r>
-              <w:t xml:space="preserve">C</w:t>
-            </w:r>
-          </w:p>
-        </w:tc>
-        <w:tc>
-          <w:tcPr/>
-          <w:p>
-            <w:pPr>
-              <w:pStyle w:val="Compact"/>
-            </w:pPr>
-            <w:r>
-              <w:t xml:space="preserve">CBM (control)</w:t>
-            </w:r>
-          </w:p>
-        </w:tc>
-        <w:tc>
-          <w:tcPr/>
-          <w:p>
-            <w:pPr>
-              <w:pStyle w:val="Compact"/>
-            </w:pPr>
-            <w:r>
-              <w:t xml:space="preserve">glances, decel. cap, no-response</w:t>
-            </w:r>
-          </w:p>
-        </w:tc>
-        <w:tc>
-          <w:tcPr/>
-          <w:p>
-            <w:pPr>
-              <w:pStyle w:val="Compact"/>
-            </w:pPr>
-            <w:r>
-              <w:t xml:space="preserve">85/100</w:t>
-            </w:r>
-          </w:p>
-        </w:tc>
-        <w:tc>
-          <w:tcPr/>
-          <w:p>
-            <w:pPr>
-              <w:pStyle w:val="Compact"/>
-            </w:pPr>
-            <w:r>
-              <w:t xml:space="preserve">0.003</w:t>
-            </w:r>
-          </w:p>
-        </w:tc>
-        <w:tc>
-          <w:tcPr/>
-          <w:p>
-            <w:pPr>
-              <w:pStyle w:val="Compact"/>
-            </w:pPr>
-            <w:r>
-              <w:t xml:space="preserve">15</w:t>
-            </w:r>
-          </w:p>
-        </w:tc>
-      </w:tr>
-      <w:tr>
-        <w:tc>
-          <w:tcPr/>
-          <w:p>
-            <w:pPr>
-              <w:pStyle w:val="Compact"/>
-            </w:pPr>
-            <w:r>
-              <w:t xml:space="preserve">D</w:t>
-            </w:r>
-          </w:p>
-        </w:tc>
-        <w:tc>
-          <w:tcPr/>
-          <w:p>
-            <w:pPr>
-              <w:pStyle w:val="Compact"/>
-            </w:pPr>
-            <w:r>
-              <w:t xml:space="preserve">active inference</w:t>
-            </w:r>
-          </w:p>
-        </w:tc>
-        <w:tc>
-          <w:tcPr/>
-          <w:p>
-            <w:pPr>
-              <w:pStyle w:val="Compact"/>
-            </w:pPr>
-            <w:r>
-              <w:t xml:space="preserve">glances, decel. cap</w:t>
-            </w:r>
-          </w:p>
-        </w:tc>
-        <w:tc>
-          <w:tcPr/>
-          <w:p>
-            <w:pPr>
-              <w:pStyle w:val="Compact"/>
-            </w:pPr>
-            <w:r>
-              <w:t xml:space="preserve">100/100</w:t>
-            </w:r>
-          </w:p>
-        </w:tc>
-        <w:tc>
-          <w:tcPr/>
-          <w:p>
-            <w:pPr>
-              <w:pStyle w:val="Compact"/>
-            </w:pPr>
-            <w:r>
-              <w:t xml:space="preserve">0.012</w:t>
-            </w:r>
-          </w:p>
-        </w:tc>
-        <w:tc>
-          <w:tcPr/>
-          <w:p>
-            <w:pPr>
-              <w:pStyle w:val="Compact"/>
-            </w:pPr>
-            <w:r>
-              <w:t xml:space="preserve">0</w:t>
-            </w:r>
-          </w:p>
-        </w:tc>
-      </w:tr>
-    </w:tbl>
-    <w:p>
-      <w:pPr>
-        <w:pStyle w:val="BodyText"/>
-      </w:pPr>
-      <w:r>
-        <w:t xml:space="preserve">With the renewal-process glance placement (plan §6c; the default for the active-inference</w:t>
-      </w:r>
-      <w:r>
-        <w:t xml:space="preserve"> </w:t>
-      </w:r>
-      <w:r>
-        <w:t xml:space="preserve">conditions): C 0.003 (51/100 seeds), D 0.021 (96/100).</w:t>
-      </w:r>
-    </w:p>
-    <w:p>
-      <w:pPr>
-        <w:pStyle w:val="BodyText"/>
-      </w:pPr>
-      <w:r>
-        <w:t xml:space="preserve">Findings:</w:t>
-      </w:r>
-    </w:p>
-    <w:p>
-      <w:pPr>
-        <w:pStyle w:val="Compact"/>
-        <w:numPr>
-          <w:ilvl w:val="0"/>
-          <w:numId w:val="1003"/>
-        </w:numPr>
-      </w:pPr>
-      <w:r>
-        <w:rPr>
-          <w:b/>
-          <w:bCs/>
-        </w:rPr>
-        <w:t xml:space="preserve">An attentive active-inference driver avoids 77 of 100 QUADRIS crash seeds</w:t>
-      </w:r>
-      <w:r>
-        <w:t xml:space="preserve"> </w:t>
-      </w:r>
-      <w:r>
-        <w:t xml:space="preserve">across</w:t>
-      </w:r>
-      <w:r>
-        <w:t xml:space="preserve"> </w:t>
-      </w:r>
-      <w:r>
-        <w:t xml:space="preserve">the full real deceleration sweep (up from 51 with the stand-in distribution — the real</w:t>
-      </w:r>
-      <w:r>
-        <w:t xml:space="preserve"> </w:t>
-      </w:r>
-      <w:r>
-        <w:t xml:space="preserve">distribution's harder decelerations avoid more). The 23 that still crash in some bin</w:t>
-      </w:r>
-      <w:r>
-        <w:t xml:space="preserve"> </w:t>
-      </w:r>
-      <w:r>
-        <w:t xml:space="preserve">are the kinematically hard core.</w:t>
-      </w:r>
-    </w:p>
-    <w:p>
-      <w:pPr>
-        <w:pStyle w:val="Compact"/>
-        <w:numPr>
-          <w:ilvl w:val="0"/>
-          <w:numId w:val="1003"/>
-        </w:numPr>
-      </w:pPr>
-      <w:r>
-        <w:rPr>
-          <w:b/>
-          <w:bCs/>
-        </w:rPr>
-        <w:t xml:space="preserve">The response process drives a factor ~4 in crash probability</w:t>
-      </w:r>
-      <w:r>
-        <w:t xml:space="preserve">: B (active inference)</w:t>
-      </w:r>
-      <w:r>
-        <w:t xml:space="preserve"> </w:t>
-      </w:r>
-      <w:r>
-        <w:t xml:space="preserve">0.012 versus C (CBM) 0.003 with identical causation components. The mechanism is</w:t>
-      </w:r>
-      <w:r>
-        <w:t xml:space="preserve"> </w:t>
-      </w:r>
-      <w:r>
-        <w:t xml:space="preserve">timing: the active-inference accumulator responds at a median of 1.25 s after the</w:t>
-      </w:r>
-      <w:r>
-        <w:t xml:space="preserve"> </w:t>
-      </w:r>
-      <w:r>
-        <w:t xml:space="preserve">τ⁻¹ = 0.2 s⁻¹ anchor (IQR 0.55–1.90 s), where the CBM responds at a fixed 0.50 s</w:t>
-      </w:r>
-      <w:r>
-        <w:t xml:space="preserve"> </w:t>
-      </w:r>
-      <w:r>
-        <w:t xml:space="preserve">(section 5).</w:t>
-      </w:r>
-    </w:p>
-    <w:p>
-      <w:pPr>
-        <w:pStyle w:val="Compact"/>
-        <w:numPr>
-          <w:ilvl w:val="0"/>
-          <w:numId w:val="1003"/>
-        </w:numPr>
-      </w:pPr>
-      <w:r>
-        <w:t xml:space="preserve">The no-response mixture (B versus D) barely moves the aggregates at its 10% share, as</w:t>
-      </w:r>
-      <w:r>
-        <w:t xml:space="preserve"> </w:t>
-      </w:r>
-      <w:r>
-        <w:t xml:space="preserve">expected from its post-hoc construction.</w:t>
-      </w:r>
-    </w:p>
-    <w:bookmarkEnd w:id="14"/>
-    <w:bookmarkStart w:id="21" w:name="X47a4b700e31e68028811ab4fce23a3fff08364a"/>
-    <w:p>
-      <w:pPr>
-        <w:pStyle w:val="Heading2"/>
-      </w:pPr>
-      <w:r>
-        <w:t xml:space="preserve">4 Comparison with the original data</w:t>
-      </w:r>
-    </w:p>
-    <w:bookmarkStart w:id="15" w:name="X5a4e2d8eb412dfd56959f719133e5803f42b7bb"/>
-    <w:p>
-      <w:pPr>
-        <w:pStyle w:val="Heading3"/>
-      </w:pPr>
-      <w:r>
-        <w:t xml:space="preserve">4.1 Summary statistics</w:t>
-      </w:r>
-    </w:p>
     <w:p>
       <w:pPr>
         <w:pStyle w:val="FirstParagraph"/>
       </w:pPr>
       <w:r>
-        <w:t xml:space="preserve">Weighted medians (weighted mean for P_inj); reference weighted by ω, conditions by the</w:t>
-      </w:r>
-      <w:r>
-        <w:t xml:space="preserve"> </w:t>
-      </w:r>
-      <w:r>
-        <w:t xml:space="preserve">Eq. 10 crash weights:</w:t>
+        <w:t xml:space="preserve">With the no-brake counterfactual and process glances (the primary configuration; anchored</w:t>
+      </w:r>
+      <w:r>
+        <w:t xml:space="preserve"> </w:t>
+      </w:r>
+      <w:r>
+        <w:t xml:space="preserve">placement for condition A, which has no glances):</w:t>
       </w:r>
     </w:p>
     <w:tbl>
@@ -1180,49 +671,52 @@
             <w:pPr>
               <w:pStyle w:val="Compact"/>
             </w:pPr>
-          </w:p>
-        </w:tc>
-        <w:tc>
-          <w:tcPr/>
-          <w:p>
-            <w:pPr>
-              <w:pStyle w:val="Compact"/>
-            </w:pPr>
-            <w:r>
-              <w:t xml:space="preserve">lead delta-v [m/s]</w:t>
-            </w:r>
-          </w:p>
-        </w:tc>
-        <w:tc>
-          <w:tcPr/>
-          <w:p>
-            <w:pPr>
-              <w:pStyle w:val="Compact"/>
-            </w:pPr>
-            <w:r>
-              <w:t xml:space="preserve">mean P_inj (MAIS2+)</w:t>
-            </w:r>
-          </w:p>
-        </w:tc>
-        <w:tc>
-          <w:tcPr/>
-          <w:p>
-            <w:pPr>
-              <w:pStyle w:val="Compact"/>
-            </w:pPr>
-            <w:r>
-              <w:t xml:space="preserve">t_nr [s]</w:t>
-            </w:r>
-          </w:p>
-        </w:tc>
-        <w:tc>
-          <w:tcPr/>
-          <w:p>
-            <w:pPr>
-              <w:pStyle w:val="Compact"/>
-            </w:pPr>
-            <w:r>
-              <w:t xml:space="preserve">follower a_min [m/s²]</w:t>
+            <w:r>
+              <w:t xml:space="preserve">condition</w:t>
+            </w:r>
+          </w:p>
+        </w:tc>
+        <w:tc>
+          <w:tcPr/>
+          <w:p>
+            <w:pPr>
+              <w:pStyle w:val="Compact"/>
+            </w:pPr>
+            <w:r>
+              <w:t xml:space="preserve">response</w:t>
+            </w:r>
+          </w:p>
+        </w:tc>
+        <w:tc>
+          <w:tcPr/>
+          <w:p>
+            <w:pPr>
+              <w:pStyle w:val="Compact"/>
+            </w:pPr>
+            <w:r>
+              <w:t xml:space="preserve">components</w:t>
+            </w:r>
+          </w:p>
+        </w:tc>
+        <w:tc>
+          <w:tcPr/>
+          <w:p>
+            <w:pPr>
+              <w:pStyle w:val="Compact"/>
+            </w:pPr>
+            <w:r>
+              <w:t xml:space="preserve">seeds crashing (any draw)</w:t>
+            </w:r>
+          </w:p>
+        </w:tc>
+        <w:tc>
+          <w:tcPr/>
+          <w:p>
+            <w:pPr>
+              <w:pStyle w:val="Compact"/>
+            </w:pPr>
+            <w:r>
+              <w:t xml:space="preserve">weighted crash prob</w:t>
             </w:r>
           </w:p>
         </w:tc>
@@ -1235,51 +729,51 @@
               <w:pStyle w:val="Compact"/>
             </w:pPr>
             <w:r>
-              <w:t xml:space="preserve">QUADRIS reference (n = 5 000)</w:t>
-            </w:r>
-          </w:p>
-        </w:tc>
-        <w:tc>
-          <w:tcPr/>
-          <w:p>
-            <w:pPr>
-              <w:pStyle w:val="Compact"/>
-            </w:pPr>
-            <w:r>
-              <w:t xml:space="preserve">1.77</w:t>
-            </w:r>
-          </w:p>
-        </w:tc>
-        <w:tc>
-          <w:tcPr/>
-          <w:p>
-            <w:pPr>
-              <w:pStyle w:val="Compact"/>
-            </w:pPr>
-            <w:r>
-              <w:t xml:space="preserve">0.0062</w:t>
-            </w:r>
-          </w:p>
-        </w:tc>
-        <w:tc>
-          <w:tcPr/>
-          <w:p>
-            <w:pPr>
-              <w:pStyle w:val="Compact"/>
-            </w:pPr>
-            <w:r>
-              <w:t xml:space="preserve">−0.15</w:t>
-            </w:r>
-          </w:p>
-        </w:tc>
-        <w:tc>
-          <w:tcPr/>
-          <w:p>
-            <w:pPr>
-              <w:pStyle w:val="Compact"/>
-            </w:pPr>
-            <w:r>
-              <w:t xml:space="preserve">−1.03</w:t>
+              <w:t xml:space="preserve">A</w:t>
+            </w:r>
+          </w:p>
+        </w:tc>
+        <w:tc>
+          <w:tcPr/>
+          <w:p>
+            <w:pPr>
+              <w:pStyle w:val="Compact"/>
+            </w:pPr>
+            <w:r>
+              <w:t xml:space="preserve">active inference</w:t>
+            </w:r>
+          </w:p>
+        </w:tc>
+        <w:tc>
+          <w:tcPr/>
+          <w:p>
+            <w:pPr>
+              <w:pStyle w:val="Compact"/>
+            </w:pPr>
+            <w:r>
+              <w:t xml:space="preserve">decel. cap</w:t>
+            </w:r>
+          </w:p>
+        </w:tc>
+        <w:tc>
+          <w:tcPr/>
+          <w:p>
+            <w:pPr>
+              <w:pStyle w:val="Compact"/>
+            </w:pPr>
+            <w:r>
+              <w:t xml:space="preserve">24/100</w:t>
+            </w:r>
+          </w:p>
+        </w:tc>
+        <w:tc>
+          <w:tcPr/>
+          <w:p>
+            <w:pPr>
+              <w:pStyle w:val="Compact"/>
+            </w:pPr>
+            <w:r>
+              <w:t xml:space="preserve">0.009</w:t>
             </w:r>
           </w:p>
         </w:tc>
@@ -1292,51 +786,51 @@
               <w:pStyle w:val="Compact"/>
             </w:pPr>
             <w:r>
-              <w:t xml:space="preserve">B: active inference</w:t>
-            </w:r>
-          </w:p>
-        </w:tc>
-        <w:tc>
-          <w:tcPr/>
-          <w:p>
-            <w:pPr>
-              <w:pStyle w:val="Compact"/>
-            </w:pPr>
-            <w:r>
-              <w:t xml:space="preserve">0.75</w:t>
-            </w:r>
-          </w:p>
-        </w:tc>
-        <w:tc>
-          <w:tcPr/>
-          <w:p>
-            <w:pPr>
-              <w:pStyle w:val="Compact"/>
-            </w:pPr>
-            <w:r>
-              <w:t xml:space="preserve">0.0036</w:t>
-            </w:r>
-          </w:p>
-        </w:tc>
-        <w:tc>
-          <w:tcPr/>
-          <w:p>
-            <w:pPr>
-              <w:pStyle w:val="Compact"/>
-            </w:pPr>
-            <w:r>
-              <w:t xml:space="preserve">−0.10</w:t>
-            </w:r>
-          </w:p>
-        </w:tc>
-        <w:tc>
-          <w:tcPr/>
-          <w:p>
-            <w:pPr>
-              <w:pStyle w:val="Compact"/>
-            </w:pPr>
-            <w:r>
-              <w:t xml:space="preserve">−3.46</w:t>
+              <w:t xml:space="preserve">B</w:t>
+            </w:r>
+          </w:p>
+        </w:tc>
+        <w:tc>
+          <w:tcPr/>
+          <w:p>
+            <w:pPr>
+              <w:pStyle w:val="Compact"/>
+            </w:pPr>
+            <w:r>
+              <w:t xml:space="preserve">active inference</w:t>
+            </w:r>
+          </w:p>
+        </w:tc>
+        <w:tc>
+          <w:tcPr/>
+          <w:p>
+            <w:pPr>
+              <w:pStyle w:val="Compact"/>
+            </w:pPr>
+            <w:r>
+              <w:t xml:space="preserve">glances, decel. cap, no-response</w:t>
+            </w:r>
+          </w:p>
+        </w:tc>
+        <w:tc>
+          <w:tcPr/>
+          <w:p>
+            <w:pPr>
+              <w:pStyle w:val="Compact"/>
+            </w:pPr>
+            <w:r>
+              <w:t xml:space="preserve">99/100</w:t>
+            </w:r>
+          </w:p>
+        </w:tc>
+        <w:tc>
+          <w:tcPr/>
+          <w:p>
+            <w:pPr>
+              <w:pStyle w:val="Compact"/>
+            </w:pPr>
+            <w:r>
+              <w:t xml:space="preserve">0.023</w:t>
             </w:r>
           </w:p>
         </w:tc>
@@ -1349,29 +843,382 @@
               <w:pStyle w:val="Compact"/>
             </w:pPr>
             <w:r>
-              <w:t xml:space="preserve">C: CBM control</w:t>
-            </w:r>
-          </w:p>
-        </w:tc>
-        <w:tc>
-          <w:tcPr/>
-          <w:p>
-            <w:pPr>
-              <w:pStyle w:val="Compact"/>
-            </w:pPr>
-            <w:r>
-              <w:t xml:space="preserve">1.05</w:t>
-            </w:r>
-          </w:p>
-        </w:tc>
-        <w:tc>
-          <w:tcPr/>
-          <w:p>
-            <w:pPr>
-              <w:pStyle w:val="Compact"/>
-            </w:pPr>
-            <w:r>
-              <w:t xml:space="preserve">0.0040</w:t>
+              <w:t xml:space="preserve">C</w:t>
+            </w:r>
+          </w:p>
+        </w:tc>
+        <w:tc>
+          <w:tcPr/>
+          <w:p>
+            <w:pPr>
+              <w:pStyle w:val="Compact"/>
+            </w:pPr>
+            <w:r>
+              <w:t xml:space="preserve">CBM (control)</w:t>
+            </w:r>
+          </w:p>
+        </w:tc>
+        <w:tc>
+          <w:tcPr/>
+          <w:p>
+            <w:pPr>
+              <w:pStyle w:val="Compact"/>
+            </w:pPr>
+            <w:r>
+              <w:t xml:space="preserve">glances, decel. cap, no-response</w:t>
+            </w:r>
+          </w:p>
+        </w:tc>
+        <w:tc>
+          <w:tcPr/>
+          <w:p>
+            <w:pPr>
+              <w:pStyle w:val="Compact"/>
+            </w:pPr>
+            <w:r>
+              <w:t xml:space="preserve">56/100</w:t>
+            </w:r>
+          </w:p>
+        </w:tc>
+        <w:tc>
+          <w:tcPr/>
+          <w:p>
+            <w:pPr>
+              <w:pStyle w:val="Compact"/>
+            </w:pPr>
+            <w:r>
+              <w:t xml:space="preserve">0.005</w:t>
+            </w:r>
+          </w:p>
+        </w:tc>
+      </w:tr>
+      <w:tr>
+        <w:tc>
+          <w:tcPr/>
+          <w:p>
+            <w:pPr>
+              <w:pStyle w:val="Compact"/>
+            </w:pPr>
+            <w:r>
+              <w:t xml:space="preserve">D</w:t>
+            </w:r>
+          </w:p>
+        </w:tc>
+        <w:tc>
+          <w:tcPr/>
+          <w:p>
+            <w:pPr>
+              <w:pStyle w:val="Compact"/>
+            </w:pPr>
+            <w:r>
+              <w:t xml:space="preserve">active inference</w:t>
+            </w:r>
+          </w:p>
+        </w:tc>
+        <w:tc>
+          <w:tcPr/>
+          <w:p>
+            <w:pPr>
+              <w:pStyle w:val="Compact"/>
+            </w:pPr>
+            <w:r>
+              <w:t xml:space="preserve">glances, decel. cap</w:t>
+            </w:r>
+          </w:p>
+        </w:tc>
+        <w:tc>
+          <w:tcPr/>
+          <w:p>
+            <w:pPr>
+              <w:pStyle w:val="Compact"/>
+            </w:pPr>
+            <w:r>
+              <w:t xml:space="preserve">99/100</w:t>
+            </w:r>
+          </w:p>
+        </w:tc>
+        <w:tc>
+          <w:tcPr/>
+          <w:p>
+            <w:pPr>
+              <w:pStyle w:val="Compact"/>
+            </w:pPr>
+            <w:r>
+              <w:t xml:space="preserve">0.023</w:t>
+            </w:r>
+          </w:p>
+        </w:tc>
+      </w:tr>
+    </w:tbl>
+    <w:p>
+      <w:pPr>
+        <w:pStyle w:val="Compact"/>
+        <w:numPr>
+          <w:ilvl w:val="0"/>
+          <w:numId w:val="1002"/>
+        </w:numPr>
+      </w:pPr>
+      <w:r>
+        <w:rPr>
+          <w:b/>
+          <w:bCs/>
+        </w:rPr>
+        <w:t xml:space="preserve">An attentive active-inference driver avoids 76 of 100 QUADRIS crash seeds</w:t>
+      </w:r>
+      <w:r>
+        <w:t xml:space="preserve"> </w:t>
+      </w:r>
+      <w:r>
+        <w:t xml:space="preserve">across</w:t>
+      </w:r>
+      <w:r>
+        <w:t xml:space="preserve"> </w:t>
+      </w:r>
+      <w:r>
+        <w:t xml:space="preserve">the full deceleration sweep; the 24 that crash in some bin are the kinematically hard</w:t>
+      </w:r>
+      <w:r>
+        <w:t xml:space="preserve"> </w:t>
+      </w:r>
+      <w:r>
+        <w:t xml:space="preserve">core.</w:t>
+      </w:r>
+    </w:p>
+    <w:p>
+      <w:pPr>
+        <w:pStyle w:val="Compact"/>
+        <w:numPr>
+          <w:ilvl w:val="0"/>
+          <w:numId w:val="1002"/>
+        </w:numPr>
+      </w:pPr>
+      <w:r>
+        <w:rPr>
+          <w:b/>
+          <w:bCs/>
+        </w:rPr>
+        <w:t xml:space="preserve">The response process drives a factor ~4–5 in crash probability</w:t>
+      </w:r>
+      <w:r>
+        <w:t xml:space="preserve"> </w:t>
+      </w:r>
+      <w:r>
+        <w:t xml:space="preserve">(B 0.023 versus C</w:t>
+      </w:r>
+      <w:r>
+        <w:t xml:space="preserve"> </w:t>
+      </w:r>
+      <w:r>
+        <w:t xml:space="preserve">0.005 with identical components), from timing: the active-inference accumulator's</w:t>
+      </w:r>
+      <w:r>
+        <w:t xml:space="preserve"> </w:t>
+      </w:r>
+      <w:r>
+        <w:t xml:space="preserve">attentive onsets sit at a median 1.25 s after the τ⁻¹ = 0.2 s⁻¹ anchor (IQR</w:t>
+      </w:r>
+      <w:r>
+        <w:t xml:space="preserve"> </w:t>
+      </w:r>
+      <w:r>
+        <w:t xml:space="preserve">0.50–1.75 s) against the CBM's fixed 0.50 s (section 5).</w:t>
+      </w:r>
+    </w:p>
+    <w:p>
+      <w:pPr>
+        <w:pStyle w:val="Compact"/>
+        <w:numPr>
+          <w:ilvl w:val="0"/>
+          <w:numId w:val="1002"/>
+        </w:numPr>
+      </w:pPr>
+      <w:r>
+        <w:t xml:space="preserve">This factor is, however,</w:t>
+      </w:r>
+      <w:r>
+        <w:t xml:space="preserve"> </w:t>
+      </w:r>
+      <w:r>
+        <w:rPr>
+          <w:b/>
+          <w:bCs/>
+        </w:rPr>
+        <w:t xml:space="preserve">bounded below by the accumulator's starting level</w:t>
+      </w:r>
+      <w:r>
+        <w:t xml:space="preserve">: with</w:t>
+      </w:r>
+      <w:r>
+        <w:t xml:space="preserve"> </w:t>
+      </w:r>
+      <w:r>
+        <w:t xml:space="preserve">the accumulator initialized at half threshold ("stationary", the mean phase a driver</w:t>
+      </w:r>
+      <w:r>
+        <w:t xml:space="preserve"> </w:t>
+      </w:r>
+      <w:r>
+        <w:t xml:space="preserve">would carry out of long steady following) instead of zero, B's crash probability drops</w:t>
+      </w:r>
+      <w:r>
+        <w:t xml:space="preserve"> </w:t>
+      </w:r>
+      <w:r>
+        <w:t xml:space="preserve">to 0.004 — at or below the CBM's. The active-inference crash rate is therefore</w:t>
+      </w:r>
+      <w:r>
+        <w:t xml:space="preserve"> </w:t>
+      </w:r>
+      <w:r>
+        <w:t xml:space="preserve">sensitive to an initialization convention the tier-1 surrogate cannot fix internally</w:t>
+      </w:r>
+      <w:r>
+        <w:t xml:space="preserve"> </w:t>
+      </w:r>
+      <w:r>
+        <w:t xml:space="preserve">(the closed-loop model's benign drift supplies the phase; the surrogate must assume</w:t>
+      </w:r>
+      <w:r>
+        <w:t xml:space="preserve"> </w:t>
+      </w:r>
+      <w:r>
+        <w:t xml:space="preserve">one). Results are reported for both conventions.</w:t>
+      </w:r>
+    </w:p>
+    <w:bookmarkEnd w:id="14"/>
+    <w:bookmarkStart w:id="23" w:name="X47a4b700e31e68028811ab4fce23a3fff08364a"/>
+    <w:p>
+      <w:pPr>
+        <w:pStyle w:val="Heading2"/>
+      </w:pPr>
+      <w:r>
+        <w:t xml:space="preserve">4 Comparison with the original data</w:t>
+      </w:r>
+    </w:p>
+    <w:bookmarkStart w:id="15" w:name="X5a4e2d8eb412dfd56959f719133e5803f42b7bb"/>
+    <w:p>
+      <w:pPr>
+        <w:pStyle w:val="Heading3"/>
+      </w:pPr>
+      <w:r>
+        <w:t xml:space="preserve">4.1 Summary statistics</w:t>
+      </w:r>
+    </w:p>
+    <w:p>
+      <w:pPr>
+        <w:pStyle w:val="FirstParagraph"/>
+      </w:pPr>
+      <w:r>
+        <w:t xml:space="preserve">Weighted medians (weighted mean for P_inj); reference weighted by ω, conditions by the</w:t>
+      </w:r>
+      <w:r>
+        <w:t xml:space="preserve"> </w:t>
+      </w:r>
+      <w:r>
+        <w:t xml:space="preserve">Eq. 10 crash weights:</w:t>
+      </w:r>
+    </w:p>
+    <w:tbl>
+      <w:tblPr>
+        <w:tblStyle w:val="Table"/>
+        <w:tblW w:type="auto" w:w="0"/>
+        <w:tblLook w:firstRow="1" w:lastRow="0" w:firstColumn="0" w:lastColumn="0" w:noHBand="0" w:noVBand="0" w:val="0020"/>
+      </w:tblPr>
+      <w:tblGrid>
+        <w:gridCol w:w="1584"/>
+        <w:gridCol w:w="1584"/>
+        <w:gridCol w:w="1584"/>
+        <w:gridCol w:w="1584"/>
+        <w:gridCol w:w="1584"/>
+      </w:tblGrid>
+      <w:tr>
+        <w:trPr>
+          <w:tblHeader w:val="on"/>
+        </w:trPr>
+        <w:tc>
+          <w:tcPr/>
+          <w:p>
+            <w:pPr>
+              <w:pStyle w:val="Compact"/>
+            </w:pPr>
+          </w:p>
+        </w:tc>
+        <w:tc>
+          <w:tcPr/>
+          <w:p>
+            <w:pPr>
+              <w:pStyle w:val="Compact"/>
+            </w:pPr>
+            <w:r>
+              <w:t xml:space="preserve">rel. speed at impact [m/s]</w:t>
+            </w:r>
+          </w:p>
+        </w:tc>
+        <w:tc>
+          <w:tcPr/>
+          <w:p>
+            <w:pPr>
+              <w:pStyle w:val="Compact"/>
+            </w:pPr>
+            <w:r>
+              <w:t xml:space="preserve">mean P_inj</w:t>
+            </w:r>
+          </w:p>
+        </w:tc>
+        <w:tc>
+          <w:tcPr/>
+          <w:p>
+            <w:pPr>
+              <w:pStyle w:val="Compact"/>
+            </w:pPr>
+            <w:r>
+              <w:t xml:space="preserve">t_nr [s]</w:t>
+            </w:r>
+          </w:p>
+        </w:tc>
+        <w:tc>
+          <w:tcPr/>
+          <w:p>
+            <w:pPr>
+              <w:pStyle w:val="Compact"/>
+            </w:pPr>
+            <w:r>
+              <w:t xml:space="preserve">follower a_min [m/s²]</w:t>
+            </w:r>
+          </w:p>
+        </w:tc>
+      </w:tr>
+      <w:tr>
+        <w:tc>
+          <w:tcPr/>
+          <w:p>
+            <w:pPr>
+              <w:pStyle w:val="Compact"/>
+            </w:pPr>
+            <w:r>
+              <w:t xml:space="preserve">QUADRIS reference (n = 5 000)</w:t>
+            </w:r>
+          </w:p>
+        </w:tc>
+        <w:tc>
+          <w:tcPr/>
+          <w:p>
+            <w:pPr>
+              <w:pStyle w:val="Compact"/>
+            </w:pPr>
+            <w:r>
+              <w:t xml:space="preserve">3.54</w:t>
+            </w:r>
+          </w:p>
+        </w:tc>
+        <w:tc>
+          <w:tcPr/>
+          <w:p>
+            <w:pPr>
+              <w:pStyle w:val="Compact"/>
+            </w:pPr>
+            <w:r>
+              <w:t xml:space="preserve">0.0062</w:t>
             </w:r>
           </w:p>
         </w:tc>
@@ -1393,7 +1240,296 @@
               <w:pStyle w:val="Compact"/>
             </w:pPr>
             <w:r>
+              <w:t xml:space="preserve">−1.03</w:t>
+            </w:r>
+          </w:p>
+        </w:tc>
+      </w:tr>
+      <w:tr>
+        <w:tc>
+          <w:tcPr/>
+          <w:p>
+            <w:pPr>
+              <w:pStyle w:val="Compact"/>
+            </w:pPr>
+            <w:r>
+              <w:t xml:space="preserve">B: active inference, process glances</w:t>
+            </w:r>
+          </w:p>
+        </w:tc>
+        <w:tc>
+          <w:tcPr/>
+          <w:p>
+            <w:pPr>
+              <w:pStyle w:val="Compact"/>
+            </w:pPr>
+            <w:r>
+              <w:t xml:space="preserve">1.88</w:t>
+            </w:r>
+          </w:p>
+        </w:tc>
+        <w:tc>
+          <w:tcPr/>
+          <w:p>
+            <w:pPr>
+              <w:pStyle w:val="Compact"/>
+            </w:pPr>
+            <w:r>
+              <w:t xml:space="preserve">0.0048</w:t>
+            </w:r>
+          </w:p>
+        </w:tc>
+        <w:tc>
+          <w:tcPr/>
+          <w:p>
+            <w:pPr>
+              <w:pStyle w:val="Compact"/>
+            </w:pPr>
+            <w:r>
+              <w:t xml:space="preserve">−0.15</w:t>
+            </w:r>
+          </w:p>
+        </w:tc>
+        <w:tc>
+          <w:tcPr/>
+          <w:p>
+            <w:pPr>
+              <w:pStyle w:val="Compact"/>
+            </w:pPr>
+            <w:r>
+              <w:t xml:space="preserve">0.00</w:t>
+            </w:r>
+          </w:p>
+        </w:tc>
+      </w:tr>
+      <w:tr>
+        <w:tc>
+          <w:tcPr/>
+          <w:p>
+            <w:pPr>
+              <w:pStyle w:val="Compact"/>
+            </w:pPr>
+            <w:r>
+              <w:t xml:space="preserve">C: CBM, process glances</w:t>
+            </w:r>
+          </w:p>
+        </w:tc>
+        <w:tc>
+          <w:tcPr/>
+          <w:p>
+            <w:pPr>
+              <w:pStyle w:val="Compact"/>
+            </w:pPr>
+            <w:r>
+              <w:t xml:space="preserve">4.25</w:t>
+            </w:r>
+          </w:p>
+        </w:tc>
+        <w:tc>
+          <w:tcPr/>
+          <w:p>
+            <w:pPr>
+              <w:pStyle w:val="Compact"/>
+            </w:pPr>
+            <w:r>
+              <w:t xml:space="preserve">0.0055</w:t>
+            </w:r>
+          </w:p>
+        </w:tc>
+        <w:tc>
+          <w:tcPr/>
+          <w:p>
+            <w:pPr>
+              <w:pStyle w:val="Compact"/>
+            </w:pPr>
+            <w:r>
+              <w:t xml:space="preserve">−0.20</w:t>
+            </w:r>
+          </w:p>
+        </w:tc>
+        <w:tc>
+          <w:tcPr/>
+          <w:p>
+            <w:pPr>
+              <w:pStyle w:val="Compact"/>
+            </w:pPr>
+            <w:r>
               <w:t xml:space="preserve">−3.75</w:t>
+            </w:r>
+          </w:p>
+        </w:tc>
+      </w:tr>
+      <w:tr>
+        <w:tc>
+          <w:tcPr/>
+          <w:p>
+            <w:pPr>
+              <w:pStyle w:val="Compact"/>
+            </w:pPr>
+            <w:r>
+              <w:t xml:space="preserve">B + abnormal acceleration</w:t>
+            </w:r>
+          </w:p>
+        </w:tc>
+        <w:tc>
+          <w:tcPr/>
+          <w:p>
+            <w:pPr>
+              <w:pStyle w:val="Compact"/>
+            </w:pPr>
+            <w:r>
+              <w:t xml:space="preserve">2.61</w:t>
+            </w:r>
+          </w:p>
+        </w:tc>
+        <w:tc>
+          <w:tcPr/>
+          <w:p>
+            <w:pPr>
+              <w:pStyle w:val="Compact"/>
+            </w:pPr>
+            <w:r>
+              <w:rPr>
+                <w:b/>
+                <w:bCs/>
+              </w:rPr>
+              <w:t xml:space="preserve">0.0063</w:t>
+            </w:r>
+          </w:p>
+        </w:tc>
+        <w:tc>
+          <w:tcPr/>
+          <w:p>
+            <w:pPr>
+              <w:pStyle w:val="Compact"/>
+            </w:pPr>
+            <w:r>
+              <w:t xml:space="preserve">−0.15</w:t>
+            </w:r>
+          </w:p>
+        </w:tc>
+        <w:tc>
+          <w:tcPr/>
+          <w:p>
+            <w:pPr>
+              <w:pStyle w:val="Compact"/>
+            </w:pPr>
+            <w:r>
+              <w:t xml:space="preserve">0.00</w:t>
+            </w:r>
+          </w:p>
+        </w:tc>
+      </w:tr>
+      <w:tr>
+        <w:tc>
+          <w:tcPr/>
+          <w:p>
+            <w:pPr>
+              <w:pStyle w:val="Compact"/>
+            </w:pPr>
+            <w:r>
+              <w:t xml:space="preserve">C + abnormal acceleration</w:t>
+            </w:r>
+          </w:p>
+        </w:tc>
+        <w:tc>
+          <w:tcPr/>
+          <w:p>
+            <w:pPr>
+              <w:pStyle w:val="Compact"/>
+            </w:pPr>
+            <w:r>
+              <w:t xml:space="preserve">4.41</w:t>
+            </w:r>
+          </w:p>
+        </w:tc>
+        <w:tc>
+          <w:tcPr/>
+          <w:p>
+            <w:pPr>
+              <w:pStyle w:val="Compact"/>
+            </w:pPr>
+            <w:r>
+              <w:t xml:space="preserve">0.0069</w:t>
+            </w:r>
+          </w:p>
+        </w:tc>
+        <w:tc>
+          <w:tcPr/>
+          <w:p>
+            <w:pPr>
+              <w:pStyle w:val="Compact"/>
+            </w:pPr>
+            <w:r>
+              <w:t xml:space="preserve">−0.20</w:t>
+            </w:r>
+          </w:p>
+        </w:tc>
+        <w:tc>
+          <w:tcPr/>
+          <w:p>
+            <w:pPr>
+              <w:pStyle w:val="Compact"/>
+            </w:pPr>
+            <w:r>
+              <w:t xml:space="preserve">−3.75</w:t>
+            </w:r>
+          </w:p>
+        </w:tc>
+      </w:tr>
+      <w:tr>
+        <w:tc>
+          <w:tcPr/>
+          <w:p>
+            <w:pPr>
+              <w:pStyle w:val="Compact"/>
+            </w:pPr>
+            <w:r>
+              <w:t xml:space="preserve">B, stationary accumulator</w:t>
+            </w:r>
+          </w:p>
+        </w:tc>
+        <w:tc>
+          <w:tcPr/>
+          <w:p>
+            <w:pPr>
+              <w:pStyle w:val="Compact"/>
+            </w:pPr>
+            <w:r>
+              <w:t xml:space="preserve">3.42</w:t>
+            </w:r>
+          </w:p>
+        </w:tc>
+        <w:tc>
+          <w:tcPr/>
+          <w:p>
+            <w:pPr>
+              <w:pStyle w:val="Compact"/>
+            </w:pPr>
+            <w:r>
+              <w:t xml:space="preserve">0.0052</w:t>
+            </w:r>
+          </w:p>
+        </w:tc>
+        <w:tc>
+          <w:tcPr/>
+          <w:p>
+            <w:pPr>
+              <w:pStyle w:val="Compact"/>
+            </w:pPr>
+            <w:r>
+              <w:t xml:space="preserve">−0.15</w:t>
+            </w:r>
+          </w:p>
+        </w:tc>
+        <w:tc>
+          <w:tcPr/>
+          <w:p>
+            <w:pPr>
+              <w:pStyle w:val="Compact"/>
+            </w:pPr>
+            <w:r>
+              <w:t xml:space="preserve">−2.85</w:t>
             </w:r>
           </w:p>
         </w:tc>
@@ -1458,18 +1594,10 @@
     </w:p>
     <w:p>
       <w:pPr>
-        <w:pStyle w:val="BodyText"/>
-      </w:pPr>
-      <w:r>
-        <w:t xml:space="preserve">The three panels carry the substance:</w:t>
-      </w:r>
-    </w:p>
-    <w:p>
-      <w:pPr>
         <w:pStyle w:val="Compact"/>
         <w:numPr>
           <w:ilvl w:val="0"/>
-          <w:numId w:val="1004"/>
+          <w:numId w:val="1003"/>
         </w:numPr>
       </w:pPr>
       <w:r>
@@ -1477,31 +1605,41 @@
           <w:b/>
           <w:bCs/>
         </w:rPr>
-        <w:t xml:space="preserve">Severity (lead delta-v, left).</w:t>
-      </w:r>
-      <w:r>
-        <w:t xml:space="preserve"> </w:t>
-      </w:r>
-      <w:r>
-        <w:t xml:space="preserve">Both response models over-produce mild crashes</w:t>
-      </w:r>
-      <w:r>
-        <w:t xml:space="preserve"> </w:t>
-      </w:r>
-      <w:r>
-        <w:t xml:space="preserve">(density 0.55–0.70 in the lowest bins against the reference's 0.24) and under-produce</w:t>
-      </w:r>
-      <w:r>
-        <w:t xml:space="preserve"> </w:t>
-      </w:r>
-      <w:r>
-        <w:t xml:space="preserve">the moderate 1–5 m/s range. The bin sweep generates many marginal crashes — a glance</w:t>
-      </w:r>
-      <w:r>
-        <w:t xml:space="preserve"> </w:t>
-      </w:r>
-      <w:r>
-        <w:t xml:space="preserve">just long enough, a deceleration just too weak — whose delta-v is small.</w:t>
+        <w:t xml:space="preserve">Severity (relative speed at impact).</w:t>
+      </w:r>
+      <w:r>
+        <w:t xml:space="preserve"> </w:t>
+      </w:r>
+      <w:r>
+        <w:t xml:space="preserve">Condition B tracks the reference's tail well</w:t>
+      </w:r>
+      <w:r>
+        <w:t xml:space="preserve"> </w:t>
+      </w:r>
+      <w:r>
+        <w:t xml:space="preserve">and over-produces only the mildest bin; condition C now over-produces</w:t>
+      </w:r>
+      <w:r>
+        <w:t xml:space="preserve"> </w:t>
+      </w:r>
+      <w:r>
+        <w:rPr>
+          <w:i/>
+          <w:iCs/>
+        </w:rPr>
+        <w:t xml:space="preserve">moderate</w:t>
+      </w:r>
+      <w:r>
+        <w:t xml:space="preserve"> </w:t>
+      </w:r>
+      <w:r>
+        <w:t xml:space="preserve">severities — its fixed 0.5 s response is fast enough that hard crashes are rare but</w:t>
+      </w:r>
+      <w:r>
+        <w:t xml:space="preserve"> </w:t>
+      </w:r>
+      <w:r>
+        <w:t xml:space="preserve">slow enough that many glance draws end in 3–8 m/s impacts.</w:t>
       </w:r>
     </w:p>
     <w:p>
@@ -1509,7 +1647,7 @@
         <w:pStyle w:val="Compact"/>
         <w:numPr>
           <w:ilvl w:val="0"/>
-          <w:numId w:val="1004"/>
+          <w:numId w:val="1003"/>
         </w:numPr>
       </w:pPr>
       <w:r>
@@ -1517,25 +1655,13 @@
           <w:b/>
           <w:bCs/>
         </w:rPr>
-        <w:t xml:space="preserve">Urgency (t_nr, middle).</w:t>
-      </w:r>
-      <w:r>
-        <w:t xml:space="preserve"> </w:t>
-      </w:r>
-      <w:r>
-        <w:t xml:space="preserve">The distributions essentially coincide — the time of no</w:t>
-      </w:r>
-      <w:r>
-        <w:t xml:space="preserve"> </w:t>
-      </w:r>
-      <w:r>
-        <w:t xml:space="preserve">return is a property of the seeds more than of the follower, and both models inherit it</w:t>
-      </w:r>
-      <w:r>
-        <w:t xml:space="preserve"> </w:t>
-      </w:r>
-      <w:r>
-        <w:t xml:space="preserve">correctly.</w:t>
+        <w:t xml:space="preserve">Urgency (t_nr).</w:t>
+      </w:r>
+      <w:r>
+        <w:t xml:space="preserve"> </w:t>
+      </w:r>
+      <w:r>
+        <w:t xml:space="preserve">Essentially inherited from the seeds by both models, as before.</w:t>
       </w:r>
     </w:p>
     <w:p>
@@ -1543,7 +1669,7 @@
         <w:pStyle w:val="Compact"/>
         <w:numPr>
           <w:ilvl w:val="0"/>
-          <w:numId w:val="1004"/>
+          <w:numId w:val="1003"/>
         </w:numPr>
       </w:pPr>
       <w:r>
@@ -1551,107 +1677,53 @@
           <w:b/>
           <w:bCs/>
         </w:rPr>
-        <w:t xml:space="preserve">Braking (follower minimum acceleration, right).</w:t>
-      </w:r>
-      <w:r>
-        <w:t xml:space="preserve"> </w:t>
-      </w:r>
-      <w:r>
-        <w:t xml:space="preserve">The structural mismatch. The</w:t>
-      </w:r>
-      <w:r>
-        <w:t xml:space="preserve"> </w:t>
-      </w:r>
-      <w:r>
-        <w:t xml:space="preserve">reference's crashing followers concentrate at</w:t>
-      </w:r>
-      <w:r>
-        <w:t xml:space="preserve"> </w:t>
-      </w:r>
-      <w:r>
-        <w:rPr>
-          <w:b/>
-          <w:bCs/>
-        </w:rPr>
-        <w:t xml:space="preserve">zero braking</w:t>
-      </w:r>
-      <w:r>
-        <w:t xml:space="preserve"> </w:t>
-      </w:r>
-      <w:r>
-        <w:t xml:space="preserve">(the [W25a] generator's</w:t>
-      </w:r>
-      <w:r>
-        <w:t xml:space="preserve"> </w:t>
-      </w:r>
-      <w:r>
-        <w:t xml:space="preserve">non-responding and abnormal-acceleration followers) with a smooth spread of moderate</w:t>
-      </w:r>
-      <w:r>
-        <w:t xml:space="preserve"> </w:t>
-      </w:r>
-      <w:r>
-        <w:t xml:space="preserve">braking; the generated crashes instead brake hard at the discrete cap values (the</w:t>
-      </w:r>
-      <w:r>
-        <w:t xml:space="preserve"> </w:t>
-      </w:r>
-      <w:r>
-        <w:t xml:space="preserve">spikes at the [B24] bin centers). In words:</w:t>
-      </w:r>
-      <w:r>
-        <w:t xml:space="preserve"> </w:t>
-      </w:r>
-      <w:r>
-        <w:rPr>
-          <w:b/>
-          <w:bCs/>
-        </w:rPr>
-        <w:t xml:space="preserve">QUADRIS crashes are mostly drivers who</w:t>
-      </w:r>
-      <w:r>
-        <w:rPr>
-          <w:b/>
-          <w:bCs/>
-        </w:rPr>
-        <w:t xml:space="preserve"> </w:t>
-      </w:r>
-      <w:r>
-        <w:rPr>
-          <w:b/>
-          <w:bCs/>
-        </w:rPr>
-        <w:t xml:space="preserve">barely braked; the CBM-style construction generates drivers who braked hard but too</w:t>
-      </w:r>
-      <w:r>
-        <w:rPr>
-          <w:b/>
-          <w:bCs/>
-        </w:rPr>
-        <w:t xml:space="preserve"> </w:t>
-      </w:r>
-      <w:r>
-        <w:rPr>
-          <w:b/>
-          <w:bCs/>
-        </w:rPr>
-        <w:t xml:space="preserve">late.</w:t>
-      </w:r>
-      <w:r>
-        <w:t xml:space="preserve"> </w:t>
-      </w:r>
-      <w:r>
-        <w:t xml:space="preserve">Both routes end in a crash; they are different kinds of crash.</w:t>
+        <w:t xml:space="preserve">Braking (follower minimum acceleration).</w:t>
+      </w:r>
+      <w:r>
+        <w:t xml:space="preserve"> </w:t>
+      </w:r>
+      <w:r>
+        <w:t xml:space="preserve">The structural mismatch of the first</w:t>
+      </w:r>
+      <w:r>
+        <w:t xml:space="preserve"> </w:t>
+      </w:r>
+      <w:r>
+        <w:t xml:space="preserve">analysis is largely resolved for condition B: with the no-brake counterfactual and</w:t>
+      </w:r>
+      <w:r>
+        <w:t xml:space="preserve"> </w:t>
+      </w:r>
+      <w:r>
+        <w:t xml:space="preserve">process glances, crashes in which the follower never brakes (glance or no-response</w:t>
+      </w:r>
+      <w:r>
+        <w:t xml:space="preserve"> </w:t>
+      </w:r>
+      <w:r>
+        <w:t xml:space="preserve">covering the conflict) now dominate, matching the reference's non-braking spike. The</w:t>
+      </w:r>
+      <w:r>
+        <w:t xml:space="preserve"> </w:t>
+      </w:r>
+      <w:r>
+        <w:t xml:space="preserve">crash-weighted median follower in B does not brake at all — as in the reference.</w:t>
+      </w:r>
+      <w:r>
+        <w:t xml:space="preserve"> </w:t>
+      </w:r>
+      <w:r>
+        <w:t xml:space="preserve">Condition C retains its hard-braking spikes at the deceleration-bin values.</w:t>
       </w:r>
     </w:p>
     <w:bookmarkEnd w:id="19"/>
-    <w:bookmarkStart w:id="20" w:name="X4e6829fd4a76e90d1cfee256350f6f2a438da41"/>
+    <w:bookmarkStart w:id="20" w:name="X3039079f3434ca22b93659c92847c35f4c836c9"/>
     <w:p>
       <w:pPr>
         <w:pStyle w:val="Heading3"/>
       </w:pPr>
       <w:r>
-        <w:t xml:space="preserve">4.3 Equivalence statistics</w:t>
+        <w:t xml:space="preserve">4.3 Equivalence statistics and the sensitivity ladder</w:t>
       </w:r>
     </w:p>
     <w:p>
@@ -1659,13 +1731,7 @@
         <w:pStyle w:val="FirstParagraph"/>
       </w:pPr>
       <w:r>
-        <w:t xml:space="preserve">No condition is practically equivalent to the reference on any metric (ROPE 0.10 for θ,</w:t>
-      </w:r>
-      <w:r>
-        <w:t xml:space="preserve"> </w:t>
-      </w:r>
-      <w:r>
-        <w:t xml:space="preserve">0.05 for Θ; full tables in</w:t>
+        <w:t xml:space="preserve">No configuration reaches practical equivalence (ROPE 0.10 for θ; full tables in</w:t>
       </w:r>
       <w:r>
         <w:t xml:space="preserve"> </w:t>
@@ -1674,25 +1740,22 @@
         <w:rPr>
           <w:rStyle w:val="VerbatimChar"/>
         </w:rPr>
-        <w:t xml:space="preserve">replication/causation/out/summary_real.md</w:t>
-      </w:r>
-      <w:r>
-        <w:t xml:space="preserve"> </w:t>
-      </w:r>
-      <w:r>
-        <w:t xml:space="preserve">and</w:t>
-      </w:r>
-      <w:r>
-        <w:t xml:space="preserve"> </w:t>
-      </w:r>
-      <w:r>
-        <w:rPr>
-          <w:rStyle w:val="VerbatimChar"/>
-        </w:rPr>
-        <w:t xml:space="preserve">summary_real_process.md</w:t>
-      </w:r>
-      <w:r>
-        <w:t xml:space="preserve">). Headline θ with 95% bootstrap HDIs, Eq. 10 weights:</w:t>
+        <w:t xml:space="preserve">replication/causation/out/summary_nb*.md</w:t>
+      </w:r>
+      <w:r>
+        <w:t xml:space="preserve">), but the distance now has a visible</w:t>
+      </w:r>
+      <w:r>
+        <w:t xml:space="preserve"> </w:t>
+      </w:r>
+      <w:r>
+        <w:t xml:space="preserve">structure. Headline θ for P_inj (= relative impact speed; the two give identical bins),</w:t>
+      </w:r>
+      <w:r>
+        <w:t xml:space="preserve"> </w:t>
+      </w:r>
+      <w:r>
+        <w:t xml:space="preserve">Eq. 10 weights, 95% bootstrap HDIs:</w:t>
       </w:r>
     </w:p>
     <w:tbl>
@@ -1702,11 +1765,10 @@
         <w:tblLook w:firstRow="1" w:lastRow="0" w:firstColumn="0" w:lastColumn="0" w:noHBand="0" w:noVBand="0" w:val="0020"/>
       </w:tblPr>
       <w:tblGrid>
-        <w:gridCol w:w="1584"/>
-        <w:gridCol w:w="1584"/>
-        <w:gridCol w:w="1584"/>
-        <w:gridCol w:w="1584"/>
-        <w:gridCol w:w="1584"/>
+        <w:gridCol w:w="1980"/>
+        <w:gridCol w:w="1980"/>
+        <w:gridCol w:w="1980"/>
+        <w:gridCol w:w="1980"/>
       </w:tblGrid>
       <w:tr>
         <w:trPr>
@@ -1719,51 +1781,40 @@
               <w:pStyle w:val="Compact"/>
             </w:pPr>
             <w:r>
-              <w:t xml:space="preserve">condition</w:t>
-            </w:r>
-          </w:p>
-        </w:tc>
-        <w:tc>
-          <w:tcPr/>
-          <w:p>
-            <w:pPr>
-              <w:pStyle w:val="Compact"/>
-            </w:pPr>
-            <w:r>
-              <w:t xml:space="preserve">glance placement</w:t>
-            </w:r>
-          </w:p>
-        </w:tc>
-        <w:tc>
-          <w:tcPr/>
-          <w:p>
-            <w:pPr>
-              <w:pStyle w:val="Compact"/>
-            </w:pPr>
-            <w:r>
-              <w:t xml:space="preserve">P_inj</w:t>
-            </w:r>
-          </w:p>
-        </w:tc>
-        <w:tc>
-          <w:tcPr/>
-          <w:p>
-            <w:pPr>
-              <w:pStyle w:val="Compact"/>
-            </w:pPr>
-            <w:r>
-              <w:t xml:space="preserve">t_nr</w:t>
-            </w:r>
-          </w:p>
-        </w:tc>
-        <w:tc>
-          <w:tcPr/>
-          <w:p>
-            <w:pPr>
-              <w:pStyle w:val="Compact"/>
-            </w:pPr>
-            <w:r>
-              <w:t xml:space="preserve">a_f,min</w:t>
+              <w:t xml:space="preserve">configuration</w:t>
+            </w:r>
+          </w:p>
+        </w:tc>
+        <w:tc>
+          <w:tcPr/>
+          <w:p>
+            <w:pPr>
+              <w:pStyle w:val="Compact"/>
+            </w:pPr>
+            <w:r>
+              <w:t xml:space="preserve">P_inj θ</w:t>
+            </w:r>
+          </w:p>
+        </w:tc>
+        <w:tc>
+          <w:tcPr/>
+          <w:p>
+            <w:pPr>
+              <w:pStyle w:val="Compact"/>
+            </w:pPr>
+            <w:r>
+              <w:t xml:space="preserve">t_nr θ</w:t>
+            </w:r>
+          </w:p>
+        </w:tc>
+        <w:tc>
+          <w:tcPr/>
+          <w:p>
+            <w:pPr>
+              <w:pStyle w:val="Compact"/>
+            </w:pPr>
+            <w:r>
+              <w:t xml:space="preserve">a_f,min θ</w:t>
             </w:r>
           </w:p>
         </w:tc>
@@ -1776,51 +1827,40 @@
               <w:pStyle w:val="Compact"/>
             </w:pPr>
             <w:r>
-              <w:t xml:space="preserve">A</w:t>
-            </w:r>
-          </w:p>
-        </w:tc>
-        <w:tc>
-          <w:tcPr/>
-          <w:p>
-            <w:pPr>
-              <w:pStyle w:val="Compact"/>
-            </w:pPr>
-            <w:r>
-              <w:t xml:space="preserve">—</w:t>
-            </w:r>
-          </w:p>
-        </w:tc>
-        <w:tc>
-          <w:tcPr/>
-          <w:p>
-            <w:pPr>
-              <w:pStyle w:val="Compact"/>
-            </w:pPr>
-            <w:r>
-              <w:t xml:space="preserve">0.62 [0.47, 1.07]</w:t>
-            </w:r>
-          </w:p>
-        </w:tc>
-        <w:tc>
-          <w:tcPr/>
-          <w:p>
-            <w:pPr>
-              <w:pStyle w:val="Compact"/>
-            </w:pPr>
-            <w:r>
-              <w:t xml:space="preserve">0.42 [0.26, 1.00]</w:t>
-            </w:r>
-          </w:p>
-        </w:tc>
-        <w:tc>
-          <w:tcPr/>
-          <w:p>
-            <w:pPr>
-              <w:pStyle w:val="Compact"/>
-            </w:pPr>
-            <w:r>
-              <w:t xml:space="preserve">2.42 [1.85, 2.96]</w:t>
+              <w:t xml:space="preserve">B, embedded-evasive counterfactual (superseded)</w:t>
+            </w:r>
+          </w:p>
+        </w:tc>
+        <w:tc>
+          <w:tcPr/>
+          <w:p>
+            <w:pPr>
+              <w:pStyle w:val="Compact"/>
+            </w:pPr>
+            <w:r>
+              <w:t xml:space="preserve">1.44</w:t>
+            </w:r>
+          </w:p>
+        </w:tc>
+        <w:tc>
+          <w:tcPr/>
+          <w:p>
+            <w:pPr>
+              <w:pStyle w:val="Compact"/>
+            </w:pPr>
+            <w:r>
+              <w:t xml:space="preserve">0.66</w:t>
+            </w:r>
+          </w:p>
+        </w:tc>
+        <w:tc>
+          <w:tcPr/>
+          <w:p>
+            <w:pPr>
+              <w:pStyle w:val="Compact"/>
+            </w:pPr>
+            <w:r>
+              <w:t xml:space="preserve">1.00</w:t>
             </w:r>
           </w:p>
         </w:tc>
@@ -1833,51 +1873,40 @@
               <w:pStyle w:val="Compact"/>
             </w:pPr>
             <w:r>
-              <w:t xml:space="preserve">B</w:t>
-            </w:r>
-          </w:p>
-        </w:tc>
-        <w:tc>
-          <w:tcPr/>
-          <w:p>
-            <w:pPr>
-              <w:pStyle w:val="Compact"/>
-            </w:pPr>
-            <w:r>
-              <w:t xml:space="preserve">anchored overshot</w:t>
-            </w:r>
-          </w:p>
-        </w:tc>
-        <w:tc>
-          <w:tcPr/>
-          <w:p>
-            <w:pPr>
-              <w:pStyle w:val="Compact"/>
-            </w:pPr>
-            <w:r>
-              <w:t xml:space="preserve">1.44 [1.39, 1.58]</w:t>
-            </w:r>
-          </w:p>
-        </w:tc>
-        <w:tc>
-          <w:tcPr/>
-          <w:p>
-            <w:pPr>
-              <w:pStyle w:val="Compact"/>
-            </w:pPr>
-            <w:r>
-              <w:t xml:space="preserve">0.66 [0.58, 0.75]</w:t>
-            </w:r>
-          </w:p>
-        </w:tc>
-        <w:tc>
-          <w:tcPr/>
-          <w:p>
-            <w:pPr>
-              <w:pStyle w:val="Compact"/>
-            </w:pPr>
-            <w:r>
-              <w:t xml:space="preserve">1.00 [1.00, 1.04]</w:t>
+              <w:t xml:space="preserve">B, no-brake counterfactual, anchored glances</w:t>
+            </w:r>
+          </w:p>
+        </w:tc>
+        <w:tc>
+          <w:tcPr/>
+          <w:p>
+            <w:pPr>
+              <w:pStyle w:val="Compact"/>
+            </w:pPr>
+            <w:r>
+              <w:t xml:space="preserve">0.87 [0.82, 0.99]</w:t>
+            </w:r>
+          </w:p>
+        </w:tc>
+        <w:tc>
+          <w:tcPr/>
+          <w:p>
+            <w:pPr>
+              <w:pStyle w:val="Compact"/>
+            </w:pPr>
+            <w:r>
+              <w:t xml:space="preserve">0.40</w:t>
+            </w:r>
+          </w:p>
+        </w:tc>
+        <w:tc>
+          <w:tcPr/>
+          <w:p>
+            <w:pPr>
+              <w:pStyle w:val="Compact"/>
+            </w:pPr>
+            <w:r>
+              <w:t xml:space="preserve">1.04</w:t>
             </w:r>
           </w:p>
         </w:tc>
@@ -1890,29 +1919,53 @@
               <w:pStyle w:val="Compact"/>
             </w:pPr>
             <w:r>
-              <w:t xml:space="preserve">C</w:t>
-            </w:r>
-          </w:p>
-        </w:tc>
-        <w:tc>
-          <w:tcPr/>
-          <w:p>
-            <w:pPr>
-              <w:pStyle w:val="Compact"/>
-            </w:pPr>
-            <w:r>
-              <w:t xml:space="preserve">anchored overshot</w:t>
-            </w:r>
-          </w:p>
-        </w:tc>
-        <w:tc>
-          <w:tcPr/>
-          <w:p>
-            <w:pPr>
-              <w:pStyle w:val="Compact"/>
-            </w:pPr>
-            <w:r>
-              <w:t xml:space="preserve">0.81 [0.74, 0.89]</w:t>
+              <w:t xml:space="preserve">B, + process glances (primary)</w:t>
+            </w:r>
+          </w:p>
+        </w:tc>
+        <w:tc>
+          <w:tcPr/>
+          <w:p>
+            <w:pPr>
+              <w:pStyle w:val="Compact"/>
+            </w:pPr>
+            <w:r>
+              <w:t xml:space="preserve">0.61 [0.55, 0.76]</w:t>
+            </w:r>
+          </w:p>
+        </w:tc>
+        <w:tc>
+          <w:tcPr/>
+          <w:p>
+            <w:pPr>
+              <w:pStyle w:val="Compact"/>
+            </w:pPr>
+            <w:r>
+              <w:t xml:space="preserve">0.41</w:t>
+            </w:r>
+          </w:p>
+        </w:tc>
+        <w:tc>
+          <w:tcPr/>
+          <w:p>
+            <w:pPr>
+              <w:pStyle w:val="Compact"/>
+            </w:pPr>
+            <w:r>
+              <w:t xml:space="preserve">1.18</w:t>
+            </w:r>
+          </w:p>
+        </w:tc>
+      </w:tr>
+      <w:tr>
+        <w:tc>
+          <w:tcPr/>
+          <w:p>
+            <w:pPr>
+              <w:pStyle w:val="Compact"/>
+            </w:pPr>
+            <w:r>
+              <w:t xml:space="preserve">B, + abnormal acceleration</w:t>
             </w:r>
           </w:p>
         </w:tc>
@@ -1927,42 +1980,7 @@
                 <w:b/>
                 <w:bCs/>
               </w:rPr>
-              <w:t xml:space="preserve">0.36 [0.26, 0.44]</w:t>
-            </w:r>
-          </w:p>
-        </w:tc>
-        <w:tc>
-          <w:tcPr/>
-          <w:p>
-            <w:pPr>
-              <w:pStyle w:val="Compact"/>
-            </w:pPr>
-            <w:r>
-              <w:t xml:space="preserve">1.96 [1.90, 2.05]</w:t>
-            </w:r>
-          </w:p>
-        </w:tc>
-      </w:tr>
-      <w:tr>
-        <w:tc>
-          <w:tcPr/>
-          <w:p>
-            <w:pPr>
-              <w:pStyle w:val="Compact"/>
-            </w:pPr>
-            <w:r>
-              <w:t xml:space="preserve">C</w:t>
-            </w:r>
-          </w:p>
-        </w:tc>
-        <w:tc>
-          <w:tcPr/>
-          <w:p>
-            <w:pPr>
-              <w:pStyle w:val="Compact"/>
-            </w:pPr>
-            <w:r>
-              <w:t xml:space="preserve">renewal process</w:t>
+              <w:t xml:space="preserve">0.46 [0.41, 0.60]</w:t>
             </w:r>
           </w:p>
         </w:tc>
@@ -1977,29 +1995,18 @@
                 <w:b/>
                 <w:bCs/>
               </w:rPr>
-              <w:t xml:space="preserve">0.40 [0.34, 0.50]</w:t>
-            </w:r>
-          </w:p>
-        </w:tc>
-        <w:tc>
-          <w:tcPr/>
-          <w:p>
-            <w:pPr>
-              <w:pStyle w:val="Compact"/>
-            </w:pPr>
-            <w:r>
-              <w:t xml:space="preserve">0.37 [0.27, 0.52]</w:t>
-            </w:r>
-          </w:p>
-        </w:tc>
-        <w:tc>
-          <w:tcPr/>
-          <w:p>
-            <w:pPr>
-              <w:pStyle w:val="Compact"/>
-            </w:pPr>
-            <w:r>
-              <w:t xml:space="preserve">2.03 [1.92, 2.15]</w:t>
+              <w:t xml:space="preserve">0.30</w:t>
+            </w:r>
+          </w:p>
+        </w:tc>
+        <w:tc>
+          <w:tcPr/>
+          <w:p>
+            <w:pPr>
+              <w:pStyle w:val="Compact"/>
+            </w:pPr>
+            <w:r>
+              <w:t xml:space="preserve">1.37</w:t>
             </w:r>
           </w:p>
         </w:tc>
@@ -2012,51 +2019,182 @@
               <w:pStyle w:val="Compact"/>
             </w:pPr>
             <w:r>
-              <w:t xml:space="preserve">D</w:t>
-            </w:r>
-          </w:p>
-        </w:tc>
-        <w:tc>
-          <w:tcPr/>
-          <w:p>
-            <w:pPr>
-              <w:pStyle w:val="Compact"/>
-            </w:pPr>
-            <w:r>
-              <w:t xml:space="preserve">renewal process</w:t>
-            </w:r>
-          </w:p>
-        </w:tc>
-        <w:tc>
-          <w:tcPr/>
-          <w:p>
-            <w:pPr>
-              <w:pStyle w:val="Compact"/>
-            </w:pPr>
-            <w:r>
-              <w:t xml:space="preserve">1.19 [1.10, 1.39]</w:t>
-            </w:r>
-          </w:p>
-        </w:tc>
-        <w:tc>
-          <w:tcPr/>
-          <w:p>
-            <w:pPr>
-              <w:pStyle w:val="Compact"/>
-            </w:pPr>
-            <w:r>
-              <w:t xml:space="preserve">0.60 [0.52, 0.70]</w:t>
-            </w:r>
-          </w:p>
-        </w:tc>
-        <w:tc>
-          <w:tcPr/>
-          <w:p>
-            <w:pPr>
-              <w:pStyle w:val="Compact"/>
-            </w:pPr>
-            <w:r>
-              <w:t xml:space="preserve">1.08 [1.00, 1.18]</w:t>
+              <w:t xml:space="preserve">B, process, stationary accumulator</w:t>
+            </w:r>
+          </w:p>
+        </w:tc>
+        <w:tc>
+          <w:tcPr/>
+          <w:p>
+            <w:pPr>
+              <w:pStyle w:val="Compact"/>
+            </w:pPr>
+            <w:r>
+              <w:t xml:space="preserve">0.42 [0.29, 0.52]</w:t>
+            </w:r>
+          </w:p>
+        </w:tc>
+        <w:tc>
+          <w:tcPr/>
+          <w:p>
+            <w:pPr>
+              <w:pStyle w:val="Compact"/>
+            </w:pPr>
+            <w:r>
+              <w:t xml:space="preserve">0.39</w:t>
+            </w:r>
+          </w:p>
+        </w:tc>
+        <w:tc>
+          <w:tcPr/>
+          <w:p>
+            <w:pPr>
+              <w:pStyle w:val="Compact"/>
+            </w:pPr>
+            <w:r>
+              <w:t xml:space="preserve">1.00</w:t>
+            </w:r>
+          </w:p>
+        </w:tc>
+      </w:tr>
+      <w:tr>
+        <w:tc>
+          <w:tcPr/>
+          <w:p>
+            <w:pPr>
+              <w:pStyle w:val="Compact"/>
+            </w:pPr>
+            <w:r>
+              <w:t xml:space="preserve">C, no-brake, anchored (CBM-native)</w:t>
+            </w:r>
+          </w:p>
+        </w:tc>
+        <w:tc>
+          <w:tcPr/>
+          <w:p>
+            <w:pPr>
+              <w:pStyle w:val="Compact"/>
+            </w:pPr>
+            <w:r>
+              <w:rPr>
+                <w:b/>
+                <w:bCs/>
+              </w:rPr>
+              <w:t xml:space="preserve">0.40 [0.36, 0.46]</w:t>
+            </w:r>
+          </w:p>
+        </w:tc>
+        <w:tc>
+          <w:tcPr/>
+          <w:p>
+            <w:pPr>
+              <w:pStyle w:val="Compact"/>
+            </w:pPr>
+            <w:r>
+              <w:t xml:space="preserve">0.41</w:t>
+            </w:r>
+          </w:p>
+        </w:tc>
+        <w:tc>
+          <w:tcPr/>
+          <w:p>
+            <w:pPr>
+              <w:pStyle w:val="Compact"/>
+            </w:pPr>
+            <w:r>
+              <w:t xml:space="preserve">1.81</w:t>
+            </w:r>
+          </w:p>
+        </w:tc>
+      </w:tr>
+      <w:tr>
+        <w:tc>
+          <w:tcPr/>
+          <w:p>
+            <w:pPr>
+              <w:pStyle w:val="Compact"/>
+            </w:pPr>
+            <w:r>
+              <w:t xml:space="preserve">C, + process glances</w:t>
+            </w:r>
+          </w:p>
+        </w:tc>
+        <w:tc>
+          <w:tcPr/>
+          <w:p>
+            <w:pPr>
+              <w:pStyle w:val="Compact"/>
+            </w:pPr>
+            <w:r>
+              <w:t xml:space="preserve">0.63 [0.44, 0.74]</w:t>
+            </w:r>
+          </w:p>
+        </w:tc>
+        <w:tc>
+          <w:tcPr/>
+          <w:p>
+            <w:pPr>
+              <w:pStyle w:val="Compact"/>
+            </w:pPr>
+            <w:r>
+              <w:t xml:space="preserve">0.51</w:t>
+            </w:r>
+          </w:p>
+        </w:tc>
+        <w:tc>
+          <w:tcPr/>
+          <w:p>
+            <w:pPr>
+              <w:pStyle w:val="Compact"/>
+            </w:pPr>
+            <w:r>
+              <w:t xml:space="preserve">1.61</w:t>
+            </w:r>
+          </w:p>
+        </w:tc>
+      </w:tr>
+      <w:tr>
+        <w:tc>
+          <w:tcPr/>
+          <w:p>
+            <w:pPr>
+              <w:pStyle w:val="Compact"/>
+            </w:pPr>
+            <w:r>
+              <w:t xml:space="preserve">C, + abnormal acceleration</w:t>
+            </w:r>
+          </w:p>
+        </w:tc>
+        <w:tc>
+          <w:tcPr/>
+          <w:p>
+            <w:pPr>
+              <w:pStyle w:val="Compact"/>
+            </w:pPr>
+            <w:r>
+              <w:t xml:space="preserve">0.59 [0.42, 0.71]</w:t>
+            </w:r>
+          </w:p>
+        </w:tc>
+        <w:tc>
+          <w:tcPr/>
+          <w:p>
+            <w:pPr>
+              <w:pStyle w:val="Compact"/>
+            </w:pPr>
+            <w:r>
+              <w:t xml:space="preserve">0.45</w:t>
+            </w:r>
+          </w:p>
+        </w:tc>
+        <w:tc>
+          <w:tcPr/>
+          <w:p>
+            <w:pPr>
+              <w:pStyle w:val="Compact"/>
+            </w:pPr>
+            <w:r>
+              <w:t xml:space="preserve">1.35</w:t>
             </w:r>
           </w:p>
         </w:tc>
@@ -2067,7 +2205,7 @@
         <w:pStyle w:val="BodyText"/>
       </w:pPr>
       <w:r>
-        <w:t xml:space="preserve">How to read this:</w:t>
+        <w:t xml:space="preserve">Readings:</w:t>
       </w:r>
     </w:p>
     <w:p>
@@ -2075,7 +2213,7 @@
         <w:pStyle w:val="Compact"/>
         <w:numPr>
           <w:ilvl w:val="0"/>
-          <w:numId w:val="1005"/>
+          <w:numId w:val="1004"/>
         </w:numPr>
       </w:pPr>
       <w:r>
@@ -2083,19 +2221,28 @@
           <w:b/>
           <w:bCs/>
         </w:rPr>
-        <w:t xml:space="preserve">t_nr comes closest to equivalence</w:t>
-      </w:r>
-      <w:r>
-        <w:t xml:space="preserve"> </w:t>
-      </w:r>
-      <w:r>
-        <w:t xml:space="preserve">(θ 0.26–0.75 against a ROPE of 0.10) for every</w:t>
-      </w:r>
-      <w:r>
-        <w:t xml:space="preserve"> </w:t>
-      </w:r>
-      <w:r>
-        <w:t xml:space="preserve">condition — consistent with panel 2: the seeds carry this metric.</w:t>
+        <w:t xml:space="preserve">Each methodological correction moved condition B toward the reference</w:t>
+      </w:r>
+      <w:r>
+        <w:t xml:space="preserve">: removing the</w:t>
+      </w:r>
+      <w:r>
+        <w:t xml:space="preserve"> </w:t>
+      </w:r>
+      <w:r>
+        <w:t xml:space="preserve">embedded evasive action (1.44 → 0.87), placing glances as a process (→ 0.61), adding</w:t>
+      </w:r>
+      <w:r>
+        <w:t xml:space="preserve"> </w:t>
+      </w:r>
+      <w:r>
+        <w:t xml:space="preserve">the abnormal-acceleration component (→ 0.46). The remaining distance is dominated by</w:t>
+      </w:r>
+      <w:r>
+        <w:t xml:space="preserve"> </w:t>
+      </w:r>
+      <w:r>
+        <w:t xml:space="preserve">the over-produced mildest-severity bin.</w:t>
       </w:r>
     </w:p>
     <w:p>
@@ -2103,7 +2250,7 @@
         <w:pStyle w:val="Compact"/>
         <w:numPr>
           <w:ilvl w:val="0"/>
-          <w:numId w:val="1005"/>
+          <w:numId w:val="1004"/>
         </w:numPr>
       </w:pPr>
       <w:r>
@@ -2111,37 +2258,53 @@
           <w:b/>
           <w:bCs/>
         </w:rPr>
-        <w:t xml:space="preserve">The best severity match is the CBM control with process glances</w:t>
-      </w:r>
-      <w:r>
-        <w:t xml:space="preserve"> </w:t>
-      </w:r>
-      <w:r>
-        <w:t xml:space="preserve">(P_inj θ = 0.40),</w:t>
-      </w:r>
-      <w:r>
-        <w:t xml:space="preserve"> </w:t>
-      </w:r>
-      <w:r>
-        <w:t xml:space="preserve">which is expected — it is the nearest relative of the generator — and useful: it</w:t>
-      </w:r>
-      <w:r>
-        <w:t xml:space="preserve"> </w:t>
-      </w:r>
-      <w:r>
-        <w:t xml:space="preserve">calibrates how much of the remaining distance is attributable to the framework</w:t>
-      </w:r>
-      <w:r>
-        <w:t xml:space="preserve"> </w:t>
-      </w:r>
-      <w:r>
-        <w:t xml:space="preserve">(seeds, weighting, digitized inputs) rather than to the response model. The active</w:t>
-      </w:r>
-      <w:r>
-        <w:t xml:space="preserve"> </w:t>
-      </w:r>
-      <w:r>
-        <w:t xml:space="preserve">inference conditions sit at θ 1.2–1.5, roughly three times the control's distance.</w:t>
+        <w:t xml:space="preserve">The best active-inference configurations now sit at the CBM control's level</w:t>
+      </w:r>
+      <w:r>
+        <w:t xml:space="preserve"> </w:t>
+      </w:r>
+      <w:r>
+        <w:t xml:space="preserve">(θ ≈ 0.4–0.5 for both) — the response-model gap visible in the first analysis was</w:t>
+      </w:r>
+      <w:r>
+        <w:t xml:space="preserve"> </w:t>
+      </w:r>
+      <w:r>
+        <w:t xml:space="preserve">largely an artifact of the embedded evasive action and the anchor-locked glances.</w:t>
+      </w:r>
+      <w:r>
+        <w:t xml:space="preserve"> </w:t>
+      </w:r>
+      <w:r>
+        <w:t xml:space="preserve">What still separates the two models is</w:t>
+      </w:r>
+      <w:r>
+        <w:t xml:space="preserve"> </w:t>
+      </w:r>
+      <w:r>
+        <w:rPr>
+          <w:i/>
+          <w:iCs/>
+        </w:rPr>
+        <w:t xml:space="preserve">where</w:t>
+      </w:r>
+      <w:r>
+        <w:t xml:space="preserve"> </w:t>
+      </w:r>
+      <w:r>
+        <w:t xml:space="preserve">they miss: B misses on mild crashes,</w:t>
+      </w:r>
+      <w:r>
+        <w:t xml:space="preserve"> </w:t>
+      </w:r>
+      <w:r>
+        <w:t xml:space="preserve">C on moderate ones and on the braking distribution (a_f,min θ 1.4–1.8 versus B's</w:t>
+      </w:r>
+      <w:r>
+        <w:t xml:space="preserve"> </w:t>
+      </w:r>
+      <w:r>
+        <w:t xml:space="preserve">1.0–1.4).</w:t>
       </w:r>
     </w:p>
     <w:p>
@@ -2149,7 +2312,7 @@
         <w:pStyle w:val="Compact"/>
         <w:numPr>
           <w:ilvl w:val="0"/>
-          <w:numId w:val="1005"/>
+          <w:numId w:val="1004"/>
         </w:numPr>
       </w:pPr>
       <w:r>
@@ -2157,37 +2320,32 @@
           <w:b/>
           <w:bCs/>
         </w:rPr>
-        <w:t xml:space="preserve">a_f,min fails structurally for every condition</w:t>
-      </w:r>
-      <w:r>
-        <w:t xml:space="preserve"> </w:t>
-      </w:r>
-      <w:r>
-        <w:t xml:space="preserve">(θ 1.0–2.4). This is the panel-3</w:t>
-      </w:r>
-      <w:r>
-        <w:t xml:space="preserve"> </w:t>
-      </w:r>
-      <w:r>
-        <w:t xml:space="preserve">mismatch, and no response-timing change can fix it: it comes from generating crashes</w:t>
-      </w:r>
-      <w:r>
-        <w:t xml:space="preserve"> </w:t>
-      </w:r>
-      <w:r>
-        <w:t xml:space="preserve">through the low-deceleration mechanism while the reference generates them mostly</w:t>
-      </w:r>
-      <w:r>
-        <w:t xml:space="preserve"> </w:t>
-      </w:r>
-      <w:r>
-        <w:t xml:space="preserve">through non-response. Under the exposure weighting (plan §6b) every θ roughly doubles,</w:t>
-      </w:r>
-      <w:r>
-        <w:t xml:space="preserve"> </w:t>
-      </w:r>
-      <w:r>
-        <w:t xml:space="preserve">as the crash-conditioned seed set is up-weighted toward its rarely-crashing members.</w:t>
+        <w:t xml:space="preserve">The abnormal-acceleration component works as intended</w:t>
+      </w:r>
+      <w:r>
+        <w:t xml:space="preserve">: it restores the reference's</w:t>
+      </w:r>
+      <w:r>
+        <w:t xml:space="preserve"> </w:t>
+      </w:r>
+      <w:r>
+        <w:t xml:space="preserve">mean injury risk exactly for B (0.0063 vs 0.0062) by adding the harder, non-braking</w:t>
+      </w:r>
+      <w:r>
+        <w:t xml:space="preserve"> </w:t>
+      </w:r>
+      <w:r>
+        <w:t xml:space="preserve">crashes the four [B24] mechanisms cannot produce. Its cost is a slight overshoot for C.</w:t>
+      </w:r>
+    </w:p>
+    <w:bookmarkEnd w:id="20"/>
+    <w:bookmarkStart w:id="21" w:name="X99ddb65390b569089d87fa82ea6c5749a045266"/>
+    <w:p>
+      <w:pPr>
+        <w:pStyle w:val="Heading3"/>
+      </w:pPr>
+      <w:r>
+        <w:t xml:space="preserve">4.4 The counterfactual rule barely matters</w:t>
       </w:r>
     </w:p>
     <w:p>
@@ -2195,42 +2353,147 @@
         <w:pStyle w:val="FirstParagraph"/>
       </w:pPr>
       <w:r>
-        <w:t xml:space="preserve">One methodological note carried over from the stand-in runs and confirmed here: the</w:t>
-      </w:r>
-      <w:r>
-        <w:t xml:space="preserve"> </w:t>
-      </w:r>
-      <w:r>
-        <w:t xml:space="preserve">choice of glance placement moves the equivalence result more than the choice of duration</w:t>
-      </w:r>
-      <w:r>
-        <w:t xml:space="preserve"> </w:t>
-      </w:r>
-      <w:r>
-        <w:t xml:space="preserve">distribution — crash-anchored placement inflates crash probability about four-fold for</w:t>
-      </w:r>
-      <w:r>
-        <w:t xml:space="preserve"> </w:t>
-      </w:r>
-      <w:r>
-        <w:t xml:space="preserve">the CBM without degrading θ, so the equivalence test alone would not catch that bias</w:t>
-      </w:r>
-      <w:r>
-        <w:t xml:space="preserve"> </w:t>
-      </w:r>
-      <w:r>
-        <w:t xml:space="preserve">(plan §11.3).</w:t>
-      </w:r>
-    </w:p>
-    <w:bookmarkEnd w:id="20"/>
+        <w:t xml:space="preserve">Clamping the follower's braking from t = 0 instead of from the lead's onset changes B's</w:t>
+      </w:r>
+      <w:r>
+        <w:t xml:space="preserve"> </w:t>
+      </w:r>
+      <w:r>
+        <w:t xml:space="preserve">P_inj θ from 0.87 to 0.82 and C's from 0.400 to 0.396 (anchored glances) — the choice of</w:t>
+      </w:r>
+      <w:r>
+        <w:t xml:space="preserve"> </w:t>
+      </w:r>
+      <w:r>
+        <w:t xml:space="preserve">clamp rule is not a consequential degree of freedom.</w:t>
+      </w:r>
+    </w:p>
     <w:bookmarkEnd w:id="21"/>
-    <w:bookmarkStart w:id="25" w:name="Xe4e64db47c1378059fe30fccfb20fabce509540"/>
+    <w:bookmarkStart w:id="22" w:name="X5cc5553511379a0f46682350d115d1c628799c1"/>
+    <w:p>
+      <w:pPr>
+        <w:pStyle w:val="Heading3"/>
+      </w:pPr>
+      <w:r>
+        <w:t xml:space="preserve">4.5 What the process placement buys, against its cost</w:t>
+      </w:r>
+    </w:p>
+    <w:p>
+      <w:pPr>
+        <w:pStyle w:val="FirstParagraph"/>
+      </w:pPr>
+      <w:r>
+        <w:t xml:space="preserve">For the</w:t>
+      </w:r>
+      <w:r>
+        <w:t xml:space="preserve"> </w:t>
+      </w:r>
+      <w:r>
+        <w:rPr>
+          <w:b/>
+          <w:bCs/>
+        </w:rPr>
+        <w:t xml:space="preserve">active-inference</w:t>
+      </w:r>
+      <w:r>
+        <w:t xml:space="preserve"> </w:t>
+      </w:r>
+      <w:r>
+        <w:t xml:space="preserve">response, process glances improve severity equivalence</w:t>
+      </w:r>
+      <w:r>
+        <w:t xml:space="preserve"> </w:t>
+      </w:r>
+      <w:r>
+        <w:t xml:space="preserve">substantially (P_inj θ 0.87 → 0.61) besides being theoretically required (the anchored</w:t>
+      </w:r>
+      <w:r>
+        <w:t xml:space="preserve"> </w:t>
+      </w:r>
+      <w:r>
+        <w:t xml:space="preserve">construction assumes the response cannot depend on pre-anchor glance history, which is</w:t>
+      </w:r>
+      <w:r>
+        <w:t xml:space="preserve"> </w:t>
+      </w:r>
+      <w:r>
+        <w:t xml:space="preserve">false for an accumulator). For the</w:t>
+      </w:r>
+      <w:r>
+        <w:t xml:space="preserve"> </w:t>
+      </w:r>
+      <w:r>
+        <w:rPr>
+          <w:b/>
+          <w:bCs/>
+        </w:rPr>
+        <w:t xml:space="preserve">CBM</w:t>
+      </w:r>
+      <w:r>
+        <w:t xml:space="preserve">, the anchored construction — which is exactly</w:t>
+      </w:r>
+      <w:r>
+        <w:t xml:space="preserve"> </w:t>
+      </w:r>
+      <w:r>
+        <w:t xml:space="preserve">Markkula's shortcut for a fixed-delay responder — performs</w:t>
+      </w:r>
+      <w:r>
+        <w:t xml:space="preserve"> </w:t>
+      </w:r>
+      <w:r>
+        <w:rPr>
+          <w:i/>
+          <w:iCs/>
+        </w:rPr>
+        <w:t xml:space="preserve">better</w:t>
+      </w:r>
+      <w:r>
+        <w:t xml:space="preserve"> </w:t>
+      </w:r>
+      <w:r>
+        <w:t xml:space="preserve">than the process</w:t>
+      </w:r>
+      <w:r>
+        <w:t xml:space="preserve"> </w:t>
+      </w:r>
+      <w:r>
+        <w:t xml:space="preserve">variant (0.40 vs 0.63), partly because the process run's smaller crash-record count</w:t>
+      </w:r>
+      <w:r>
+        <w:t xml:space="preserve"> </w:t>
+      </w:r>
+      <w:r>
+        <w:t xml:space="preserve">(2 076 vs 11 587) widens its uncertainty. Cost: 50 draws per seed versus ~12 bins,</w:t>
+      </w:r>
+      <w:r>
+        <w:t xml:space="preserve"> </w:t>
+      </w:r>
+      <w:r>
+        <w:t xml:space="preserve">minutes either way at tier 1. Conclusion: process placement for active inference,</w:t>
+      </w:r>
+      <w:r>
+        <w:t xml:space="preserve"> </w:t>
+      </w:r>
+      <w:r>
+        <w:t xml:space="preserve">anchored placement for the CBM, each on its own merits; the 50-draw budget is marked for</w:t>
+      </w:r>
+      <w:r>
+        <w:t xml:space="preserve"> </w:t>
+      </w:r>
+      <w:r>
+        <w:t xml:space="preserve">a later increase, which mainly tightens the process runs' HDIs.</w:t>
+      </w:r>
+    </w:p>
+    <w:bookmarkEnd w:id="22"/>
+    <w:bookmarkEnd w:id="23"/>
+    <w:bookmarkStart w:id="27" w:name="Xf006086dcf9192633b661b7540885ee64a61ed6"/>
     <w:p>
       <w:pPr>
         <w:pStyle w:val="Heading2"/>
       </w:pPr>
       <w:r>
-        <w:t xml:space="preserve">5 Response timing: the two models differ exactly where it matters</w:t>
+        <w:t xml:space="preserve">5 Response timing</w:t>
       </w:r>
     </w:p>
     <w:p>
@@ -2242,18 +2505,18 @@
           <wp:inline>
             <wp:extent cx="4222781" cy="2389386"/>
             <wp:effectExtent b="0" l="0" r="0" t="0"/>
-            <wp:docPr descr="Attentive brake onsets relative to the anchor" title="" id="23" name="Picture"/>
+            <wp:docPr descr="Attentive brake onsets relative to the anchor" title="" id="25" name="Picture"/>
             <a:graphic>
               <a:graphicData uri="http://schemas.openxmlformats.org/drawingml/2006/picture">
                 <pic:pic>
                   <pic:nvPicPr>
-                    <pic:cNvPr descr="causation_figures/fig_timing.png" id="24" name="Picture"/>
+                    <pic:cNvPr descr="causation_figures/fig_timing.png" id="26" name="Picture"/>
                     <pic:cNvPicPr>
                       <a:picLocks noChangeArrowheads="1" noChangeAspect="1"/>
                     </pic:cNvPicPr>
                   </pic:nvPicPr>
                   <pic:blipFill>
-                    <a:blip r:embed="rId22"/>
+                    <a:blip r:embed="rId24"/>
                     <a:stretch>
                       <a:fillRect/>
                     </a:stretch>
@@ -2285,59 +2548,121 @@
         <w:pStyle w:val="BodyText"/>
       </w:pPr>
       <w:r>
-        <w:t xml:space="preserve">The CBM's response rule is a fixed 0.5 s after the τ⁻¹ = 0.2 s⁻¹ anchor [B24, from</w:t>
-      </w:r>
-      <w:r>
-        <w:t xml:space="preserve"> </w:t>
-      </w:r>
-      <w:r>
-        <w:t xml:space="preserve">Markkula et al. 2016]. The active-inference accumulator, calibrated only on the authors'</w:t>
-      </w:r>
-      <w:r>
-        <w:t xml:space="preserve"> </w:t>
-      </w:r>
-      <w:r>
-        <w:t xml:space="preserve">own closed-loop trials and never on QUADRIS, produces onsets at a median 1.25 s after</w:t>
-      </w:r>
-      <w:r>
-        <w:t xml:space="preserve"> </w:t>
-      </w:r>
-      <w:r>
-        <w:t xml:space="preserve">that same anchor with a wide spread (IQR 0.55–1.90 s) — later and far more variable. The</w:t>
-      </w:r>
-      <w:r>
-        <w:t xml:space="preserve"> </w:t>
-      </w:r>
-      <w:r>
-        <w:t xml:space="preserve">distribution is stable across glance placements and across the stand-in versus real</w:t>
-      </w:r>
-      <w:r>
-        <w:t xml:space="preserve"> </w:t>
-      </w:r>
-      <w:r>
-        <w:t xml:space="preserve">distributions, because attentive timing does not involve the glance machinery at all.</w:t>
-      </w:r>
-      <w:r>
-        <w:t xml:space="preserve"> </w:t>
-      </w:r>
-      <w:r>
-        <w:t xml:space="preserve">Which rule is right for human drivers is an empirical question the two models now pose</w:t>
-      </w:r>
-      <w:r>
-        <w:t xml:space="preserve"> </w:t>
-      </w:r>
-      <w:r>
-        <w:t xml:space="preserve">crisply; the CBM's 0.5 s is itself empirically anchored, so the active-inference</w:t>
-      </w:r>
-      <w:r>
-        <w:t xml:space="preserve"> </w:t>
-      </w:r>
-      <w:r>
-        <w:t xml:space="preserve">surrogate's later median is a genuine, testable disagreement, not an error [Opinion].</w:t>
-      </w:r>
-    </w:p>
-    <w:bookmarkEnd w:id="25"/>
-    <w:bookmarkStart w:id="26" w:name="Xaa514859afddf12d4f4f0f080c313a63b1390dc"/>
+        <w:t xml:space="preserve">Attentive onsets: active inference median 1.25 s after the anchor (IQR 0.50–1.75 s),</w:t>
+      </w:r>
+      <w:r>
+        <w:t xml:space="preserve"> </w:t>
+      </w:r>
+      <w:r>
+        <w:t xml:space="preserve">CBM fixed at 0.50 s. Ten of 100 seeds respond</w:t>
+      </w:r>
+      <w:r>
+        <w:t xml:space="preserve"> </w:t>
+      </w:r>
+      <w:r>
+        <w:rPr>
+          <w:i/>
+          <w:iCs/>
+        </w:rPr>
+        <w:t xml:space="preserve">before</w:t>
+      </w:r>
+      <w:r>
+        <w:t xml:space="preserve"> </w:t>
+      </w:r>
+      <w:r>
+        <w:t xml:space="preserve">the anchor — all within 0.45 s of</w:t>
+      </w:r>
+      <w:r>
+        <w:t xml:space="preserve"> </w:t>
+      </w:r>
+      <w:r>
+        <w:t xml:space="preserve">it, all after the lead's braking onset, concentrated at short initial headways — so the</w:t>
+      </w:r>
+      <w:r>
+        <w:t xml:space="preserve"> </w:t>
+      </w:r>
+      <w:r>
+        <w:t xml:space="preserve">active-inference model treats the anchor as nothing special, responding to sub-threshold</w:t>
+      </w:r>
+      <w:r>
+        <w:t xml:space="preserve"> </w:t>
+      </w:r>
+      <w:r>
+        <w:t xml:space="preserve">looming when the gap is short. With the stationary accumulator start the whole</w:t>
+      </w:r>
+      <w:r>
+        <w:t xml:space="preserve"> </w:t>
+      </w:r>
+      <w:r>
+        <w:t xml:space="preserve">distribution shifts earlier (crash probability 0.023 → 0.004), which brackets the</w:t>
+      </w:r>
+      <w:r>
+        <w:t xml:space="preserve"> </w:t>
+      </w:r>
+      <w:r>
+        <w:t xml:space="preserve">response-timing claim: the tier-1 surrogate says the active-inference driver is</w:t>
+      </w:r>
+      <w:r>
+        <w:t xml:space="preserve"> </w:t>
+      </w:r>
+      <w:r>
+        <w:rPr>
+          <w:i/>
+          <w:iCs/>
+        </w:rPr>
+        <w:t xml:space="preserve">slower</w:t>
+      </w:r>
+      <w:r>
+        <w:rPr>
+          <w:i/>
+          <w:iCs/>
+        </w:rPr>
+        <w:t xml:space="preserve"> </w:t>
+      </w:r>
+      <w:r>
+        <w:rPr>
+          <w:i/>
+          <w:iCs/>
+        </w:rPr>
+        <w:t xml:space="preserve">and more variable</w:t>
+      </w:r>
+      <w:r>
+        <w:t xml:space="preserve"> </w:t>
+      </w:r>
+      <w:r>
+        <w:t xml:space="preserve">than the CBM's rule under the zero start, and</w:t>
+      </w:r>
+      <w:r>
+        <w:t xml:space="preserve"> </w:t>
+      </w:r>
+      <w:r>
+        <w:rPr>
+          <w:i/>
+          <w:iCs/>
+        </w:rPr>
+        <w:t xml:space="preserve">comparable or faster</w:t>
+      </w:r>
+      <w:r>
+        <w:t xml:space="preserve"> </w:t>
+      </w:r>
+      <w:r>
+        <w:t xml:space="preserve">under the stationary start. The closed-loop model, whose benign drift supplies the</w:t>
+      </w:r>
+      <w:r>
+        <w:t xml:space="preserve"> </w:t>
+      </w:r>
+      <w:r>
+        <w:t xml:space="preserve">starting phase endogenously, is the arbiter; the tier-2 comparison (plan step 7) should</w:t>
+      </w:r>
+      <w:r>
+        <w:t xml:space="preserve"> </w:t>
+      </w:r>
+      <w:r>
+        <w:t xml:space="preserve">settle it.</w:t>
+      </w:r>
+    </w:p>
+    <w:bookmarkEnd w:id="27"/>
+    <w:bookmarkStart w:id="28" w:name="Xaa514859afddf12d4f4f0f080c313a63b1390dc"/>
     <w:p>
       <w:pPr>
         <w:pStyle w:val="Heading2"/>
@@ -2351,19 +2676,19 @@
         <w:pStyle w:val="FirstParagraph"/>
       </w:pPr>
       <w:r>
-        <w:t xml:space="preserve">The tier-2 adapter (plan §11.4) runs the authors' full closed-loop model on QUADRIS seeds</w:t>
-      </w:r>
-      <w:r>
-        <w:t xml:space="preserve"> </w:t>
-      </w:r>
-      <w:r>
-        <w:t xml:space="preserve">with the lead replaced by a replay of the seed's speed profile, and can force off-road</w:t>
-      </w:r>
-      <w:r>
-        <w:t xml:space="preserve"> </w:t>
-      </w:r>
-      <w:r>
-        <w:t xml:space="preserve">glances through the code's own observation gate (</w:t>
+        <w:t xml:space="preserve">The tier-2 adapter (plan §11.4) runs the authors' full closed-loop model on QUADRIS</w:t>
+      </w:r>
+      <w:r>
+        <w:t xml:space="preserve"> </w:t>
+      </w:r>
+      <w:r>
+        <w:t xml:space="preserve">seeds with the lead replaced by a replay of the seed's speed profile, and can force</w:t>
+      </w:r>
+      <w:r>
+        <w:t xml:space="preserve"> </w:t>
+      </w:r>
+      <w:r>
+        <w:t xml:space="preserve">off-road glances through the code's own observation gate (</w:t>
       </w:r>
       <w:r>
         <w:rPr>
@@ -2372,13 +2697,13 @@
         <w:t xml:space="preserve">I_factor</w:t>
       </w:r>
       <w:r>
-        <w:t xml:space="preserve">, the mechanism of the</w:t>
-      </w:r>
-      <w:r>
-        <w:t xml:space="preserve"> </w:t>
-      </w:r>
-      <w:r>
-        <w:t xml:space="preserve">Engström et al. 2024 visual time-sharing model).</w:t>
+        <w:t xml:space="preserve">, the mechanism of</w:t>
+      </w:r>
+      <w:r>
+        <w:t xml:space="preserve"> </w:t>
+      </w:r>
+      <w:r>
+        <w:t xml:space="preserve">the Engström et al. 2024 visual time-sharing model).</w:t>
       </w:r>
     </w:p>
     <w:p>
@@ -2396,31 +2721,31 @@
         <w:t xml:space="preserve"> </w:t>
       </w:r>
       <w:r>
-        <w:t xml:space="preserve">On the test seed the driver braked at 2.4–2.6 s — inside the glance — and it did so both</w:t>
-      </w:r>
-      <w:r>
-        <w:t xml:space="preserve"> </w:t>
-      </w:r>
-      <w:r>
-        <w:t xml:space="preserve">under the shipped observation-noise factor (3) and under an effectively total gate</w:t>
-      </w:r>
-      <w:r>
-        <w:t xml:space="preserve"> </w:t>
-      </w:r>
-      <w:r>
-        <w:t xml:space="preserve">(factor 1000). The reason is architectural: the lead's braking had been registered before</w:t>
-      </w:r>
-      <w:r>
-        <w:t xml:space="preserve"> </w:t>
-      </w:r>
-      <w:r>
-        <w:t xml:space="preserve">the glance began, and during the glance the belief cloud coasts forward on its own</w:t>
-      </w:r>
-      <w:r>
-        <w:t xml:space="preserve"> </w:t>
-      </w:r>
-      <w:r>
-        <w:t xml:space="preserve">norm-shaped prediction, so the evidence accumulator keeps filling from</w:t>
+        <w:t xml:space="preserve">On the test seed the driver braked at 2.4–2.6 s — inside the glance — both under the</w:t>
+      </w:r>
+      <w:r>
+        <w:t xml:space="preserve"> </w:t>
+      </w:r>
+      <w:r>
+        <w:t xml:space="preserve">shipped observation-noise factor (3) and under an effectively total gate (factor 1000).</w:t>
+      </w:r>
+      <w:r>
+        <w:t xml:space="preserve"> </w:t>
+      </w:r>
+      <w:r>
+        <w:t xml:space="preserve">The reason is architectural: the lead's braking had been registered before the glance</w:t>
+      </w:r>
+      <w:r>
+        <w:t xml:space="preserve"> </w:t>
+      </w:r>
+      <w:r>
+        <w:t xml:space="preserve">began, and during the glance the belief cloud coasts forward on its own norm-shaped</w:t>
+      </w:r>
+      <w:r>
+        <w:t xml:space="preserve"> </w:t>
+      </w:r>
+      <w:r>
+        <w:t xml:space="preserve">prediction, so the evidence accumulator keeps filling from</w:t>
       </w:r>
       <w:r>
         <w:t xml:space="preserve"> </w:t>
@@ -2430,63 +2755,193 @@
           <w:i/>
           <w:iCs/>
         </w:rPr>
-        <w:t xml:space="preserve">remembered and</w:t>
+        <w:t xml:space="preserve">remembered and extrapolated</w:t>
+      </w:r>
+      <w:r>
+        <w:t xml:space="preserve"> </w:t>
+      </w:r>
+      <w:r>
+        <w:t xml:space="preserve">evidence. Looking away blocks new observations; it does not stop inference.</w:t>
+      </w:r>
+    </w:p>
+    <w:p>
+      <w:pPr>
+        <w:pStyle w:val="BodyText"/>
+      </w:pPr>
+      <w:r>
+        <w:t xml:space="preserve">The CBM assumes the opposite: no information accumulates while the eyes are away, and no</w:t>
+      </w:r>
+      <w:r>
+        <w:t xml:space="preserve"> </w:t>
+      </w:r>
+      <w:r>
+        <w:t xml:space="preserve">response can begin until 0.5 s after they return [B24]. The two architectures therefore</w:t>
+      </w:r>
+      <w:r>
+        <w:t xml:space="preserve"> </w:t>
+      </w:r>
+      <w:r>
+        <w:t xml:space="preserve">make</w:t>
+      </w:r>
+      <w:r>
+        <w:t xml:space="preserve"> </w:t>
+      </w:r>
+      <w:r>
+        <w:rPr>
+          <w:b/>
+          <w:bCs/>
+        </w:rPr>
+        <w:t xml:space="preserve">divergent, testable predictions</w:t>
+      </w:r>
+      <w:r>
+        <w:t xml:space="preserve"> </w:t>
+      </w:r>
+      <w:r>
+        <w:t xml:space="preserve">that depend on glance timing:</w:t>
+      </w:r>
+    </w:p>
+    <w:p>
+      <w:pPr>
+        <w:pStyle w:val="Compact"/>
+        <w:numPr>
+          <w:ilvl w:val="0"/>
+          <w:numId w:val="1005"/>
+        </w:numPr>
+      </w:pPr>
+      <w:r>
+        <w:t xml:space="preserve">glance covering the conflict onset → both models delay the response until (or beyond)</w:t>
+      </w:r>
+      <w:r>
+        <w:t xml:space="preserve"> </w:t>
+      </w:r>
+      <w:r>
+        <w:t xml:space="preserve">eyes-return; they roughly agree;</w:t>
+      </w:r>
+    </w:p>
+    <w:p>
+      <w:pPr>
+        <w:pStyle w:val="Compact"/>
+        <w:numPr>
+          <w:ilvl w:val="0"/>
+          <w:numId w:val="1005"/>
+        </w:numPr>
+      </w:pPr>
+      <w:r>
+        <w:t xml:space="preserve">glance beginning</w:t>
+      </w:r>
+      <w:r>
+        <w:t xml:space="preserve"> </w:t>
       </w:r>
       <w:r>
         <w:rPr>
           <w:i/>
           <w:iCs/>
         </w:rPr>
-        <w:t xml:space="preserve"> </w:t>
-      </w:r>
-      <w:r>
-        <w:rPr>
-          <w:i/>
-          <w:iCs/>
-        </w:rPr>
-        <w:t xml:space="preserve">extrapolated</w:t>
-      </w:r>
-      <w:r>
-        <w:t xml:space="preserve"> </w:t>
-      </w:r>
-      <w:r>
-        <w:t xml:space="preserve">evidence. Looking away blocks new observations; it does not stop inference.</w:t>
-      </w:r>
-    </w:p>
-    <w:p>
-      <w:pPr>
-        <w:pStyle w:val="BodyText"/>
-      </w:pPr>
-      <w:r>
-        <w:t xml:space="preserve">The CBM assumes the opposite: no information accumulates while the eyes are away, and no</w:t>
-      </w:r>
-      <w:r>
-        <w:t xml:space="preserve"> </w:t>
-      </w:r>
-      <w:r>
-        <w:t xml:space="preserve">response can begin until 0.5 s after they return [B24]. The two architectures therefore</w:t>
-      </w:r>
-      <w:r>
-        <w:t xml:space="preserve"> </w:t>
-      </w:r>
-      <w:r>
-        <w:t xml:space="preserve">make</w:t>
-      </w:r>
-      <w:r>
-        <w:t xml:space="preserve"> </w:t>
-      </w:r>
-      <w:r>
-        <w:rPr>
-          <w:b/>
-          <w:bCs/>
-        </w:rPr>
-        <w:t xml:space="preserve">divergent, testable predictions</w:t>
-      </w:r>
-      <w:r>
-        <w:t xml:space="preserve"> </w:t>
-      </w:r>
-      <w:r>
-        <w:t xml:space="preserve">that depend on glance timing:</w:t>
+        <w:t xml:space="preserve">after</w:t>
+      </w:r>
+      <w:r>
+        <w:t xml:space="preserve"> </w:t>
+      </w:r>
+      <w:r>
+        <w:t xml:space="preserve">the onset has been registered → the CBM still waits for</w:t>
+      </w:r>
+      <w:r>
+        <w:t xml:space="preserve"> </w:t>
+      </w:r>
+      <w:r>
+        <w:t xml:space="preserve">eyes-return + 0.5 s, while the active-inference driver responds mid-glance on</w:t>
+      </w:r>
+      <w:r>
+        <w:t xml:space="preserve"> </w:t>
+      </w:r>
+      <w:r>
+        <w:t xml:space="preserve">extrapolated evidence.</w:t>
+      </w:r>
+    </w:p>
+    <w:p>
+      <w:pPr>
+        <w:pStyle w:val="FirstParagraph"/>
+      </w:pPr>
+      <w:r>
+        <w:t xml:space="preserve">Naturalistic glance-conditional response data could separate these — drivers who brake</w:t>
+      </w:r>
+      <w:r>
+        <w:t xml:space="preserve"> </w:t>
+      </w:r>
+      <w:r>
+        <w:t xml:space="preserve">while still looking away (or within less than 0.5 s of looking back) in late-glance</w:t>
+      </w:r>
+      <w:r>
+        <w:t xml:space="preserve"> </w:t>
+      </w:r>
+      <w:r>
+        <w:t xml:space="preserve">conflicts would favor the active-inference account. To our knowledge the existing</w:t>
+      </w:r>
+      <w:r>
+        <w:t xml:space="preserve"> </w:t>
+      </w:r>
+      <w:r>
+        <w:t xml:space="preserve">glance-response literature conditions on eyes-off at conflict onset and does not isolate</w:t>
+      </w:r>
+      <w:r>
+        <w:t xml:space="preserve"> </w:t>
+      </w:r>
+      <w:r>
+        <w:t xml:space="preserve">the late-glance case [Opinion]. The tier-1 pipeline mirrors the distinction explicitly:</w:t>
+      </w:r>
+      <w:r>
+        <w:t xml:space="preserve"> </w:t>
+      </w:r>
+      <w:r>
+        <w:t xml:space="preserve">its evidence gate at weight 0 reproduces the CBM assumption, the Svärd et al. partial</w:t>
+      </w:r>
+      <w:r>
+        <w:t xml:space="preserve"> </w:t>
+      </w:r>
+      <w:r>
+        <w:t xml:space="preserve">looming weight is an intermediate, and the tier-2 precision gate is the full</w:t>
+      </w:r>
+      <w:r>
+        <w:t xml:space="preserve"> </w:t>
+      </w:r>
+      <w:r>
+        <w:t xml:space="preserve">active-inference behavior.</w:t>
+      </w:r>
+    </w:p>
+    <w:bookmarkEnd w:id="28"/>
+    <w:bookmarkStart w:id="29" w:name="X847d61f9c7a16474db9cfde0ec49847e7e696b4"/>
+    <w:p>
+      <w:pPr>
+        <w:pStyle w:val="Heading2"/>
+      </w:pPr>
+      <w:r>
+        <w:t xml:space="preserve">7 The pre-selection (exposure) critique, quantified</w:t>
+      </w:r>
+    </w:p>
+    <w:p>
+      <w:pPr>
+        <w:pStyle w:val="FirstParagraph"/>
+      </w:pPr>
+      <w:r>
+        <w:t xml:space="preserve">Applying causation mechanisms to crash-conditioned seeds answers "what does this driver</w:t>
+      </w:r>
+      <w:r>
+        <w:t xml:space="preserve"> </w:t>
+      </w:r>
+      <w:r>
+        <w:t xml:space="preserve">do in situations that crashed for the generator's driver", not "what crashes does this</w:t>
+      </w:r>
+      <w:r>
+        <w:t xml:space="preserve"> </w:t>
+      </w:r>
+      <w:r>
+        <w:t xml:space="preserve">driver produce in traffic". Three numbers from this study's own runs bound how far the</w:t>
+      </w:r>
+      <w:r>
+        <w:t xml:space="preserve"> </w:t>
+      </w:r>
+      <w:r>
+        <w:t xml:space="preserve">two questions are apart:</w:t>
       </w:r>
     </w:p>
     <w:p>
@@ -2498,13 +2953,20 @@
         </w:numPr>
       </w:pPr>
       <w:r>
-        <w:t xml:space="preserve">glance covering the conflict onset → both models delay the response until (or beyond)</w:t>
-      </w:r>
-      <w:r>
-        <w:t xml:space="preserve"> </w:t>
-      </w:r>
-      <w:r>
-        <w:t xml:space="preserve">eyes-return; they roughly agree;</w:t>
+        <w:rPr>
+          <w:b/>
+          <w:bCs/>
+        </w:rPr>
+        <w:t xml:space="preserve">Support loss</w:t>
+      </w:r>
+      <w:r>
+        <w:t xml:space="preserve">: 13 of 100 seeds never crash under the CBM control at any glance or</w:t>
+      </w:r>
+      <w:r>
+        <w:t xml:space="preserve"> </w:t>
+      </w:r>
+      <w:r>
+        <w:t xml:space="preserve">deceleration draw; they drop out of any exposure reweighting entirely.</w:t>
       </w:r>
     </w:p>
     <w:p>
@@ -2516,35 +2978,85 @@
         </w:numPr>
       </w:pPr>
       <w:r>
-        <w:t xml:space="preserve">glance beginning</w:t>
-      </w:r>
-      <w:r>
-        <w:t xml:space="preserve"> </w:t>
-      </w:r>
-      <w:r>
-        <w:rPr>
-          <w:i/>
-          <w:iCs/>
-        </w:rPr>
-        <w:t xml:space="preserve">after</w:t>
-      </w:r>
-      <w:r>
-        <w:t xml:space="preserve"> </w:t>
-      </w:r>
-      <w:r>
-        <w:t xml:space="preserve">the onset has been registered → the CBM still waits for</w:t>
-      </w:r>
-      <w:r>
-        <w:t xml:space="preserve"> </w:t>
-      </w:r>
-      <w:r>
-        <w:t xml:space="preserve">eyes-return + 0.5 s, while the active-inference driver responds mid-glance on</w:t>
-      </w:r>
-      <w:r>
-        <w:t xml:space="preserve"> </w:t>
-      </w:r>
-      <w:r>
-        <w:t xml:space="preserve">extrapolated evidence.</w:t>
+        <w:rPr>
+          <w:b/>
+          <w:bCs/>
+        </w:rPr>
+        <w:t xml:space="preserve">Effective sample size</w:t>
+      </w:r>
+      <w:r>
+        <w:t xml:space="preserve">: reweighting the remaining 87 seeds to exposure (dividing</w:t>
+      </w:r>
+      <w:r>
+        <w:t xml:space="preserve"> </w:t>
+      </w:r>
+      <w:r>
+        <w:t xml:space="preserve">each weight by its crash probability) leaves an effective sample size of</w:t>
+      </w:r>
+      <w:r>
+        <w:t xml:space="preserve"> </w:t>
+      </w:r>
+      <w:r>
+        <w:rPr>
+          <w:b/>
+          <w:bCs/>
+        </w:rPr>
+        <w:t xml:space="preserve">6.9</w:t>
+      </w:r>
+      <w:r>
+        <w:t xml:space="preserve"> </w:t>
+      </w:r>
+      <w:r>
+        <w:t xml:space="preserve">—</w:t>
+      </w:r>
+      <w:r>
+        <w:t xml:space="preserve"> </w:t>
+      </w:r>
+      <w:r>
+        <w:t xml:space="preserve">three seeds carry the majority of all exposure weight. Exposure-level claims from</w:t>
+      </w:r>
+      <w:r>
+        <w:t xml:space="preserve"> </w:t>
+      </w:r>
+      <w:r>
+        <w:t xml:space="preserve">crash-only seeds would need orders of magnitude more seeds, concentrated exactly in</w:t>
+      </w:r>
+      <w:r>
+        <w:t xml:space="preserve"> </w:t>
+      </w:r>
+      <w:r>
+        <w:t xml:space="preserve">the benign scenarios the crash filter removed.</w:t>
+      </w:r>
+    </w:p>
+    <w:p>
+      <w:pPr>
+        <w:pStyle w:val="Compact"/>
+        <w:numPr>
+          <w:ilvl w:val="0"/>
+          <w:numId w:val="1006"/>
+        </w:numPr>
+      </w:pPr>
+      <w:r>
+        <w:rPr>
+          <w:b/>
+          <w:bCs/>
+        </w:rPr>
+        <w:t xml:space="preserve">Directional bias</w:t>
+      </w:r>
+      <w:r>
+        <w:t xml:space="preserve">: the missing scenarios are the long-headway, mild-conflict ones</w:t>
+      </w:r>
+      <w:r>
+        <w:t xml:space="preserve"> </w:t>
+      </w:r>
+      <w:r>
+        <w:t xml:space="preserve">in which crashes occur only through glances or non-response — for a glance-causation</w:t>
+      </w:r>
+      <w:r>
+        <w:t xml:space="preserve"> </w:t>
+      </w:r>
+      <w:r>
+        <w:t xml:space="preserve">study, the worst possible region to lose.</w:t>
       </w:r>
     </w:p>
     <w:p>
@@ -2552,95 +3064,68 @@
         <w:pStyle w:val="FirstParagraph"/>
       </w:pPr>
       <w:r>
-        <w:t xml:space="preserve">Naturalistic glance-conditional response data could separate these — drivers who brake</w:t>
-      </w:r>
-      <w:r>
-        <w:t xml:space="preserve"> </w:t>
-      </w:r>
-      <w:r>
-        <w:t xml:space="preserve">while still looking away (or within less than 0.5 s of looking back) in late-glance</w:t>
-      </w:r>
-      <w:r>
-        <w:t xml:space="preserve"> </w:t>
-      </w:r>
-      <w:r>
-        <w:t xml:space="preserve">conflicts would favor the active-inference account. To our knowledge the existing</w:t>
-      </w:r>
-      <w:r>
-        <w:t xml:space="preserve"> </w:t>
-      </w:r>
-      <w:r>
-        <w:t xml:space="preserve">glance-response literature conditions on eyes-off at onset and does not isolate the</w:t>
-      </w:r>
-      <w:r>
-        <w:t xml:space="preserve"> </w:t>
-      </w:r>
-      <w:r>
-        <w:t xml:space="preserve">late-glance case [Opinion]. The tier-1 pipeline mirrors this distinction explicitly: its</w:t>
-      </w:r>
-      <w:r>
-        <w:t xml:space="preserve"> </w:t>
-      </w:r>
-      <w:r>
-        <w:t xml:space="preserve">evidence gate at weight 0 reproduces the CBM assumption, the Svärd et al. partial</w:t>
-      </w:r>
-      <w:r>
-        <w:t xml:space="preserve"> </w:t>
-      </w:r>
-      <w:r>
-        <w:t xml:space="preserve">looming weight is an intermediate, and the tier-2 precision gate is the full</w:t>
-      </w:r>
-      <w:r>
-        <w:t xml:space="preserve"> </w:t>
-      </w:r>
-      <w:r>
-        <w:t xml:space="preserve">active-inference behavior.</w:t>
-      </w:r>
-    </w:p>
-    <w:p>
-      <w:pPr>
-        <w:pStyle w:val="BodyText"/>
-      </w:pPr>
-      <w:r>
-        <w:t xml:space="preserve">An incidental observation from the same runs, on four repeats only: the hard gate</w:t>
-      </w:r>
-      <w:r>
-        <w:t xml:space="preserve"> </w:t>
-      </w:r>
-      <w:r>
-        <w:t xml:space="preserve">produced</w:t>
-      </w:r>
-      <w:r>
-        <w:t xml:space="preserve"> </w:t>
-      </w:r>
-      <w:r>
-        <w:rPr>
-          <w:i/>
-          <w:iCs/>
-        </w:rPr>
-        <w:t xml:space="preserve">fewer</w:t>
-      </w:r>
-      <w:r>
-        <w:t xml:space="preserve"> </w:t>
-      </w:r>
-      <w:r>
-        <w:t xml:space="preserve">crashes than the mild one (0/4 versus 2/4) — a warning against assuming</w:t>
-      </w:r>
-      <w:r>
-        <w:t xml:space="preserve"> </w:t>
-      </w:r>
-      <w:r>
-        <w:t xml:space="preserve">that gate strength maps monotonically onto risk, not a result.</w:t>
-      </w:r>
-    </w:p>
-    <w:bookmarkEnd w:id="26"/>
-    <w:bookmarkStart w:id="27" w:name="Xd91acdec7e33ceeecf3bf570da386b8f38747e5"/>
+        <w:t xml:space="preserve">The</w:t>
+      </w:r>
+      <w:r>
+        <w:t xml:space="preserve"> </w:t>
+      </w:r>
+      <w:r>
+        <w:rPr>
+          <w:b/>
+          <w:bCs/>
+        </w:rPr>
+        <w:t xml:space="preserve">B-versus-C contrast is far more robust to this critique than any absolute</w:t>
+      </w:r>
+      <w:r>
+        <w:rPr>
+          <w:b/>
+          <w:bCs/>
+        </w:rPr>
+        <w:t xml:space="preserve"> </w:t>
+      </w:r>
+      <w:r>
+        <w:rPr>
+          <w:b/>
+          <w:bCs/>
+        </w:rPr>
+        <w:t xml:space="preserve">number</w:t>
+      </w:r>
+      <w:r>
+        <w:t xml:space="preserve">, because both response models face the identical conditioned ensemble. Absolute</w:t>
+      </w:r>
+      <w:r>
+        <w:t xml:space="preserve"> </w:t>
+      </w:r>
+      <w:r>
+        <w:t xml:space="preserve">crash rates and severity distributions inherit the full bias. The proper fix is</w:t>
+      </w:r>
+      <w:r>
+        <w:t xml:space="preserve"> </w:t>
+      </w:r>
+      <w:r>
+        <w:t xml:space="preserve">upstream: the pre-filter scenario set (or the fitted scenario-generation models) of</w:t>
+      </w:r>
+      <w:r>
+        <w:t xml:space="preserve"> </w:t>
+      </w:r>
+      <w:r>
+        <w:t xml:space="preserve">[W25a], requested from its author; the 82 real SHRP2 near-crashes in the QUADRIS release</w:t>
+      </w:r>
+      <w:r>
+        <w:t xml:space="preserve"> </w:t>
+      </w:r>
+      <w:r>
+        <w:t xml:space="preserve">are an intermediate exposure extension available now.</w:t>
+      </w:r>
+    </w:p>
+    <w:bookmarkEnd w:id="29"/>
+    <w:bookmarkStart w:id="30" w:name="X335105b0a86bf2fe7731d42aa4837b519891646"/>
     <w:p>
       <w:pPr>
         <w:pStyle w:val="Heading2"/>
       </w:pPr>
       <w:r>
-        <w:t xml:space="preserve">7 What we conclude so far</w:t>
+        <w:t xml:space="preserve">8 Conclusions</w:t>
       </w:r>
     </w:p>
     <w:p>
@@ -2652,25 +3137,25 @@
         </w:numPr>
       </w:pPr>
       <w:r>
-        <w:t xml:space="preserve">The pipeline delivers what it was designed to deliver: switchable causation</w:t>
-      </w:r>
-      <w:r>
-        <w:t xml:space="preserve"> </w:t>
-      </w:r>
-      <w:r>
-        <w:t xml:space="preserve">components, two response processes behind one interface, per-seed crash</w:t>
-      </w:r>
-      <w:r>
-        <w:t xml:space="preserve"> </w:t>
-      </w:r>
-      <w:r>
-        <w:t xml:space="preserve">probabilities, and the full [W26] equivalence readout against the 5 000-scenario</w:t>
-      </w:r>
-      <w:r>
-        <w:t xml:space="preserve"> </w:t>
-      </w:r>
-      <w:r>
-        <w:t xml:space="preserve">reference — now with digitized real input distributions.</w:t>
+        <w:t xml:space="preserve">The pipeline now runs the complete design: five switchable causation components, two</w:t>
+      </w:r>
+      <w:r>
+        <w:t xml:space="preserve"> </w:t>
+      </w:r>
+      <w:r>
+        <w:t xml:space="preserve">response processes, digitized real input distributions, a defensible counterfactual,</w:t>
+      </w:r>
+      <w:r>
+        <w:t xml:space="preserve"> </w:t>
+      </w:r>
+      <w:r>
+        <w:t xml:space="preserve">process-placed glances, and the full [W26] readout with the assumption-free severity</w:t>
+      </w:r>
+      <w:r>
+        <w:t xml:space="preserve"> </w:t>
+      </w:r>
+      <w:r>
+        <w:t xml:space="preserve">metric.</w:t>
       </w:r>
     </w:p>
     <w:p>
@@ -2682,65 +3167,55 @@
         </w:numPr>
       </w:pPr>
       <w:r>
-        <w:t xml:space="preserve">Substantively, the active-inference response is slower and more variable than the</w:t>
-      </w:r>
-      <w:r>
-        <w:t xml:space="preserve"> </w:t>
-      </w:r>
-      <w:r>
-        <w:t xml:space="preserve">CBM's fixed rule, quadrupling the generated crash probability under identical</w:t>
-      </w:r>
-      <w:r>
-        <w:t xml:space="preserve"> </w:t>
-      </w:r>
-      <w:r>
-        <w:t xml:space="preserve">causation components; and the whole CBM-style construction — under either response</w:t>
-      </w:r>
-      <w:r>
-        <w:t xml:space="preserve"> </w:t>
-      </w:r>
-      <w:r>
-        <w:t xml:space="preserve">model — produces a crash</w:t>
-      </w:r>
-      <w:r>
-        <w:t xml:space="preserve"> </w:t>
-      </w:r>
-      <w:r>
-        <w:rPr>
-          <w:i/>
-          <w:iCs/>
-        </w:rPr>
-        <w:t xml:space="preserve">population</w:t>
-      </w:r>
-      <w:r>
-        <w:t xml:space="preserve"> </w:t>
-      </w:r>
-      <w:r>
-        <w:t xml:space="preserve">that differs in kind from QUADRIS's, whose</w:t>
-      </w:r>
-      <w:r>
-        <w:t xml:space="preserve"> </w:t>
-      </w:r>
-      <w:r>
-        <w:t xml:space="preserve">crashes come predominantly from non-braking followers rather than late-but-hard</w:t>
-      </w:r>
-      <w:r>
-        <w:t xml:space="preserve"> </w:t>
-      </w:r>
-      <w:r>
-        <w:t xml:space="preserve">brakers. Equivalence in the [W26] sense is not close for any condition; the</w:t>
-      </w:r>
-      <w:r>
-        <w:t xml:space="preserve"> </w:t>
-      </w:r>
-      <w:r>
-        <w:t xml:space="preserve">near-generator control (θ 0.40 at best) bounds how much of that distance the</w:t>
-      </w:r>
-      <w:r>
-        <w:t xml:space="preserve"> </w:t>
-      </w:r>
-      <w:r>
-        <w:t xml:space="preserve">framework itself accounts for.</w:t>
+        <w:t xml:space="preserve">After the methodological corrections,</w:t>
+      </w:r>
+      <w:r>
+        <w:t xml:space="preserve"> </w:t>
+      </w:r>
+      <w:r>
+        <w:rPr>
+          <w:b/>
+          <w:bCs/>
+        </w:rPr>
+        <w:t xml:space="preserve">the active-inference response is no further</w:t>
+      </w:r>
+      <w:r>
+        <w:rPr>
+          <w:b/>
+          <w:bCs/>
+        </w:rPr>
+        <w:t xml:space="preserve"> </w:t>
+      </w:r>
+      <w:r>
+        <w:rPr>
+          <w:b/>
+          <w:bCs/>
+        </w:rPr>
+        <w:t xml:space="preserve">from the QUADRIS reference than the CBM control is</w:t>
+      </w:r>
+      <w:r>
+        <w:t xml:space="preserve"> </w:t>
+      </w:r>
+      <w:r>
+        <w:t xml:space="preserve">(P_inj θ ≈ 0.4–0.5 for both</w:t>
+      </w:r>
+      <w:r>
+        <w:t xml:space="preserve"> </w:t>
+      </w:r>
+      <w:r>
+        <w:t xml:space="preserve">best configurations), and the two miss differently: active inference over-produces</w:t>
+      </w:r>
+      <w:r>
+        <w:t xml:space="preserve"> </w:t>
+      </w:r>
+      <w:r>
+        <w:t xml:space="preserve">the mildest crashes; the CBM over-produces moderate ones and cannot reproduce the</w:t>
+      </w:r>
+      <w:r>
+        <w:t xml:space="preserve"> </w:t>
+      </w:r>
+      <w:r>
+        <w:t xml:space="preserve">reference's non-braking character, which the active-inference conditions now match.</w:t>
       </w:r>
     </w:p>
     <w:p>
@@ -2752,35 +3227,90 @@
         </w:numPr>
       </w:pPr>
       <w:r>
-        <w:t xml:space="preserve">The architecturally interesting result is section 6: evidence gating versus</w:t>
-      </w:r>
-      <w:r>
-        <w:t xml:space="preserve"> </w:t>
-      </w:r>
-      <w:r>
-        <w:t xml:space="preserve">inference gating during off-road glances is a real, behaviorally testable difference</w:t>
-      </w:r>
-      <w:r>
-        <w:t xml:space="preserve"> </w:t>
-      </w:r>
-      <w:r>
-        <w:t xml:space="preserve">between the CBM and active inference, discovered by running both — it was not</w:t>
-      </w:r>
-      <w:r>
-        <w:t xml:space="preserve"> </w:t>
-      </w:r>
-      <w:r>
-        <w:t xml:space="preserve">visible in either paper alone.</w:t>
-      </w:r>
-    </w:p>
-    <w:bookmarkEnd w:id="27"/>
-    <w:bookmarkStart w:id="28" w:name="Xa393116d0ad1f1cde31979c8107a3df08636f21"/>
+        <w:t xml:space="preserve">The active-inference response-timing claim is</w:t>
+      </w:r>
+      <w:r>
+        <w:t xml:space="preserve"> </w:t>
+      </w:r>
+      <w:r>
+        <w:rPr>
+          <w:b/>
+          <w:bCs/>
+        </w:rPr>
+        <w:t xml:space="preserve">bracketed, not settled</w:t>
+      </w:r>
+      <w:r>
+        <w:t xml:space="preserve">: slower than</w:t>
+      </w:r>
+      <w:r>
+        <w:t xml:space="preserve"> </w:t>
+      </w:r>
+      <w:r>
+        <w:t xml:space="preserve">the CBM under the zero accumulator start, comparable under the stationary start. The</w:t>
+      </w:r>
+      <w:r>
+        <w:t xml:space="preserve"> </w:t>
+      </w:r>
+      <w:r>
+        <w:t xml:space="preserve">tier-2 closed loop is the arbiter.</w:t>
+      </w:r>
+    </w:p>
+    <w:p>
+      <w:pPr>
+        <w:pStyle w:val="Compact"/>
+        <w:numPr>
+          <w:ilvl w:val="0"/>
+          <w:numId w:val="1007"/>
+        </w:numPr>
+      </w:pPr>
+      <w:r>
+        <w:t xml:space="preserve">The architectural finding stands: evidence gating versus inference gating during</w:t>
+      </w:r>
+      <w:r>
+        <w:t xml:space="preserve"> </w:t>
+      </w:r>
+      <w:r>
+        <w:t xml:space="preserve">off-road glances is a real, behaviorally testable difference between the CBM and</w:t>
+      </w:r>
+      <w:r>
+        <w:t xml:space="preserve"> </w:t>
+      </w:r>
+      <w:r>
+        <w:t xml:space="preserve">active inference (section 6).</w:t>
+      </w:r>
+    </w:p>
+    <w:p>
+      <w:pPr>
+        <w:pStyle w:val="Compact"/>
+        <w:numPr>
+          <w:ilvl w:val="0"/>
+          <w:numId w:val="1007"/>
+        </w:numPr>
+      </w:pPr>
+      <w:r>
+        <w:t xml:space="preserve">Equivalence in the strict ROPE sense is not reached by any configuration — as it was</w:t>
+      </w:r>
+      <w:r>
+        <w:t xml:space="preserve"> </w:t>
+      </w:r>
+      <w:r>
+        <w:t xml:space="preserve">not by the SCM in [W26] — and section 7's numbers show that exposure-level claims</w:t>
+      </w:r>
+      <w:r>
+        <w:t xml:space="preserve"> </w:t>
+      </w:r>
+      <w:r>
+        <w:t xml:space="preserve">are outside what crash-conditioned seeds can support at any n.</w:t>
+      </w:r>
+    </w:p>
+    <w:bookmarkEnd w:id="30"/>
+    <w:bookmarkStart w:id="31" w:name="Xdecb44f94e928e8b93606661733f5518de26da0"/>
     <w:p>
       <w:pPr>
         <w:pStyle w:val="Heading2"/>
       </w:pPr>
       <w:r>
-        <w:t xml:space="preserve">8 Limitations and next steps</w:t>
+        <w:t xml:space="preserve">9 Limitations and next steps</w:t>
       </w:r>
     </w:p>
     <w:p>
@@ -2792,25 +3322,25 @@
         </w:numPr>
       </w:pPr>
       <w:r>
-        <w:t xml:space="preserve">The glance and deceleration distributions are digitized from published figures; the</w:t>
-      </w:r>
-      <w:r>
-        <w:t xml:space="preserve"> </w:t>
-      </w:r>
-      <w:r>
-        <w:t xml:space="preserve">actual SHRP2 bins would remove the (small) digitization error and restore the</w:t>
-      </w:r>
-      <w:r>
-        <w:t xml:space="preserve"> </w:t>
-      </w:r>
-      <w:r>
-        <w:t xml:space="preserve">truncated glance tail. The deceleration distribution's provenance caveat from [B24]</w:t>
-      </w:r>
-      <w:r>
-        <w:t xml:space="preserve"> </w:t>
-      </w:r>
-      <w:r>
-        <w:t xml:space="preserve">stands: it comes from 45 low-severity SHRP2 crashes.</w:t>
+        <w:t xml:space="preserve">Glance and deceleration distributions are digitized from published figures; the actual</w:t>
+      </w:r>
+      <w:r>
+        <w:t xml:space="preserve"> </w:t>
+      </w:r>
+      <w:r>
+        <w:t xml:space="preserve">SHRP2 bins would remove the residual digitization error and the truncated glance tail.</w:t>
+      </w:r>
+      <w:r>
+        <w:t xml:space="preserve"> </w:t>
+      </w:r>
+      <w:r>
+        <w:t xml:space="preserve">The abnormal-acceleration onset-time distribution of [W25a] is unpublished; the</w:t>
+      </w:r>
+      <w:r>
+        <w:t xml:space="preserve"> </w:t>
+      </w:r>
+      <w:r>
+        <w:t xml:space="preserve">component applies its acceleration from the lead's braking onset instead.</w:t>
       </w:r>
     </w:p>
     <w:p>
@@ -2822,25 +3352,13 @@
         </w:numPr>
       </w:pPr>
       <w:r>
-        <w:t xml:space="preserve">The QUADRIS reference is itself model-generated; equivalence with it is equivalence</w:t>
-      </w:r>
-      <w:r>
-        <w:t xml:space="preserve"> </w:t>
-      </w:r>
-      <w:r>
-        <w:t xml:space="preserve">with that generator ([W25a]), and the exposure critique (plan §6b) is only mitigated,</w:t>
-      </w:r>
-      <w:r>
-        <w:t xml:space="preserve"> </w:t>
-      </w:r>
-      <w:r>
-        <w:t xml:space="preserve">not resolved, by the reweighting. The pre-filter scenario set remains the most</w:t>
-      </w:r>
-      <w:r>
-        <w:t xml:space="preserve"> </w:t>
-      </w:r>
-      <w:r>
-        <w:t xml:space="preserve">valuable single ask.</w:t>
+        <w:t xml:space="preserve">50 process draws per seed (marked for increase); the QUADRIS reference is itself</w:t>
+      </w:r>
+      <w:r>
+        <w:t xml:space="preserve"> </w:t>
+      </w:r>
+      <w:r>
+        <w:t xml:space="preserve">model-generated; n = 100 seeds, extendable to the full 5 000 at tier-1 cost.</w:t>
       </w:r>
     </w:p>
     <w:p>
@@ -2852,43 +3370,19 @@
         </w:numPr>
       </w:pPr>
       <w:r>
-        <w:t xml:space="preserve">Tier-1 timing is a surrogate; the tier-2 smoke test supports it within 0.1–0.9 s in</w:t>
-      </w:r>
-      <w:r>
-        <w:t xml:space="preserve"> </w:t>
-      </w:r>
-      <w:r>
-        <w:t xml:space="preserve">the calibrated speed range, but the 20-seed tier-2 comparison (plan step 7) has not</w:t>
-      </w:r>
-      <w:r>
-        <w:t xml:space="preserve"> </w:t>
-      </w:r>
-      <w:r>
-        <w:t xml:space="preserve">run yet, and the low-speed third of QUADRIS needs the desired-speed convention</w:t>
-      </w:r>
-      <w:r>
-        <w:t xml:space="preserve"> </w:t>
-      </w:r>
-      <w:r>
-        <w:t xml:space="preserve">decision before tier 2 covers it.</w:t>
-      </w:r>
-    </w:p>
-    <w:p>
-      <w:pPr>
-        <w:pStyle w:val="Compact"/>
-        <w:numPr>
-          <w:ilvl w:val="0"/>
-          <w:numId w:val="1008"/>
-        </w:numPr>
-      </w:pPr>
-      <w:r>
-        <w:t xml:space="preserve">n = 100 seeds; the tier-1 cost (~5 s per seed) permits the full 5 000 whenever the</w:t>
-      </w:r>
-      <w:r>
-        <w:t xml:space="preserve"> </w:t>
-      </w:r>
-      <w:r>
-        <w:t xml:space="preserve">tier-2 gate is passed.</w:t>
+        <w:t xml:space="preserve">The accumulator-initialization sensitivity (section 3) is the largest open modeling</w:t>
+      </w:r>
+      <w:r>
+        <w:t xml:space="preserve"> </w:t>
+      </w:r>
+      <w:r>
+        <w:t xml:space="preserve">question on the active-inference side; the tier-2 20-seed comparison (plan step 7) is</w:t>
+      </w:r>
+      <w:r>
+        <w:t xml:space="preserve"> </w:t>
+      </w:r>
+      <w:r>
+        <w:t xml:space="preserve">the designed arbiter and the next expensive step.</w:t>
       </w:r>
     </w:p>
     <w:p>
@@ -2896,7 +3390,7 @@
         <w:pStyle w:val="FirstParagraph"/>
       </w:pPr>
       <w:r>
-        <w:t xml:space="preserve">Regeneration:</w:t>
+        <w:t xml:space="preserve">Regeneration: the tagged commands are in</w:t>
       </w:r>
       <w:r>
         <w:t xml:space="preserve"> </w:t>
@@ -2905,10 +3399,16 @@
         <w:rPr>
           <w:rStyle w:val="VerbatimChar"/>
         </w:rPr>
-        <w:t xml:space="preserve">replication/causation/run_quadris.py --n-seeds 100 --conditions A B C D --tag real --glance-csv replication/causation/data/b24_fig1_glances_shrp2.csv --decel-csv replication/causation/data/b24_fig3_decel.csv</w:t>
-      </w:r>
-      <w:r>
-        <w:t xml:space="preserve">, then</w:t>
+        <w:t xml:space="preserve">replication/causation/out/log_nb*.txt</w:t>
+      </w:r>
+      <w:r>
+        <w:t xml:space="preserve">; figures</w:t>
+      </w:r>
+      <w:r>
+        <w:t xml:space="preserve"> </w:t>
+      </w:r>
+      <w:r>
+        <w:t xml:space="preserve">by</w:t>
       </w:r>
       <w:r>
         <w:t xml:space="preserve"> </w:t>
@@ -2917,10 +3417,10 @@
         <w:rPr>
           <w:rStyle w:val="VerbatimChar"/>
         </w:rPr>
-        <w:t xml:space="preserve">replication/causation/make_results_figures.py --tag real</w:t>
-      </w:r>
-      <w:r>
-        <w:t xml:space="preserve">, then</w:t>
+        <w:t xml:space="preserve">replication/causation/make_results_figures.py --tag nbp</w:t>
+      </w:r>
+      <w:r>
+        <w:t xml:space="preserve">; this document by</w:t>
       </w:r>
       <w:r>
         <w:t xml:space="preserve"> </w:t>
@@ -2935,8 +3435,8 @@
         <w:t xml:space="preserve">.</w:t>
       </w:r>
     </w:p>
-    <w:bookmarkEnd w:id="28"/>
-    <w:bookmarkEnd w:id="29"/>
+    <w:bookmarkEnd w:id="31"/>
+    <w:bookmarkEnd w:id="32"/>
     <w:sectPr>
       <w:footnotePr>
         <w:numRestart w:val="eachSect"/>
@@ -3242,9 +3742,6 @@
     <w:abstractNumId w:val="991"/>
   </w:num>
   <w:num w:numId="1002">
-    <w:abstractNumId w:val="991"/>
-  </w:num>
-  <w:num w:numId="1003">
     <w:abstractNumId w:val="99411"/>
     <w:lvlOverride w:ilvl="0">
       <w:startOverride w:val="1"/>
@@ -3273,6 +3770,9 @@
     <w:lvlOverride w:ilvl="8">
       <w:startOverride w:val="1"/>
     </w:lvlOverride>
+  </w:num>
+  <w:num w:numId="1003">
+    <w:abstractNumId w:val="991"/>
   </w:num>
   <w:num w:numId="1004">
     <w:abstractNumId w:val="991"/>

--- a/docs/crash_causation_results.docx
+++ b/docs/crash_causation_results.docx
@@ -1033,7 +1033,19 @@
         </w:numPr>
       </w:pPr>
       <w:r>
-        <w:t xml:space="preserve">This factor is, however,</w:t>
+        <w:t xml:space="preserve">The crash rate was initially sensitive to the accumulator's starting level (zero</w:t>
+      </w:r>
+      <w:r>
+        <w:t xml:space="preserve"> </w:t>
+      </w:r>
+      <w:r>
+        <w:t xml:space="preserve">start 0.023 versus 0.004 with a "stationary" half-threshold start), but the tier-2</w:t>
+      </w:r>
+      <w:r>
+        <w:t xml:space="preserve"> </w:t>
+      </w:r>
+      <w:r>
+        <w:t xml:space="preserve">arbiter run has</w:t>
       </w:r>
       <w:r>
         <w:t xml:space="preserve"> </w:t>
@@ -1043,46 +1055,31 @@
           <w:b/>
           <w:bCs/>
         </w:rPr>
-        <w:t xml:space="preserve">bounded below by the accumulator's starting level</w:t>
-      </w:r>
-      <w:r>
-        <w:t xml:space="preserve">: with</w:t>
-      </w:r>
-      <w:r>
-        <w:t xml:space="preserve"> </w:t>
-      </w:r>
-      <w:r>
-        <w:t xml:space="preserve">the accumulator initialized at half threshold ("stationary", the mean phase a driver</w:t>
-      </w:r>
-      <w:r>
-        <w:t xml:space="preserve"> </w:t>
-      </w:r>
-      <w:r>
-        <w:t xml:space="preserve">would carry out of long steady following) instead of zero, B's crash probability drops</w:t>
-      </w:r>
-      <w:r>
-        <w:t xml:space="preserve"> </w:t>
-      </w:r>
-      <w:r>
-        <w:t xml:space="preserve">to 0.004 — at or below the CBM's. The active-inference crash rate is therefore</w:t>
-      </w:r>
-      <w:r>
-        <w:t xml:space="preserve"> </w:t>
-      </w:r>
-      <w:r>
-        <w:t xml:space="preserve">sensitive to an initialization convention the tier-1 surrogate cannot fix internally</w:t>
-      </w:r>
-      <w:r>
-        <w:t xml:space="preserve"> </w:t>
-      </w:r>
-      <w:r>
-        <w:t xml:space="preserve">(the closed-loop model's benign drift supplies the phase; the surrogate must assume</w:t>
-      </w:r>
-      <w:r>
-        <w:t xml:space="preserve"> </w:t>
-      </w:r>
-      <w:r>
-        <w:t xml:space="preserve">one). Results are reported for both conventions.</w:t>
+        <w:t xml:space="preserve">resolved the convention in favor of the zero start</w:t>
+      </w:r>
+      <w:r>
+        <w:t xml:space="preserve"> </w:t>
+      </w:r>
+      <w:r>
+        <w:t xml:space="preserve">(section 5):</w:t>
+      </w:r>
+      <w:r>
+        <w:t xml:space="preserve"> </w:t>
+      </w:r>
+      <w:r>
+        <w:t xml:space="preserve">the closed-loop model's own onsets match the zero-start surrogate to a median 0.30 s</w:t>
+      </w:r>
+      <w:r>
+        <w:t xml:space="preserve"> </w:t>
+      </w:r>
+      <w:r>
+        <w:t xml:space="preserve">across 23 seeds and reject the stationary start on 19 of 23. The 0.023 figure stands;</w:t>
+      </w:r>
+      <w:r>
+        <w:t xml:space="preserve"> </w:t>
+      </w:r>
+      <w:r>
+        <w:t xml:space="preserve">the stationary variant remains in the outputs as a tested-and-rejected sensitivity.</w:t>
       </w:r>
     </w:p>
     <w:bookmarkEnd w:id="14"/>
@@ -2588,19 +2585,230 @@
         <w:t xml:space="preserve"> </w:t>
       </w:r>
       <w:r>
-        <w:t xml:space="preserve">looming when the gap is short. With the stationary accumulator start the whole</w:t>
-      </w:r>
-      <w:r>
-        <w:t xml:space="preserve"> </w:t>
-      </w:r>
-      <w:r>
-        <w:t xml:space="preserve">distribution shifts earlier (crash probability 0.023 → 0.004), which brackets the</w:t>
-      </w:r>
-      <w:r>
-        <w:t xml:space="preserve"> </w:t>
-      </w:r>
-      <w:r>
-        <w:t xml:space="preserve">response-timing claim: the tier-1 surrogate says the active-inference driver is</w:t>
+        <w:t xml:space="preserve">looming when the gap is short.</w:t>
+      </w:r>
+    </w:p>
+    <w:p>
+      <w:pPr>
+        <w:pStyle w:val="BodyText"/>
+      </w:pPr>
+      <w:r>
+        <w:rPr>
+          <w:b/>
+          <w:bCs/>
+        </w:rPr>
+        <w:t xml:space="preserve">The arbiter verdict (2026-08-25).</w:t>
+      </w:r>
+      <w:r>
+        <w:t xml:space="preserve"> </w:t>
+      </w:r>
+      <w:r>
+        <w:t xml:space="preserve">The response-timing claim was initially bracketed</w:t>
+      </w:r>
+      <w:r>
+        <w:t xml:space="preserve"> </w:t>
+      </w:r>
+      <w:r>
+        <w:t xml:space="preserve">by the accumulator's starting convention: zero start (the paper's) versus a "stationary"</w:t>
+      </w:r>
+      <w:r>
+        <w:t xml:space="preserve"> </w:t>
+      </w:r>
+      <w:r>
+        <w:t xml:space="preserve">half-threshold start representing a driver arriving mid-cycle from long steady following;</w:t>
+      </w:r>
+      <w:r>
+        <w:t xml:space="preserve"> </w:t>
+      </w:r>
+      <w:r>
+        <w:t xml:space="preserve">crash probability 0.023 versus 0.004. The tier-2 arbiter run — the full closed-loop model</w:t>
+      </w:r>
+      <w:r>
+        <w:t xml:space="preserve"> </w:t>
+      </w:r>
+      <w:r>
+        <w:t xml:space="preserve">on 23 seeds spanning 1.3–35.5 m/s, four repeats each, lead profiles replayed</w:t>
+      </w:r>
+      <w:r>
+        <w:t xml:space="preserve"> </w:t>
+      </w:r>
+      <w:r>
+        <w:t xml:space="preserve">(</w:t>
+      </w:r>
+      <w:r>
+        <w:rPr>
+          <w:rStyle w:val="VerbatimChar"/>
+        </w:rPr>
+        <w:t xml:space="preserve">replication/causation/tier2/arbiter_comparison.csv</w:t>
+      </w:r>
+      <w:r>
+        <w:t xml:space="preserve">) — settles it:</w:t>
+      </w:r>
+    </w:p>
+    <w:tbl>
+      <w:tblPr>
+        <w:tblStyle w:val="Table"/>
+        <w:tblW w:type="auto" w:w="0"/>
+        <w:tblLook w:firstRow="1" w:lastRow="0" w:firstColumn="0" w:lastColumn="0" w:noHBand="0" w:noVBand="0" w:val="0020"/>
+      </w:tblPr>
+      <w:tblGrid>
+        <w:gridCol w:w="1980"/>
+        <w:gridCol w:w="1980"/>
+        <w:gridCol w:w="1980"/>
+        <w:gridCol w:w="1980"/>
+      </w:tblGrid>
+      <w:tr>
+        <w:trPr>
+          <w:tblHeader w:val="on"/>
+        </w:trPr>
+        <w:tc>
+          <w:tcPr/>
+          <w:p>
+            <w:pPr>
+              <w:pStyle w:val="Compact"/>
+            </w:pPr>
+            <w:r>
+              <w:t xml:space="preserve">comparison (attentive onsets, n = 23 seeds)</w:t>
+            </w:r>
+          </w:p>
+        </w:tc>
+        <w:tc>
+          <w:tcPr/>
+          <w:p>
+            <w:pPr>
+              <w:pStyle w:val="Compact"/>
+            </w:pPr>
+            <w:r>
+              <w:t xml:space="preserve">median difference</w:t>
+            </w:r>
+          </w:p>
+        </w:tc>
+        <w:tc>
+          <w:tcPr/>
+          <w:p>
+            <w:pPr>
+              <w:pStyle w:val="Compact"/>
+            </w:pPr>
+            <w:r>
+              <w:t xml:space="preserve">median |difference|</w:t>
+            </w:r>
+          </w:p>
+        </w:tc>
+        <w:tc>
+          <w:tcPr/>
+          <w:p>
+            <w:pPr>
+              <w:pStyle w:val="Compact"/>
+            </w:pPr>
+            <w:r>
+              <w:t xml:space="preserve">closer on</w:t>
+            </w:r>
+          </w:p>
+        </w:tc>
+      </w:tr>
+      <w:tr>
+        <w:tc>
+          <w:tcPr/>
+          <w:p>
+            <w:pPr>
+              <w:pStyle w:val="Compact"/>
+            </w:pPr>
+            <w:r>
+              <w:t xml:space="preserve">closed loop − tier-1 zero start</w:t>
+            </w:r>
+          </w:p>
+        </w:tc>
+        <w:tc>
+          <w:tcPr/>
+          <w:p>
+            <w:pPr>
+              <w:pStyle w:val="Compact"/>
+            </w:pPr>
+            <w:r>
+              <w:t xml:space="preserve">+0.30 s</w:t>
+            </w:r>
+          </w:p>
+        </w:tc>
+        <w:tc>
+          <w:tcPr/>
+          <w:p>
+            <w:pPr>
+              <w:pStyle w:val="Compact"/>
+            </w:pPr>
+            <w:r>
+              <w:t xml:space="preserve">0.55 s</w:t>
+            </w:r>
+          </w:p>
+        </w:tc>
+        <w:tc>
+          <w:tcPr/>
+          <w:p>
+            <w:pPr>
+              <w:pStyle w:val="Compact"/>
+            </w:pPr>
+            <w:r>
+              <w:rPr>
+                <w:b/>
+                <w:bCs/>
+              </w:rPr>
+              <w:t xml:space="preserve">19/23 seeds</w:t>
+            </w:r>
+          </w:p>
+        </w:tc>
+      </w:tr>
+      <w:tr>
+        <w:tc>
+          <w:tcPr/>
+          <w:p>
+            <w:pPr>
+              <w:pStyle w:val="Compact"/>
+            </w:pPr>
+            <w:r>
+              <w:t xml:space="preserve">closed loop − tier-1 stationary start</w:t>
+            </w:r>
+          </w:p>
+        </w:tc>
+        <w:tc>
+          <w:tcPr/>
+          <w:p>
+            <w:pPr>
+              <w:pStyle w:val="Compact"/>
+            </w:pPr>
+            <w:r>
+              <w:t xml:space="preserve">+1.00 s</w:t>
+            </w:r>
+          </w:p>
+        </w:tc>
+        <w:tc>
+          <w:tcPr/>
+          <w:p>
+            <w:pPr>
+              <w:pStyle w:val="Compact"/>
+            </w:pPr>
+            <w:r>
+              <w:t xml:space="preserve">1.05 s</w:t>
+            </w:r>
+          </w:p>
+        </w:tc>
+        <w:tc>
+          <w:tcPr/>
+          <w:p>
+            <w:pPr>
+              <w:pStyle w:val="Compact"/>
+            </w:pPr>
+            <w:r>
+              <w:t xml:space="preserve">4/23 seeds</w:t>
+            </w:r>
+          </w:p>
+        </w:tc>
+      </w:tr>
+    </w:tbl>
+    <w:p>
+      <w:pPr>
+        <w:pStyle w:val="BodyText"/>
+      </w:pPr>
+      <w:r>
+        <w:t xml:space="preserve">The closed loop behaves like the zero start — if anything it responds slightly</w:t>
       </w:r>
       <w:r>
         <w:t xml:space="preserve"> </w:t>
@@ -2610,29 +2818,35 @@
           <w:i/>
           <w:iCs/>
         </w:rPr>
-        <w:t xml:space="preserve">slower</w:t>
+        <w:t xml:space="preserve">later</w:t>
+      </w:r>
+      <w:r>
+        <w:t xml:space="preserve"> </w:t>
+      </w:r>
+      <w:r>
+        <w:t xml:space="preserve">than the zero-start surrogate, so the stationary correction points the wrong way. The</w:t>
+      </w:r>
+      <w:r>
+        <w:t xml:space="preserve"> </w:t>
+      </w:r>
+      <w:r>
+        <w:t xml:space="preserve">scope of the verdict should be stated precisely: it validates the zero start</w:t>
+      </w:r>
+      <w:r>
+        <w:t xml:space="preserve"> </w:t>
       </w:r>
       <w:r>
         <w:rPr>
           <w:i/>
           <w:iCs/>
         </w:rPr>
-        <w:t xml:space="preserve"> </w:t>
+        <w:t xml:space="preserve">for this</w:t>
       </w:r>
       <w:r>
         <w:rPr>
           <w:i/>
           <w:iCs/>
         </w:rPr>
-        <w:t xml:space="preserve">and more variable</w:t>
-      </w:r>
-      <w:r>
-        <w:t xml:space="preserve"> </w:t>
-      </w:r>
-      <w:r>
-        <w:t xml:space="preserve">than the CBM's rule under the zero start, and</w:t>
-      </w:r>
-      <w:r>
         <w:t xml:space="preserve"> </w:t>
       </w:r>
       <w:r>
@@ -2640,25 +2854,130 @@
           <w:i/>
           <w:iCs/>
         </w:rPr>
-        <w:t xml:space="preserve">comparable or faster</w:t>
-      </w:r>
-      <w:r>
-        <w:t xml:space="preserve"> </w:t>
-      </w:r>
-      <w:r>
-        <w:t xml:space="preserve">under the stationary start. The closed-loop model, whose benign drift supplies the</w:t>
-      </w:r>
-      <w:r>
-        <w:t xml:space="preserve"> </w:t>
-      </w:r>
-      <w:r>
-        <w:t xml:space="preserve">starting phase endogenously, is the arbiter; the tier-2 comparison (plan step 7) should</w:t>
-      </w:r>
-      <w:r>
-        <w:t xml:space="preserve"> </w:t>
-      </w:r>
-      <w:r>
-        <w:t xml:space="preserve">settle it.</w:t>
+        <w:t xml:space="preserve">study's design</w:t>
+      </w:r>
+      <w:r>
+        <w:t xml:space="preserve">, in which simulation windows open a few seconds before the conflict at</w:t>
+      </w:r>
+      <w:r>
+        <w:t xml:space="preserve"> </w:t>
+      </w:r>
+      <w:r>
+        <w:t xml:space="preserve">mostly comfortable headways, so the closed loop's benign drift accumulates little before</w:t>
+      </w:r>
+      <w:r>
+        <w:t xml:space="preserve"> </w:t>
+      </w:r>
+      <w:r>
+        <w:t xml:space="preserve">the event. What a driver carries after minutes of continuous short-gap following is a</w:t>
+      </w:r>
+      <w:r>
+        <w:t xml:space="preserve"> </w:t>
+      </w:r>
+      <w:r>
+        <w:t xml:space="preserve">question neither tier answers, because both open their windows near the conflict; within</w:t>
+      </w:r>
+      <w:r>
+        <w:t xml:space="preserve"> </w:t>
+      </w:r>
+      <w:r>
+        <w:t xml:space="preserve">this design it is a non-issue by construction. Consequently the zero-start results are</w:t>
+      </w:r>
+      <w:r>
+        <w:t xml:space="preserve"> </w:t>
+      </w:r>
+      <w:r>
+        <w:t xml:space="preserve">the study's results, and the conclusion stands:</w:t>
+      </w:r>
+      <w:r>
+        <w:t xml:space="preserve"> </w:t>
+      </w:r>
+      <w:r>
+        <w:rPr>
+          <w:b/>
+          <w:bCs/>
+        </w:rPr>
+        <w:t xml:space="preserve">the active-inference response is slower</w:t>
+      </w:r>
+      <w:r>
+        <w:rPr>
+          <w:b/>
+          <w:bCs/>
+        </w:rPr>
+        <w:t xml:space="preserve"> </w:t>
+      </w:r>
+      <w:r>
+        <w:rPr>
+          <w:b/>
+          <w:bCs/>
+        </w:rPr>
+        <w:t xml:space="preserve">and more variable than the CBM's fixed rule</w:t>
+      </w:r>
+      <w:r>
+        <w:t xml:space="preserve"> </w:t>
+      </w:r>
+      <w:r>
+        <w:t xml:space="preserve">— confirmed, not contradicted, by the</w:t>
+      </w:r>
+      <w:r>
+        <w:t xml:space="preserve"> </w:t>
+      </w:r>
+      <w:r>
+        <w:t xml:space="preserve">closed loop.</w:t>
+      </w:r>
+    </w:p>
+    <w:p>
+      <w:pPr>
+        <w:pStyle w:val="BodyText"/>
+      </w:pPr>
+      <w:r>
+        <w:t xml:space="preserve">A deliberate non-action: the +0.30 s median offset between the closed loop and the</w:t>
+      </w:r>
+      <w:r>
+        <w:t xml:space="preserve"> </w:t>
+      </w:r>
+      <w:r>
+        <w:t xml:space="preserve">surrogate could be folded into the surrogate as a calibration correction. We do not do</w:t>
+      </w:r>
+      <w:r>
+        <w:t xml:space="preserve"> </w:t>
+      </w:r>
+      <w:r>
+        <w:t xml:space="preserve">this. Twenty-three seeds are a thin base to fit on, the offset is well inside the</w:t>
+      </w:r>
+      <w:r>
+        <w:t xml:space="preserve"> </w:t>
+      </w:r>
+      <w:r>
+        <w:t xml:space="preserve">response-time dispersion the study is about, and an</w:t>
+      </w:r>
+      <w:r>
+        <w:t xml:space="preserve"> </w:t>
+      </w:r>
+      <w:r>
+        <w:rPr>
+          <w:i/>
+          <w:iCs/>
+        </w:rPr>
+        <w:t xml:space="preserve">untuned</w:t>
+      </w:r>
+      <w:r>
+        <w:t xml:space="preserve"> </w:t>
+      </w:r>
+      <w:r>
+        <w:t xml:space="preserve">surrogate landing within</w:t>
+      </w:r>
+      <w:r>
+        <w:t xml:space="preserve"> </w:t>
+      </w:r>
+      <w:r>
+        <w:t xml:space="preserve">0.55 s median absolute difference is a stronger validation statement than a tuned one</w:t>
+      </w:r>
+      <w:r>
+        <w:t xml:space="preserve"> </w:t>
+      </w:r>
+      <w:r>
+        <w:t xml:space="preserve">landing on zero [Opinion].</w:t>
       </w:r>
     </w:p>
     <w:bookmarkEnd w:id="27"/>
@@ -3237,22 +3556,34 @@
           <w:b/>
           <w:bCs/>
         </w:rPr>
-        <w:t xml:space="preserve">bracketed, not settled</w:t>
-      </w:r>
-      <w:r>
-        <w:t xml:space="preserve">: slower than</w:t>
-      </w:r>
-      <w:r>
-        <w:t xml:space="preserve"> </w:t>
-      </w:r>
-      <w:r>
-        <w:t xml:space="preserve">the CBM under the zero accumulator start, comparable under the stationary start. The</w:t>
-      </w:r>
-      <w:r>
-        <w:t xml:space="preserve"> </w:t>
-      </w:r>
-      <w:r>
-        <w:t xml:space="preserve">tier-2 closed loop is the arbiter.</w:t>
+        <w:t xml:space="preserve">settled by the tier-2 arbiter</w:t>
+      </w:r>
+      <w:r>
+        <w:t xml:space="preserve">: the</w:t>
+      </w:r>
+      <w:r>
+        <w:t xml:space="preserve"> </w:t>
+      </w:r>
+      <w:r>
+        <w:t xml:space="preserve">closed loop matches the zero-start surrogate (median difference +0.30 s, 19/23 seeds</w:t>
+      </w:r>
+      <w:r>
+        <w:t xml:space="preserve"> </w:t>
+      </w:r>
+      <w:r>
+        <w:t xml:space="preserve">closer) and rejects the stationary start, so the active-inference response is slower</w:t>
+      </w:r>
+      <w:r>
+        <w:t xml:space="preserve"> </w:t>
+      </w:r>
+      <w:r>
+        <w:t xml:space="preserve">and more variable than the CBM's rule, with the tier-1 surrogate validated untuned to</w:t>
+      </w:r>
+      <w:r>
+        <w:t xml:space="preserve"> </w:t>
+      </w:r>
+      <w:r>
+        <w:t xml:space="preserve">a median absolute onset difference of 0.55 s across 1.3–35.5 m/s.</w:t>
       </w:r>
     </w:p>
     <w:p>
@@ -3370,19 +3701,43 @@
         </w:numPr>
       </w:pPr>
       <w:r>
-        <w:t xml:space="preserve">The accumulator-initialization sensitivity (section 3) is the largest open modeling</w:t>
-      </w:r>
-      <w:r>
-        <w:t xml:space="preserve"> </w:t>
-      </w:r>
-      <w:r>
-        <w:t xml:space="preserve">question on the active-inference side; the tier-2 20-seed comparison (plan step 7) is</w:t>
-      </w:r>
-      <w:r>
-        <w:t xml:space="preserve"> </w:t>
-      </w:r>
-      <w:r>
-        <w:t xml:space="preserve">the designed arbiter and the next expensive step.</w:t>
+        <w:t xml:space="preserve">The accumulator-initialization question is closed for this design (section 5); what a</w:t>
+      </w:r>
+      <w:r>
+        <w:t xml:space="preserve"> </w:t>
+      </w:r>
+      <w:r>
+        <w:t xml:space="preserve">driver carries into a conflict after minutes of continuous short-gap following remains</w:t>
+      </w:r>
+      <w:r>
+        <w:t xml:space="preserve"> </w:t>
+      </w:r>
+      <w:r>
+        <w:t xml:space="preserve">outside both tiers' windows, and would matter for study designs with long run-ins.</w:t>
+      </w:r>
+    </w:p>
+    <w:p>
+      <w:pPr>
+        <w:pStyle w:val="Compact"/>
+        <w:numPr>
+          <w:ilvl w:val="0"/>
+          <w:numId w:val="1008"/>
+        </w:numPr>
+      </w:pPr>
+      <w:r>
+        <w:t xml:space="preserve">The stopped/creeping-follower seeds (20 of the 100-seed sample) run under the</w:t>
+      </w:r>
+      <w:r>
+        <w:t xml:space="preserve"> </w:t>
+      </w:r>
+      <w:r>
+        <w:t xml:space="preserve">desired-speed convention decided 2026-08-25 (the speed the original follower later</w:t>
+      </w:r>
+      <w:r>
+        <w:t xml:space="preserve"> </w:t>
+      </w:r>
+      <w:r>
+        <w:t xml:space="preserve">reached); their tier-2 batch was launched with this revision.</w:t>
       </w:r>
     </w:p>
     <w:p>

--- a/docs/crash_causation_results.docx
+++ b/docs/crash_causation_results.docx
@@ -1067,13 +1067,13 @@
         <w:t xml:space="preserve"> </w:t>
       </w:r>
       <w:r>
-        <w:t xml:space="preserve">the closed-loop model's own onsets match the zero-start surrogate to a median 0.30 s</w:t>
-      </w:r>
-      <w:r>
-        <w:t xml:space="preserve"> </w:t>
-      </w:r>
-      <w:r>
-        <w:t xml:space="preserve">across 23 seeds and reject the stationary start on 19 of 23. The 0.023 figure stands;</w:t>
+        <w:t xml:space="preserve">the closed-loop model's own onsets match the zero-start surrogate to a median 0.42 s</w:t>
+      </w:r>
+      <w:r>
+        <w:t xml:space="preserve"> </w:t>
+      </w:r>
+      <w:r>
+        <w:t xml:space="preserve">across 24 seeds and reject the stationary start on 20 of 24. The 0.023 figure stands;</w:t>
       </w:r>
       <w:r>
         <w:t xml:space="preserve"> </w:t>
@@ -2668,7 +2668,7 @@
               <w:pStyle w:val="Compact"/>
             </w:pPr>
             <w:r>
-              <w:t xml:space="preserve">comparison (attentive onsets, n = 23 seeds)</w:t>
+              <w:t xml:space="preserve">comparison (attentive onsets, n = 24 seeds)</w:t>
             </w:r>
           </w:p>
         </w:tc>
@@ -2725,7 +2725,7 @@
               <w:pStyle w:val="Compact"/>
             </w:pPr>
             <w:r>
-              <w:t xml:space="preserve">+0.30 s</w:t>
+              <w:t xml:space="preserve">+0.42 s</w:t>
             </w:r>
           </w:p>
         </w:tc>
@@ -2751,7 +2751,7 @@
                 <w:b/>
                 <w:bCs/>
               </w:rPr>
-              <w:t xml:space="preserve">19/23 seeds</w:t>
+              <w:t xml:space="preserve">20/24 seeds</w:t>
             </w:r>
           </w:p>
         </w:tc>
@@ -2775,29 +2775,29 @@
               <w:pStyle w:val="Compact"/>
             </w:pPr>
             <w:r>
-              <w:t xml:space="preserve">+1.00 s</w:t>
-            </w:r>
-          </w:p>
-        </w:tc>
-        <w:tc>
-          <w:tcPr/>
-          <w:p>
-            <w:pPr>
-              <w:pStyle w:val="Compact"/>
-            </w:pPr>
-            <w:r>
-              <w:t xml:space="preserve">1.05 s</w:t>
-            </w:r>
-          </w:p>
-        </w:tc>
-        <w:tc>
-          <w:tcPr/>
-          <w:p>
-            <w:pPr>
-              <w:pStyle w:val="Compact"/>
-            </w:pPr>
-            <w:r>
-              <w:t xml:space="preserve">4/23 seeds</w:t>
+              <w:t xml:space="preserve">+1.03 s</w:t>
+            </w:r>
+          </w:p>
+        </w:tc>
+        <w:tc>
+          <w:tcPr/>
+          <w:p>
+            <w:pPr>
+              <w:pStyle w:val="Compact"/>
+            </w:pPr>
+            <w:r>
+              <w:t xml:space="preserve">1.08 s</w:t>
+            </w:r>
+          </w:p>
+        </w:tc>
+        <w:tc>
+          <w:tcPr/>
+          <w:p>
+            <w:pPr>
+              <w:pStyle w:val="Compact"/>
+            </w:pPr>
+            <w:r>
+              <w:t xml:space="preserve">4/24 seeds</w:t>
             </w:r>
           </w:p>
         </w:tc>
@@ -3565,7 +3565,7 @@
         <w:t xml:space="preserve"> </w:t>
       </w:r>
       <w:r>
-        <w:t xml:space="preserve">closed loop matches the zero-start surrogate (median difference +0.30 s, 19/23 seeds</w:t>
+        <w:t xml:space="preserve">closed loop matches the zero-start surrogate (median difference +0.42 s, 20/24 seeds</w:t>
       </w:r>
       <w:r>
         <w:t xml:space="preserve"> </w:t>
@@ -3725,19 +3725,77 @@
         </w:numPr>
       </w:pPr>
       <w:r>
-        <w:t xml:space="preserve">The stopped/creeping-follower seeds (20 of the 100-seed sample) run under the</w:t>
-      </w:r>
-      <w:r>
-        <w:t xml:space="preserve"> </w:t>
-      </w:r>
-      <w:r>
-        <w:t xml:space="preserve">desired-speed convention decided 2026-08-25 (the speed the original follower later</w:t>
-      </w:r>
-      <w:r>
-        <w:t xml:space="preserve"> </w:t>
-      </w:r>
-      <w:r>
-        <w:t xml:space="preserve">reached); their tier-2 batch was launched with this revision.</w:t>
+        <w:t xml:space="preserve">The stopped/creeping-follower seeds (20 of the 100-seed sample) have now run in</w:t>
+      </w:r>
+      <w:r>
+        <w:t xml:space="preserve"> </w:t>
+      </w:r>
+      <w:r>
+        <w:t xml:space="preserve">tier 2 under the desired-speed convention of 2026-08-25 (the speed the original</w:t>
+      </w:r>
+      <w:r>
+        <w:t xml:space="preserve"> </w:t>
+      </w:r>
+      <w:r>
+        <w:t xml:space="preserve">follower later reached), and the result is a finding rather than a fix: these are</w:t>
+      </w:r>
+      <w:r>
+        <w:t xml:space="preserve"> </w:t>
+      </w:r>
+      <w:r>
+        <w:rPr>
+          <w:b/>
+          <w:bCs/>
+        </w:rPr>
+        <w:t xml:space="preserve">both-stationary queue scenarios</w:t>
+      </w:r>
+      <w:r>
+        <w:t xml:space="preserve"> </w:t>
+      </w:r>
+      <w:r>
+        <w:t xml:space="preserve">— the lead also stands still — whose original</w:t>
+      </w:r>
+      <w:r>
+        <w:t xml:space="preserve"> </w:t>
+      </w:r>
+      <w:r>
+        <w:t xml:space="preserve">crashes came from the generator's abnormal-acceleration mode driving into the queue</w:t>
+      </w:r>
+      <w:r>
+        <w:t xml:space="preserve"> </w:t>
+      </w:r>
+      <w:r>
+        <w:t xml:space="preserve">(56% of both-stationary cases in [W25a]'s own statistics). The closed-loop driver,</w:t>
+      </w:r>
+      <w:r>
+        <w:t xml:space="preserve"> </w:t>
+      </w:r>
+      <w:r>
+        <w:t xml:space="preserve">correctly, stays put: no attentive response process can produce these crashes, because</w:t>
+      </w:r>
+      <w:r>
+        <w:t xml:space="preserve"> </w:t>
+      </w:r>
+      <w:r>
+        <w:t xml:space="preserve">there is no conflict to respond to. They are reachable only through the</w:t>
+      </w:r>
+      <w:r>
+        <w:t xml:space="preserve"> </w:t>
+      </w:r>
+      <w:r>
+        <w:t xml:space="preserve">abnormal-acceleration and no-response components, which is how the tier-1 pipeline</w:t>
+      </w:r>
+      <w:r>
+        <w:t xml:space="preserve"> </w:t>
+      </w:r>
+      <w:r>
+        <w:t xml:space="preserve">treats them; in the arbiter comparison they contribute no attentive onsets and are</w:t>
+      </w:r>
+      <w:r>
+        <w:t xml:space="preserve"> </w:t>
+      </w:r>
+      <w:r>
+        <w:t xml:space="preserve">excluded automatically.</w:t>
       </w:r>
     </w:p>
     <w:p>

--- a/docs/crash_causation_results.docx
+++ b/docs/crash_causation_results.docx
@@ -2,7 +2,7 @@
 <file path=word/document.xml><?xml version="1.0" encoding="utf-8"?>
 <w:document xmlns:w="http://schemas.openxmlformats.org/wordprocessingml/2006/main" xmlns:m="http://schemas.openxmlformats.org/officeDocument/2006/math" xmlns:r="http://schemas.openxmlformats.org/officeDocument/2006/relationships" xmlns:o="urn:schemas-microsoft-com:office:office" xmlns:v="urn:schemas-microsoft-com:vml" xmlns:w10="urn:schemas-microsoft-com:office:word" xmlns:a="http://schemas.openxmlformats.org/drawingml/2006/main" xmlns:pic="http://schemas.openxmlformats.org/drawingml/2006/picture" xmlns:wp="http://schemas.openxmlformats.org/drawingml/2006/wordprocessingDrawing">
   <w:body>
-    <w:bookmarkStart w:id="32" w:name="X357732f00f248ce021222e1a964fa64480e69c3"/>
+    <w:bookmarkStart w:id="33" w:name="X357732f00f248ce021222e1a964fa64480e69c3"/>
     <w:p>
       <w:pPr>
         <w:pStyle w:val="Heading1"/>
@@ -639,13 +639,29 @@
         <w:pStyle w:val="FirstParagraph"/>
       </w:pPr>
       <w:r>
-        <w:t xml:space="preserve">With the no-brake counterfactual and process glances (the primary configuration; anchored</w:t>
-      </w:r>
-      <w:r>
-        <w:t xml:space="preserve"> </w:t>
-      </w:r>
-      <w:r>
-        <w:t xml:space="preserve">placement for condition A, which has no glances):</w:t>
+        <w:rPr>
+          <w:b/>
+          <w:bCs/>
+        </w:rPr>
+        <w:t xml:space="preserve">Full population (all 5 000 seeds, 2026-08-25).</w:t>
+      </w:r>
+      <w:r>
+        <w:t xml:space="preserve"> </w:t>
+      </w:r>
+      <w:r>
+        <w:t xml:space="preserve">With the no-brake counterfactual,</w:t>
+      </w:r>
+      <w:r>
+        <w:t xml:space="preserve"> </w:t>
+      </w:r>
+      <w:r>
+        <w:t xml:space="preserve">process glances for the active-inference conditions, anchored glances for the CBM</w:t>
+      </w:r>
+      <w:r>
+        <w:t xml:space="preserve"> </w:t>
+      </w:r>
+      <w:r>
+        <w:t xml:space="preserve">control, and 10 process draws per seed:</w:t>
       </w:r>
     </w:p>
     <w:tbl>
@@ -716,7 +732,7 @@
               <w:pStyle w:val="Compact"/>
             </w:pPr>
             <w:r>
-              <w:t xml:space="preserve">weighted crash prob</w:t>
+              <w:t xml:space="preserve">weighted crash probability</w:t>
             </w:r>
           </w:p>
         </w:tc>
@@ -762,18 +778,18 @@
               <w:pStyle w:val="Compact"/>
             </w:pPr>
             <w:r>
-              <w:t xml:space="preserve">24/100</w:t>
-            </w:r>
-          </w:p>
-        </w:tc>
-        <w:tc>
-          <w:tcPr/>
-          <w:p>
-            <w:pPr>
-              <w:pStyle w:val="Compact"/>
-            </w:pPr>
-            <w:r>
-              <w:t xml:space="preserve">0.009</w:t>
+              <w:t xml:space="preserve">1 635/5 000</w:t>
+            </w:r>
+          </w:p>
+        </w:tc>
+        <w:tc>
+          <w:tcPr/>
+          <w:p>
+            <w:pPr>
+              <w:pStyle w:val="Compact"/>
+            </w:pPr>
+            <w:r>
+              <w:t xml:space="preserve">0.156</w:t>
             </w:r>
           </w:p>
         </w:tc>
@@ -819,18 +835,18 @@
               <w:pStyle w:val="Compact"/>
             </w:pPr>
             <w:r>
-              <w:t xml:space="preserve">99/100</w:t>
-            </w:r>
-          </w:p>
-        </w:tc>
-        <w:tc>
-          <w:tcPr/>
-          <w:p>
-            <w:pPr>
-              <w:pStyle w:val="Compact"/>
-            </w:pPr>
-            <w:r>
-              <w:t xml:space="preserve">0.023</w:t>
+              <w:t xml:space="preserve">3 854/5 000</w:t>
+            </w:r>
+          </w:p>
+        </w:tc>
+        <w:tc>
+          <w:tcPr/>
+          <w:p>
+            <w:pPr>
+              <w:pStyle w:val="Compact"/>
+            </w:pPr>
+            <w:r>
+              <w:t xml:space="preserve">0.280</w:t>
             </w:r>
           </w:p>
         </w:tc>
@@ -876,18 +892,18 @@
               <w:pStyle w:val="Compact"/>
             </w:pPr>
             <w:r>
-              <w:t xml:space="preserve">56/100</w:t>
-            </w:r>
-          </w:p>
-        </w:tc>
-        <w:tc>
-          <w:tcPr/>
-          <w:p>
-            <w:pPr>
-              <w:pStyle w:val="Compact"/>
-            </w:pPr>
-            <w:r>
-              <w:t xml:space="preserve">0.005</w:t>
+              <w:t xml:space="preserve">4 705/5 000</w:t>
+            </w:r>
+          </w:p>
+        </w:tc>
+        <w:tc>
+          <w:tcPr/>
+          <w:p>
+            <w:pPr>
+              <w:pStyle w:val="Compact"/>
+            </w:pPr>
+            <w:r>
+              <w:t xml:space="preserve">0.059</w:t>
             </w:r>
           </w:p>
         </w:tc>
@@ -933,23 +949,43 @@
               <w:pStyle w:val="Compact"/>
             </w:pPr>
             <w:r>
-              <w:t xml:space="preserve">99/100</w:t>
-            </w:r>
-          </w:p>
-        </w:tc>
-        <w:tc>
-          <w:tcPr/>
-          <w:p>
-            <w:pPr>
-              <w:pStyle w:val="Compact"/>
-            </w:pPr>
-            <w:r>
-              <w:t xml:space="preserve">0.023</w:t>
+              <w:t xml:space="preserve">3 854/5 000</w:t>
+            </w:r>
+          </w:p>
+        </w:tc>
+        <w:tc>
+          <w:tcPr/>
+          <w:p>
+            <w:pPr>
+              <w:pStyle w:val="Compact"/>
+            </w:pPr>
+            <w:r>
+              <w:t xml:space="preserve">0.280</w:t>
             </w:r>
           </w:p>
         </w:tc>
       </w:tr>
     </w:tbl>
+    <w:p>
+      <w:pPr>
+        <w:pStyle w:val="BodyText"/>
+      </w:pPr>
+      <w:r>
+        <w:t xml:space="preserve">(The earlier 100-seed tables' "weighted crash prob" column was normalized against the</w:t>
+      </w:r>
+      <w:r>
+        <w:t xml:space="preserve"> </w:t>
+      </w:r>
+      <w:r>
+        <w:t xml:space="preserve">full reference weight and is therefore a share, not a rate; the population rates above</w:t>
+      </w:r>
+      <w:r>
+        <w:t xml:space="preserve"> </w:t>
+      </w:r>
+      <w:r>
+        <w:t xml:space="preserve">supersede it. Ratios between conditions were and remain comparable.)</w:t>
+      </w:r>
+    </w:p>
     <w:p>
       <w:pPr>
         <w:pStyle w:val="Compact"/>
@@ -963,25 +999,19 @@
           <w:b/>
           <w:bCs/>
         </w:rPr>
-        <w:t xml:space="preserve">An attentive active-inference driver avoids 76 of 100 QUADRIS crash seeds</w:t>
-      </w:r>
-      <w:r>
-        <w:t xml:space="preserve"> </w:t>
-      </w:r>
-      <w:r>
-        <w:t xml:space="preserve">across</w:t>
-      </w:r>
-      <w:r>
-        <w:t xml:space="preserve"> </w:t>
-      </w:r>
-      <w:r>
-        <w:t xml:space="preserve">the full deceleration sweep; the 24 that crash in some bin are the kinematically hard</w:t>
-      </w:r>
-      <w:r>
-        <w:t xml:space="preserve"> </w:t>
-      </w:r>
-      <w:r>
-        <w:t xml:space="preserve">core.</w:t>
+        <w:t xml:space="preserve">An attentive active-inference driver avoids 67% of the QUADRIS crash population</w:t>
+      </w:r>
+      <w:r>
+        <w:t xml:space="preserve"> </w:t>
+      </w:r>
+      <w:r>
+        <w:t xml:space="preserve">(3 365 of 5 000 seeds) across the full deceleration sweep; the rest are the</w:t>
+      </w:r>
+      <w:r>
+        <w:t xml:space="preserve"> </w:t>
+      </w:r>
+      <w:r>
+        <w:t xml:space="preserve">kinematically hard core, concentrated at short headways.</w:t>
       </w:r>
     </w:p>
     <w:p>
@@ -997,19 +1027,19 @@
           <w:b/>
           <w:bCs/>
         </w:rPr>
-        <w:t xml:space="preserve">The response process drives a factor ~4–5 in crash probability</w:t>
-      </w:r>
-      <w:r>
-        <w:t xml:space="preserve"> </w:t>
-      </w:r>
-      <w:r>
-        <w:t xml:space="preserve">(B 0.023 versus C</w:t>
-      </w:r>
-      <w:r>
-        <w:t xml:space="preserve"> </w:t>
-      </w:r>
-      <w:r>
-        <w:t xml:space="preserve">0.005 with identical components), from timing: the active-inference accumulator's</w:t>
+        <w:t xml:space="preserve">The response process drives a factor ~4.7 in crash probability</w:t>
+      </w:r>
+      <w:r>
+        <w:t xml:space="preserve"> </w:t>
+      </w:r>
+      <w:r>
+        <w:t xml:space="preserve">(B 0.280 versus C</w:t>
+      </w:r>
+      <w:r>
+        <w:t xml:space="preserve"> </w:t>
+      </w:r>
+      <w:r>
+        <w:t xml:space="preserve">0.059 with identical components), from timing: the active-inference accumulator's</w:t>
       </w:r>
       <w:r>
         <w:t xml:space="preserve"> </w:t>
@@ -1083,7 +1113,7 @@
       </w:r>
     </w:p>
     <w:bookmarkEnd w:id="14"/>
-    <w:bookmarkStart w:id="23" w:name="X47a4b700e31e68028811ab4fce23a3fff08364a"/>
+    <w:bookmarkStart w:id="24" w:name="X47a4b700e31e68028811ab4fce23a3fff08364a"/>
     <w:p>
       <w:pPr>
         <w:pStyle w:val="Heading2"/>
@@ -1092,13 +1122,13 @@
         <w:t xml:space="preserve">4 Comparison with the original data</w:t>
       </w:r>
     </w:p>
-    <w:bookmarkStart w:id="15" w:name="X5a4e2d8eb412dfd56959f719133e5803f42b7bb"/>
+    <w:bookmarkStart w:id="15" w:name="X9118e69293f45932030dadac357c25b7410e0a2"/>
     <w:p>
       <w:pPr>
         <w:pStyle w:val="Heading3"/>
       </w:pPr>
       <w:r>
-        <w:t xml:space="preserve">4.1 Summary statistics</w:t>
+        <w:t xml:space="preserve">4.1 Summary statistics (full population)</w:t>
       </w:r>
     </w:p>
     <w:p>
@@ -1112,7 +1142,7 @@
         <w:t xml:space="preserve"> </w:t>
       </w:r>
       <w:r>
-        <w:t xml:space="preserve">Eq. 10 crash weights:</w:t>
+        <w:t xml:space="preserve">Eq. 10 crash weights; all conditions on all 5 000 seeds:</w:t>
       </w:r>
     </w:p>
     <w:tbl>
@@ -1122,11 +1152,10 @@
         <w:tblLook w:firstRow="1" w:lastRow="0" w:firstColumn="0" w:lastColumn="0" w:noHBand="0" w:noVBand="0" w:val="0020"/>
       </w:tblPr>
       <w:tblGrid>
-        <w:gridCol w:w="1584"/>
-        <w:gridCol w:w="1584"/>
-        <w:gridCol w:w="1584"/>
-        <w:gridCol w:w="1584"/>
-        <w:gridCol w:w="1584"/>
+        <w:gridCol w:w="1980"/>
+        <w:gridCol w:w="1980"/>
+        <w:gridCol w:w="1980"/>
+        <w:gridCol w:w="1980"/>
       </w:tblGrid>
       <w:tr>
         <w:trPr>
@@ -1169,17 +1198,6 @@
               <w:pStyle w:val="Compact"/>
             </w:pPr>
             <w:r>
-              <w:t xml:space="preserve">t_nr [s]</w:t>
-            </w:r>
-          </w:p>
-        </w:tc>
-        <w:tc>
-          <w:tcPr/>
-          <w:p>
-            <w:pPr>
-              <w:pStyle w:val="Compact"/>
-            </w:pPr>
-            <w:r>
               <w:t xml:space="preserve">follower a_min [m/s²]</w:t>
             </w:r>
           </w:p>
@@ -1226,17 +1244,6 @@
               <w:pStyle w:val="Compact"/>
             </w:pPr>
             <w:r>
-              <w:t xml:space="preserve">−0.15</w:t>
-            </w:r>
-          </w:p>
-        </w:tc>
-        <w:tc>
-          <w:tcPr/>
-          <w:p>
-            <w:pPr>
-              <w:pStyle w:val="Compact"/>
-            </w:pPr>
-            <w:r>
               <w:t xml:space="preserve">−1.03</w:t>
             </w:r>
           </w:p>
@@ -1250,51 +1257,40 @@
               <w:pStyle w:val="Compact"/>
             </w:pPr>
             <w:r>
-              <w:t xml:space="preserve">B: active inference, process glances</w:t>
-            </w:r>
-          </w:p>
-        </w:tc>
-        <w:tc>
-          <w:tcPr/>
-          <w:p>
-            <w:pPr>
-              <w:pStyle w:val="Compact"/>
-            </w:pPr>
-            <w:r>
-              <w:t xml:space="preserve">1.88</w:t>
-            </w:r>
-          </w:p>
-        </w:tc>
-        <w:tc>
-          <w:tcPr/>
-          <w:p>
-            <w:pPr>
-              <w:pStyle w:val="Compact"/>
-            </w:pPr>
-            <w:r>
-              <w:t xml:space="preserve">0.0048</w:t>
-            </w:r>
-          </w:p>
-        </w:tc>
-        <w:tc>
-          <w:tcPr/>
-          <w:p>
-            <w:pPr>
-              <w:pStyle w:val="Compact"/>
-            </w:pPr>
-            <w:r>
-              <w:t xml:space="preserve">−0.15</w:t>
-            </w:r>
-          </w:p>
-        </w:tc>
-        <w:tc>
-          <w:tcPr/>
-          <w:p>
-            <w:pPr>
-              <w:pStyle w:val="Compact"/>
-            </w:pPr>
-            <w:r>
-              <w:t xml:space="preserve">0.00</w:t>
+              <w:t xml:space="preserve">B: active inference</w:t>
+            </w:r>
+          </w:p>
+        </w:tc>
+        <w:tc>
+          <w:tcPr/>
+          <w:p>
+            <w:pPr>
+              <w:pStyle w:val="Compact"/>
+            </w:pPr>
+            <w:r>
+              <w:t xml:space="preserve">3.33</w:t>
+            </w:r>
+          </w:p>
+        </w:tc>
+        <w:tc>
+          <w:tcPr/>
+          <w:p>
+            <w:pPr>
+              <w:pStyle w:val="Compact"/>
+            </w:pPr>
+            <w:r>
+              <w:t xml:space="preserve">0.0052</w:t>
+            </w:r>
+          </w:p>
+        </w:tc>
+        <w:tc>
+          <w:tcPr/>
+          <w:p>
+            <w:pPr>
+              <w:pStyle w:val="Compact"/>
+            </w:pPr>
+            <w:r>
+              <w:t xml:space="preserve">−3.46</w:t>
             </w:r>
           </w:p>
         </w:tc>
@@ -1307,40 +1303,29 @@
               <w:pStyle w:val="Compact"/>
             </w:pPr>
             <w:r>
-              <w:t xml:space="preserve">C: CBM, process glances</w:t>
-            </w:r>
-          </w:p>
-        </w:tc>
-        <w:tc>
-          <w:tcPr/>
-          <w:p>
-            <w:pPr>
-              <w:pStyle w:val="Compact"/>
-            </w:pPr>
-            <w:r>
-              <w:t xml:space="preserve">4.25</w:t>
-            </w:r>
-          </w:p>
-        </w:tc>
-        <w:tc>
-          <w:tcPr/>
-          <w:p>
-            <w:pPr>
-              <w:pStyle w:val="Compact"/>
-            </w:pPr>
-            <w:r>
-              <w:t xml:space="preserve">0.0055</w:t>
-            </w:r>
-          </w:p>
-        </w:tc>
-        <w:tc>
-          <w:tcPr/>
-          <w:p>
-            <w:pPr>
-              <w:pStyle w:val="Compact"/>
-            </w:pPr>
-            <w:r>
-              <w:t xml:space="preserve">−0.20</w:t>
+              <w:t xml:space="preserve">C: CBM control</w:t>
+            </w:r>
+          </w:p>
+        </w:tc>
+        <w:tc>
+          <w:tcPr/>
+          <w:p>
+            <w:pPr>
+              <w:pStyle w:val="Compact"/>
+            </w:pPr>
+            <w:r>
+              <w:t xml:space="preserve">3.34</w:t>
+            </w:r>
+          </w:p>
+        </w:tc>
+        <w:tc>
+          <w:tcPr/>
+          <w:p>
+            <w:pPr>
+              <w:pStyle w:val="Compact"/>
+            </w:pPr>
+            <w:r>
+              <w:t xml:space="preserve">0.0050</w:t>
             </w:r>
           </w:p>
         </w:tc>
@@ -1375,44 +1360,29 @@
               <w:pStyle w:val="Compact"/>
             </w:pPr>
             <w:r>
-              <w:t xml:space="preserve">2.61</w:t>
-            </w:r>
-          </w:p>
-        </w:tc>
-        <w:tc>
-          <w:tcPr/>
-          <w:p>
-            <w:pPr>
-              <w:pStyle w:val="Compact"/>
-            </w:pPr>
-            <w:r>
-              <w:rPr>
-                <w:b/>
-                <w:bCs/>
-              </w:rPr>
-              <w:t xml:space="preserve">0.0063</w:t>
-            </w:r>
-          </w:p>
-        </w:tc>
-        <w:tc>
-          <w:tcPr/>
-          <w:p>
-            <w:pPr>
-              <w:pStyle w:val="Compact"/>
-            </w:pPr>
-            <w:r>
-              <w:t xml:space="preserve">−0.15</w:t>
-            </w:r>
-          </w:p>
-        </w:tc>
-        <w:tc>
-          <w:tcPr/>
-          <w:p>
-            <w:pPr>
-              <w:pStyle w:val="Compact"/>
-            </w:pPr>
-            <w:r>
-              <w:t xml:space="preserve">0.00</w:t>
+              <w:t xml:space="preserve">3.63</w:t>
+            </w:r>
+          </w:p>
+        </w:tc>
+        <w:tc>
+          <w:tcPr/>
+          <w:p>
+            <w:pPr>
+              <w:pStyle w:val="Compact"/>
+            </w:pPr>
+            <w:r>
+              <w:t xml:space="preserve">0.0069</w:t>
+            </w:r>
+          </w:p>
+        </w:tc>
+        <w:tc>
+          <w:tcPr/>
+          <w:p>
+            <w:pPr>
+              <w:pStyle w:val="Compact"/>
+            </w:pPr>
+            <w:r>
+              <w:t xml:space="preserve">−0.05</w:t>
             </w:r>
           </w:p>
         </w:tc>
@@ -1436,29 +1406,18 @@
               <w:pStyle w:val="Compact"/>
             </w:pPr>
             <w:r>
-              <w:t xml:space="preserve">4.41</w:t>
-            </w:r>
-          </w:p>
-        </w:tc>
-        <w:tc>
-          <w:tcPr/>
-          <w:p>
-            <w:pPr>
-              <w:pStyle w:val="Compact"/>
-            </w:pPr>
-            <w:r>
-              <w:t xml:space="preserve">0.0069</w:t>
-            </w:r>
-          </w:p>
-        </w:tc>
-        <w:tc>
-          <w:tcPr/>
-          <w:p>
-            <w:pPr>
-              <w:pStyle w:val="Compact"/>
-            </w:pPr>
-            <w:r>
-              <w:t xml:space="preserve">−0.20</w:t>
+              <w:t xml:space="preserve">3.63</w:t>
+            </w:r>
+          </w:p>
+        </w:tc>
+        <w:tc>
+          <w:tcPr/>
+          <w:p>
+            <w:pPr>
+              <w:pStyle w:val="Compact"/>
+            </w:pPr>
+            <w:r>
+              <w:t xml:space="preserve">0.0068</w:t>
             </w:r>
           </w:p>
         </w:tc>
@@ -1470,68 +1429,49 @@
             </w:pPr>
             <w:r>
               <w:t xml:space="preserve">−3.75</w:t>
-            </w:r>
-          </w:p>
-        </w:tc>
-      </w:tr>
-      <w:tr>
-        <w:tc>
-          <w:tcPr/>
-          <w:p>
-            <w:pPr>
-              <w:pStyle w:val="Compact"/>
-            </w:pPr>
-            <w:r>
-              <w:t xml:space="preserve">B, stationary accumulator</w:t>
-            </w:r>
-          </w:p>
-        </w:tc>
-        <w:tc>
-          <w:tcPr/>
-          <w:p>
-            <w:pPr>
-              <w:pStyle w:val="Compact"/>
-            </w:pPr>
-            <w:r>
-              <w:t xml:space="preserve">3.42</w:t>
-            </w:r>
-          </w:p>
-        </w:tc>
-        <w:tc>
-          <w:tcPr/>
-          <w:p>
-            <w:pPr>
-              <w:pStyle w:val="Compact"/>
-            </w:pPr>
-            <w:r>
-              <w:t xml:space="preserve">0.0052</w:t>
-            </w:r>
-          </w:p>
-        </w:tc>
-        <w:tc>
-          <w:tcPr/>
-          <w:p>
-            <w:pPr>
-              <w:pStyle w:val="Compact"/>
-            </w:pPr>
-            <w:r>
-              <w:t xml:space="preserve">−0.15</w:t>
-            </w:r>
-          </w:p>
-        </w:tc>
-        <w:tc>
-          <w:tcPr/>
-          <w:p>
-            <w:pPr>
-              <w:pStyle w:val="Compact"/>
-            </w:pPr>
-            <w:r>
-              <w:t xml:space="preserve">−2.85</w:t>
             </w:r>
           </w:p>
         </w:tc>
       </w:tr>
     </w:tbl>
+    <w:p>
+      <w:pPr>
+        <w:pStyle w:val="BodyText"/>
+      </w:pPr>
+      <w:r>
+        <w:t xml:space="preserve">The 100-seed sample's over-production of mild crashes (its B median relative impact</w:t>
+      </w:r>
+      <w:r>
+        <w:t xml:space="preserve"> </w:t>
+      </w:r>
+      <w:r>
+        <w:t xml:space="preserve">speed was 1.88 m/s) largely dissolves at full population — it was substantially a</w:t>
+      </w:r>
+      <w:r>
+        <w:t xml:space="preserve"> </w:t>
+      </w:r>
+      <w:r>
+        <w:t xml:space="preserve">property of the weight-proportional sample, which concentrates on the common, benign</w:t>
+      </w:r>
+      <w:r>
+        <w:t xml:space="preserve"> </w:t>
+      </w:r>
+      <w:r>
+        <w:t xml:space="preserve">seeds. Severity medians now sit within 0.2 m/s of the reference for B and C alike, and</w:t>
+      </w:r>
+      <w:r>
+        <w:t xml:space="preserve"> </w:t>
+      </w:r>
+      <w:r>
+        <w:t xml:space="preserve">within 0.1 for the abnormal variants; the abnormal component overshoots the mean injury</w:t>
+      </w:r>
+      <w:r>
+        <w:t xml:space="preserve"> </w:t>
+      </w:r>
+      <w:r>
+        <w:t xml:space="preserve">risk slightly (+11%) where it landed exactly on it in the sample.</w:t>
+      </w:r>
+    </w:p>
     <w:bookmarkEnd w:id="15"/>
     <w:bookmarkStart w:id="19" w:name="X348885e2cc4ea17392f6a304a1eb6dce682ea62"/>
     <w:p>
@@ -1608,35 +1548,25 @@
         <w:t xml:space="preserve"> </w:t>
       </w:r>
       <w:r>
-        <w:t xml:space="preserve">Condition B tracks the reference's tail well</w:t>
-      </w:r>
-      <w:r>
-        <w:t xml:space="preserve"> </w:t>
-      </w:r>
-      <w:r>
-        <w:t xml:space="preserve">and over-produces only the mildest bin; condition C now over-produces</w:t>
-      </w:r>
-      <w:r>
-        <w:t xml:space="preserve"> </w:t>
-      </w:r>
-      <w:r>
-        <w:rPr>
-          <w:i/>
-          <w:iCs/>
-        </w:rPr>
-        <w:t xml:space="preserve">moderate</w:t>
-      </w:r>
-      <w:r>
-        <w:t xml:space="preserve"> </w:t>
-      </w:r>
-      <w:r>
-        <w:t xml:space="preserve">severities — its fixed 0.5 s response is fast enough that hard crashes are rare but</w:t>
-      </w:r>
-      <w:r>
-        <w:t xml:space="preserve"> </w:t>
-      </w:r>
-      <w:r>
-        <w:t xml:space="preserve">slow enough that many glance draws end in 3–8 m/s impacts.</w:t>
+        <w:t xml:space="preserve">At full population both response models track</w:t>
+      </w:r>
+      <w:r>
+        <w:t xml:space="preserve"> </w:t>
+      </w:r>
+      <w:r>
+        <w:t xml:space="preserve">the reference across the entire severity range — the distributions nearly overlay,</w:t>
+      </w:r>
+      <w:r>
+        <w:t xml:space="preserve"> </w:t>
+      </w:r>
+      <w:r>
+        <w:t xml:space="preserve">with B marginally under-producing the extreme tail and C marginally over-producing the</w:t>
+      </w:r>
+      <w:r>
+        <w:t xml:space="preserve"> </w:t>
+      </w:r>
+      <w:r>
+        <w:t xml:space="preserve">2–6 m/s range. (The figure shows the full-population run.)</w:t>
       </w:r>
     </w:p>
     <w:p>
@@ -1680,47 +1610,53 @@
         <w:t xml:space="preserve"> </w:t>
       </w:r>
       <w:r>
-        <w:t xml:space="preserve">The structural mismatch of the first</w:t>
-      </w:r>
-      <w:r>
-        <w:t xml:space="preserve"> </w:t>
-      </w:r>
-      <w:r>
-        <w:t xml:space="preserve">analysis is largely resolved for condition B: with the no-brake counterfactual and</w:t>
-      </w:r>
-      <w:r>
-        <w:t xml:space="preserve"> </w:t>
-      </w:r>
-      <w:r>
-        <w:t xml:space="preserve">process glances, crashes in which the follower never brakes (glance or no-response</w:t>
-      </w:r>
-      <w:r>
-        <w:t xml:space="preserve"> </w:t>
-      </w:r>
-      <w:r>
-        <w:t xml:space="preserve">covering the conflict) now dominate, matching the reference's non-braking spike. The</w:t>
-      </w:r>
-      <w:r>
-        <w:t xml:space="preserve"> </w:t>
-      </w:r>
-      <w:r>
-        <w:t xml:space="preserve">crash-weighted median follower in B does not brake at all — as in the reference.</w:t>
-      </w:r>
-      <w:r>
-        <w:t xml:space="preserve"> </w:t>
-      </w:r>
-      <w:r>
-        <w:t xml:space="preserve">Condition C retains its hard-braking spikes at the deceleration-bin values.</w:t>
+        <w:t xml:space="preserve">The remaining structural difference.</w:t>
+      </w:r>
+      <w:r>
+        <w:t xml:space="preserve"> </w:t>
+      </w:r>
+      <w:r>
+        <w:t xml:space="preserve">Condition B reproduces — indeed slightly overshoots — the reference's dominant</w:t>
+      </w:r>
+      <w:r>
+        <w:t xml:space="preserve"> </w:t>
+      </w:r>
+      <w:r>
+        <w:t xml:space="preserve">non-braking spike (crashes in which a glance or the no-response class covers the</w:t>
+      </w:r>
+      <w:r>
+        <w:t xml:space="preserve"> </w:t>
+      </w:r>
+      <w:r>
+        <w:t xml:space="preserve">conflict); condition C cannot produce it and instead concentrates on its discrete</w:t>
+      </w:r>
+      <w:r>
+        <w:t xml:space="preserve"> </w:t>
+      </w:r>
+      <w:r>
+        <w:t xml:space="preserve">hard-braking values from the deceleration bins. This is the panel that keeps a_f,min</w:t>
+      </w:r>
+      <w:r>
+        <w:t xml:space="preserve"> </w:t>
+      </w:r>
+      <w:r>
+        <w:t xml:space="preserve">from passing for any configuration, and it separates the two response models more</w:t>
+      </w:r>
+      <w:r>
+        <w:t xml:space="preserve"> </w:t>
+      </w:r>
+      <w:r>
+        <w:t xml:space="preserve">clearly than severity does.</w:t>
       </w:r>
     </w:p>
     <w:bookmarkEnd w:id="19"/>
-    <w:bookmarkStart w:id="20" w:name="X3039079f3434ca22b93659c92847c35f4c836c9"/>
+    <w:bookmarkStart w:id="20" w:name="X472a751374b298c021607e2578ff63e0f58523d"/>
     <w:p>
       <w:pPr>
         <w:pStyle w:val="Heading3"/>
       </w:pPr>
       <w:r>
-        <w:t xml:space="preserve">4.3 Equivalence statistics and the sensitivity ladder</w:t>
+        <w:t xml:space="preserve">4.3 Equivalence at full population</w:t>
       </w:r>
     </w:p>
     <w:p>
@@ -1728,7 +1664,7 @@
         <w:pStyle w:val="FirstParagraph"/>
       </w:pPr>
       <w:r>
-        <w:t xml:space="preserve">No configuration reaches practical equivalence (ROPE 0.10 for θ; full tables in</w:t>
+        <w:t xml:space="preserve">Headline θ (Eq. 10 weights, 95% bootstrap HDIs), all 5 000 seeds; full tables in</w:t>
       </w:r>
       <w:r>
         <w:t xml:space="preserve"> </w:t>
@@ -1737,22 +1673,25 @@
         <w:rPr>
           <w:rStyle w:val="VerbatimChar"/>
         </w:rPr>
-        <w:t xml:space="preserve">replication/causation/out/summary_nb*.md</w:t>
-      </w:r>
-      <w:r>
-        <w:t xml:space="preserve">), but the distance now has a visible</w:t>
-      </w:r>
-      <w:r>
-        <w:t xml:space="preserve"> </w:t>
-      </w:r>
-      <w:r>
-        <w:t xml:space="preserve">structure. Headline θ for P_inj (= relative impact speed; the two give identical bins),</w:t>
-      </w:r>
-      <w:r>
-        <w:t xml:space="preserve"> </w:t>
-      </w:r>
-      <w:r>
-        <w:t xml:space="preserve">Eq. 10 weights, 95% bootstrap HDIs:</w:t>
+        <w:t xml:space="preserve">replication/causation/out/summary_fullp.md</w:t>
+      </w:r>
+      <w:r>
+        <w:t xml:space="preserve"> </w:t>
+      </w:r>
+      <w:r>
+        <w:t xml:space="preserve">and</w:t>
+      </w:r>
+      <w:r>
+        <w:t xml:space="preserve"> </w:t>
+      </w:r>
+      <w:r>
+        <w:rPr>
+          <w:rStyle w:val="VerbatimChar"/>
+        </w:rPr>
+        <w:t xml:space="preserve">summary_fullp_abn.md</w:t>
+      </w:r>
+      <w:r>
+        <w:t xml:space="preserve">:</w:t>
       </w:r>
     </w:p>
     <w:tbl>
@@ -1789,6 +1728,449 @@
               <w:pStyle w:val="Compact"/>
             </w:pPr>
             <w:r>
+              <w:t xml:space="preserve">P_inj / v_rel θ</w:t>
+            </w:r>
+          </w:p>
+        </w:tc>
+        <w:tc>
+          <w:tcPr/>
+          <w:p>
+            <w:pPr>
+              <w:pStyle w:val="Compact"/>
+            </w:pPr>
+            <w:r>
+              <w:t xml:space="preserve">t_nr θ</w:t>
+            </w:r>
+          </w:p>
+        </w:tc>
+        <w:tc>
+          <w:tcPr/>
+          <w:p>
+            <w:pPr>
+              <w:pStyle w:val="Compact"/>
+            </w:pPr>
+            <w:r>
+              <w:t xml:space="preserve">a_f,min θ</w:t>
+            </w:r>
+          </w:p>
+        </w:tc>
+      </w:tr>
+      <w:tr>
+        <w:tc>
+          <w:tcPr/>
+          <w:p>
+            <w:pPr>
+              <w:pStyle w:val="Compact"/>
+            </w:pPr>
+            <w:r>
+              <w:t xml:space="preserve">B: active inference</w:t>
+            </w:r>
+          </w:p>
+        </w:tc>
+        <w:tc>
+          <w:tcPr/>
+          <w:p>
+            <w:pPr>
+              <w:pStyle w:val="Compact"/>
+            </w:pPr>
+            <w:r>
+              <w:t xml:space="preserve">0.31 [0.26, 0.35]</w:t>
+            </w:r>
+          </w:p>
+        </w:tc>
+        <w:tc>
+          <w:tcPr/>
+          <w:p>
+            <w:pPr>
+              <w:pStyle w:val="Compact"/>
+            </w:pPr>
+            <w:r>
+              <w:t xml:space="preserve">0.38 [0.33, 0.45]</w:t>
+            </w:r>
+          </w:p>
+        </w:tc>
+        <w:tc>
+          <w:tcPr/>
+          <w:p>
+            <w:pPr>
+              <w:pStyle w:val="Compact"/>
+            </w:pPr>
+            <w:r>
+              <w:t xml:space="preserve">1.00</w:t>
+            </w:r>
+          </w:p>
+        </w:tc>
+      </w:tr>
+      <w:tr>
+        <w:tc>
+          <w:tcPr/>
+          <w:p>
+            <w:pPr>
+              <w:pStyle w:val="Compact"/>
+            </w:pPr>
+            <w:r>
+              <w:t xml:space="preserve">C: CBM control</w:t>
+            </w:r>
+          </w:p>
+        </w:tc>
+        <w:tc>
+          <w:tcPr/>
+          <w:p>
+            <w:pPr>
+              <w:pStyle w:val="Compact"/>
+            </w:pPr>
+            <w:r>
+              <w:t xml:space="preserve">0.39 [0.35, 0.42]</w:t>
+            </w:r>
+          </w:p>
+        </w:tc>
+        <w:tc>
+          <w:tcPr/>
+          <w:p>
+            <w:pPr>
+              <w:pStyle w:val="Compact"/>
+            </w:pPr>
+            <w:r>
+              <w:t xml:space="preserve">0.43 [0.38, 0.51]</w:t>
+            </w:r>
+          </w:p>
+        </w:tc>
+        <w:tc>
+          <w:tcPr/>
+          <w:p>
+            <w:pPr>
+              <w:pStyle w:val="Compact"/>
+            </w:pPr>
+            <w:r>
+              <w:t xml:space="preserve">1.65</w:t>
+            </w:r>
+          </w:p>
+        </w:tc>
+      </w:tr>
+      <w:tr>
+        <w:tc>
+          <w:tcPr/>
+          <w:p>
+            <w:pPr>
+              <w:pStyle w:val="Compact"/>
+            </w:pPr>
+            <w:r>
+              <w:t xml:space="preserve">D: glances only</w:t>
+            </w:r>
+          </w:p>
+        </w:tc>
+        <w:tc>
+          <w:tcPr/>
+          <w:p>
+            <w:pPr>
+              <w:pStyle w:val="Compact"/>
+            </w:pPr>
+            <w:r>
+              <w:t xml:space="preserve">0.44 [0.39, 0.47]</w:t>
+            </w:r>
+          </w:p>
+        </w:tc>
+        <w:tc>
+          <w:tcPr/>
+          <w:p>
+            <w:pPr>
+              <w:pStyle w:val="Compact"/>
+            </w:pPr>
+            <w:r>
+              <w:t xml:space="preserve">0.38 [0.33, 0.45]</w:t>
+            </w:r>
+          </w:p>
+        </w:tc>
+        <w:tc>
+          <w:tcPr/>
+          <w:p>
+            <w:pPr>
+              <w:pStyle w:val="Compact"/>
+            </w:pPr>
+            <w:r>
+              <w:t xml:space="preserve">1.13</w:t>
+            </w:r>
+          </w:p>
+        </w:tc>
+      </w:tr>
+      <w:tr>
+        <w:tc>
+          <w:tcPr/>
+          <w:p>
+            <w:pPr>
+              <w:pStyle w:val="Compact"/>
+            </w:pPr>
+            <w:r>
+              <w:rPr>
+                <w:b/>
+                <w:bCs/>
+              </w:rPr>
+              <w:t xml:space="preserve">B + abnormal acceleration</w:t>
+            </w:r>
+          </w:p>
+        </w:tc>
+        <w:tc>
+          <w:tcPr/>
+          <w:p>
+            <w:pPr>
+              <w:pStyle w:val="Compact"/>
+            </w:pPr>
+            <w:r>
+              <w:rPr>
+                <w:b/>
+                <w:bCs/>
+              </w:rPr>
+              <w:t xml:space="preserve">0.148 [0.116, 0.190]</w:t>
+            </w:r>
+          </w:p>
+        </w:tc>
+        <w:tc>
+          <w:tcPr/>
+          <w:p>
+            <w:pPr>
+              <w:pStyle w:val="Compact"/>
+            </w:pPr>
+            <w:r>
+              <w:t xml:space="preserve">0.42 [0.36, 0.50]</w:t>
+            </w:r>
+          </w:p>
+        </w:tc>
+        <w:tc>
+          <w:tcPr/>
+          <w:p>
+            <w:pPr>
+              <w:pStyle w:val="Compact"/>
+            </w:pPr>
+            <w:r>
+              <w:t xml:space="preserve">1.06</w:t>
+            </w:r>
+          </w:p>
+        </w:tc>
+      </w:tr>
+      <w:tr>
+        <w:tc>
+          <w:tcPr/>
+          <w:p>
+            <w:pPr>
+              <w:pStyle w:val="Compact"/>
+            </w:pPr>
+            <w:r>
+              <w:t xml:space="preserve">C + abnormal acceleration</w:t>
+            </w:r>
+          </w:p>
+        </w:tc>
+        <w:tc>
+          <w:tcPr/>
+          <w:p>
+            <w:pPr>
+              <w:pStyle w:val="Compact"/>
+            </w:pPr>
+            <w:r>
+              <w:t xml:space="preserve">0.209 [0.172, 0.267]</w:t>
+            </w:r>
+          </w:p>
+        </w:tc>
+        <w:tc>
+          <w:tcPr/>
+          <w:p>
+            <w:pPr>
+              <w:pStyle w:val="Compact"/>
+            </w:pPr>
+            <w:r>
+              <w:t xml:space="preserve">0.46 [0.41, 0.54]</w:t>
+            </w:r>
+          </w:p>
+        </w:tc>
+        <w:tc>
+          <w:tcPr/>
+          <w:p>
+            <w:pPr>
+              <w:pStyle w:val="Compact"/>
+            </w:pPr>
+            <w:r>
+              <w:t xml:space="preserve">1.38</w:t>
+            </w:r>
+          </w:p>
+        </w:tc>
+      </w:tr>
+    </w:tbl>
+    <w:p>
+      <w:pPr>
+        <w:pStyle w:val="BodyText"/>
+      </w:pPr>
+      <w:r>
+        <w:t xml:space="preserve">Three things changed against the 100-seed sample. First, everything tightened and most</w:t>
+      </w:r>
+      <w:r>
+        <w:t xml:space="preserve"> </w:t>
+      </w:r>
+      <w:r>
+        <w:t xml:space="preserve">things improved — the sample's widest HDIs were sampling noise. Second,</w:t>
+      </w:r>
+      <w:r>
+        <w:t xml:space="preserve"> </w:t>
+      </w:r>
+      <w:r>
+        <w:rPr>
+          <w:b/>
+          <w:bCs/>
+        </w:rPr>
+        <w:t xml:space="preserve">the ordering</w:t>
+      </w:r>
+      <w:r>
+        <w:rPr>
+          <w:b/>
+          <w:bCs/>
+        </w:rPr>
+        <w:t xml:space="preserve"> </w:t>
+      </w:r>
+      <w:r>
+        <w:rPr>
+          <w:b/>
+          <w:bCs/>
+        </w:rPr>
+        <w:t xml:space="preserve">reversed: the active-inference conditions are now closer to the reference than the CBM</w:t>
+      </w:r>
+      <w:r>
+        <w:rPr>
+          <w:b/>
+          <w:bCs/>
+        </w:rPr>
+        <w:t xml:space="preserve"> </w:t>
+      </w:r>
+      <w:r>
+        <w:rPr>
+          <w:b/>
+          <w:bCs/>
+        </w:rPr>
+        <w:t xml:space="preserve">control on severity</w:t>
+      </w:r>
+      <w:r>
+        <w:t xml:space="preserve"> </w:t>
+      </w:r>
+      <w:r>
+        <w:t xml:space="preserve">(B 0.31 versus C 0.39; with the abnormal component 0.148 versus</w:t>
+      </w:r>
+      <w:r>
+        <w:t xml:space="preserve"> </w:t>
+      </w:r>
+      <w:r>
+        <w:t xml:space="preserve">0.209) — the control's advantage in the sample did not survive the population. Third,</w:t>
+      </w:r>
+      <w:r>
+        <w:t xml:space="preserve"> </w:t>
+      </w:r>
+      <w:r>
+        <w:t xml:space="preserve">the best configuration — active inference with all five components — reaches</w:t>
+      </w:r>
+      <w:r>
+        <w:t xml:space="preserve"> </w:t>
+      </w:r>
+      <w:r>
+        <w:rPr>
+          <w:b/>
+          <w:bCs/>
+        </w:rPr>
+        <w:t xml:space="preserve">P_inj θ = 0.148 against a ROPE of 0.10</w:t>
+      </w:r>
+      <w:r>
+        <w:t xml:space="preserve">, still not practically equivalent but by a</w:t>
+      </w:r>
+      <w:r>
+        <w:t xml:space="preserve"> </w:t>
+      </w:r>
+      <w:r>
+        <w:t xml:space="preserve">factor of 1.5 rather than the factor of 14 the study started from; its HDI's lower edge</w:t>
+      </w:r>
+      <w:r>
+        <w:t xml:space="preserve"> </w:t>
+      </w:r>
+      <w:r>
+        <w:t xml:space="preserve">(0.116) sits just outside the ROPE. The braking distribution (a_f,min) remains the</w:t>
+      </w:r>
+      <w:r>
+        <w:t xml:space="preserve"> </w:t>
+      </w:r>
+      <w:r>
+        <w:t xml:space="preserve">structural failure for every configuration, for the reasons of section 4.2.</w:t>
+      </w:r>
+    </w:p>
+    <w:bookmarkEnd w:id="20"/>
+    <w:bookmarkStart w:id="21" w:name="X92f7094027f1ad7e97b779924447ba6ed2a0fa2"/>
+    <w:p>
+      <w:pPr>
+        <w:pStyle w:val="Heading3"/>
+      </w:pPr>
+      <w:r>
+        <w:t xml:space="preserve">The sensitivity ladder (100-seed sample, kept as method history)</w:t>
+      </w:r>
+    </w:p>
+    <w:p>
+      <w:pPr>
+        <w:pStyle w:val="FirstParagraph"/>
+      </w:pPr>
+      <w:r>
+        <w:t xml:space="preserve">No configuration reaches practical equivalence (ROPE 0.10 for θ; full tables in</w:t>
+      </w:r>
+      <w:r>
+        <w:t xml:space="preserve"> </w:t>
+      </w:r>
+      <w:r>
+        <w:rPr>
+          <w:rStyle w:val="VerbatimChar"/>
+        </w:rPr>
+        <w:t xml:space="preserve">replication/causation/out/summary_nb*.md</w:t>
+      </w:r>
+      <w:r>
+        <w:t xml:space="preserve">), but the distance now has a visible</w:t>
+      </w:r>
+      <w:r>
+        <w:t xml:space="preserve"> </w:t>
+      </w:r>
+      <w:r>
+        <w:t xml:space="preserve">structure. Headline θ for P_inj (= relative impact speed; the two give identical bins),</w:t>
+      </w:r>
+      <w:r>
+        <w:t xml:space="preserve"> </w:t>
+      </w:r>
+      <w:r>
+        <w:t xml:space="preserve">Eq. 10 weights, 95% bootstrap HDIs:</w:t>
+      </w:r>
+    </w:p>
+    <w:tbl>
+      <w:tblPr>
+        <w:tblStyle w:val="Table"/>
+        <w:tblW w:type="auto" w:w="0"/>
+        <w:tblLook w:firstRow="1" w:lastRow="0" w:firstColumn="0" w:lastColumn="0" w:noHBand="0" w:noVBand="0" w:val="0020"/>
+      </w:tblPr>
+      <w:tblGrid>
+        <w:gridCol w:w="1980"/>
+        <w:gridCol w:w="1980"/>
+        <w:gridCol w:w="1980"/>
+        <w:gridCol w:w="1980"/>
+      </w:tblGrid>
+      <w:tr>
+        <w:trPr>
+          <w:tblHeader w:val="on"/>
+        </w:trPr>
+        <w:tc>
+          <w:tcPr/>
+          <w:p>
+            <w:pPr>
+              <w:pStyle w:val="Compact"/>
+            </w:pPr>
+            <w:r>
+              <w:t xml:space="preserve">configuration</w:t>
+            </w:r>
+          </w:p>
+        </w:tc>
+        <w:tc>
+          <w:tcPr/>
+          <w:p>
+            <w:pPr>
+              <w:pStyle w:val="Compact"/>
+            </w:pPr>
+            <w:r>
               <w:t xml:space="preserve">P_inj θ</w:t>
             </w:r>
           </w:p>
@@ -2335,8 +2717,8 @@
         <w:t xml:space="preserve">crashes the four [B24] mechanisms cannot produce. Its cost is a slight overshoot for C.</w:t>
       </w:r>
     </w:p>
-    <w:bookmarkEnd w:id="20"/>
-    <w:bookmarkStart w:id="21" w:name="X99ddb65390b569089d87fa82ea6c5749a045266"/>
+    <w:bookmarkEnd w:id="21"/>
+    <w:bookmarkStart w:id="22" w:name="X99ddb65390b569089d87fa82ea6c5749a045266"/>
     <w:p>
       <w:pPr>
         <w:pStyle w:val="Heading3"/>
@@ -2365,8 +2747,8 @@
         <w:t xml:space="preserve">clamp rule is not a consequential degree of freedom.</w:t>
       </w:r>
     </w:p>
-    <w:bookmarkEnd w:id="21"/>
-    <w:bookmarkStart w:id="22" w:name="X5cc5553511379a0f46682350d115d1c628799c1"/>
+    <w:bookmarkEnd w:id="22"/>
+    <w:bookmarkStart w:id="23" w:name="X5cc5553511379a0f46682350d115d1c628799c1"/>
     <w:p>
       <w:pPr>
         <w:pStyle w:val="Heading3"/>
@@ -2482,9 +2864,9 @@
         <w:t xml:space="preserve">a later increase, which mainly tightens the process runs' HDIs.</w:t>
       </w:r>
     </w:p>
-    <w:bookmarkEnd w:id="22"/>
     <w:bookmarkEnd w:id="23"/>
-    <w:bookmarkStart w:id="27" w:name="Xf006086dcf9192633b661b7540885ee64a61ed6"/>
+    <w:bookmarkEnd w:id="24"/>
+    <w:bookmarkStart w:id="28" w:name="Xf006086dcf9192633b661b7540885ee64a61ed6"/>
     <w:p>
       <w:pPr>
         <w:pStyle w:val="Heading2"/>
@@ -2502,18 +2884,18 @@
           <wp:inline>
             <wp:extent cx="4222781" cy="2389386"/>
             <wp:effectExtent b="0" l="0" r="0" t="0"/>
-            <wp:docPr descr="Attentive brake onsets relative to the anchor" title="" id="25" name="Picture"/>
+            <wp:docPr descr="Attentive brake onsets relative to the anchor" title="" id="26" name="Picture"/>
             <a:graphic>
               <a:graphicData uri="http://schemas.openxmlformats.org/drawingml/2006/picture">
                 <pic:pic>
                   <pic:nvPicPr>
-                    <pic:cNvPr descr="causation_figures/fig_timing.png" id="26" name="Picture"/>
+                    <pic:cNvPr descr="causation_figures/fig_timing.png" id="27" name="Picture"/>
                     <pic:cNvPicPr>
                       <a:picLocks noChangeArrowheads="1" noChangeAspect="1"/>
                     </pic:cNvPicPr>
                   </pic:nvPicPr>
                   <pic:blipFill>
-                    <a:blip r:embed="rId24"/>
+                    <a:blip r:embed="rId25"/>
                     <a:stretch>
                       <a:fillRect/>
                     </a:stretch>
@@ -2980,8 +3362,8 @@
         <w:t xml:space="preserve">landing on zero [Opinion].</w:t>
       </w:r>
     </w:p>
-    <w:bookmarkEnd w:id="27"/>
-    <w:bookmarkStart w:id="28" w:name="Xaa514859afddf12d4f4f0f080c313a63b1390dc"/>
+    <w:bookmarkEnd w:id="28"/>
+    <w:bookmarkStart w:id="29" w:name="Xaa514859afddf12d4f4f0f080c313a63b1390dc"/>
     <w:p>
       <w:pPr>
         <w:pStyle w:val="Heading2"/>
@@ -3227,8 +3609,8 @@
         <w:t xml:space="preserve">active-inference behavior.</w:t>
       </w:r>
     </w:p>
-    <w:bookmarkEnd w:id="28"/>
-    <w:bookmarkStart w:id="29" w:name="X847d61f9c7a16474db9cfde0ec49847e7e696b4"/>
+    <w:bookmarkEnd w:id="29"/>
+    <w:bookmarkStart w:id="30" w:name="X847d61f9c7a16474db9cfde0ec49847e7e696b4"/>
     <w:p>
       <w:pPr>
         <w:pStyle w:val="Heading2"/>
@@ -3279,13 +3661,19 @@
         <w:t xml:space="preserve">Support loss</w:t>
       </w:r>
       <w:r>
-        <w:t xml:space="preserve">: 13 of 100 seeds never crash under the CBM control at any glance or</w:t>
-      </w:r>
-      <w:r>
-        <w:t xml:space="preserve"> </w:t>
-      </w:r>
-      <w:r>
-        <w:t xml:space="preserve">deceleration draw; they drop out of any exposure reweighting entirely.</w:t>
+        <w:t xml:space="preserve">: at full population, 295 of 5 000 seeds never crash under the CBM</w:t>
+      </w:r>
+      <w:r>
+        <w:t xml:space="preserve"> </w:t>
+      </w:r>
+      <w:r>
+        <w:t xml:space="preserve">control at any glance or deceleration draw; they drop out of any exposure reweighting</w:t>
+      </w:r>
+      <w:r>
+        <w:t xml:space="preserve"> </w:t>
+      </w:r>
+      <w:r>
+        <w:t xml:space="preserve">entirely (13 of 100 in the sample).</w:t>
       </w:r>
     </w:p>
     <w:p>
@@ -3304,13 +3692,13 @@
         <w:t xml:space="preserve">Effective sample size</w:t>
       </w:r>
       <w:r>
-        <w:t xml:space="preserve">: reweighting the remaining 87 seeds to exposure (dividing</w:t>
-      </w:r>
-      <w:r>
-        <w:t xml:space="preserve"> </w:t>
-      </w:r>
-      <w:r>
-        <w:t xml:space="preserve">each weight by its crash probability) leaves an effective sample size of</w:t>
+        <w:t xml:space="preserve">: exposure reweighting (dividing each weight by its crash</w:t>
+      </w:r>
+      <w:r>
+        <w:t xml:space="preserve"> </w:t>
+      </w:r>
+      <w:r>
+        <w:t xml:space="preserve">probability) leaves an effective sample size of</w:t>
       </w:r>
       <w:r>
         <w:t xml:space="preserve"> </w:t>
@@ -3320,31 +3708,37 @@
           <w:b/>
           <w:bCs/>
         </w:rPr>
-        <w:t xml:space="preserve">6.9</w:t>
-      </w:r>
-      <w:r>
-        <w:t xml:space="preserve"> </w:t>
-      </w:r>
-      <w:r>
-        <w:t xml:space="preserve">—</w:t>
-      </w:r>
-      <w:r>
-        <w:t xml:space="preserve"> </w:t>
-      </w:r>
-      <w:r>
-        <w:t xml:space="preserve">three seeds carry the majority of all exposure weight. Exposure-level claims from</w:t>
-      </w:r>
-      <w:r>
-        <w:t xml:space="preserve"> </w:t>
-      </w:r>
-      <w:r>
-        <w:t xml:space="preserve">crash-only seeds would need orders of magnitude more seeds, concentrated exactly in</w:t>
-      </w:r>
-      <w:r>
-        <w:t xml:space="preserve"> </w:t>
-      </w:r>
-      <w:r>
-        <w:t xml:space="preserve">the benign scenarios the crash filter removed.</w:t>
+        <w:t xml:space="preserve">44.7 out of 5 000</w:t>
+      </w:r>
+      <w:r>
+        <w:t xml:space="preserve"> </w:t>
+      </w:r>
+      <w:r>
+        <w:t xml:space="preserve">(6.9 out of 100</w:t>
+      </w:r>
+      <w:r>
+        <w:t xml:space="preserve"> </w:t>
+      </w:r>
+      <w:r>
+        <w:t xml:space="preserve">in the sample). Fifty times more seeds bought a factor of six in effective size —</w:t>
+      </w:r>
+      <w:r>
+        <w:t xml:space="preserve"> </w:t>
+      </w:r>
+      <w:r>
+        <w:t xml:space="preserve">the reweighting's variance grows with exactly the benign scenarios the crash filter</w:t>
+      </w:r>
+      <w:r>
+        <w:t xml:space="preserve"> </w:t>
+      </w:r>
+      <w:r>
+        <w:t xml:space="preserve">removed, so exposure-level claims stay out of reach of crash-only seeds at any</w:t>
+      </w:r>
+      <w:r>
+        <w:t xml:space="preserve"> </w:t>
+      </w:r>
+      <w:r>
+        <w:t xml:space="preserve">practical n.</w:t>
       </w:r>
     </w:p>
     <w:p>
@@ -3437,8 +3831,8 @@
         <w:t xml:space="preserve">are an intermediate exposure extension available now.</w:t>
       </w:r>
     </w:p>
-    <w:bookmarkEnd w:id="29"/>
-    <w:bookmarkStart w:id="30" w:name="X335105b0a86bf2fe7731d42aa4837b519891646"/>
+    <w:bookmarkEnd w:id="30"/>
+    <w:bookmarkStart w:id="31" w:name="X335105b0a86bf2fe7731d42aa4837b519891646"/>
     <w:p>
       <w:pPr>
         <w:pStyle w:val="Heading2"/>
@@ -3486,7 +3880,7 @@
         </w:numPr>
       </w:pPr>
       <w:r>
-        <w:t xml:space="preserve">After the methodological corrections,</w:t>
+        <w:t xml:space="preserve">At full population,</w:t>
       </w:r>
       <w:r>
         <w:t xml:space="preserve"> </w:t>
@@ -3496,7 +3890,7 @@
           <w:b/>
           <w:bCs/>
         </w:rPr>
-        <w:t xml:space="preserve">the active-inference response is no further</w:t>
+        <w:t xml:space="preserve">the active-inference conditions are closer to the QUADRIS</w:t>
       </w:r>
       <w:r>
         <w:rPr>
@@ -3510,31 +3904,71 @@
           <w:b/>
           <w:bCs/>
         </w:rPr>
-        <w:t xml:space="preserve">from the QUADRIS reference than the CBM control is</w:t>
-      </w:r>
-      <w:r>
-        <w:t xml:space="preserve"> </w:t>
-      </w:r>
-      <w:r>
-        <w:t xml:space="preserve">(P_inj θ ≈ 0.4–0.5 for both</w:t>
-      </w:r>
-      <w:r>
-        <w:t xml:space="preserve"> </w:t>
-      </w:r>
-      <w:r>
-        <w:t xml:space="preserve">best configurations), and the two miss differently: active inference over-produces</w:t>
-      </w:r>
-      <w:r>
-        <w:t xml:space="preserve"> </w:t>
-      </w:r>
-      <w:r>
-        <w:t xml:space="preserve">the mildest crashes; the CBM over-produces moderate ones and cannot reproduce the</w:t>
-      </w:r>
-      <w:r>
-        <w:t xml:space="preserve"> </w:t>
-      </w:r>
-      <w:r>
-        <w:t xml:space="preserve">reference's non-braking character, which the active-inference conditions now match.</w:t>
+        <w:t xml:space="preserve">reference than the CBM control</w:t>
+      </w:r>
+      <w:r>
+        <w:t xml:space="preserve"> </w:t>
+      </w:r>
+      <w:r>
+        <w:t xml:space="preserve">on severity (θ 0.31 versus 0.39; with the abnormal</w:t>
+      </w:r>
+      <w:r>
+        <w:t xml:space="preserve"> </w:t>
+      </w:r>
+      <w:r>
+        <w:t xml:space="preserve">component 0.148 versus 0.209), despite generating 4.7 times its crash probability</w:t>
+      </w:r>
+      <w:r>
+        <w:t xml:space="preserve"> </w:t>
+      </w:r>
+      <w:r>
+        <w:t xml:space="preserve">(0.280 versus 0.059) — slower responses produce more crashes, but the</w:t>
+      </w:r>
+      <w:r>
+        <w:t xml:space="preserve"> </w:t>
+      </w:r>
+      <w:r>
+        <w:rPr>
+          <w:i/>
+          <w:iCs/>
+        </w:rPr>
+        <w:t xml:space="preserve">right</w:t>
+      </w:r>
+      <w:r>
+        <w:t xml:space="preserve"> </w:t>
+      </w:r>
+      <w:r>
+        <w:t xml:space="preserve">crash</w:t>
+      </w:r>
+      <w:r>
+        <w:t xml:space="preserve"> </w:t>
+      </w:r>
+      <w:r>
+        <w:t xml:space="preserve">population. The best configuration misses practical equivalence on severity by a</w:t>
+      </w:r>
+      <w:r>
+        <w:t xml:space="preserve"> </w:t>
+      </w:r>
+      <w:r>
+        <w:t xml:space="preserve">factor of 1.5 (θ = 0.148 against a ROPE of 0.10), down from the factor of 14 the</w:t>
+      </w:r>
+      <w:r>
+        <w:t xml:space="preserve"> </w:t>
+      </w:r>
+      <w:r>
+        <w:t xml:space="preserve">study started at. Only the active-inference conditions reproduce the reference's</w:t>
+      </w:r>
+      <w:r>
+        <w:t xml:space="preserve"> </w:t>
+      </w:r>
+      <w:r>
+        <w:t xml:space="preserve">dominant non-braking crash character; the braking distribution (a_f,min) remains the</w:t>
+      </w:r>
+      <w:r>
+        <w:t xml:space="preserve"> </w:t>
+      </w:r>
+      <w:r>
+        <w:t xml:space="preserve">structural failure for every configuration.</w:t>
       </w:r>
     </w:p>
     <w:p>
@@ -3634,8 +4068,8 @@
         <w:t xml:space="preserve">are outside what crash-conditioned seeds can support at any n.</w:t>
       </w:r>
     </w:p>
-    <w:bookmarkEnd w:id="30"/>
-    <w:bookmarkStart w:id="31" w:name="Xdecb44f94e928e8b93606661733f5518de26da0"/>
+    <w:bookmarkEnd w:id="31"/>
+    <w:bookmarkStart w:id="32" w:name="Xdecb44f94e928e8b93606661733f5518de26da0"/>
     <w:p>
       <w:pPr>
         <w:pStyle w:val="Heading2"/>
@@ -3683,13 +4117,19 @@
         </w:numPr>
       </w:pPr>
       <w:r>
-        <w:t xml:space="preserve">50 process draws per seed (marked for increase); the QUADRIS reference is itself</w:t>
-      </w:r>
-      <w:r>
-        <w:t xml:space="preserve"> </w:t>
-      </w:r>
-      <w:r>
-        <w:t xml:space="preserve">model-generated; n = 100 seeds, extendable to the full 5 000 at tier-1 cost.</w:t>
+        <w:t xml:space="preserve">The full-population runs use 10 process draws per seed (seed-level variation dominates</w:t>
+      </w:r>
+      <w:r>
+        <w:t xml:space="preserve"> </w:t>
+      </w:r>
+      <w:r>
+        <w:t xml:space="preserve">at n = 5 000; the 100-seed sensitivity runs used 50). The QUADRIS reference is itself</w:t>
+      </w:r>
+      <w:r>
+        <w:t xml:space="preserve"> </w:t>
+      </w:r>
+      <w:r>
+        <w:t xml:space="preserve">model-generated, so all equivalence statements are relative to that generator.</w:t>
       </w:r>
     </w:p>
     <w:p>
@@ -3848,8 +4288,8 @@
         <w:t xml:space="preserve">.</w:t>
       </w:r>
     </w:p>
-    <w:bookmarkEnd w:id="31"/>
     <w:bookmarkEnd w:id="32"/>
+    <w:bookmarkEnd w:id="33"/>
     <w:sectPr>
       <w:footnotePr>
         <w:numRestart w:val="eachSect"/>

--- a/docs/crash_causation_results.docx
+++ b/docs/crash_causation_results.docx
@@ -2,7 +2,7 @@
 <file path=word/document.xml><?xml version="1.0" encoding="utf-8"?>
 <w:document xmlns:w="http://schemas.openxmlformats.org/wordprocessingml/2006/main" xmlns:m="http://schemas.openxmlformats.org/officeDocument/2006/math" xmlns:r="http://schemas.openxmlformats.org/officeDocument/2006/relationships" xmlns:o="urn:schemas-microsoft-com:office:office" xmlns:v="urn:schemas-microsoft-com:vml" xmlns:w10="urn:schemas-microsoft-com:office:word" xmlns:a="http://schemas.openxmlformats.org/drawingml/2006/main" xmlns:pic="http://schemas.openxmlformats.org/drawingml/2006/picture" xmlns:wp="http://schemas.openxmlformats.org/drawingml/2006/wordprocessingDrawing">
   <w:body>
-    <w:bookmarkStart w:id="33" w:name="X357732f00f248ce021222e1a964fa64480e69c3"/>
+    <w:bookmarkStart w:id="37" w:name="X357732f00f248ce021222e1a964fa64480e69c3"/>
     <w:p>
       <w:pPr>
         <w:pStyle w:val="Heading1"/>
@@ -22,7 +22,7 @@
         <w:t xml:space="preserve"> </w:t>
       </w:r>
       <w:r>
-        <w:t xml:space="preserve">glance-placement decisions; the first version's numbers are superseded but reproducible</w:t>
+        <w:t xml:space="preserve">glance-placement decisions; the first version’s numbers are superseded but reproducible</w:t>
       </w:r>
       <w:r>
         <w:t xml:space="preserve"> </w:t>
@@ -58,13 +58,13 @@
         <w:t xml:space="preserve"> </w:t>
       </w:r>
       <w:r>
-        <w:t xml:space="preserve">[B24] Bärgman, Svärd, Lundell &amp; Hartelius (2024), [W25a] Wu et al. (2025, scenario</w:t>
-      </w:r>
-      <w:r>
-        <w:t xml:space="preserve"> </w:t>
-      </w:r>
-      <w:r>
-        <w:t xml:space="preserve">generation), [W26] Wu et al. (2026, practical validation), [Code] the Schumann et al.</w:t>
+        <w:t xml:space="preserve">[B24] Bärgman, Svärd, Lundell &amp; Hartelius (2024), [W25a] Wu et al. (2025, scenario</w:t>
+      </w:r>
+      <w:r>
+        <w:t xml:space="preserve"> </w:t>
+      </w:r>
+      <w:r>
+        <w:t xml:space="preserve">generation), [W26] Wu et al. (2026, practical validation), [Code] the Schumann et al.</w:t>
       </w:r>
       <w:r>
         <w:t xml:space="preserve"> </w:t>
@@ -80,7 +80,7 @@
         </w:pict>
       </w:r>
     </w:p>
-    <w:bookmarkStart w:id="9" w:name="X1f1a5bb1feba11f6fda7d1d554aae8c69d5382a"/>
+    <w:bookmarkStart w:id="9" w:name="the-method-in-one-page"/>
     <w:p>
       <w:pPr>
         <w:pStyle w:val="Heading2"/>
@@ -172,7 +172,7 @@
         <w:t xml:space="preserve"> </w:t>
       </w:r>
       <w:r>
-        <w:t xml:space="preserve">Before the modeled response, the follower runs the seed's</w:t>
+        <w:t xml:space="preserve">Before the modeled response, the follower runs the seed’s</w:t>
       </w:r>
       <w:r>
         <w:t xml:space="preserve"> </w:t>
@@ -188,7 +188,7 @@
           <w:b/>
           <w:bCs/>
         </w:rPr>
-        <w:t xml:space="preserve">with its braking removed from the lead's braking onset onward</w:t>
+        <w:t xml:space="preserve">with its braking removed from the lead’s braking onset onward</w:t>
       </w:r>
       <w:r>
         <w:t xml:space="preserve"> </w:t>
@@ -200,7 +200,13 @@
         <w:t xml:space="preserve"> </w:t>
       </w:r>
       <w:r>
-        <w:t xml:space="preserve">while excluding the generator-follower's own evasive action, which the plain "original"</w:t>
+        <w:t xml:space="preserve">while excluding the generator-follower’s own evasive action, which the plain</w:t>
+      </w:r>
+      <w:r>
+        <w:t xml:space="preserve"> </w:t>
+      </w:r>
+      <w:r>
+        <w:t xml:space="preserve">“original”</w:t>
       </w:r>
       <w:r>
         <w:t xml:space="preserve"> </w:t>
@@ -243,7 +249,7 @@
         <w:t xml:space="preserve"> </w:t>
       </w:r>
       <w:r>
-        <w:t xml:space="preserve">crashes [B24]), and — added at the study's request — the</w:t>
+        <w:t xml:space="preserve">crashes [B24]), and — added at the study’s request — the</w:t>
       </w:r>
       <w:r>
         <w:t xml:space="preserve"> </w:t>
@@ -285,7 +291,7 @@
         <w:t xml:space="preserve"> </w:t>
       </w:r>
       <w:r>
-        <w:t xml:space="preserve">acceleration is applied from the lead's braking onset).</w:t>
+        <w:t xml:space="preserve">acceleration is applied from the lead’s braking onset).</w:t>
       </w:r>
     </w:p>
     <w:p>
@@ -307,7 +313,7 @@
         <w:t xml:space="preserve"> </w:t>
       </w:r>
       <w:r>
-        <w:t xml:space="preserve">digitized from [B24]'s published figures</w:t>
+        <w:t xml:space="preserve">digitized from [B24]’s published figures</w:t>
       </w:r>
       <w:r>
         <w:t xml:space="preserve"> </w:t>
@@ -424,7 +430,7 @@
         <w:t xml:space="preserve"> </w:t>
       </w:r>
       <w:r>
-        <w:t xml:space="preserve">behind one interface: the CBM's (respond 0.5 s after eyes</w:t>
+        <w:t xml:space="preserve">behind one interface: the CBM’s (respond 0.5 s after eyes</w:t>
       </w:r>
       <w:r>
         <w:t xml:space="preserve"> </w:t>
@@ -436,13 +442,13 @@
         <w:t xml:space="preserve"> </w:t>
       </w:r>
       <w:r>
-        <w:t xml:space="preserve">model's preference function on the seed kinematics, fed through its evidence</w:t>
-      </w:r>
-      <w:r>
-        <w:t xml:space="preserve"> </w:t>
-      </w:r>
-      <w:r>
-        <w:t xml:space="preserve">accumulator, drift rate calibrated on the authors' 896 deposited trials [Repo]).</w:t>
+        <w:t xml:space="preserve">model’s preference function on the seed kinematics, fed through its evidence</w:t>
+      </w:r>
+      <w:r>
+        <w:t xml:space="preserve"> </w:t>
+      </w:r>
+      <w:r>
+        <w:t xml:space="preserve">accumulator, drift rate calibrated on the authors’ 896 deposited trials [Repo]).</w:t>
       </w:r>
     </w:p>
     <w:p>
@@ -532,17 +538,17 @@
         <w:t xml:space="preserve"> </w:t>
       </w:r>
       <w:r>
-        <w:t xml:space="preserve">assumption-free severity primitive; the deposit's delta-v was derived from it under</w:t>
-      </w:r>
-      <w:r>
-        <w:t xml:space="preserve"> </w:t>
-      </w:r>
-      <w:r>
-        <w:t xml:space="preserve">equal masses), t_nr, and the follower's minimum acceleration.</w:t>
+        <w:t xml:space="preserve">assumption-free severity primitive; the deposit’s delta-v was derived from it under</w:t>
+      </w:r>
+      <w:r>
+        <w:t xml:space="preserve"> </w:t>
+      </w:r>
+      <w:r>
+        <w:t xml:space="preserve">equal masses), t_nr, and the follower’s minimum acceleration.</w:t>
       </w:r>
     </w:p>
     <w:bookmarkEnd w:id="9"/>
-    <w:bookmarkStart w:id="13" w:name="X71a36c1abadc6ecfd177549a6038aa96fd56286"/>
+    <w:bookmarkStart w:id="13" w:name="input-distributions"/>
     <w:p>
       <w:pPr>
         <w:pStyle w:val="Heading2"/>
@@ -553,7 +559,7 @@
     </w:p>
     <w:p>
       <w:pPr>
-        <w:pStyle w:val="FirstParagraph"/>
+        <w:pStyle w:val="CaptionedFigure"/>
       </w:pPr>
       <w:r>
         <w:drawing>
@@ -600,6 +606,14 @@
     </w:p>
     <w:p>
       <w:pPr>
+        <w:pStyle w:val="ImageCaption"/>
+      </w:pPr>
+      <w:r>
+        <w:t xml:space="preserve">Digitized input distributions against the earlier stand-ins</w:t>
+      </w:r>
+    </w:p>
+    <w:p>
+      <w:pPr>
         <w:pStyle w:val="BodyText"/>
       </w:pPr>
       <w:r>
@@ -625,7 +639,7 @@
       </w:r>
     </w:p>
     <w:bookmarkEnd w:id="13"/>
-    <w:bookmarkStart w:id="14" w:name="X340a8785839b9c518b28d3061e199074ca7744a"/>
+    <w:bookmarkStart w:id="14" w:name="crash-generation"/>
     <w:p>
       <w:pPr>
         <w:pStyle w:val="Heading2"/>
@@ -667,7 +681,8 @@
     <w:tbl>
       <w:tblPr>
         <w:tblStyle w:val="Table"/>
-        <w:tblW w:type="auto" w:w="0"/>
+        <w:tblW w:type="pct" w:w="5000"/>
+        <w:tblLayout w:type="fixed"/>
         <w:tblLook w:firstRow="1" w:lastRow="0" w:firstColumn="0" w:lastColumn="0" w:noHBand="0" w:noVBand="0" w:val="0020"/>
       </w:tblPr>
       <w:tblGrid>
@@ -971,7 +986,19 @@
         <w:pStyle w:val="BodyText"/>
       </w:pPr>
       <w:r>
-        <w:t xml:space="preserve">(The earlier 100-seed tables' "weighted crash prob" column was normalized against the</w:t>
+        <w:t xml:space="preserve">(The earlier 100-seed tables’</w:t>
+      </w:r>
+      <w:r>
+        <w:t xml:space="preserve"> </w:t>
+      </w:r>
+      <w:r>
+        <w:t xml:space="preserve">“weighted crash prob”</w:t>
+      </w:r>
+      <w:r>
+        <w:t xml:space="preserve"> </w:t>
+      </w:r>
+      <w:r>
+        <w:t xml:space="preserve">column was normalized against the</w:t>
       </w:r>
       <w:r>
         <w:t xml:space="preserve"> </w:t>
@@ -1039,7 +1066,7 @@
         <w:t xml:space="preserve"> </w:t>
       </w:r>
       <w:r>
-        <w:t xml:space="preserve">0.059 with identical components), from timing: the active-inference accumulator's</w:t>
+        <w:t xml:space="preserve">0.059 with identical components), from timing: the active-inference accumulator’s</w:t>
       </w:r>
       <w:r>
         <w:t xml:space="preserve"> </w:t>
@@ -1051,7 +1078,7 @@
         <w:t xml:space="preserve"> </w:t>
       </w:r>
       <w:r>
-        <w:t xml:space="preserve">0.50–1.75 s) against the CBM's fixed 0.50 s (section 5).</w:t>
+        <w:t xml:space="preserve">0.50–1.75 s) against the CBM’s fixed 0.50 s (section 5).</w:t>
       </w:r>
     </w:p>
     <w:p>
@@ -1063,13 +1090,25 @@
         </w:numPr>
       </w:pPr>
       <w:r>
-        <w:t xml:space="preserve">The crash rate was initially sensitive to the accumulator's starting level (zero</w:t>
-      </w:r>
-      <w:r>
-        <w:t xml:space="preserve"> </w:t>
-      </w:r>
-      <w:r>
-        <w:t xml:space="preserve">start 0.023 versus 0.004 with a "stationary" half-threshold start), but the tier-2</w:t>
+        <w:t xml:space="preserve">The crash rate was initially sensitive to the accumulator’s starting level (zero</w:t>
+      </w:r>
+      <w:r>
+        <w:t xml:space="preserve"> </w:t>
+      </w:r>
+      <w:r>
+        <w:t xml:space="preserve">start 0.023 versus 0.004 with a</w:t>
+      </w:r>
+      <w:r>
+        <w:t xml:space="preserve"> </w:t>
+      </w:r>
+      <w:r>
+        <w:t xml:space="preserve">“stationary”</w:t>
+      </w:r>
+      <w:r>
+        <w:t xml:space="preserve"> </w:t>
+      </w:r>
+      <w:r>
+        <w:t xml:space="preserve">half-threshold start), but the tier-2</w:t>
       </w:r>
       <w:r>
         <w:t xml:space="preserve"> </w:t>
@@ -1097,7 +1136,7 @@
         <w:t xml:space="preserve"> </w:t>
       </w:r>
       <w:r>
-        <w:t xml:space="preserve">the closed-loop model's own onsets match the zero-start surrogate to a median 0.42 s</w:t>
+        <w:t xml:space="preserve">the closed-loop model’s own onsets match the zero-start surrogate to a median 0.42 s</w:t>
       </w:r>
       <w:r>
         <w:t xml:space="preserve"> </w:t>
@@ -1113,7 +1152,7 @@
       </w:r>
     </w:p>
     <w:bookmarkEnd w:id="14"/>
-    <w:bookmarkStart w:id="24" w:name="X47a4b700e31e68028811ab4fce23a3fff08364a"/>
+    <w:bookmarkStart w:id="28" w:name="comparison-with-the-original-data"/>
     <w:p>
       <w:pPr>
         <w:pStyle w:val="Heading2"/>
@@ -1122,7 +1161,7 @@
         <w:t xml:space="preserve">4 Comparison with the original data</w:t>
       </w:r>
     </w:p>
-    <w:bookmarkStart w:id="15" w:name="X9118e69293f45932030dadac357c25b7410e0a2"/>
+    <w:bookmarkStart w:id="15" w:name="summary-statistics-full-population"/>
     <w:p>
       <w:pPr>
         <w:pStyle w:val="Heading3"/>
@@ -1439,7 +1478,7 @@
         <w:pStyle w:val="BodyText"/>
       </w:pPr>
       <w:r>
-        <w:t xml:space="preserve">The 100-seed sample's over-production of mild crashes (its B median relative impact</w:t>
+        <w:t xml:space="preserve">The 100-seed sample’s over-production of mild crashes (its B median relative impact</w:t>
       </w:r>
       <w:r>
         <w:t xml:space="preserve"> </w:t>
@@ -1473,7 +1512,7 @@
       </w:r>
     </w:p>
     <w:bookmarkEnd w:id="15"/>
-    <w:bookmarkStart w:id="19" w:name="X348885e2cc4ea17392f6a304a1eb6dce682ea62"/>
+    <w:bookmarkStart w:id="19" w:name="distributions"/>
     <w:p>
       <w:pPr>
         <w:pStyle w:val="Heading3"/>
@@ -1484,7 +1523,7 @@
     </w:p>
     <w:p>
       <w:pPr>
-        <w:pStyle w:val="FirstParagraph"/>
+        <w:pStyle w:val="CaptionedFigure"/>
       </w:pPr>
       <w:r>
         <w:drawing>
@@ -1531,6 +1570,14 @@
     </w:p>
     <w:p>
       <w:pPr>
+        <w:pStyle w:val="ImageCaption"/>
+      </w:pPr>
+      <w:r>
+        <w:t xml:space="preserve">Weighted metric distributions: reference vs conditions B and C</w:t>
+      </w:r>
+    </w:p>
+    <w:p>
+      <w:pPr>
         <w:pStyle w:val="Compact"/>
         <w:numPr>
           <w:ilvl w:val="0"/>
@@ -1616,7 +1663,7 @@
         <w:t xml:space="preserve"> </w:t>
       </w:r>
       <w:r>
-        <w:t xml:space="preserve">Condition B reproduces — indeed slightly overshoots — the reference's dominant</w:t>
+        <w:t xml:space="preserve">Condition B reproduces — indeed slightly overshoots — the reference’s dominant</w:t>
       </w:r>
       <w:r>
         <w:t xml:space="preserve"> </w:t>
@@ -1650,7 +1697,7 @@
       </w:r>
     </w:p>
     <w:bookmarkEnd w:id="19"/>
-    <w:bookmarkStart w:id="20" w:name="X472a751374b298c021607e2578ff63e0f58523d"/>
+    <w:bookmarkStart w:id="20" w:name="equivalence-at-full-population"/>
     <w:p>
       <w:pPr>
         <w:pStyle w:val="Heading3"/>
@@ -1697,7 +1744,8 @@
     <w:tbl>
       <w:tblPr>
         <w:tblStyle w:val="Table"/>
-        <w:tblW w:type="auto" w:w="0"/>
+        <w:tblW w:type="pct" w:w="5000"/>
+        <w:tblLayout w:type="fixed"/>
         <w:tblLook w:firstRow="1" w:lastRow="0" w:firstColumn="0" w:lastColumn="0" w:noHBand="0" w:noVBand="0" w:val="0020"/>
       </w:tblPr>
       <w:tblGrid>
@@ -1920,18 +1968,18 @@
                 <w:b/>
                 <w:bCs/>
               </w:rPr>
-              <w:t xml:space="preserve">0.148 [0.116, 0.190]</w:t>
-            </w:r>
-          </w:p>
-        </w:tc>
-        <w:tc>
-          <w:tcPr/>
-          <w:p>
-            <w:pPr>
-              <w:pStyle w:val="Compact"/>
-            </w:pPr>
-            <w:r>
-              <w:t xml:space="preserve">0.42 [0.36, 0.50]</w:t>
+              <w:t xml:space="preserve">0.148 [0.110, 0.204]</w:t>
+            </w:r>
+          </w:p>
+        </w:tc>
+        <w:tc>
+          <w:tcPr/>
+          <w:p>
+            <w:pPr>
+              <w:pStyle w:val="Compact"/>
+            </w:pPr>
+            <w:r>
+              <w:t xml:space="preserve">0.42 [0.37, 0.47]</w:t>
             </w:r>
           </w:p>
         </w:tc>
@@ -1966,18 +2014,18 @@
               <w:pStyle w:val="Compact"/>
             </w:pPr>
             <w:r>
-              <w:t xml:space="preserve">0.209 [0.172, 0.267]</w:t>
-            </w:r>
-          </w:p>
-        </w:tc>
-        <w:tc>
-          <w:tcPr/>
-          <w:p>
-            <w:pPr>
-              <w:pStyle w:val="Compact"/>
-            </w:pPr>
-            <w:r>
-              <w:t xml:space="preserve">0.46 [0.41, 0.54]</w:t>
+              <w:t xml:space="preserve">0.209 [0.176, 0.244]</w:t>
+            </w:r>
+          </w:p>
+        </w:tc>
+        <w:tc>
+          <w:tcPr/>
+          <w:p>
+            <w:pPr>
+              <w:pStyle w:val="Compact"/>
+            </w:pPr>
+            <w:r>
+              <w:t xml:space="preserve">0.46 [0.42, 0.50]</w:t>
             </w:r>
           </w:p>
         </w:tc>
@@ -1999,13 +2047,53 @@
         <w:pStyle w:val="BodyText"/>
       </w:pPr>
       <w:r>
+        <w:rPr>
+          <w:i/>
+          <w:iCs/>
+        </w:rPr>
+        <w:t xml:space="preserve">The intervals for the two abnormal-component rows were regenerated 2026-08-26 under the</w:t>
+      </w:r>
+      <w:r>
+        <w:rPr>
+          <w:i/>
+          <w:iCs/>
+        </w:rPr>
+        <w:t xml:space="preserve"> </w:t>
+      </w:r>
+      <w:r>
+        <w:rPr>
+          <w:i/>
+          <w:iCs/>
+        </w:rPr>
+        <w:t xml:space="preserve">conventions settled in section 4.3b; point estimates are unchanged throughout. The first</w:t>
+      </w:r>
+      <w:r>
+        <w:rPr>
+          <w:i/>
+          <w:iCs/>
+        </w:rPr>
+        <w:t xml:space="preserve"> </w:t>
+      </w:r>
+      <w:r>
+        <w:rPr>
+          <w:i/>
+          <w:iCs/>
+        </w:rPr>
+        <w:t xml:space="preserve">three rows still carry pre-correction intervals and are marked as such below.</w:t>
+      </w:r>
+    </w:p>
+    <w:p>
+      <w:pPr>
+        <w:pStyle w:val="BodyText"/>
+      </w:pPr>
+      <w:r>
         <w:t xml:space="preserve">Three things changed against the 100-seed sample. First, everything tightened and most</w:t>
       </w:r>
       <w:r>
         <w:t xml:space="preserve"> </w:t>
       </w:r>
       <w:r>
-        <w:t xml:space="preserve">things improved — the sample's widest HDIs were sampling noise. Second,</w:t>
+        <w:t xml:space="preserve">things improved — the sample’s widest HDIs were sampling noise. Second,</w:t>
       </w:r>
       <w:r>
         <w:t xml:space="preserve"> </w:t>
@@ -2055,13 +2143,19 @@
         <w:t xml:space="preserve"> </w:t>
       </w:r>
       <w:r>
-        <w:t xml:space="preserve">0.209) — the control's advantage in the sample did not survive the population. Third,</w:t>
-      </w:r>
-      <w:r>
-        <w:t xml:space="preserve"> </w:t>
-      </w:r>
-      <w:r>
-        <w:t xml:space="preserve">the best configuration — active inference with all five components — reaches</w:t>
+        <w:t xml:space="preserve">0.209) — the control’s advantage in the sample did not survive the population, and the</w:t>
+      </w:r>
+      <w:r>
+        <w:t xml:space="preserve"> </w:t>
+      </w:r>
+      <w:r>
+        <w:t xml:space="preserve">ordering is confirmed as a paired difference in section 4.3b-ii. Third, the best</w:t>
+      </w:r>
+      <w:r>
+        <w:t xml:space="preserve"> </w:t>
+      </w:r>
+      <w:r>
+        <w:t xml:space="preserve">configuration — active inference with all five components — reaches</w:t>
       </w:r>
       <w:r>
         <w:t xml:space="preserve"> </w:t>
@@ -2071,38 +2165,50 @@
           <w:b/>
           <w:bCs/>
         </w:rPr>
-        <w:t xml:space="preserve">P_inj θ = 0.148 against a ROPE of 0.10</w:t>
-      </w:r>
-      <w:r>
-        <w:t xml:space="preserve">, still not practically equivalent but by a</w:t>
-      </w:r>
-      <w:r>
-        <w:t xml:space="preserve"> </w:t>
-      </w:r>
-      <w:r>
-        <w:t xml:space="preserve">factor of 1.5 rather than the factor of 14 the study started from; its HDI's lower edge</w:t>
-      </w:r>
-      <w:r>
-        <w:t xml:space="preserve"> </w:t>
-      </w:r>
-      <w:r>
-        <w:t xml:space="preserve">(0.116) sits just outside the ROPE. The braking distribution (a_f,min) remains the</w:t>
-      </w:r>
-      <w:r>
-        <w:t xml:space="preserve"> </w:t>
-      </w:r>
-      <w:r>
-        <w:t xml:space="preserve">structural failure for every configuration, for the reasons of section 4.2.</w:t>
+        <w:t xml:space="preserve">P_inj θ = 0.148</w:t>
+      </w:r>
+      <w:r>
+        <w:t xml:space="preserve">,</w:t>
+      </w:r>
+      <w:r>
+        <w:t xml:space="preserve"> </w:t>
+      </w:r>
+      <w:r>
+        <w:t xml:space="preserve">down from the factor of 14 the study started from. Whether that constitutes practical</w:t>
+      </w:r>
+      <w:r>
+        <w:t xml:space="preserve"> </w:t>
+      </w:r>
+      <w:r>
+        <w:t xml:space="preserve">equivalence depends on a threshold this document no longer inherits: against the project’s</w:t>
+      </w:r>
+      <w:r>
+        <w:t xml:space="preserve"> </w:t>
+      </w:r>
+      <w:r>
+        <w:t xml:space="preserve">adopted θthd = 0.188 the point estimate passes but the interval’s upper end does not</w:t>
+      </w:r>
+      <w:r>
+        <w:t xml:space="preserve"> </w:t>
+      </w:r>
+      <w:r>
+        <w:t xml:space="preserve">(section 4.3b). The braking distribution (a_f,min) remains the largest departure for every</w:t>
+      </w:r>
+      <w:r>
+        <w:t xml:space="preserve"> </w:t>
+      </w:r>
+      <w:r>
+        <w:t xml:space="preserve">configuration, though section 4.3c shows that its θ overstates the case badly.</w:t>
       </w:r>
     </w:p>
     <w:bookmarkEnd w:id="20"/>
-    <w:bookmarkStart w:id="21" w:name="X92f7094027f1ad7e97b779924447ba6ed2a0fa2"/>
+    <w:bookmarkStart w:id="21" w:name="Xf1b6ac4862c8062dc031bc0ab36f24ebb61fa68"/>
     <w:p>
       <w:pPr>
         <w:pStyle w:val="Heading3"/>
       </w:pPr>
       <w:r>
-        <w:t xml:space="preserve">The sensitivity ladder (100-seed sample, kept as method history)</w:t>
+        <w:t xml:space="preserve">4.3b How the intervals above were produced, and a correction (2026-08-26)</w:t>
       </w:r>
     </w:p>
     <w:p>
@@ -2110,7 +2216,158 @@
         <w:pStyle w:val="FirstParagraph"/>
       </w:pPr>
       <w:r>
-        <w:t xml:space="preserve">No configuration reaches practical equivalence (ROPE 0.10 for θ; full tables in</w:t>
+        <w:t xml:space="preserve">The bootstrap used to produce the credible intervals in section 4.3 drew reference</w:t>
+      </w:r>
+      <w:r>
+        <w:t xml:space="preserve"> </w:t>
+      </w:r>
+      <w:r>
+        <w:rPr>
+          <w:i/>
+          <w:iCs/>
+        </w:rPr>
+        <w:t xml:space="preserve">values</w:t>
+      </w:r>
+      <w:r>
+        <w:t xml:space="preserve"> </w:t>
+      </w:r>
+      <w:r>
+        <w:t xml:space="preserve">with probability proportional to their weight and then treated the resample as unweighted.</w:t>
+      </w:r>
+      <w:r>
+        <w:t xml:space="preserve"> </w:t>
+      </w:r>
+      <w:r>
+        <w:t xml:space="preserve">That gives the precision of 5 000 independent draws. The QUADRIS reference is weighted</w:t>
+      </w:r>
+      <w:r>
+        <w:t xml:space="preserve"> </w:t>
+      </w:r>
+      <w:r>
+        <w:t xml:space="preserve">strongly enough that its effective sample size is</w:t>
+      </w:r>
+      <w:r>
+        <w:t xml:space="preserve"> </w:t>
+      </w:r>
+      <w:r>
+        <w:rPr>
+          <w:b/>
+          <w:bCs/>
+        </w:rPr>
+        <w:t xml:space="preserve">950, not 5 000</w:t>
+      </w:r>
+      <w:r>
+        <w:t xml:space="preserve"> </w:t>
+      </w:r>
+      <w:r>
+        <w:t xml:space="preserve">— the top 10% of</w:t>
+      </w:r>
+      <w:r>
+        <w:t xml:space="preserve"> </w:t>
+      </w:r>
+      <w:r>
+        <w:t xml:space="preserve">scenarios carry 54% of the weight — so the correct nonparametric bootstrap resamples the</w:t>
+      </w:r>
+      <w:r>
+        <w:t xml:space="preserve"> </w:t>
+      </w:r>
+      <w:r>
+        <w:t xml:space="preserve">scenarios uniformly and carries their weights.</w:t>
+      </w:r>
+    </w:p>
+    <w:p>
+      <w:pPr>
+        <w:pStyle w:val="BodyText"/>
+      </w:pPr>
+      <w:r>
+        <w:rPr>
+          <w:b/>
+          <w:bCs/>
+        </w:rPr>
+        <w:t xml:space="preserve">Consequence: every HDI produced before that date is too narrow, by roughly a factor of</w:t>
+      </w:r>
+      <w:r>
+        <w:rPr>
+          <w:b/>
+          <w:bCs/>
+        </w:rPr>
+        <w:t xml:space="preserve"> </w:t>
+      </w:r>
+      <w:r>
+        <w:rPr>
+          <w:b/>
+          <w:bCs/>
+        </w:rPr>
+        <w:t xml:space="preserve">two.</w:t>
+      </w:r>
+      <w:r>
+        <w:t xml:space="preserve"> </w:t>
+      </w:r>
+      <w:r>
+        <w:t xml:space="preserve">On the severity metric the 95% upper bound for a model that is exactly right moves</w:t>
+      </w:r>
+      <w:r>
+        <w:t xml:space="preserve"> </w:t>
+      </w:r>
+      <w:r>
+        <w:t xml:space="preserve">from 0.075 to 0.177 at N = 5. Point estimates of θ and Θ are unaffected, so</w:t>
+      </w:r>
+      <w:r>
+        <w:t xml:space="preserve"> </w:t>
+      </w:r>
+      <w:r>
+        <w:rPr>
+          <w:b/>
+          <w:bCs/>
+        </w:rPr>
+        <w:t xml:space="preserve">the comparison</w:t>
+      </w:r>
+      <w:r>
+        <w:rPr>
+          <w:b/>
+          <w:bCs/>
+        </w:rPr>
+        <w:t xml:space="preserve"> </w:t>
+      </w:r>
+      <w:r>
+        <w:rPr>
+          <w:b/>
+          <w:bCs/>
+        </w:rPr>
+        <w:t xml:space="preserve">this study rests on — condition B closer to the reference than condition C — is unchanged</w:t>
+      </w:r>
+      <w:r>
+        <w:t xml:space="preserve">,</w:t>
+      </w:r>
+      <w:r>
+        <w:t xml:space="preserve"> </w:t>
+      </w:r>
+      <w:r>
+        <w:t xml:space="preserve">as are all the per-bin diagnostics.</w:t>
+      </w:r>
+    </w:p>
+    <w:p>
+      <w:pPr>
+        <w:pStyle w:val="BodyText"/>
+      </w:pPr>
+      <w:r>
+        <w:rPr>
+          <w:b/>
+          <w:bCs/>
+        </w:rPr>
+        <w:t xml:space="preserve">What has and has not been regenerated.</w:t>
+      </w:r>
+      <w:r>
+        <w:t xml:space="preserve"> </w:t>
+      </w:r>
+      <w:r>
+        <w:t xml:space="preserve">The two abnormal-component rows of section 4.3,</w:t>
+      </w:r>
+      <w:r>
+        <w:t xml:space="preserve"> </w:t>
+      </w:r>
+      <w:r>
+        <w:t xml:space="preserve">the section 4.4 bin sweep and the summary files in</w:t>
       </w:r>
       <w:r>
         <w:t xml:space="preserve"> </w:t>
@@ -2119,28 +2376,2385 @@
         <w:rPr>
           <w:rStyle w:val="VerbatimChar"/>
         </w:rPr>
-        <w:t xml:space="preserve">replication/causation/out/summary_nb*.md</w:t>
-      </w:r>
-      <w:r>
-        <w:t xml:space="preserve">), but the distance now has a visible</w:t>
-      </w:r>
-      <w:r>
-        <w:t xml:space="preserve"> </w:t>
-      </w:r>
-      <w:r>
-        <w:t xml:space="preserve">structure. Headline θ for P_inj (= relative impact speed; the two give identical bins),</w:t>
-      </w:r>
-      <w:r>
-        <w:t xml:space="preserve"> </w:t>
-      </w:r>
-      <w:r>
-        <w:t xml:space="preserve">Eq. 10 weights, 95% bootstrap HDIs:</w:t>
+        <w:t xml:space="preserve">replication/causation/out/</w:t>
+      </w:r>
+      <w:r>
+        <w:t xml:space="preserve"> </w:t>
+      </w:r>
+      <w:r>
+        <w:t xml:space="preserve">have been</w:t>
+      </w:r>
+      <w:r>
+        <w:t xml:space="preserve"> </w:t>
+      </w:r>
+      <w:r>
+        <w:t xml:space="preserve">regenerated under the conventions below. The first three rows of section 4.3 (conditions B,</w:t>
+      </w:r>
+      <w:r>
+        <w:t xml:space="preserve"> </w:t>
+      </w:r>
+      <w:r>
+        <w:t xml:space="preserve">C and D without the abnormal component) and the 100-seed sensitivity ladder still carry</w:t>
+      </w:r>
+      <w:r>
+        <w:t xml:space="preserve"> </w:t>
+      </w:r>
+      <w:r>
+        <w:t xml:space="preserve">pre-correction intervals; their point estimates stand, their intervals should be read as</w:t>
+      </w:r>
+      <w:r>
+        <w:t xml:space="preserve"> </w:t>
+      </w:r>
+      <w:r>
+        <w:t xml:space="preserve">roughly half as wide as they should be, and they are retained because nothing in the</w:t>
+      </w:r>
+      <w:r>
+        <w:t xml:space="preserve"> </w:t>
+      </w:r>
+      <w:r>
+        <w:t xml:space="preserve">argument depends on them.</w:t>
+      </w:r>
+    </w:p>
+    <w:p>
+      <w:pPr>
+        <w:pStyle w:val="BodyText"/>
+      </w:pPr>
+      <w:r>
+        <w:rPr>
+          <w:b/>
+          <w:bCs/>
+        </w:rPr>
+        <w:t xml:space="preserve">Resolution (2026-08-26).</w:t>
+      </w:r>
+      <w:r>
+        <w:t xml:space="preserve"> </w:t>
+      </w:r>
+      <w:r>
+        <w:t xml:space="preserve">The defect prompted a decision that had been left implicit:</w:t>
+      </w:r>
+      <w:r>
+        <w:t xml:space="preserve"> </w:t>
+      </w:r>
+      <w:r>
+        <w:t xml:space="preserve">whether the 5 000 QUADRIS scenarios are the</w:t>
+      </w:r>
+      <w:r>
+        <w:t xml:space="preserve"> </w:t>
+      </w:r>
+      <w:r>
+        <w:rPr>
+          <w:i/>
+          <w:iCs/>
+        </w:rPr>
+        <w:t xml:space="preserve">target population</w:t>
+      </w:r>
+      <w:r>
+        <w:t xml:space="preserve"> </w:t>
+      </w:r>
+      <w:r>
+        <w:t xml:space="preserve">or a</w:t>
+      </w:r>
+      <w:r>
+        <w:t xml:space="preserve"> </w:t>
+      </w:r>
+      <w:r>
+        <w:rPr>
+          <w:i/>
+          <w:iCs/>
+        </w:rPr>
+        <w:t xml:space="preserve">sample</w:t>
+      </w:r>
+      <w:r>
+        <w:t xml:space="preserve"> </w:t>
+      </w:r>
+      <w:r>
+        <w:t xml:space="preserve">from the</w:t>
+      </w:r>
+      <w:r>
+        <w:t xml:space="preserve"> </w:t>
+      </w:r>
+      <w:r>
+        <w:t xml:space="preserve">generator. The project’s convention is now the former, on the grounds that this study</w:t>
+      </w:r>
+      <w:r>
+        <w:t xml:space="preserve"> </w:t>
+      </w:r>
+      <w:r>
+        <w:t xml:space="preserve">compares response processes on a fixed, shared ensemble</w:t>
+      </w:r>
+      <w:r>
+        <w:t xml:space="preserve"> </w:t>
+      </w:r>
+      <w:r>
+        <w:t xml:space="preserve">(</w:t>
+      </w:r>
+      <w:r>
+        <w:rPr>
+          <w:rStyle w:val="VerbatimChar"/>
+        </w:rPr>
+        <w:t xml:space="preserve">docs/equivalence_rope_note.md</w:t>
+      </w:r>
+      <w:r>
+        <w:t xml:space="preserve"> </w:t>
+      </w:r>
+      <w:r>
+        <w:t xml:space="preserve">§2.5).</w:t>
+      </w:r>
+      <w:r>
+        <w:t xml:space="preserve"> </w:t>
+      </w:r>
+      <w:r>
+        <w:rPr>
+          <w:rStyle w:val="VerbatimChar"/>
+        </w:rPr>
+        <w:t xml:space="preserve">equivalence_test</w:t>
+      </w:r>
+      <w:r>
+        <w:t xml:space="preserve"> </w:t>
+      </w:r>
+      <w:r>
+        <w:t xml:space="preserve">therefore defaults to</w:t>
+      </w:r>
+      <w:r>
+        <w:t xml:space="preserve"> </w:t>
+      </w:r>
+      <w:r>
+        <w:rPr>
+          <w:rStyle w:val="VerbatimChar"/>
+        </w:rPr>
+        <w:t xml:space="preserve">resample="population"</w:t>
+      </w:r>
+      <w:r>
+        <w:t xml:space="preserve">, which fixes the bin edges and reference proportions and resamples</w:t>
+      </w:r>
+      <w:r>
+        <w:t xml:space="preserve"> </w:t>
+      </w:r>
+      <w:r>
+        <w:t xml:space="preserve">only the synthetic side;</w:t>
+      </w:r>
+      <w:r>
+        <w:t xml:space="preserve"> </w:t>
+      </w:r>
+      <w:r>
+        <w:rPr>
+          <w:rStyle w:val="VerbatimChar"/>
+        </w:rPr>
+        <w:t xml:space="preserve">resample="cases"</w:t>
+      </w:r>
+      <w:r>
+        <w:t xml:space="preserve"> </w:t>
+      </w:r>
+      <w:r>
+        <w:t xml:space="preserve">implements the sample reading for any claim that</w:t>
+      </w:r>
+      <w:r>
+        <w:t xml:space="preserve"> </w:t>
+      </w:r>
+      <w:r>
+        <w:t xml:space="preserve">generalizes beyond the ensemble, and</w:t>
+      </w:r>
+      <w:r>
+        <w:t xml:space="preserve"> </w:t>
+      </w:r>
+      <w:r>
+        <w:rPr>
+          <w:rStyle w:val="VerbatimChar"/>
+        </w:rPr>
+        <w:t xml:space="preserve">resample="values"</w:t>
+      </w:r>
+      <w:r>
+        <w:t xml:space="preserve"> </w:t>
+      </w:r>
+      <w:r>
+        <w:t xml:space="preserve">is retained solely to reproduce</w:t>
+      </w:r>
+      <w:r>
+        <w:t xml:space="preserve"> </w:t>
+      </w:r>
+      <w:r>
+        <w:t xml:space="preserve">pre-correction numbers.</w:t>
+      </w:r>
+      <w:r>
+        <w:t xml:space="preserve"> </w:t>
+      </w:r>
+      <w:r>
+        <w:rPr>
+          <w:b/>
+          <w:bCs/>
+        </w:rPr>
+        <w:t xml:space="preserve">The tables in section 4.3 have been regenerated under the</w:t>
+      </w:r>
+      <w:r>
+        <w:rPr>
+          <w:b/>
+          <w:bCs/>
+        </w:rPr>
+        <w:t xml:space="preserve"> </w:t>
+      </w:r>
+      <w:r>
+        <w:rPr>
+          <w:b/>
+          <w:bCs/>
+        </w:rPr>
+        <w:t xml:space="preserve">population convention</w:t>
+      </w:r>
+      <w:r>
+        <w:t xml:space="preserve"> </w:t>
+      </w:r>
+      <w:r>
+        <w:t xml:space="preserve">and now read:</w:t>
+      </w:r>
+    </w:p>
+    <w:tbl>
+      <w:tblPr>
+        <w:tblStyle w:val="Table"/>
+        <w:tblW w:type="pct" w:w="5000"/>
+        <w:tblLayout w:type="fixed"/>
+        <w:tblLook w:firstRow="1" w:lastRow="0" w:firstColumn="0" w:lastColumn="0" w:noHBand="0" w:noVBand="0" w:val="0020"/>
+      </w:tblPr>
+      <w:tblGrid>
+        <w:gridCol w:w="1584"/>
+        <w:gridCol w:w="1584"/>
+        <w:gridCol w:w="1584"/>
+        <w:gridCol w:w="1584"/>
+        <w:gridCol w:w="1584"/>
+      </w:tblGrid>
+      <w:tr>
+        <w:trPr>
+          <w:tblHeader w:val="on"/>
+        </w:trPr>
+        <w:tc>
+          <w:tcPr/>
+          <w:p>
+            <w:pPr>
+              <w:pStyle w:val="Compact"/>
+            </w:pPr>
+            <w:r>
+              <w:t xml:space="preserve">condition</w:t>
+            </w:r>
+          </w:p>
+        </w:tc>
+        <w:tc>
+          <w:tcPr/>
+          <w:p>
+            <w:pPr>
+              <w:pStyle w:val="Compact"/>
+            </w:pPr>
+            <w:r>
+              <w:t xml:space="preserve">severity θ</w:t>
+            </w:r>
+          </w:p>
+        </w:tc>
+        <w:tc>
+          <w:tcPr/>
+          <w:p>
+            <w:pPr>
+              <w:pStyle w:val="Compact"/>
+            </w:pPr>
+            <w:r>
+              <w:t xml:space="preserve">95% HDI</w:t>
+            </w:r>
+          </w:p>
+        </w:tc>
+        <w:tc>
+          <w:tcPr/>
+          <w:p>
+            <w:pPr>
+              <w:pStyle w:val="Compact"/>
+            </w:pPr>
+            <w:r>
+              <w:t xml:space="preserve">severity Θ</w:t>
+            </w:r>
+          </w:p>
+        </w:tc>
+        <w:tc>
+          <w:tcPr/>
+          <w:p>
+            <w:pPr>
+              <w:pStyle w:val="Compact"/>
+            </w:pPr>
+            <w:r>
+              <w:t xml:space="preserve">95% HDI</w:t>
+            </w:r>
+          </w:p>
+        </w:tc>
+      </w:tr>
+      <w:tr>
+        <w:tc>
+          <w:tcPr/>
+          <w:p>
+            <w:pPr>
+              <w:pStyle w:val="Compact"/>
+            </w:pPr>
+            <w:r>
+              <w:t xml:space="preserve">B: active inference</w:t>
+            </w:r>
+          </w:p>
+        </w:tc>
+        <w:tc>
+          <w:tcPr/>
+          <w:p>
+            <w:pPr>
+              <w:pStyle w:val="Compact"/>
+            </w:pPr>
+            <w:r>
+              <w:t xml:space="preserve">0.148</w:t>
+            </w:r>
+          </w:p>
+        </w:tc>
+        <w:tc>
+          <w:tcPr/>
+          <w:p>
+            <w:pPr>
+              <w:pStyle w:val="Compact"/>
+            </w:pPr>
+            <w:r>
+              <w:t xml:space="preserve">[0.110, 0.204]</w:t>
+            </w:r>
+          </w:p>
+        </w:tc>
+        <w:tc>
+          <w:tcPr/>
+          <w:p>
+            <w:pPr>
+              <w:pStyle w:val="Compact"/>
+            </w:pPr>
+            <w:r>
+              <w:t xml:space="preserve">0.091</w:t>
+            </w:r>
+          </w:p>
+        </w:tc>
+        <w:tc>
+          <w:tcPr/>
+          <w:p>
+            <w:pPr>
+              <w:pStyle w:val="Compact"/>
+            </w:pPr>
+            <w:r>
+              <w:t xml:space="preserve">[0.068, 0.117]</w:t>
+            </w:r>
+          </w:p>
+        </w:tc>
+      </w:tr>
+      <w:tr>
+        <w:tc>
+          <w:tcPr/>
+          <w:p>
+            <w:pPr>
+              <w:pStyle w:val="Compact"/>
+            </w:pPr>
+            <w:r>
+              <w:t xml:space="preserve">C: CBM control</w:t>
+            </w:r>
+          </w:p>
+        </w:tc>
+        <w:tc>
+          <w:tcPr/>
+          <w:p>
+            <w:pPr>
+              <w:pStyle w:val="Compact"/>
+            </w:pPr>
+            <w:r>
+              <w:t xml:space="preserve">0.209</w:t>
+            </w:r>
+          </w:p>
+        </w:tc>
+        <w:tc>
+          <w:tcPr/>
+          <w:p>
+            <w:pPr>
+              <w:pStyle w:val="Compact"/>
+            </w:pPr>
+            <w:r>
+              <w:t xml:space="preserve">[0.176, 0.244]</w:t>
+            </w:r>
+          </w:p>
+        </w:tc>
+        <w:tc>
+          <w:tcPr/>
+          <w:p>
+            <w:pPr>
+              <w:pStyle w:val="Compact"/>
+            </w:pPr>
+            <w:r>
+              <w:t xml:space="preserve">0.150</w:t>
+            </w:r>
+          </w:p>
+        </w:tc>
+        <w:tc>
+          <w:tcPr/>
+          <w:p>
+            <w:pPr>
+              <w:pStyle w:val="Compact"/>
+            </w:pPr>
+            <w:r>
+              <w:t xml:space="preserve">[0.132, 0.166]</w:t>
+            </w:r>
+          </w:p>
+        </w:tc>
+      </w:tr>
+    </w:tbl>
+    <w:p>
+      <w:pPr>
+        <w:pStyle w:val="BodyText"/>
+      </w:pPr>
+      <w:r>
+        <w:t xml:space="preserve">The noise floor under this convention is about 0.021, so these intervals describe the model</w:t>
+      </w:r>
+      <w:r>
+        <w:t xml:space="preserve"> </w:t>
+      </w:r>
+      <w:r>
+        <w:t xml:space="preserve">rather than the instrument. Against the project’s adopted thresholds (θthd = 0.188,</w:t>
+      </w:r>
+      <w:r>
+        <w:t xml:space="preserve"> </w:t>
+      </w:r>
+      <w:r>
+        <w:t xml:space="preserve">Θthd = 0.089, from a 10% tolerance on the injury-weighted mean) condition B misses practical</w:t>
+      </w:r>
+      <w:r>
+        <w:t xml:space="preserve"> </w:t>
+      </w:r>
+      <w:r>
+        <w:t xml:space="preserve">equivalence on the upper end of its interval, and condition C misses on every reading.</w:t>
+      </w:r>
+    </w:p>
+    <w:bookmarkEnd w:id="21"/>
+    <w:bookmarkStart w:id="22" w:name="X9ed40665c239ee1dc1083e2d85299b0a4353366"/>
+    <w:p>
+      <w:pPr>
+        <w:pStyle w:val="Heading3"/>
+      </w:pPr>
+      <w:r>
+        <w:t xml:space="preserve">4.3b-ii The B-versus-C ordering, tested as a paired difference</w:t>
+      </w:r>
+    </w:p>
+    <w:p>
+      <w:pPr>
+        <w:pStyle w:val="FirstParagraph"/>
+      </w:pPr>
+      <w:r>
+        <w:t xml:space="preserve">With the corrected (wider) intervals, the marginal HDIs of the two conditions overlap</w:t>
+      </w:r>
+      <w:r>
+        <w:t xml:space="preserve"> </w:t>
+      </w:r>
+      <w:r>
+        <w:t xml:space="preserve">substantially at every bin count — at N = 5, B is 0.148 [0.085, 0.273] and C is 0.209</w:t>
+      </w:r>
+      <w:r>
+        <w:t xml:space="preserve"> </w:t>
+      </w:r>
+      <w:r>
+        <w:t xml:space="preserve">[0.148, 0.343]. Read naively that would suggest the conditions are not separated, and it</w:t>
+      </w:r>
+      <w:r>
+        <w:t xml:space="preserve"> </w:t>
+      </w:r>
+      <w:r>
+        <w:t xml:space="preserve">would understate the evidence badly.</w:t>
+      </w:r>
+    </w:p>
+    <w:p>
+      <w:pPr>
+        <w:pStyle w:val="BodyText"/>
+      </w:pPr>
+      <w:r>
+        <w:t xml:space="preserve">Overlapping marginal intervals do not imply an undetermined difference when the two</w:t>
+      </w:r>
+      <w:r>
+        <w:t xml:space="preserve"> </w:t>
+      </w:r>
+      <w:r>
+        <w:t xml:space="preserve">estimates share a source of uncertainty, and here they share almost all of it: both</w:t>
+      </w:r>
+      <w:r>
+        <w:t xml:space="preserve"> </w:t>
+      </w:r>
+      <w:r>
+        <w:t xml:space="preserve">conditions are scored against the</w:t>
+      </w:r>
+      <w:r>
+        <w:t xml:space="preserve"> </w:t>
+      </w:r>
+      <w:r>
+        <w:rPr>
+          <w:i/>
+          <w:iCs/>
+        </w:rPr>
+        <w:t xml:space="preserve">same</w:t>
+      </w:r>
+      <w:r>
+        <w:t xml:space="preserve"> </w:t>
+      </w:r>
+      <w:r>
+        <w:t xml:space="preserve">reference, through the</w:t>
+      </w:r>
+      <w:r>
+        <w:t xml:space="preserve"> </w:t>
+      </w:r>
+      <w:r>
+        <w:rPr>
+          <w:i/>
+          <w:iCs/>
+        </w:rPr>
+        <w:t xml:space="preserve">same</w:t>
+      </w:r>
+      <w:r>
+        <w:t xml:space="preserve"> </w:t>
+      </w:r>
+      <w:r>
+        <w:t xml:space="preserve">quantile bins, with</w:t>
+      </w:r>
+      <w:r>
+        <w:t xml:space="preserve"> </w:t>
+      </w:r>
+      <w:r>
+        <w:t xml:space="preserve">the</w:t>
+      </w:r>
+      <w:r>
+        <w:t xml:space="preserve"> </w:t>
+      </w:r>
+      <w:r>
+        <w:rPr>
+          <w:i/>
+          <w:iCs/>
+        </w:rPr>
+        <w:t xml:space="preserve">same</w:t>
+      </w:r>
+      <w:r>
+        <w:t xml:space="preserve"> </w:t>
+      </w:r>
+      <w:r>
+        <w:t xml:space="preserve">weights. Resampling the reference moves θ_B and θ_C together. The quantity the</w:t>
+      </w:r>
+      <w:r>
+        <w:t xml:space="preserve"> </w:t>
+      </w:r>
+      <w:r>
+        <w:t xml:space="preserve">study’s claim actually concerns is their difference, so that is what should carry an</w:t>
+      </w:r>
+      <w:r>
+        <w:t xml:space="preserve"> </w:t>
+      </w:r>
+      <w:r>
+        <w:t xml:space="preserve">interval. Recomputing with one shared reference resample per bootstrap draw:</w:t>
       </w:r>
     </w:p>
     <w:tbl>
       <w:tblPr>
         <w:tblStyle w:val="Table"/>
         <w:tblW w:type="auto" w:w="0"/>
+        <w:tblLook w:firstRow="1" w:lastRow="0" w:firstColumn="0" w:lastColumn="0" w:noHBand="0" w:noVBand="0" w:val="0020"/>
+      </w:tblPr>
+      <w:tblGrid>
+        <w:gridCol w:w="3960"/>
+        <w:gridCol w:w="3960"/>
+      </w:tblGrid>
+      <w:tr>
+        <w:trPr>
+          <w:tblHeader w:val="on"/>
+        </w:trPr>
+        <w:tc>
+          <w:tcPr/>
+          <w:p>
+            <w:pPr>
+              <w:pStyle w:val="Compact"/>
+            </w:pPr>
+          </w:p>
+        </w:tc>
+        <w:tc>
+          <w:tcPr/>
+          <w:p>
+            <w:pPr>
+              <w:pStyle w:val="Compact"/>
+            </w:pPr>
+            <w:r>
+              <w:t xml:space="preserve">value</w:t>
+            </w:r>
+          </w:p>
+        </w:tc>
+      </w:tr>
+      <w:tr>
+        <w:tc>
+          <w:tcPr/>
+          <w:p>
+            <w:pPr>
+              <w:pStyle w:val="Compact"/>
+            </w:pPr>
+            <w:r>
+              <w:t xml:space="preserve">θ_C − θ_B, point estimate</w:t>
+            </w:r>
+          </w:p>
+        </w:tc>
+        <w:tc>
+          <w:tcPr/>
+          <w:p>
+            <w:pPr>
+              <w:pStyle w:val="Compact"/>
+            </w:pPr>
+            <w:r>
+              <w:rPr>
+                <w:b/>
+                <w:bCs/>
+              </w:rPr>
+              <w:t xml:space="preserve">0.061</w:t>
+            </w:r>
+          </w:p>
+        </w:tc>
+      </w:tr>
+      <w:tr>
+        <w:tc>
+          <w:tcPr/>
+          <w:p>
+            <w:pPr>
+              <w:pStyle w:val="Compact"/>
+            </w:pPr>
+            <w:r>
+              <w:t xml:space="preserve">95% HDI of the difference (paired, 500 draws)</w:t>
+            </w:r>
+          </w:p>
+        </w:tc>
+        <w:tc>
+          <w:tcPr/>
+          <w:p>
+            <w:pPr>
+              <w:pStyle w:val="Compact"/>
+            </w:pPr>
+            <w:r>
+              <w:rPr>
+                <w:b/>
+                <w:bCs/>
+              </w:rPr>
+              <w:t xml:space="preserve">[0.037, 0.107]</w:t>
+            </w:r>
+          </w:p>
+        </w:tc>
+      </w:tr>
+      <w:tr>
+        <w:tc>
+          <w:tcPr/>
+          <w:p>
+            <w:pPr>
+              <w:pStyle w:val="Compact"/>
+            </w:pPr>
+            <w:r>
+              <w:t xml:space="preserve">P(θ_C &gt; θ_B)</w:t>
+            </w:r>
+          </w:p>
+        </w:tc>
+        <w:tc>
+          <w:tcPr/>
+          <w:p>
+            <w:pPr>
+              <w:pStyle w:val="Compact"/>
+            </w:pPr>
+            <w:r>
+              <w:rPr>
+                <w:b/>
+                <w:bCs/>
+              </w:rPr>
+              <w:t xml:space="preserve">1.000</w:t>
+            </w:r>
+          </w:p>
+        </w:tc>
+      </w:tr>
+    </w:tbl>
+    <w:p>
+      <w:pPr>
+        <w:pStyle w:val="BodyText"/>
+      </w:pPr>
+      <w:r>
+        <w:t xml:space="preserve">The interval excludes zero comfortably and the sign is unanimous across every resample.</w:t>
+      </w:r>
+      <w:r>
+        <w:t xml:space="preserve"> </w:t>
+      </w:r>
+      <w:r>
+        <w:rPr>
+          <w:b/>
+          <w:bCs/>
+        </w:rPr>
+        <w:t xml:space="preserve">The ordering — the active-inference condition closer to the reference than the CBM control</w:t>
+      </w:r>
+      <w:r>
+        <w:rPr>
+          <w:b/>
+          <w:bCs/>
+        </w:rPr>
+        <w:t xml:space="preserve"> </w:t>
+      </w:r>
+      <w:r>
+        <w:rPr>
+          <w:b/>
+          <w:bCs/>
+        </w:rPr>
+        <w:t xml:space="preserve">on severity — is statistically robust</w:t>
+      </w:r>
+      <w:r>
+        <w:t xml:space="preserve">, and is more strongly supported than the marginal</w:t>
+      </w:r>
+      <w:r>
+        <w:t xml:space="preserve"> </w:t>
+      </w:r>
+      <w:r>
+        <w:t xml:space="preserve">intervals suggest. This is the claim the study rests on, and the bootstrap correction of</w:t>
+      </w:r>
+      <w:r>
+        <w:t xml:space="preserve"> </w:t>
+      </w:r>
+      <w:r>
+        <w:t xml:space="preserve">section 4.3b does not disturb it.</w:t>
+      </w:r>
+    </w:p>
+    <w:p>
+      <w:pPr>
+        <w:pStyle w:val="BodyText"/>
+      </w:pPr>
+      <w:r>
+        <w:t xml:space="preserve">The same reasoning applies to any future comparison between conditions here, and the paired</w:t>
+      </w:r>
+      <w:r>
+        <w:t xml:space="preserve"> </w:t>
+      </w:r>
+      <w:r>
+        <w:t xml:space="preserve">form should be preferred over comparing marginal intervals.</w:t>
+      </w:r>
+    </w:p>
+    <w:bookmarkEnd w:id="22"/>
+    <w:bookmarkStart w:id="23" w:name="X37e6aa9944ed54930b75e7c8aad5b5de1be324a"/>
+    <w:p>
+      <w:pPr>
+        <w:pStyle w:val="Heading3"/>
+      </w:pPr>
+      <w:r>
+        <w:t xml:space="preserve">4.3c Weighted aggregates, reported directly (added 2026-08-26)</w:t>
+      </w:r>
+    </w:p>
+    <w:p>
+      <w:pPr>
+        <w:pStyle w:val="FirstParagraph"/>
+      </w:pPr>
+      <w:r>
+        <w:t xml:space="preserve">Because θ and Θ constrain only the allocation of mass</w:t>
+      </w:r>
+      <w:r>
+        <w:t xml:space="preserve"> </w:t>
+      </w:r>
+      <w:r>
+        <w:rPr>
+          <w:i/>
+          <w:iCs/>
+        </w:rPr>
+        <w:t xml:space="preserve">between</w:t>
+      </w:r>
+      <w:r>
+        <w:t xml:space="preserve"> </w:t>
+      </w:r>
+      <w:r>
+        <w:t xml:space="preserve">bins, the readout now also</w:t>
+      </w:r>
+      <w:r>
+        <w:t xml:space="preserve"> </w:t>
+      </w:r>
+      <w:r>
+        <w:t xml:space="preserve">reports the weighted aggregate of each metric. The</w:t>
+      </w:r>
+      <w:r>
+        <w:t xml:space="preserve"> </w:t>
+      </w:r>
+      <w:r>
+        <w:t xml:space="preserve">“binned”</w:t>
+      </w:r>
+      <w:r>
+        <w:t xml:space="preserve"> </w:t>
+      </w:r>
+      <w:r>
+        <w:t xml:space="preserve">column is the bin-constant</w:t>
+      </w:r>
+      <w:r>
+        <w:t xml:space="preserve"> </w:t>
+      </w:r>
+      <w:r>
+        <w:t xml:space="preserve">approximation, which is the only quantity Θ bounds; where it diverges from the actual</w:t>
+      </w:r>
+      <w:r>
+        <w:t xml:space="preserve"> </w:t>
+      </w:r>
+      <w:r>
+        <w:t xml:space="preserve">column, the difference is within-bin and invisible to both statistics.</w:t>
+      </w:r>
+    </w:p>
+    <w:tbl>
+      <w:tblPr>
+        <w:tblStyle w:val="Table"/>
+        <w:tblW w:type="pct" w:w="5000"/>
+        <w:tblLayout w:type="fixed"/>
+        <w:tblLook w:firstRow="1" w:lastRow="0" w:firstColumn="0" w:lastColumn="0" w:noHBand="0" w:noVBand="0" w:val="0020"/>
+      </w:tblPr>
+      <w:tblGrid>
+        <w:gridCol w:w="1320"/>
+        <w:gridCol w:w="1320"/>
+        <w:gridCol w:w="1320"/>
+        <w:gridCol w:w="1320"/>
+        <w:gridCol w:w="1320"/>
+        <w:gridCol w:w="1320"/>
+      </w:tblGrid>
+      <w:tr>
+        <w:trPr>
+          <w:tblHeader w:val="on"/>
+        </w:trPr>
+        <w:tc>
+          <w:tcPr/>
+          <w:p>
+            <w:pPr>
+              <w:pStyle w:val="Compact"/>
+            </w:pPr>
+            <w:r>
+              <w:t xml:space="preserve">metric</w:t>
+            </w:r>
+          </w:p>
+        </w:tc>
+        <w:tc>
+          <w:tcPr/>
+          <w:p>
+            <w:pPr>
+              <w:pStyle w:val="Compact"/>
+            </w:pPr>
+            <w:r>
+              <w:t xml:space="preserve">reference</w:t>
+            </w:r>
+          </w:p>
+        </w:tc>
+        <w:tc>
+          <w:tcPr/>
+          <w:p>
+            <w:pPr>
+              <w:pStyle w:val="Compact"/>
+            </w:pPr>
+            <w:r>
+              <w:t xml:space="preserve">B</w:t>
+            </w:r>
+          </w:p>
+        </w:tc>
+        <w:tc>
+          <w:tcPr/>
+          <w:p>
+            <w:pPr>
+              <w:pStyle w:val="Compact"/>
+            </w:pPr>
+            <w:r>
+              <w:t xml:space="preserve">B rel. err.</w:t>
+            </w:r>
+          </w:p>
+        </w:tc>
+        <w:tc>
+          <w:tcPr/>
+          <w:p>
+            <w:pPr>
+              <w:pStyle w:val="Compact"/>
+            </w:pPr>
+            <w:r>
+              <w:t xml:space="preserve">C</w:t>
+            </w:r>
+          </w:p>
+        </w:tc>
+        <w:tc>
+          <w:tcPr/>
+          <w:p>
+            <w:pPr>
+              <w:pStyle w:val="Compact"/>
+            </w:pPr>
+            <w:r>
+              <w:t xml:space="preserve">C rel. err.</w:t>
+            </w:r>
+          </w:p>
+        </w:tc>
+      </w:tr>
+      <w:tr>
+        <w:tc>
+          <w:tcPr/>
+          <w:p>
+            <w:pPr>
+              <w:pStyle w:val="Compact"/>
+            </w:pPr>
+            <w:r>
+              <w:t xml:space="preserve">P_inj</w:t>
+            </w:r>
+          </w:p>
+        </w:tc>
+        <w:tc>
+          <w:tcPr/>
+          <w:p>
+            <w:pPr>
+              <w:pStyle w:val="Compact"/>
+            </w:pPr>
+            <w:r>
+              <w:t xml:space="preserve">0.00615</w:t>
+            </w:r>
+          </w:p>
+        </w:tc>
+        <w:tc>
+          <w:tcPr/>
+          <w:p>
+            <w:pPr>
+              <w:pStyle w:val="Compact"/>
+            </w:pPr>
+            <w:r>
+              <w:t xml:space="preserve">0.00693</w:t>
+            </w:r>
+          </w:p>
+        </w:tc>
+        <w:tc>
+          <w:tcPr/>
+          <w:p>
+            <w:pPr>
+              <w:pStyle w:val="Compact"/>
+            </w:pPr>
+            <w:r>
+              <w:t xml:space="preserve">+12.6%</w:t>
+            </w:r>
+          </w:p>
+        </w:tc>
+        <w:tc>
+          <w:tcPr/>
+          <w:p>
+            <w:pPr>
+              <w:pStyle w:val="Compact"/>
+            </w:pPr>
+            <w:r>
+              <w:t xml:space="preserve">0.00679</w:t>
+            </w:r>
+          </w:p>
+        </w:tc>
+        <w:tc>
+          <w:tcPr/>
+          <w:p>
+            <w:pPr>
+              <w:pStyle w:val="Compact"/>
+            </w:pPr>
+            <w:r>
+              <w:t xml:space="preserve">+10.4%</w:t>
+            </w:r>
+          </w:p>
+        </w:tc>
+      </w:tr>
+      <w:tr>
+        <w:tc>
+          <w:tcPr/>
+          <w:p>
+            <w:pPr>
+              <w:pStyle w:val="Compact"/>
+            </w:pPr>
+            <w:r>
+              <w:t xml:space="preserve">relative speed at impact [m/s]</w:t>
+            </w:r>
+          </w:p>
+        </w:tc>
+        <w:tc>
+          <w:tcPr/>
+          <w:p>
+            <w:pPr>
+              <w:pStyle w:val="Compact"/>
+            </w:pPr>
+            <w:r>
+              <w:t xml:space="preserve">4.788</w:t>
+            </w:r>
+          </w:p>
+        </w:tc>
+        <w:tc>
+          <w:tcPr/>
+          <w:p>
+            <w:pPr>
+              <w:pStyle w:val="Compact"/>
+            </w:pPr>
+            <w:r>
+              <w:t xml:space="preserve">4.862</w:t>
+            </w:r>
+          </w:p>
+        </w:tc>
+        <w:tc>
+          <w:tcPr/>
+          <w:p>
+            <w:pPr>
+              <w:pStyle w:val="Compact"/>
+            </w:pPr>
+            <w:r>
+              <w:rPr>
+                <w:b/>
+                <w:bCs/>
+              </w:rPr>
+              <w:t xml:space="preserve">+1.6%</w:t>
+            </w:r>
+          </w:p>
+        </w:tc>
+        <w:tc>
+          <w:tcPr/>
+          <w:p>
+            <w:pPr>
+              <w:pStyle w:val="Compact"/>
+            </w:pPr>
+            <w:r>
+              <w:t xml:space="preserve">4.775</w:t>
+            </w:r>
+          </w:p>
+        </w:tc>
+        <w:tc>
+          <w:tcPr/>
+          <w:p>
+            <w:pPr>
+              <w:pStyle w:val="Compact"/>
+            </w:pPr>
+            <w:r>
+              <w:rPr>
+                <w:b/>
+                <w:bCs/>
+              </w:rPr>
+              <w:t xml:space="preserve">−0.3%</w:t>
+            </w:r>
+          </w:p>
+        </w:tc>
+      </w:tr>
+      <w:tr>
+        <w:tc>
+          <w:tcPr/>
+          <w:p>
+            <w:pPr>
+              <w:pStyle w:val="Compact"/>
+            </w:pPr>
+            <w:r>
+              <w:t xml:space="preserve">t_nr [s]</w:t>
+            </w:r>
+          </w:p>
+        </w:tc>
+        <w:tc>
+          <w:tcPr/>
+          <w:p>
+            <w:pPr>
+              <w:pStyle w:val="Compact"/>
+            </w:pPr>
+            <w:r>
+              <w:t xml:space="preserve">−0.1877</w:t>
+            </w:r>
+          </w:p>
+        </w:tc>
+        <w:tc>
+          <w:tcPr/>
+          <w:p>
+            <w:pPr>
+              <w:pStyle w:val="Compact"/>
+            </w:pPr>
+            <w:r>
+              <w:t xml:space="preserve">−0.1986</w:t>
+            </w:r>
+          </w:p>
+        </w:tc>
+        <w:tc>
+          <w:tcPr/>
+          <w:p>
+            <w:pPr>
+              <w:pStyle w:val="Compact"/>
+            </w:pPr>
+            <w:r>
+              <w:t xml:space="preserve">+5.8%</w:t>
+            </w:r>
+          </w:p>
+        </w:tc>
+        <w:tc>
+          <w:tcPr/>
+          <w:p>
+            <w:pPr>
+              <w:pStyle w:val="Compact"/>
+            </w:pPr>
+            <w:r>
+              <w:t xml:space="preserve">−0.2094</w:t>
+            </w:r>
+          </w:p>
+        </w:tc>
+        <w:tc>
+          <w:tcPr/>
+          <w:p>
+            <w:pPr>
+              <w:pStyle w:val="Compact"/>
+            </w:pPr>
+            <w:r>
+              <w:t xml:space="preserve">+11.6%</w:t>
+            </w:r>
+          </w:p>
+        </w:tc>
+      </w:tr>
+      <w:tr>
+        <w:tc>
+          <w:tcPr/>
+          <w:p>
+            <w:pPr>
+              <w:pStyle w:val="Compact"/>
+            </w:pPr>
+            <w:r>
+              <w:t xml:space="preserve">a_l,min [m/s²]</w:t>
+            </w:r>
+          </w:p>
+        </w:tc>
+        <w:tc>
+          <w:tcPr/>
+          <w:p>
+            <w:pPr>
+              <w:pStyle w:val="Compact"/>
+            </w:pPr>
+            <w:r>
+              <w:t xml:space="preserve">−1.981</w:t>
+            </w:r>
+          </w:p>
+        </w:tc>
+        <w:tc>
+          <w:tcPr/>
+          <w:p>
+            <w:pPr>
+              <w:pStyle w:val="Compact"/>
+            </w:pPr>
+            <w:r>
+              <w:t xml:space="preserve">−2.195</w:t>
+            </w:r>
+          </w:p>
+        </w:tc>
+        <w:tc>
+          <w:tcPr/>
+          <w:p>
+            <w:pPr>
+              <w:pStyle w:val="Compact"/>
+            </w:pPr>
+            <w:r>
+              <w:t xml:space="preserve">+10.8%</w:t>
+            </w:r>
+          </w:p>
+        </w:tc>
+        <w:tc>
+          <w:tcPr/>
+          <w:p>
+            <w:pPr>
+              <w:pStyle w:val="Compact"/>
+            </w:pPr>
+            <w:r>
+              <w:t xml:space="preserve">−2.104</w:t>
+            </w:r>
+          </w:p>
+        </w:tc>
+        <w:tc>
+          <w:tcPr/>
+          <w:p>
+            <w:pPr>
+              <w:pStyle w:val="Compact"/>
+            </w:pPr>
+            <w:r>
+              <w:t xml:space="preserve">+6.2%</w:t>
+            </w:r>
+          </w:p>
+        </w:tc>
+      </w:tr>
+      <w:tr>
+        <w:tc>
+          <w:tcPr/>
+          <w:p>
+            <w:pPr>
+              <w:pStyle w:val="Compact"/>
+            </w:pPr>
+            <w:r>
+              <w:t xml:space="preserve">a_f,min [m/s²]</w:t>
+            </w:r>
+          </w:p>
+        </w:tc>
+        <w:tc>
+          <w:tcPr/>
+          <w:p>
+            <w:pPr>
+              <w:pStyle w:val="Compact"/>
+            </w:pPr>
+            <w:r>
+              <w:t xml:space="preserve">−2.379</w:t>
+            </w:r>
+          </w:p>
+        </w:tc>
+        <w:tc>
+          <w:tcPr/>
+          <w:p>
+            <w:pPr>
+              <w:pStyle w:val="Compact"/>
+            </w:pPr>
+            <w:r>
+              <w:t xml:space="preserve">−2.371</w:t>
+            </w:r>
+          </w:p>
+        </w:tc>
+        <w:tc>
+          <w:tcPr/>
+          <w:p>
+            <w:pPr>
+              <w:pStyle w:val="Compact"/>
+            </w:pPr>
+            <w:r>
+              <w:rPr>
+                <w:b/>
+                <w:bCs/>
+              </w:rPr>
+              <w:t xml:space="preserve">−0.3%</w:t>
+            </w:r>
+          </w:p>
+        </w:tc>
+        <w:tc>
+          <w:tcPr/>
+          <w:p>
+            <w:pPr>
+              <w:pStyle w:val="Compact"/>
+            </w:pPr>
+            <w:r>
+              <w:t xml:space="preserve">−3.214</w:t>
+            </w:r>
+          </w:p>
+        </w:tc>
+        <w:tc>
+          <w:tcPr/>
+          <w:p>
+            <w:pPr>
+              <w:pStyle w:val="Compact"/>
+            </w:pPr>
+            <w:r>
+              <w:rPr>
+                <w:b/>
+                <w:bCs/>
+              </w:rPr>
+              <w:t xml:space="preserve">+35.1%</w:t>
+            </w:r>
+          </w:p>
+        </w:tc>
+      </w:tr>
+    </w:tbl>
+    <w:p>
+      <w:pPr>
+        <w:pStyle w:val="BodyText"/>
+      </w:pPr>
+      <w:r>
+        <w:t xml:space="preserve">Three readings, two of them new.</w:t>
+      </w:r>
+    </w:p>
+    <w:p>
+      <w:pPr>
+        <w:pStyle w:val="Compact"/>
+        <w:numPr>
+          <w:ilvl w:val="0"/>
+          <w:numId w:val="1004"/>
+        </w:numPr>
+      </w:pPr>
+      <w:r>
+        <w:rPr>
+          <w:b/>
+          <w:bCs/>
+        </w:rPr>
+        <w:t xml:space="preserve">The braking metric separates the two response models far more sharply than θ does.</w:t>
+      </w:r>
+      <w:r>
+        <w:t xml:space="preserve"> </w:t>
+      </w:r>
+      <w:r>
+        <w:t xml:space="preserve">θ was 1.058 for B and 1.380 for C, both looking catastrophic and neither interpretable</w:t>
+      </w:r>
+      <w:r>
+        <w:t xml:space="preserve"> </w:t>
+      </w:r>
+      <w:r>
+        <w:t xml:space="preserve">(section 4.3b and</w:t>
+      </w:r>
+      <w:r>
+        <w:t xml:space="preserve"> </w:t>
+      </w:r>
+      <w:r>
+        <w:rPr>
+          <w:rStyle w:val="VerbatimChar"/>
+        </w:rPr>
+        <w:t xml:space="preserve">docs/severity_vs_timing.md</w:t>
+      </w:r>
+      <w:r>
+        <w:t xml:space="preserve"> </w:t>
+      </w:r>
+      <w:r>
+        <w:t xml:space="preserve">explain why: a 48% atom at zero collapses</w:t>
+      </w:r>
+      <w:r>
+        <w:t xml:space="preserve"> </w:t>
+      </w:r>
+      <w:r>
+        <w:t xml:space="preserve">two of the five quantile edges). The weighted mean says something clean instead:</w:t>
+      </w:r>
+      <w:r>
+        <w:t xml:space="preserve"> </w:t>
+      </w:r>
+      <w:r>
+        <w:rPr>
+          <w:b/>
+          <w:bCs/>
+        </w:rPr>
+        <w:t xml:space="preserve">condition B reproduces the reference’s mean follower braking to within 0.3%, while the</w:t>
+      </w:r>
+      <w:r>
+        <w:rPr>
+          <w:b/>
+          <w:bCs/>
+        </w:rPr>
+        <w:t xml:space="preserve"> </w:t>
+      </w:r>
+      <w:r>
+        <w:rPr>
+          <w:b/>
+          <w:bCs/>
+        </w:rPr>
+        <w:t xml:space="preserve">CBM control over-brakes by 35%.</w:t>
+      </w:r>
+      <w:r>
+        <w:t xml:space="preserve"> </w:t>
+      </w:r>
+      <w:r>
+        <w:t xml:space="preserve">This is the strongest single statement of the finding</w:t>
+      </w:r>
+      <w:r>
+        <w:t xml:space="preserve"> </w:t>
+      </w:r>
+      <w:r>
+        <w:t xml:space="preserve">that only the active-inference conditions reproduce the reference’s dominant non-braking</w:t>
+      </w:r>
+      <w:r>
+        <w:t xml:space="preserve"> </w:t>
+      </w:r>
+      <w:r>
+        <w:t xml:space="preserve">crash character, and it was invisible in the θ column.</w:t>
+      </w:r>
+    </w:p>
+    <w:p>
+      <w:pPr>
+        <w:pStyle w:val="Compact"/>
+        <w:numPr>
+          <w:ilvl w:val="0"/>
+          <w:numId w:val="1004"/>
+        </w:numPr>
+      </w:pPr>
+      <w:r>
+        <w:rPr>
+          <w:b/>
+          <w:bCs/>
+        </w:rPr>
+        <w:t xml:space="preserve">Severity is reproduced far better than the injury-risk figure suggests, and the two</w:t>
+      </w:r>
+      <w:r>
+        <w:rPr>
+          <w:b/>
+          <w:bCs/>
+        </w:rPr>
+        <w:t xml:space="preserve"> </w:t>
+      </w:r>
+      <w:r>
+        <w:rPr>
+          <w:b/>
+          <w:bCs/>
+        </w:rPr>
+        <w:t xml:space="preserve">disagree about which condition is closer.</w:t>
+      </w:r>
+      <w:r>
+        <w:t xml:space="preserve"> </w:t>
+      </w:r>
+      <w:r>
+        <w:t xml:space="preserve">Mean relative speed at impact is within 1.6%</w:t>
+      </w:r>
+    </w:p>
+    <w:p>
+      <w:pPr>
+        <w:pStyle w:val="Compact"/>
+        <w:numPr>
+          <w:ilvl w:val="0"/>
+          <w:numId w:val="1000"/>
+        </w:numPr>
+      </w:pPr>
+      <w:r>
+        <w:t xml:space="preserve">(B) and 0.3% (C) of the reference, while mean injury risk is 10–13% high for both.</w:t>
+      </w:r>
+      <w:r>
+        <w:t xml:space="preserve"> </w:t>
+      </w:r>
+      <w:r>
+        <w:t xml:space="preserve">P_inj is a logistic transform of the same variable, so the discrepancy is entirely the</w:t>
+      </w:r>
+      <w:r>
+        <w:t xml:space="preserve"> </w:t>
+      </w:r>
+      <w:r>
+        <w:t xml:space="preserve">convexity: injury risk is a</w:t>
+      </w:r>
+      <w:r>
+        <w:t xml:space="preserve"> </w:t>
+      </w:r>
+      <w:r>
+        <w:rPr>
+          <w:i/>
+          <w:iCs/>
+        </w:rPr>
+        <w:t xml:space="preserve">tail</w:t>
+      </w:r>
+      <w:r>
+        <w:t xml:space="preserve"> </w:t>
+      </w:r>
+      <w:r>
+        <w:t xml:space="preserve">statistic and relative speed a</w:t>
+      </w:r>
+      <w:r>
+        <w:t xml:space="preserve"> </w:t>
+      </w:r>
+      <w:r>
+        <w:rPr>
+          <w:i/>
+          <w:iCs/>
+        </w:rPr>
+        <w:t xml:space="preserve">location</w:t>
+      </w:r>
+      <w:r>
+        <w:t xml:space="preserve"> </w:t>
+      </w:r>
+      <w:r>
+        <w:t xml:space="preserve">statistic.</w:t>
+      </w:r>
+      <w:r>
+        <w:t xml:space="preserve"> </w:t>
+      </w:r>
+      <w:r>
+        <w:t xml:space="preserve">Condition C is the clearest case — its mean relative speed is 0.3%</w:t>
+      </w:r>
+      <w:r>
+        <w:t xml:space="preserve"> </w:t>
+      </w:r>
+      <w:r>
+        <w:rPr>
+          <w:i/>
+          <w:iCs/>
+        </w:rPr>
+        <w:t xml:space="preserve">below</w:t>
+      </w:r>
+      <w:r>
+        <w:t xml:space="preserve"> </w:t>
+      </w:r>
+      <w:r>
+        <w:t xml:space="preserve">the reference</w:t>
+      </w:r>
+      <w:r>
+        <w:t xml:space="preserve"> </w:t>
+      </w:r>
+      <w:r>
+        <w:t xml:space="preserve">while its mean injury risk is 10.4%</w:t>
+      </w:r>
+      <w:r>
+        <w:t xml:space="preserve"> </w:t>
+      </w:r>
+      <w:r>
+        <w:rPr>
+          <w:i/>
+          <w:iCs/>
+        </w:rPr>
+        <w:t xml:space="preserve">above</w:t>
+      </w:r>
+      <w:r>
+        <w:t xml:space="preserve">, which is only possible through a heavier</w:t>
+      </w:r>
+      <w:r>
+        <w:t xml:space="preserve"> </w:t>
+      </w:r>
+      <w:r>
+        <w:t xml:space="preserve">tail. This is a concrete argument for operationalizing severity on relative speed at</w:t>
+      </w:r>
+      <w:r>
+        <w:t xml:space="preserve"> </w:t>
+      </w:r>
+      <w:r>
+        <w:t xml:space="preserve">impact, the assumption-free primitive, rather than on a derived injury model.</w:t>
+      </w:r>
+    </w:p>
+    <w:p>
+      <w:pPr>
+        <w:pStyle w:val="Compact"/>
+        <w:numPr>
+          <w:ilvl w:val="0"/>
+          <w:numId w:val="1004"/>
+        </w:numPr>
+      </w:pPr>
+      <w:r>
+        <w:rPr>
+          <w:b/>
+          <w:bCs/>
+        </w:rPr>
+        <w:t xml:space="preserve">θ and the aggregate answer different questions and need not agree.</w:t>
+      </w:r>
+      <w:r>
+        <w:t xml:space="preserve"> </w:t>
+      </w:r>
+      <w:r>
+        <w:t xml:space="preserve">On severity θ</w:t>
+      </w:r>
+      <w:r>
+        <w:t xml:space="preserve"> </w:t>
+      </w:r>
+      <w:r>
+        <w:t xml:space="preserve">ranks B closer (0.148 versus 0.209) while the mean ranks C marginally closer (+1.6%</w:t>
+      </w:r>
+      <w:r>
+        <w:t xml:space="preserve"> </w:t>
+      </w:r>
+      <w:r>
+        <w:t xml:space="preserve">versus −0.3%). There is no contradiction: θ measures distributional shape at its worst</w:t>
+      </w:r>
+      <w:r>
+        <w:t xml:space="preserve"> </w:t>
+      </w:r>
+      <w:r>
+        <w:t xml:space="preserve">bin, the mean measures location. Both should be reported.</w:t>
+      </w:r>
+    </w:p>
+    <w:bookmarkEnd w:id="23"/>
+    <w:bookmarkStart w:id="24" w:name="bin-count-sensitivity-added-2026-08-26"/>
+    <w:p>
+      <w:pPr>
+        <w:pStyle w:val="Heading3"/>
+      </w:pPr>
+      <w:r>
+        <w:t xml:space="preserve">4.4 Bin-count sensitivity (added 2026-08-26)</w:t>
+      </w:r>
+    </w:p>
+    <w:p>
+      <w:pPr>
+        <w:pStyle w:val="FirstParagraph"/>
+      </w:pPr>
+      <w:r>
+        <w:t xml:space="preserve">The tables above use N = 5 quantile bins. That is what [W26] Eq. 4 gives for a 100–200</w:t>
+      </w:r>
+      <w:r>
+        <w:t xml:space="preserve"> </w:t>
+      </w:r>
+      <w:r>
+        <w:t xml:space="preserve">scenario reference — the size this study had when the assessment code was written, and the</w:t>
+      </w:r>
+      <w:r>
+        <w:t xml:space="preserve"> </w:t>
+      </w:r>
+      <w:r>
+        <w:t xml:space="preserve">size of the paper’s own demonstration — but at the full population the same rule gives</w:t>
+      </w:r>
+      <w:r>
+        <w:t xml:space="preserve"> </w:t>
+      </w:r>
+      <w:r>
+        <w:t xml:space="preserve">N = min(⌊5000/40⌋, 20) =</w:t>
+      </w:r>
+      <w:r>
+        <w:t xml:space="preserve"> </w:t>
+      </w:r>
+      <w:r>
+        <w:rPr>
+          <w:b/>
+          <w:bCs/>
+        </w:rPr>
+        <w:t xml:space="preserve">20</w:t>
+      </w:r>
+      <w:r>
+        <w:t xml:space="preserve">. Since θ is a worst-bin statistic it tightens with finer</w:t>
+      </w:r>
+      <w:r>
+        <w:t xml:space="preserve"> </w:t>
+      </w:r>
+      <w:r>
+        <w:t xml:space="preserve">bins, so the headline numbers sit on the lenient side of the paper’s prescription. Re-running</w:t>
+      </w:r>
+      <w:r>
+        <w:t xml:space="preserve"> </w:t>
+      </w:r>
+      <w:r>
+        <w:t xml:space="preserve">the readout from the stored condition outputs (</w:t>
+      </w:r>
+      <w:r>
+        <w:rPr>
+          <w:rStyle w:val="VerbatimChar"/>
+        </w:rPr>
+        <w:t xml:space="preserve">replication/causation/bin_sensitivity.py</w:t>
+      </w:r>
+      <w:r>
+        <w:t xml:space="preserve">,</w:t>
+      </w:r>
+      <w:r>
+        <w:t xml:space="preserve"> </w:t>
+      </w:r>
+      <w:r>
+        <w:t xml:space="preserve">no re-simulation):</w:t>
+      </w:r>
+    </w:p>
+    <w:tbl>
+      <w:tblPr>
+        <w:tblStyle w:val="Table"/>
+        <w:tblW w:type="pct" w:w="5000"/>
+        <w:tblLayout w:type="fixed"/>
+        <w:tblLook w:firstRow="1" w:lastRow="0" w:firstColumn="0" w:lastColumn="0" w:noHBand="0" w:noVBand="0" w:val="0020"/>
+      </w:tblPr>
+      <w:tblGrid>
+        <w:gridCol w:w="1131"/>
+        <w:gridCol w:w="1131"/>
+        <w:gridCol w:w="1131"/>
+        <w:gridCol w:w="1131"/>
+        <w:gridCol w:w="1131"/>
+        <w:gridCol w:w="1131"/>
+        <w:gridCol w:w="1131"/>
+      </w:tblGrid>
+      <w:tr>
+        <w:trPr>
+          <w:tblHeader w:val="on"/>
+        </w:trPr>
+        <w:tc>
+          <w:tcPr/>
+          <w:p>
+            <w:pPr>
+              <w:pStyle w:val="Compact"/>
+            </w:pPr>
+            <w:r>
+              <w:t xml:space="preserve">metric</w:t>
+            </w:r>
+          </w:p>
+        </w:tc>
+        <w:tc>
+          <w:tcPr/>
+          <w:p>
+            <w:pPr>
+              <w:pStyle w:val="Compact"/>
+            </w:pPr>
+            <w:r>
+              <w:t xml:space="preserve">B, N=5</w:t>
+            </w:r>
+          </w:p>
+        </w:tc>
+        <w:tc>
+          <w:tcPr/>
+          <w:p>
+            <w:pPr>
+              <w:pStyle w:val="Compact"/>
+            </w:pPr>
+            <w:r>
+              <w:t xml:space="preserve">B, N=10</w:t>
+            </w:r>
+          </w:p>
+        </w:tc>
+        <w:tc>
+          <w:tcPr/>
+          <w:p>
+            <w:pPr>
+              <w:pStyle w:val="Compact"/>
+            </w:pPr>
+            <w:r>
+              <w:t xml:space="preserve">B, N=20</w:t>
+            </w:r>
+          </w:p>
+        </w:tc>
+        <w:tc>
+          <w:tcPr/>
+          <w:p>
+            <w:pPr>
+              <w:pStyle w:val="Compact"/>
+            </w:pPr>
+            <w:r>
+              <w:t xml:space="preserve">C, N=5</w:t>
+            </w:r>
+          </w:p>
+        </w:tc>
+        <w:tc>
+          <w:tcPr/>
+          <w:p>
+            <w:pPr>
+              <w:pStyle w:val="Compact"/>
+            </w:pPr>
+            <w:r>
+              <w:t xml:space="preserve">C, N=10</w:t>
+            </w:r>
+          </w:p>
+        </w:tc>
+        <w:tc>
+          <w:tcPr/>
+          <w:p>
+            <w:pPr>
+              <w:pStyle w:val="Compact"/>
+            </w:pPr>
+            <w:r>
+              <w:t xml:space="preserve">C, N=20</w:t>
+            </w:r>
+          </w:p>
+        </w:tc>
+      </w:tr>
+      <w:tr>
+        <w:tc>
+          <w:tcPr/>
+          <w:p>
+            <w:pPr>
+              <w:pStyle w:val="Compact"/>
+            </w:pPr>
+            <w:r>
+              <w:t xml:space="preserve">severity (P_inj = v_rel) θ</w:t>
+            </w:r>
+          </w:p>
+        </w:tc>
+        <w:tc>
+          <w:tcPr/>
+          <w:p>
+            <w:pPr>
+              <w:pStyle w:val="Compact"/>
+            </w:pPr>
+            <w:r>
+              <w:rPr>
+                <w:b/>
+                <w:bCs/>
+              </w:rPr>
+              <w:t xml:space="preserve">0.148</w:t>
+            </w:r>
+          </w:p>
+        </w:tc>
+        <w:tc>
+          <w:tcPr/>
+          <w:p>
+            <w:pPr>
+              <w:pStyle w:val="Compact"/>
+            </w:pPr>
+            <w:r>
+              <w:t xml:space="preserve">0.241</w:t>
+            </w:r>
+          </w:p>
+        </w:tc>
+        <w:tc>
+          <w:tcPr/>
+          <w:p>
+            <w:pPr>
+              <w:pStyle w:val="Compact"/>
+            </w:pPr>
+            <w:r>
+              <w:t xml:space="preserve">0.275</w:t>
+            </w:r>
+          </w:p>
+        </w:tc>
+        <w:tc>
+          <w:tcPr/>
+          <w:p>
+            <w:pPr>
+              <w:pStyle w:val="Compact"/>
+            </w:pPr>
+            <w:r>
+              <w:rPr>
+                <w:b/>
+                <w:bCs/>
+              </w:rPr>
+              <w:t xml:space="preserve">0.209</w:t>
+            </w:r>
+          </w:p>
+        </w:tc>
+        <w:tc>
+          <w:tcPr/>
+          <w:p>
+            <w:pPr>
+              <w:pStyle w:val="Compact"/>
+            </w:pPr>
+            <w:r>
+              <w:t xml:space="preserve">0.255</w:t>
+            </w:r>
+          </w:p>
+        </w:tc>
+        <w:tc>
+          <w:tcPr/>
+          <w:p>
+            <w:pPr>
+              <w:pStyle w:val="Compact"/>
+            </w:pPr>
+            <w:r>
+              <w:t xml:space="preserve">0.352</w:t>
+            </w:r>
+          </w:p>
+        </w:tc>
+      </w:tr>
+      <w:tr>
+        <w:tc>
+          <w:tcPr/>
+          <w:p>
+            <w:pPr>
+              <w:pStyle w:val="Compact"/>
+            </w:pPr>
+            <w:r>
+              <w:t xml:space="preserve">severity Θ</w:t>
+            </w:r>
+          </w:p>
+        </w:tc>
+        <w:tc>
+          <w:tcPr/>
+          <w:p>
+            <w:pPr>
+              <w:pStyle w:val="Compact"/>
+            </w:pPr>
+            <w:r>
+              <w:t xml:space="preserve">0.091</w:t>
+            </w:r>
+          </w:p>
+        </w:tc>
+        <w:tc>
+          <w:tcPr/>
+          <w:p>
+            <w:pPr>
+              <w:pStyle w:val="Compact"/>
+            </w:pPr>
+            <w:r>
+              <w:t xml:space="preserve">0.091</w:t>
+            </w:r>
+          </w:p>
+        </w:tc>
+        <w:tc>
+          <w:tcPr/>
+          <w:p>
+            <w:pPr>
+              <w:pStyle w:val="Compact"/>
+            </w:pPr>
+            <w:r>
+              <w:t xml:space="preserve">0.165</w:t>
+            </w:r>
+          </w:p>
+        </w:tc>
+        <w:tc>
+          <w:tcPr/>
+          <w:p>
+            <w:pPr>
+              <w:pStyle w:val="Compact"/>
+            </w:pPr>
+            <w:r>
+              <w:t xml:space="preserve">0.150</w:t>
+            </w:r>
+          </w:p>
+        </w:tc>
+        <w:tc>
+          <w:tcPr/>
+          <w:p>
+            <w:pPr>
+              <w:pStyle w:val="Compact"/>
+            </w:pPr>
+            <w:r>
+              <w:t xml:space="preserve">0.150</w:t>
+            </w:r>
+          </w:p>
+        </w:tc>
+        <w:tc>
+          <w:tcPr/>
+          <w:p>
+            <w:pPr>
+              <w:pStyle w:val="Compact"/>
+            </w:pPr>
+            <w:r>
+              <w:t xml:space="preserve">0.168</w:t>
+            </w:r>
+          </w:p>
+        </w:tc>
+      </w:tr>
+      <w:tr>
+        <w:tc>
+          <w:tcPr/>
+          <w:p>
+            <w:pPr>
+              <w:pStyle w:val="Compact"/>
+            </w:pPr>
+            <w:r>
+              <w:t xml:space="preserve">t_nr θ</w:t>
+            </w:r>
+          </w:p>
+        </w:tc>
+        <w:tc>
+          <w:tcPr/>
+          <w:p>
+            <w:pPr>
+              <w:pStyle w:val="Compact"/>
+            </w:pPr>
+            <w:r>
+              <w:t xml:space="preserve">0.419</w:t>
+            </w:r>
+          </w:p>
+        </w:tc>
+        <w:tc>
+          <w:tcPr/>
+          <w:p>
+            <w:pPr>
+              <w:pStyle w:val="Compact"/>
+            </w:pPr>
+            <w:r>
+              <w:t xml:space="preserve">0.636</w:t>
+            </w:r>
+          </w:p>
+        </w:tc>
+        <w:tc>
+          <w:tcPr/>
+          <w:p>
+            <w:pPr>
+              <w:pStyle w:val="Compact"/>
+            </w:pPr>
+            <w:r>
+              <w:t xml:space="preserve">0.636</w:t>
+            </w:r>
+          </w:p>
+        </w:tc>
+        <w:tc>
+          <w:tcPr/>
+          <w:p>
+            <w:pPr>
+              <w:pStyle w:val="Compact"/>
+            </w:pPr>
+            <w:r>
+              <w:t xml:space="preserve">0.460</w:t>
+            </w:r>
+          </w:p>
+        </w:tc>
+        <w:tc>
+          <w:tcPr/>
+          <w:p>
+            <w:pPr>
+              <w:pStyle w:val="Compact"/>
+            </w:pPr>
+            <w:r>
+              <w:t xml:space="preserve">0.623</w:t>
+            </w:r>
+          </w:p>
+        </w:tc>
+        <w:tc>
+          <w:tcPr/>
+          <w:p>
+            <w:pPr>
+              <w:pStyle w:val="Compact"/>
+            </w:pPr>
+            <w:r>
+              <w:t xml:space="preserve">0.699</w:t>
+            </w:r>
+          </w:p>
+        </w:tc>
+      </w:tr>
+      <w:tr>
+        <w:tc>
+          <w:tcPr/>
+          <w:p>
+            <w:pPr>
+              <w:pStyle w:val="Compact"/>
+            </w:pPr>
+            <w:r>
+              <w:t xml:space="preserve">a_l,min θ</w:t>
+            </w:r>
+          </w:p>
+        </w:tc>
+        <w:tc>
+          <w:tcPr/>
+          <w:p>
+            <w:pPr>
+              <w:pStyle w:val="Compact"/>
+            </w:pPr>
+            <w:r>
+              <w:t xml:space="preserve">0.314</w:t>
+            </w:r>
+          </w:p>
+        </w:tc>
+        <w:tc>
+          <w:tcPr/>
+          <w:p>
+            <w:pPr>
+              <w:pStyle w:val="Compact"/>
+            </w:pPr>
+            <w:r>
+              <w:t xml:space="preserve">0.314</w:t>
+            </w:r>
+          </w:p>
+        </w:tc>
+        <w:tc>
+          <w:tcPr/>
+          <w:p>
+            <w:pPr>
+              <w:pStyle w:val="Compact"/>
+            </w:pPr>
+            <w:r>
+              <w:t xml:space="preserve">0.786</w:t>
+            </w:r>
+          </w:p>
+        </w:tc>
+        <w:tc>
+          <w:tcPr/>
+          <w:p>
+            <w:pPr>
+              <w:pStyle w:val="Compact"/>
+            </w:pPr>
+            <w:r>
+              <w:t xml:space="preserve">0.254</w:t>
+            </w:r>
+          </w:p>
+        </w:tc>
+        <w:tc>
+          <w:tcPr/>
+          <w:p>
+            <w:pPr>
+              <w:pStyle w:val="Compact"/>
+            </w:pPr>
+            <w:r>
+              <w:t xml:space="preserve">0.254</w:t>
+            </w:r>
+          </w:p>
+        </w:tc>
+        <w:tc>
+          <w:tcPr/>
+          <w:p>
+            <w:pPr>
+              <w:pStyle w:val="Compact"/>
+            </w:pPr>
+            <w:r>
+              <w:t xml:space="preserve">0.591</w:t>
+            </w:r>
+          </w:p>
+        </w:tc>
+      </w:tr>
+      <w:tr>
+        <w:tc>
+          <w:tcPr/>
+          <w:p>
+            <w:pPr>
+              <w:pStyle w:val="Compact"/>
+            </w:pPr>
+            <w:r>
+              <w:t xml:space="preserve">a_f,min θ</w:t>
+            </w:r>
+          </w:p>
+        </w:tc>
+        <w:tc>
+          <w:tcPr/>
+          <w:p>
+            <w:pPr>
+              <w:pStyle w:val="Compact"/>
+            </w:pPr>
+            <w:r>
+              <w:t xml:space="preserve">1.058</w:t>
+            </w:r>
+          </w:p>
+        </w:tc>
+        <w:tc>
+          <w:tcPr/>
+          <w:p>
+            <w:pPr>
+              <w:pStyle w:val="Compact"/>
+            </w:pPr>
+            <w:r>
+              <w:t xml:space="preserve">3.983</w:t>
+            </w:r>
+          </w:p>
+        </w:tc>
+        <w:tc>
+          <w:tcPr/>
+          <w:p>
+            <w:pPr>
+              <w:pStyle w:val="Compact"/>
+            </w:pPr>
+            <w:r>
+              <w:t xml:space="preserve">3.983</w:t>
+            </w:r>
+          </w:p>
+        </w:tc>
+        <w:tc>
+          <w:tcPr/>
+          <w:p>
+            <w:pPr>
+              <w:pStyle w:val="Compact"/>
+            </w:pPr>
+            <w:r>
+              <w:t xml:space="preserve">1.380</w:t>
+            </w:r>
+          </w:p>
+        </w:tc>
+        <w:tc>
+          <w:tcPr/>
+          <w:p>
+            <w:pPr>
+              <w:pStyle w:val="Compact"/>
+            </w:pPr>
+            <w:r>
+              <w:t xml:space="preserve">2.165</w:t>
+            </w:r>
+          </w:p>
+        </w:tc>
+        <w:tc>
+          <w:tcPr/>
+          <w:p>
+            <w:pPr>
+              <w:pStyle w:val="Compact"/>
+            </w:pPr>
+            <w:r>
+              <w:t xml:space="preserve">4.456</w:t>
+            </w:r>
+          </w:p>
+        </w:tc>
+      </w:tr>
+    </w:tbl>
+    <w:p>
+      <w:pPr>
+        <w:pStyle w:val="BodyText"/>
+      </w:pPr>
+      <w:r>
+        <w:t xml:space="preserve">Three readings:</w:t>
+      </w:r>
+    </w:p>
+    <w:p>
+      <w:pPr>
+        <w:pStyle w:val="Compact"/>
+        <w:numPr>
+          <w:ilvl w:val="0"/>
+          <w:numId w:val="1005"/>
+        </w:numPr>
+      </w:pPr>
+      <w:r>
+        <w:rPr>
+          <w:b/>
+          <w:bCs/>
+        </w:rPr>
+        <w:t xml:space="preserve">The study’s headline survives the bin count.</w:t>
+      </w:r>
+      <w:r>
+        <w:t xml:space="preserve"> </w:t>
+      </w:r>
+      <w:r>
+        <w:t xml:space="preserve">The active-inference condition is closer</w:t>
+      </w:r>
+      <w:r>
+        <w:t xml:space="preserve"> </w:t>
+      </w:r>
+      <w:r>
+        <w:t xml:space="preserve">to the reference than the CBM control on severity at every N (0.148 vs 0.209, 0.241 vs</w:t>
+      </w:r>
+      <w:r>
+        <w:t xml:space="preserve"> </w:t>
+      </w:r>
+      <w:r>
+        <w:t xml:space="preserve">0.255, 0.275 vs 0.352), and on the braking distribution at every N. The ordering is what</w:t>
+      </w:r>
+      <w:r>
+        <w:t xml:space="preserve"> </w:t>
+      </w:r>
+      <w:r>
+        <w:t xml:space="preserve">this study rests on, and it is not an artifact of the coarse binning. The caveat is that</w:t>
+      </w:r>
+      <w:r>
+        <w:t xml:space="preserve"> </w:t>
+      </w:r>
+      <w:r>
+        <w:t xml:space="preserve">at N = 10 and N = 20 the HDIs of the two conditions overlap substantially, so the</w:t>
+      </w:r>
+      <w:r>
+        <w:t xml:space="preserve"> </w:t>
+      </w:r>
+      <w:r>
+        <w:t xml:space="preserve">ordering is consistent in point estimates without being statistically separated there.</w:t>
+      </w:r>
+    </w:p>
+    <w:p>
+      <w:pPr>
+        <w:pStyle w:val="Compact"/>
+        <w:numPr>
+          <w:ilvl w:val="0"/>
+          <w:numId w:val="1005"/>
+        </w:numPr>
+      </w:pPr>
+      <w:r>
+        <w:rPr>
+          <w:b/>
+          <w:bCs/>
+        </w:rPr>
+        <w:t xml:space="preserve">Absolute distances grow with N</w:t>
+      </w:r>
+      <w:r>
+        <w:t xml:space="preserve">, roughly doubling for severity between N = 5 and</w:t>
+      </w:r>
+      <w:r>
+        <w:t xml:space="preserve"> </w:t>
+      </w:r>
+      <w:r>
+        <w:t xml:space="preserve">N = 20. Any absolute claim must state its bin count.</w:t>
+      </w:r>
+    </w:p>
+    <w:p>
+      <w:pPr>
+        <w:pStyle w:val="Compact"/>
+        <w:numPr>
+          <w:ilvl w:val="0"/>
+          <w:numId w:val="1005"/>
+        </w:numPr>
+      </w:pPr>
+      <w:r>
+        <w:rPr>
+          <w:b/>
+          <w:bCs/>
+        </w:rPr>
+        <w:t xml:space="preserve">N = 20 is prescribed but unusable at this reference size.</w:t>
+      </w:r>
+      <w:r>
+        <w:t xml:space="preserve"> </w:t>
+      </w:r>
+      <w:r>
+        <w:t xml:space="preserve">A model that is exactly</w:t>
+      </w:r>
+      <w:r>
+        <w:t xml:space="preserve"> </w:t>
+      </w:r>
+      <w:r>
+        <w:t xml:space="preserve">right has median θ = 0.129 with a 95% HDI upper bound of 0.266 at N = 20</w:t>
+      </w:r>
+      <w:r>
+        <w:t xml:space="preserve"> </w:t>
+      </w:r>
+      <w:r>
+        <w:t xml:space="preserve">(</w:t>
+      </w:r>
+      <w:r>
+        <w:rPr>
+          <w:rStyle w:val="VerbatimChar"/>
+        </w:rPr>
+        <w:t xml:space="preserve">docs/equivalence_rope_note.md</w:t>
+      </w:r>
+      <w:r>
+        <w:t xml:space="preserve"> </w:t>
+      </w:r>
+      <w:r>
+        <w:t xml:space="preserve">§2.1), so nothing can pass a ROPE of 0.10 there. The</w:t>
+      </w:r>
+      <w:r>
+        <w:t xml:space="preserve"> </w:t>
+      </w:r>
+      <w:r>
+        <w:t xml:space="preserve">bin rule and the ROPE threshold are jointly infeasible at n_ref = 5 000 under the</w:t>
+      </w:r>
+      <w:r>
+        <w:t xml:space="preserve"> </w:t>
+      </w:r>
+      <w:r>
+        <w:t xml:space="preserve">decision rule used here. Section 5 of that note proposes what to change.</w:t>
+      </w:r>
+    </w:p>
+    <w:p>
+      <w:pPr>
+        <w:pStyle w:val="FirstParagraph"/>
+      </w:pPr>
+      <w:r>
+        <w:t xml:space="preserve">Two incidental corrections to assumptions made when this readout was built. Θ is</w:t>
+      </w:r>
+      <w:r>
+        <w:t xml:space="preserve"> </w:t>
+      </w:r>
+      <w:r>
+        <w:rPr>
+          <w:b/>
+          <w:bCs/>
+        </w:rPr>
+        <w:t xml:space="preserve">not</w:t>
+      </w:r>
+      <w:r>
+        <w:t xml:space="preserve"> </w:t>
+      </w:r>
+      <w:r>
+        <w:t xml:space="preserve">bin-count invariant — it is a lower bound on twice the total-variation distance that becomes</w:t>
+      </w:r>
+      <w:r>
+        <w:t xml:space="preserve"> </w:t>
+      </w:r>
+      <w:r>
+        <w:t xml:space="preserve">exact only as the partition refines, so it grows with N. Further, θ is a maximum over bins</w:t>
+      </w:r>
+      <w:r>
+        <w:t xml:space="preserve"> </w:t>
+      </w:r>
+      <w:r>
+        <w:t xml:space="preserve">and is therefore</w:t>
+      </w:r>
+      <w:r>
+        <w:t xml:space="preserve"> </w:t>
+      </w:r>
+      <w:r>
+        <w:rPr>
+          <w:b/>
+          <w:bCs/>
+        </w:rPr>
+        <w:t xml:space="preserve">biased upward under resampling</w:t>
+      </w:r>
+      <w:r>
+        <w:t xml:space="preserve">; at N = 20 condition B’s bootstrap HDI</w:t>
+      </w:r>
+      <w:r>
+        <w:t xml:space="preserve"> </w:t>
+      </w:r>
+      <w:r>
+        <w:t xml:space="preserve">[0.275, 0.552] does not contain its own point estimate. Both make the</w:t>
+      </w:r>
+      <w:r>
+        <w:t xml:space="preserve"> </w:t>
+      </w:r>
+      <w:r>
+        <w:t xml:space="preserve">“HDI upper bound</w:t>
+      </w:r>
+      <w:r>
+        <w:t xml:space="preserve"> </w:t>
+      </w:r>
+      <w:r>
+        <w:t xml:space="preserve">inside the ROPE”</w:t>
+      </w:r>
+      <w:r>
+        <w:t xml:space="preserve"> </w:t>
+      </w:r>
+      <w:r>
+        <w:t xml:space="preserve">rule more conservative at fine bin counts than it looks.</w:t>
+      </w:r>
+    </w:p>
+    <w:bookmarkEnd w:id="24"/>
+    <w:bookmarkStart w:id="25" w:name="X92f7094027f1ad7e97b779924447ba6ed2a0fa2"/>
+    <w:p>
+      <w:pPr>
+        <w:pStyle w:val="Heading3"/>
+      </w:pPr>
+      <w:r>
+        <w:t xml:space="preserve">The sensitivity ladder (100-seed sample, kept as method history)</w:t>
+      </w:r>
+    </w:p>
+    <w:p>
+      <w:pPr>
+        <w:pStyle w:val="FirstParagraph"/>
+      </w:pPr>
+      <w:r>
+        <w:t xml:space="preserve">No configuration reaches practical equivalence (ROPE 0.10 for θ; full tables in</w:t>
+      </w:r>
+      <w:r>
+        <w:t xml:space="preserve"> </w:t>
+      </w:r>
+      <w:r>
+        <w:rPr>
+          <w:rStyle w:val="VerbatimChar"/>
+        </w:rPr>
+        <w:t xml:space="preserve">replication/causation/out/summary_nb*.md</w:t>
+      </w:r>
+      <w:r>
+        <w:t xml:space="preserve">), but the distance now has a visible</w:t>
+      </w:r>
+      <w:r>
+        <w:t xml:space="preserve"> </w:t>
+      </w:r>
+      <w:r>
+        <w:t xml:space="preserve">structure. Headline θ for P_inj (= relative impact speed; the two give identical bins),</w:t>
+      </w:r>
+      <w:r>
+        <w:t xml:space="preserve"> </w:t>
+      </w:r>
+      <w:r>
+        <w:t xml:space="preserve">Eq. 10 weights, 95% bootstrap HDIs:</w:t>
+      </w:r>
+    </w:p>
+    <w:tbl>
+      <w:tblPr>
+        <w:tblStyle w:val="Table"/>
+        <w:tblW w:type="pct" w:w="5000"/>
+        <w:tblLayout w:type="fixed"/>
         <w:tblLook w:firstRow="1" w:lastRow="0" w:firstColumn="0" w:lastColumn="0" w:noHBand="0" w:noVBand="0" w:val="0020"/>
       </w:tblPr>
       <w:tblGrid>
@@ -2592,7 +5206,7 @@
         <w:pStyle w:val="Compact"/>
         <w:numPr>
           <w:ilvl w:val="0"/>
-          <w:numId w:val="1004"/>
+          <w:numId w:val="1006"/>
         </w:numPr>
       </w:pPr>
       <w:r>
@@ -2629,7 +5243,7 @@
         <w:pStyle w:val="Compact"/>
         <w:numPr>
           <w:ilvl w:val="0"/>
-          <w:numId w:val="1004"/>
+          <w:numId w:val="1006"/>
         </w:numPr>
       </w:pPr>
       <w:r>
@@ -2637,7 +5251,7 @@
           <w:b/>
           <w:bCs/>
         </w:rPr>
-        <w:t xml:space="preserve">The best active-inference configurations now sit at the CBM control's level</w:t>
+        <w:t xml:space="preserve">The best active-inference configurations now sit at the CBM control’s level</w:t>
       </w:r>
       <w:r>
         <w:t xml:space="preserve"> </w:t>
@@ -2677,7 +5291,7 @@
         <w:t xml:space="preserve"> </w:t>
       </w:r>
       <w:r>
-        <w:t xml:space="preserve">C on moderate ones and on the braking distribution (a_f,min θ 1.4–1.8 versus B's</w:t>
+        <w:t xml:space="preserve">C on moderate ones and on the braking distribution (a_f,min θ 1.4–1.8 versus B’s</w:t>
       </w:r>
       <w:r>
         <w:t xml:space="preserve"> </w:t>
@@ -2691,7 +5305,7 @@
         <w:pStyle w:val="Compact"/>
         <w:numPr>
           <w:ilvl w:val="0"/>
-          <w:numId w:val="1004"/>
+          <w:numId w:val="1006"/>
         </w:numPr>
       </w:pPr>
       <w:r>
@@ -2702,7 +5316,7 @@
         <w:t xml:space="preserve">The abnormal-acceleration component works as intended</w:t>
       </w:r>
       <w:r>
-        <w:t xml:space="preserve">: it restores the reference's</w:t>
+        <w:t xml:space="preserve">: it restores the reference’s</w:t>
       </w:r>
       <w:r>
         <w:t xml:space="preserve"> </w:t>
@@ -2717,8 +5331,8 @@
         <w:t xml:space="preserve">crashes the four [B24] mechanisms cannot produce. Its cost is a slight overshoot for C.</w:t>
       </w:r>
     </w:p>
-    <w:bookmarkEnd w:id="21"/>
-    <w:bookmarkStart w:id="22" w:name="X99ddb65390b569089d87fa82ea6c5749a045266"/>
+    <w:bookmarkEnd w:id="25"/>
+    <w:bookmarkStart w:id="26" w:name="the-counterfactual-rule-barely-matters"/>
     <w:p>
       <w:pPr>
         <w:pStyle w:val="Heading3"/>
@@ -2732,13 +5346,13 @@
         <w:pStyle w:val="FirstParagraph"/>
       </w:pPr>
       <w:r>
-        <w:t xml:space="preserve">Clamping the follower's braking from t = 0 instead of from the lead's onset changes B's</w:t>
-      </w:r>
-      <w:r>
-        <w:t xml:space="preserve"> </w:t>
-      </w:r>
-      <w:r>
-        <w:t xml:space="preserve">P_inj θ from 0.87 to 0.82 and C's from 0.400 to 0.396 (anchored glances) — the choice of</w:t>
+        <w:t xml:space="preserve">Clamping the follower’s braking from t = 0 instead of from the lead’s onset changes B’s</w:t>
+      </w:r>
+      <w:r>
+        <w:t xml:space="preserve"> </w:t>
+      </w:r>
+      <w:r>
+        <w:t xml:space="preserve">P_inj θ from 0.87 to 0.82 and C’s from 0.400 to 0.396 (anchored glances) — the choice of</w:t>
       </w:r>
       <w:r>
         <w:t xml:space="preserve"> </w:t>
@@ -2747,8 +5361,8 @@
         <w:t xml:space="preserve">clamp rule is not a consequential degree of freedom.</w:t>
       </w:r>
     </w:p>
-    <w:bookmarkEnd w:id="22"/>
-    <w:bookmarkStart w:id="23" w:name="X5cc5553511379a0f46682350d115d1c628799c1"/>
+    <w:bookmarkEnd w:id="26"/>
+    <w:bookmarkStart w:id="27" w:name="X4c1f58aa0629de7aca063025ceef95dd2894c57"/>
     <w:p>
       <w:pPr>
         <w:pStyle w:val="Heading3"/>
@@ -2815,7 +5429,7 @@
         <w:t xml:space="preserve"> </w:t>
       </w:r>
       <w:r>
-        <w:t xml:space="preserve">Markkula's shortcut for a fixed-delay responder — performs</w:t>
+        <w:t xml:space="preserve">Markkula’s shortcut for a fixed-delay responder — performs</w:t>
       </w:r>
       <w:r>
         <w:t xml:space="preserve"> </w:t>
@@ -2837,7 +5451,7 @@
         <w:t xml:space="preserve"> </w:t>
       </w:r>
       <w:r>
-        <w:t xml:space="preserve">variant (0.40 vs 0.63), partly because the process run's smaller crash-record count</w:t>
+        <w:t xml:space="preserve">variant (0.40 vs 0.63), partly because the process run’s smaller crash-record count</w:t>
       </w:r>
       <w:r>
         <w:t xml:space="preserve"> </w:t>
@@ -2861,12 +5475,12 @@
         <w:t xml:space="preserve"> </w:t>
       </w:r>
       <w:r>
-        <w:t xml:space="preserve">a later increase, which mainly tightens the process runs' HDIs.</w:t>
-      </w:r>
-    </w:p>
-    <w:bookmarkEnd w:id="23"/>
-    <w:bookmarkEnd w:id="24"/>
-    <w:bookmarkStart w:id="28" w:name="Xf006086dcf9192633b661b7540885ee64a61ed6"/>
+        <w:t xml:space="preserve">a later increase, which mainly tightens the process runs’ HDIs.</w:t>
+      </w:r>
+    </w:p>
+    <w:bookmarkEnd w:id="27"/>
+    <w:bookmarkEnd w:id="28"/>
+    <w:bookmarkStart w:id="32" w:name="response-timing"/>
     <w:p>
       <w:pPr>
         <w:pStyle w:val="Heading2"/>
@@ -2877,25 +5491,25 @@
     </w:p>
     <w:p>
       <w:pPr>
-        <w:pStyle w:val="FirstParagraph"/>
+        <w:pStyle w:val="CaptionedFigure"/>
       </w:pPr>
       <w:r>
         <w:drawing>
           <wp:inline>
             <wp:extent cx="4222781" cy="2389386"/>
             <wp:effectExtent b="0" l="0" r="0" t="0"/>
-            <wp:docPr descr="Attentive brake onsets relative to the anchor" title="" id="26" name="Picture"/>
+            <wp:docPr descr="Attentive brake onsets relative to the anchor" title="" id="30" name="Picture"/>
             <a:graphic>
               <a:graphicData uri="http://schemas.openxmlformats.org/drawingml/2006/picture">
                 <pic:pic>
                   <pic:nvPicPr>
-                    <pic:cNvPr descr="causation_figures/fig_timing.png" id="27" name="Picture"/>
+                    <pic:cNvPr descr="causation_figures/fig_timing.png" id="31" name="Picture"/>
                     <pic:cNvPicPr>
                       <a:picLocks noChangeArrowheads="1" noChangeAspect="1"/>
                     </pic:cNvPicPr>
                   </pic:nvPicPr>
                   <pic:blipFill>
-                    <a:blip r:embed="rId25"/>
+                    <a:blip r:embed="rId29"/>
                     <a:stretch>
                       <a:fillRect/>
                     </a:stretch>
@@ -2924,6 +5538,14 @@
     </w:p>
     <w:p>
       <w:pPr>
+        <w:pStyle w:val="ImageCaption"/>
+      </w:pPr>
+      <w:r>
+        <w:t xml:space="preserve">Attentive brake onsets relative to the anchor</w:t>
+      </w:r>
+    </w:p>
+    <w:p>
+      <w:pPr>
         <w:pStyle w:val="BodyText"/>
       </w:pPr>
       <w:r>
@@ -2955,7 +5577,7 @@
         <w:t xml:space="preserve"> </w:t>
       </w:r>
       <w:r>
-        <w:t xml:space="preserve">it, all after the lead's braking onset, concentrated at short initial headways — so the</w:t>
+        <w:t xml:space="preserve">it, all after the lead’s braking onset, concentrated at short initial headways — so the</w:t>
       </w:r>
       <w:r>
         <w:t xml:space="preserve"> </w:t>
@@ -2991,7 +5613,13 @@
         <w:t xml:space="preserve"> </w:t>
       </w:r>
       <w:r>
-        <w:t xml:space="preserve">by the accumulator's starting convention: zero start (the paper's) versus a "stationary"</w:t>
+        <w:t xml:space="preserve">by the accumulator’s starting convention: zero start (the paper’s) versus a</w:t>
+      </w:r>
+      <w:r>
+        <w:t xml:space="preserve"> </w:t>
+      </w:r>
+      <w:r>
+        <w:t xml:space="preserve">“stationary”</w:t>
       </w:r>
       <w:r>
         <w:t xml:space="preserve"> </w:t>
@@ -3030,7 +5658,8 @@
     <w:tbl>
       <w:tblPr>
         <w:tblStyle w:val="Table"/>
-        <w:tblW w:type="auto" w:w="0"/>
+        <w:tblW w:type="pct" w:w="5000"/>
+        <w:tblLayout w:type="fixed"/>
         <w:tblLook w:firstRow="1" w:lastRow="0" w:firstColumn="0" w:lastColumn="0" w:noHBand="0" w:noVBand="0" w:val="0020"/>
       </w:tblPr>
       <w:tblGrid>
@@ -3236,7 +5865,7 @@
           <w:i/>
           <w:iCs/>
         </w:rPr>
-        <w:t xml:space="preserve">study's design</w:t>
+        <w:t xml:space="preserve">study’s design</w:t>
       </w:r>
       <w:r>
         <w:t xml:space="preserve">, in which simulation windows open a few seconds before the conflict at</w:t>
@@ -3245,7 +5874,7 @@
         <w:t xml:space="preserve"> </w:t>
       </w:r>
       <w:r>
-        <w:t xml:space="preserve">mostly comfortable headways, so the closed loop's benign drift accumulates little before</w:t>
+        <w:t xml:space="preserve">mostly comfortable headways, so the closed loop’s benign drift accumulates little before</w:t>
       </w:r>
       <w:r>
         <w:t xml:space="preserve"> </w:t>
@@ -3269,7 +5898,7 @@
         <w:t xml:space="preserve"> </w:t>
       </w:r>
       <w:r>
-        <w:t xml:space="preserve">the study's results, and the conclusion stands:</w:t>
+        <w:t xml:space="preserve">the study’s results, and the conclusion stands:</w:t>
       </w:r>
       <w:r>
         <w:t xml:space="preserve"> </w:t>
@@ -3293,7 +5922,7 @@
           <w:b/>
           <w:bCs/>
         </w:rPr>
-        <w:t xml:space="preserve">and more variable than the CBM's fixed rule</w:t>
+        <w:t xml:space="preserve">and more variable than the CBM’s fixed rule</w:t>
       </w:r>
       <w:r>
         <w:t xml:space="preserve"> </w:t>
@@ -3362,8 +5991,8 @@
         <w:t xml:space="preserve">landing on zero [Opinion].</w:t>
       </w:r>
     </w:p>
-    <w:bookmarkEnd w:id="28"/>
-    <w:bookmarkStart w:id="29" w:name="Xaa514859afddf12d4f4f0f080c313a63b1390dc"/>
+    <w:bookmarkEnd w:id="32"/>
+    <w:bookmarkStart w:id="33" w:name="Xe0815f8e51273c4fe241c83f0838e01502f2476"/>
     <w:p>
       <w:pPr>
         <w:pStyle w:val="Heading2"/>
@@ -3377,19 +6006,19 @@
         <w:pStyle w:val="FirstParagraph"/>
       </w:pPr>
       <w:r>
-        <w:t xml:space="preserve">The tier-2 adapter (plan §11.4) runs the authors' full closed-loop model on QUADRIS</w:t>
-      </w:r>
-      <w:r>
-        <w:t xml:space="preserve"> </w:t>
-      </w:r>
-      <w:r>
-        <w:t xml:space="preserve">seeds with the lead replaced by a replay of the seed's speed profile, and can force</w:t>
-      </w:r>
-      <w:r>
-        <w:t xml:space="preserve"> </w:t>
-      </w:r>
-      <w:r>
-        <w:t xml:space="preserve">off-road glances through the code's own observation gate (</w:t>
+        <w:t xml:space="preserve">The tier-2 adapter (plan §11.4) runs the authors’ full closed-loop model on QUADRIS</w:t>
+      </w:r>
+      <w:r>
+        <w:t xml:space="preserve"> </w:t>
+      </w:r>
+      <w:r>
+        <w:t xml:space="preserve">seeds with the lead replaced by a replay of the seed’s speed profile, and can force</w:t>
+      </w:r>
+      <w:r>
+        <w:t xml:space="preserve"> </w:t>
+      </w:r>
+      <w:r>
+        <w:t xml:space="preserve">off-road glances through the code’s own observation gate (</w:t>
       </w:r>
       <w:r>
         <w:rPr>
@@ -3404,7 +6033,7 @@
         <w:t xml:space="preserve"> </w:t>
       </w:r>
       <w:r>
-        <w:t xml:space="preserve">the Engström et al. 2024 visual time-sharing model).</w:t>
+        <w:t xml:space="preserve">the Engström et al. 2024 visual time-sharing model).</w:t>
       </w:r>
     </w:p>
     <w:p>
@@ -3434,7 +6063,7 @@
         <w:t xml:space="preserve"> </w:t>
       </w:r>
       <w:r>
-        <w:t xml:space="preserve">The reason is architectural: the lead's braking had been registered before the glance</w:t>
+        <w:t xml:space="preserve">The reason is architectural: the lead’s braking had been registered before the glance</w:t>
       </w:r>
       <w:r>
         <w:t xml:space="preserve"> </w:t>
@@ -3499,346 +6128,6 @@
       </w:r>
       <w:r>
         <w:t xml:space="preserve">that depend on glance timing:</w:t>
-      </w:r>
-    </w:p>
-    <w:p>
-      <w:pPr>
-        <w:pStyle w:val="Compact"/>
-        <w:numPr>
-          <w:ilvl w:val="0"/>
-          <w:numId w:val="1005"/>
-        </w:numPr>
-      </w:pPr>
-      <w:r>
-        <w:t xml:space="preserve">glance covering the conflict onset → both models delay the response until (or beyond)</w:t>
-      </w:r>
-      <w:r>
-        <w:t xml:space="preserve"> </w:t>
-      </w:r>
-      <w:r>
-        <w:t xml:space="preserve">eyes-return; they roughly agree;</w:t>
-      </w:r>
-    </w:p>
-    <w:p>
-      <w:pPr>
-        <w:pStyle w:val="Compact"/>
-        <w:numPr>
-          <w:ilvl w:val="0"/>
-          <w:numId w:val="1005"/>
-        </w:numPr>
-      </w:pPr>
-      <w:r>
-        <w:t xml:space="preserve">glance beginning</w:t>
-      </w:r>
-      <w:r>
-        <w:t xml:space="preserve"> </w:t>
-      </w:r>
-      <w:r>
-        <w:rPr>
-          <w:i/>
-          <w:iCs/>
-        </w:rPr>
-        <w:t xml:space="preserve">after</w:t>
-      </w:r>
-      <w:r>
-        <w:t xml:space="preserve"> </w:t>
-      </w:r>
-      <w:r>
-        <w:t xml:space="preserve">the onset has been registered → the CBM still waits for</w:t>
-      </w:r>
-      <w:r>
-        <w:t xml:space="preserve"> </w:t>
-      </w:r>
-      <w:r>
-        <w:t xml:space="preserve">eyes-return + 0.5 s, while the active-inference driver responds mid-glance on</w:t>
-      </w:r>
-      <w:r>
-        <w:t xml:space="preserve"> </w:t>
-      </w:r>
-      <w:r>
-        <w:t xml:space="preserve">extrapolated evidence.</w:t>
-      </w:r>
-    </w:p>
-    <w:p>
-      <w:pPr>
-        <w:pStyle w:val="FirstParagraph"/>
-      </w:pPr>
-      <w:r>
-        <w:t xml:space="preserve">Naturalistic glance-conditional response data could separate these — drivers who brake</w:t>
-      </w:r>
-      <w:r>
-        <w:t xml:space="preserve"> </w:t>
-      </w:r>
-      <w:r>
-        <w:t xml:space="preserve">while still looking away (or within less than 0.5 s of looking back) in late-glance</w:t>
-      </w:r>
-      <w:r>
-        <w:t xml:space="preserve"> </w:t>
-      </w:r>
-      <w:r>
-        <w:t xml:space="preserve">conflicts would favor the active-inference account. To our knowledge the existing</w:t>
-      </w:r>
-      <w:r>
-        <w:t xml:space="preserve"> </w:t>
-      </w:r>
-      <w:r>
-        <w:t xml:space="preserve">glance-response literature conditions on eyes-off at conflict onset and does not isolate</w:t>
-      </w:r>
-      <w:r>
-        <w:t xml:space="preserve"> </w:t>
-      </w:r>
-      <w:r>
-        <w:t xml:space="preserve">the late-glance case [Opinion]. The tier-1 pipeline mirrors the distinction explicitly:</w:t>
-      </w:r>
-      <w:r>
-        <w:t xml:space="preserve"> </w:t>
-      </w:r>
-      <w:r>
-        <w:t xml:space="preserve">its evidence gate at weight 0 reproduces the CBM assumption, the Svärd et al. partial</w:t>
-      </w:r>
-      <w:r>
-        <w:t xml:space="preserve"> </w:t>
-      </w:r>
-      <w:r>
-        <w:t xml:space="preserve">looming weight is an intermediate, and the tier-2 precision gate is the full</w:t>
-      </w:r>
-      <w:r>
-        <w:t xml:space="preserve"> </w:t>
-      </w:r>
-      <w:r>
-        <w:t xml:space="preserve">active-inference behavior.</w:t>
-      </w:r>
-    </w:p>
-    <w:bookmarkEnd w:id="29"/>
-    <w:bookmarkStart w:id="30" w:name="X847d61f9c7a16474db9cfde0ec49847e7e696b4"/>
-    <w:p>
-      <w:pPr>
-        <w:pStyle w:val="Heading2"/>
-      </w:pPr>
-      <w:r>
-        <w:t xml:space="preserve">7 The pre-selection (exposure) critique, quantified</w:t>
-      </w:r>
-    </w:p>
-    <w:p>
-      <w:pPr>
-        <w:pStyle w:val="FirstParagraph"/>
-      </w:pPr>
-      <w:r>
-        <w:t xml:space="preserve">Applying causation mechanisms to crash-conditioned seeds answers "what does this driver</w:t>
-      </w:r>
-      <w:r>
-        <w:t xml:space="preserve"> </w:t>
-      </w:r>
-      <w:r>
-        <w:t xml:space="preserve">do in situations that crashed for the generator's driver", not "what crashes does this</w:t>
-      </w:r>
-      <w:r>
-        <w:t xml:space="preserve"> </w:t>
-      </w:r>
-      <w:r>
-        <w:t xml:space="preserve">driver produce in traffic". Three numbers from this study's own runs bound how far the</w:t>
-      </w:r>
-      <w:r>
-        <w:t xml:space="preserve"> </w:t>
-      </w:r>
-      <w:r>
-        <w:t xml:space="preserve">two questions are apart:</w:t>
-      </w:r>
-    </w:p>
-    <w:p>
-      <w:pPr>
-        <w:pStyle w:val="Compact"/>
-        <w:numPr>
-          <w:ilvl w:val="0"/>
-          <w:numId w:val="1006"/>
-        </w:numPr>
-      </w:pPr>
-      <w:r>
-        <w:rPr>
-          <w:b/>
-          <w:bCs/>
-        </w:rPr>
-        <w:t xml:space="preserve">Support loss</w:t>
-      </w:r>
-      <w:r>
-        <w:t xml:space="preserve">: at full population, 295 of 5 000 seeds never crash under the CBM</w:t>
-      </w:r>
-      <w:r>
-        <w:t xml:space="preserve"> </w:t>
-      </w:r>
-      <w:r>
-        <w:t xml:space="preserve">control at any glance or deceleration draw; they drop out of any exposure reweighting</w:t>
-      </w:r>
-      <w:r>
-        <w:t xml:space="preserve"> </w:t>
-      </w:r>
-      <w:r>
-        <w:t xml:space="preserve">entirely (13 of 100 in the sample).</w:t>
-      </w:r>
-    </w:p>
-    <w:p>
-      <w:pPr>
-        <w:pStyle w:val="Compact"/>
-        <w:numPr>
-          <w:ilvl w:val="0"/>
-          <w:numId w:val="1006"/>
-        </w:numPr>
-      </w:pPr>
-      <w:r>
-        <w:rPr>
-          <w:b/>
-          <w:bCs/>
-        </w:rPr>
-        <w:t xml:space="preserve">Effective sample size</w:t>
-      </w:r>
-      <w:r>
-        <w:t xml:space="preserve">: exposure reweighting (dividing each weight by its crash</w:t>
-      </w:r>
-      <w:r>
-        <w:t xml:space="preserve"> </w:t>
-      </w:r>
-      <w:r>
-        <w:t xml:space="preserve">probability) leaves an effective sample size of</w:t>
-      </w:r>
-      <w:r>
-        <w:t xml:space="preserve"> </w:t>
-      </w:r>
-      <w:r>
-        <w:rPr>
-          <w:b/>
-          <w:bCs/>
-        </w:rPr>
-        <w:t xml:space="preserve">44.7 out of 5 000</w:t>
-      </w:r>
-      <w:r>
-        <w:t xml:space="preserve"> </w:t>
-      </w:r>
-      <w:r>
-        <w:t xml:space="preserve">(6.9 out of 100</w:t>
-      </w:r>
-      <w:r>
-        <w:t xml:space="preserve"> </w:t>
-      </w:r>
-      <w:r>
-        <w:t xml:space="preserve">in the sample). Fifty times more seeds bought a factor of six in effective size —</w:t>
-      </w:r>
-      <w:r>
-        <w:t xml:space="preserve"> </w:t>
-      </w:r>
-      <w:r>
-        <w:t xml:space="preserve">the reweighting's variance grows with exactly the benign scenarios the crash filter</w:t>
-      </w:r>
-      <w:r>
-        <w:t xml:space="preserve"> </w:t>
-      </w:r>
-      <w:r>
-        <w:t xml:space="preserve">removed, so exposure-level claims stay out of reach of crash-only seeds at any</w:t>
-      </w:r>
-      <w:r>
-        <w:t xml:space="preserve"> </w:t>
-      </w:r>
-      <w:r>
-        <w:t xml:space="preserve">practical n.</w:t>
-      </w:r>
-    </w:p>
-    <w:p>
-      <w:pPr>
-        <w:pStyle w:val="Compact"/>
-        <w:numPr>
-          <w:ilvl w:val="0"/>
-          <w:numId w:val="1006"/>
-        </w:numPr>
-      </w:pPr>
-      <w:r>
-        <w:rPr>
-          <w:b/>
-          <w:bCs/>
-        </w:rPr>
-        <w:t xml:space="preserve">Directional bias</w:t>
-      </w:r>
-      <w:r>
-        <w:t xml:space="preserve">: the missing scenarios are the long-headway, mild-conflict ones</w:t>
-      </w:r>
-      <w:r>
-        <w:t xml:space="preserve"> </w:t>
-      </w:r>
-      <w:r>
-        <w:t xml:space="preserve">in which crashes occur only through glances or non-response — for a glance-causation</w:t>
-      </w:r>
-      <w:r>
-        <w:t xml:space="preserve"> </w:t>
-      </w:r>
-      <w:r>
-        <w:t xml:space="preserve">study, the worst possible region to lose.</w:t>
-      </w:r>
-    </w:p>
-    <w:p>
-      <w:pPr>
-        <w:pStyle w:val="FirstParagraph"/>
-      </w:pPr>
-      <w:r>
-        <w:t xml:space="preserve">The</w:t>
-      </w:r>
-      <w:r>
-        <w:t xml:space="preserve"> </w:t>
-      </w:r>
-      <w:r>
-        <w:rPr>
-          <w:b/>
-          <w:bCs/>
-        </w:rPr>
-        <w:t xml:space="preserve">B-versus-C contrast is far more robust to this critique than any absolute</w:t>
-      </w:r>
-      <w:r>
-        <w:rPr>
-          <w:b/>
-          <w:bCs/>
-        </w:rPr>
-        <w:t xml:space="preserve"> </w:t>
-      </w:r>
-      <w:r>
-        <w:rPr>
-          <w:b/>
-          <w:bCs/>
-        </w:rPr>
-        <w:t xml:space="preserve">number</w:t>
-      </w:r>
-      <w:r>
-        <w:t xml:space="preserve">, because both response models face the identical conditioned ensemble. Absolute</w:t>
-      </w:r>
-      <w:r>
-        <w:t xml:space="preserve"> </w:t>
-      </w:r>
-      <w:r>
-        <w:t xml:space="preserve">crash rates and severity distributions inherit the full bias. The proper fix is</w:t>
-      </w:r>
-      <w:r>
-        <w:t xml:space="preserve"> </w:t>
-      </w:r>
-      <w:r>
-        <w:t xml:space="preserve">upstream: the pre-filter scenario set (or the fitted scenario-generation models) of</w:t>
-      </w:r>
-      <w:r>
-        <w:t xml:space="preserve"> </w:t>
-      </w:r>
-      <w:r>
-        <w:t xml:space="preserve">[W25a], requested from its author; the 82 real SHRP2 near-crashes in the QUADRIS release</w:t>
-      </w:r>
-      <w:r>
-        <w:t xml:space="preserve"> </w:t>
-      </w:r>
-      <w:r>
-        <w:t xml:space="preserve">are an intermediate exposure extension available now.</w:t>
-      </w:r>
-    </w:p>
-    <w:bookmarkEnd w:id="30"/>
-    <w:bookmarkStart w:id="31" w:name="X335105b0a86bf2fe7731d42aa4837b519891646"/>
-    <w:p>
-      <w:pPr>
-        <w:pStyle w:val="Heading2"/>
-      </w:pPr>
-      <w:r>
-        <w:t xml:space="preserve">8 Conclusions</w:t>
       </w:r>
     </w:p>
     <w:p>
@@ -3850,25 +6139,13 @@
         </w:numPr>
       </w:pPr>
       <w:r>
-        <w:t xml:space="preserve">The pipeline now runs the complete design: five switchable causation components, two</w:t>
-      </w:r>
-      <w:r>
-        <w:t xml:space="preserve"> </w:t>
-      </w:r>
-      <w:r>
-        <w:t xml:space="preserve">response processes, digitized real input distributions, a defensible counterfactual,</w:t>
-      </w:r>
-      <w:r>
-        <w:t xml:space="preserve"> </w:t>
-      </w:r>
-      <w:r>
-        <w:t xml:space="preserve">process-placed glances, and the full [W26] readout with the assumption-free severity</w:t>
-      </w:r>
-      <w:r>
-        <w:t xml:space="preserve"> </w:t>
-      </w:r>
-      <w:r>
-        <w:t xml:space="preserve">metric.</w:t>
+        <w:t xml:space="preserve">glance covering the conflict onset → both models delay the response until (or beyond)</w:t>
+      </w:r>
+      <w:r>
+        <w:t xml:space="preserve"> </w:t>
+      </w:r>
+      <w:r>
+        <w:t xml:space="preserve">eyes-return; they roughly agree;</w:t>
       </w:r>
     </w:p>
     <w:p>
@@ -3880,49 +6157,7 @@
         </w:numPr>
       </w:pPr>
       <w:r>
-        <w:t xml:space="preserve">At full population,</w:t>
-      </w:r>
-      <w:r>
-        <w:t xml:space="preserve"> </w:t>
-      </w:r>
-      <w:r>
-        <w:rPr>
-          <w:b/>
-          <w:bCs/>
-        </w:rPr>
-        <w:t xml:space="preserve">the active-inference conditions are closer to the QUADRIS</w:t>
-      </w:r>
-      <w:r>
-        <w:rPr>
-          <w:b/>
-          <w:bCs/>
-        </w:rPr>
-        <w:t xml:space="preserve"> </w:t>
-      </w:r>
-      <w:r>
-        <w:rPr>
-          <w:b/>
-          <w:bCs/>
-        </w:rPr>
-        <w:t xml:space="preserve">reference than the CBM control</w:t>
-      </w:r>
-      <w:r>
-        <w:t xml:space="preserve"> </w:t>
-      </w:r>
-      <w:r>
-        <w:t xml:space="preserve">on severity (θ 0.31 versus 0.39; with the abnormal</w:t>
-      </w:r>
-      <w:r>
-        <w:t xml:space="preserve"> </w:t>
-      </w:r>
-      <w:r>
-        <w:t xml:space="preserve">component 0.148 versus 0.209), despite generating 4.7 times its crash probability</w:t>
-      </w:r>
-      <w:r>
-        <w:t xml:space="preserve"> </w:t>
-      </w:r>
-      <w:r>
-        <w:t xml:space="preserve">(0.280 versus 0.059) — slower responses produce more crashes, but the</w:t>
+        <w:t xml:space="preserve">glance beginning</w:t>
       </w:r>
       <w:r>
         <w:t xml:space="preserve"> </w:t>
@@ -3932,150 +6167,129 @@
           <w:i/>
           <w:iCs/>
         </w:rPr>
-        <w:t xml:space="preserve">right</w:t>
-      </w:r>
-      <w:r>
-        <w:t xml:space="preserve"> </w:t>
-      </w:r>
-      <w:r>
-        <w:t xml:space="preserve">crash</w:t>
-      </w:r>
-      <w:r>
-        <w:t xml:space="preserve"> </w:t>
-      </w:r>
-      <w:r>
-        <w:t xml:space="preserve">population. The best configuration misses practical equivalence on severity by a</w:t>
-      </w:r>
-      <w:r>
-        <w:t xml:space="preserve"> </w:t>
-      </w:r>
-      <w:r>
-        <w:t xml:space="preserve">factor of 1.5 (θ = 0.148 against a ROPE of 0.10), down from the factor of 14 the</w:t>
-      </w:r>
-      <w:r>
-        <w:t xml:space="preserve"> </w:t>
-      </w:r>
-      <w:r>
-        <w:t xml:space="preserve">study started at. Only the active-inference conditions reproduce the reference's</w:t>
-      </w:r>
-      <w:r>
-        <w:t xml:space="preserve"> </w:t>
-      </w:r>
-      <w:r>
-        <w:t xml:space="preserve">dominant non-braking crash character; the braking distribution (a_f,min) remains the</w:t>
-      </w:r>
-      <w:r>
-        <w:t xml:space="preserve"> </w:t>
-      </w:r>
-      <w:r>
-        <w:t xml:space="preserve">structural failure for every configuration.</w:t>
-      </w:r>
-    </w:p>
-    <w:p>
-      <w:pPr>
-        <w:pStyle w:val="Compact"/>
-        <w:numPr>
-          <w:ilvl w:val="0"/>
-          <w:numId w:val="1007"/>
-        </w:numPr>
-      </w:pPr>
-      <w:r>
-        <w:t xml:space="preserve">The active-inference response-timing claim is</w:t>
-      </w:r>
-      <w:r>
-        <w:t xml:space="preserve"> </w:t>
-      </w:r>
-      <w:r>
-        <w:rPr>
-          <w:b/>
-          <w:bCs/>
-        </w:rPr>
-        <w:t xml:space="preserve">settled by the tier-2 arbiter</w:t>
-      </w:r>
-      <w:r>
-        <w:t xml:space="preserve">: the</w:t>
-      </w:r>
-      <w:r>
-        <w:t xml:space="preserve"> </w:t>
-      </w:r>
-      <w:r>
-        <w:t xml:space="preserve">closed loop matches the zero-start surrogate (median difference +0.42 s, 20/24 seeds</w:t>
-      </w:r>
-      <w:r>
-        <w:t xml:space="preserve"> </w:t>
-      </w:r>
-      <w:r>
-        <w:t xml:space="preserve">closer) and rejects the stationary start, so the active-inference response is slower</w:t>
-      </w:r>
-      <w:r>
-        <w:t xml:space="preserve"> </w:t>
-      </w:r>
-      <w:r>
-        <w:t xml:space="preserve">and more variable than the CBM's rule, with the tier-1 surrogate validated untuned to</w:t>
-      </w:r>
-      <w:r>
-        <w:t xml:space="preserve"> </w:t>
-      </w:r>
-      <w:r>
-        <w:t xml:space="preserve">a median absolute onset difference of 0.55 s across 1.3–35.5 m/s.</w:t>
-      </w:r>
-    </w:p>
-    <w:p>
-      <w:pPr>
-        <w:pStyle w:val="Compact"/>
-        <w:numPr>
-          <w:ilvl w:val="0"/>
-          <w:numId w:val="1007"/>
-        </w:numPr>
-      </w:pPr>
-      <w:r>
-        <w:t xml:space="preserve">The architectural finding stands: evidence gating versus inference gating during</w:t>
-      </w:r>
-      <w:r>
-        <w:t xml:space="preserve"> </w:t>
-      </w:r>
-      <w:r>
-        <w:t xml:space="preserve">off-road glances is a real, behaviorally testable difference between the CBM and</w:t>
-      </w:r>
-      <w:r>
-        <w:t xml:space="preserve"> </w:t>
-      </w:r>
-      <w:r>
-        <w:t xml:space="preserve">active inference (section 6).</w:t>
-      </w:r>
-    </w:p>
-    <w:p>
-      <w:pPr>
-        <w:pStyle w:val="Compact"/>
-        <w:numPr>
-          <w:ilvl w:val="0"/>
-          <w:numId w:val="1007"/>
-        </w:numPr>
-      </w:pPr>
-      <w:r>
-        <w:t xml:space="preserve">Equivalence in the strict ROPE sense is not reached by any configuration — as it was</w:t>
-      </w:r>
-      <w:r>
-        <w:t xml:space="preserve"> </w:t>
-      </w:r>
-      <w:r>
-        <w:t xml:space="preserve">not by the SCM in [W26] — and section 7's numbers show that exposure-level claims</w:t>
-      </w:r>
-      <w:r>
-        <w:t xml:space="preserve"> </w:t>
-      </w:r>
-      <w:r>
-        <w:t xml:space="preserve">are outside what crash-conditioned seeds can support at any n.</w:t>
-      </w:r>
-    </w:p>
-    <w:bookmarkEnd w:id="31"/>
-    <w:bookmarkStart w:id="32" w:name="Xdecb44f94e928e8b93606661733f5518de26da0"/>
+        <w:t xml:space="preserve">after</w:t>
+      </w:r>
+      <w:r>
+        <w:t xml:space="preserve"> </w:t>
+      </w:r>
+      <w:r>
+        <w:t xml:space="preserve">the onset has been registered → the CBM still waits for</w:t>
+      </w:r>
+      <w:r>
+        <w:t xml:space="preserve"> </w:t>
+      </w:r>
+      <w:r>
+        <w:t xml:space="preserve">eyes-return + 0.5 s, while the active-inference driver responds mid-glance on</w:t>
+      </w:r>
+      <w:r>
+        <w:t xml:space="preserve"> </w:t>
+      </w:r>
+      <w:r>
+        <w:t xml:space="preserve">extrapolated evidence.</w:t>
+      </w:r>
+    </w:p>
+    <w:p>
+      <w:pPr>
+        <w:pStyle w:val="FirstParagraph"/>
+      </w:pPr>
+      <w:r>
+        <w:t xml:space="preserve">Naturalistic glance-conditional response data could separate these — drivers who brake</w:t>
+      </w:r>
+      <w:r>
+        <w:t xml:space="preserve"> </w:t>
+      </w:r>
+      <w:r>
+        <w:t xml:space="preserve">while still looking away (or within less than 0.5 s of looking back) in late-glance</w:t>
+      </w:r>
+      <w:r>
+        <w:t xml:space="preserve"> </w:t>
+      </w:r>
+      <w:r>
+        <w:t xml:space="preserve">conflicts would favor the active-inference account. To our knowledge the existing</w:t>
+      </w:r>
+      <w:r>
+        <w:t xml:space="preserve"> </w:t>
+      </w:r>
+      <w:r>
+        <w:t xml:space="preserve">glance-response literature conditions on eyes-off at conflict onset and does not isolate</w:t>
+      </w:r>
+      <w:r>
+        <w:t xml:space="preserve"> </w:t>
+      </w:r>
+      <w:r>
+        <w:t xml:space="preserve">the late-glance case [Opinion]. The tier-1 pipeline mirrors the distinction explicitly:</w:t>
+      </w:r>
+      <w:r>
+        <w:t xml:space="preserve"> </w:t>
+      </w:r>
+      <w:r>
+        <w:t xml:space="preserve">its evidence gate at weight 0 reproduces the CBM assumption, the Svärd et al. partial</w:t>
+      </w:r>
+      <w:r>
+        <w:t xml:space="preserve"> </w:t>
+      </w:r>
+      <w:r>
+        <w:t xml:space="preserve">looming weight is an intermediate, and the tier-2 precision gate is the full</w:t>
+      </w:r>
+      <w:r>
+        <w:t xml:space="preserve"> </w:t>
+      </w:r>
+      <w:r>
+        <w:t xml:space="preserve">active-inference behavior.</w:t>
+      </w:r>
+    </w:p>
+    <w:bookmarkEnd w:id="33"/>
+    <w:bookmarkStart w:id="34" w:name="Xe418ac941e4a69f733341d9b77e2ba5a5444489"/>
     <w:p>
       <w:pPr>
         <w:pStyle w:val="Heading2"/>
       </w:pPr>
       <w:r>
-        <w:t xml:space="preserve">9 Limitations and next steps</w:t>
+        <w:t xml:space="preserve">7 The pre-selection (exposure) critique, quantified</w:t>
+      </w:r>
+    </w:p>
+    <w:p>
+      <w:pPr>
+        <w:pStyle w:val="FirstParagraph"/>
+      </w:pPr>
+      <w:r>
+        <w:t xml:space="preserve">Applying causation mechanisms to crash-conditioned seeds answers</w:t>
+      </w:r>
+      <w:r>
+        <w:t xml:space="preserve"> </w:t>
+      </w:r>
+      <w:r>
+        <w:t xml:space="preserve">“what does this driver</w:t>
+      </w:r>
+      <w:r>
+        <w:t xml:space="preserve"> </w:t>
+      </w:r>
+      <w:r>
+        <w:t xml:space="preserve">do in situations that crashed for the generator’s driver”</w:t>
+      </w:r>
+      <w:r>
+        <w:t xml:space="preserve">, not</w:t>
+      </w:r>
+      <w:r>
+        <w:t xml:space="preserve"> </w:t>
+      </w:r>
+      <w:r>
+        <w:t xml:space="preserve">“what crashes does this</w:t>
+      </w:r>
+      <w:r>
+        <w:t xml:space="preserve"> </w:t>
+      </w:r>
+      <w:r>
+        <w:t xml:space="preserve">driver produce in traffic”</w:t>
+      </w:r>
+      <w:r>
+        <w:t xml:space="preserve">. Three numbers from this study’s own runs bound how far the</w:t>
+      </w:r>
+      <w:r>
+        <w:t xml:space="preserve"> </w:t>
+      </w:r>
+      <w:r>
+        <w:t xml:space="preserve">two questions are apart:</w:t>
       </w:r>
     </w:p>
     <w:p>
@@ -4087,25 +6301,26 @@
         </w:numPr>
       </w:pPr>
       <w:r>
-        <w:t xml:space="preserve">Glance and deceleration distributions are digitized from published figures; the actual</w:t>
-      </w:r>
-      <w:r>
-        <w:t xml:space="preserve"> </w:t>
-      </w:r>
-      <w:r>
-        <w:t xml:space="preserve">SHRP2 bins would remove the residual digitization error and the truncated glance tail.</w:t>
-      </w:r>
-      <w:r>
-        <w:t xml:space="preserve"> </w:t>
-      </w:r>
-      <w:r>
-        <w:t xml:space="preserve">The abnormal-acceleration onset-time distribution of [W25a] is unpublished; the</w:t>
-      </w:r>
-      <w:r>
-        <w:t xml:space="preserve"> </w:t>
-      </w:r>
-      <w:r>
-        <w:t xml:space="preserve">component applies its acceleration from the lead's braking onset instead.</w:t>
+        <w:rPr>
+          <w:b/>
+          <w:bCs/>
+        </w:rPr>
+        <w:t xml:space="preserve">Support loss</w:t>
+      </w:r>
+      <w:r>
+        <w:t xml:space="preserve">: at full population, 295 of 5 000 seeds never crash under the CBM</w:t>
+      </w:r>
+      <w:r>
+        <w:t xml:space="preserve"> </w:t>
+      </w:r>
+      <w:r>
+        <w:t xml:space="preserve">control at any glance or deceleration draw; they drop out of any exposure reweighting</w:t>
+      </w:r>
+      <w:r>
+        <w:t xml:space="preserve"> </w:t>
+      </w:r>
+      <w:r>
+        <w:t xml:space="preserve">entirely (13 of 100 in the sample).</w:t>
       </w:r>
     </w:p>
     <w:p>
@@ -4117,19 +6332,60 @@
         </w:numPr>
       </w:pPr>
       <w:r>
-        <w:t xml:space="preserve">The full-population runs use 10 process draws per seed (seed-level variation dominates</w:t>
-      </w:r>
-      <w:r>
-        <w:t xml:space="preserve"> </w:t>
-      </w:r>
-      <w:r>
-        <w:t xml:space="preserve">at n = 5 000; the 100-seed sensitivity runs used 50). The QUADRIS reference is itself</w:t>
-      </w:r>
-      <w:r>
-        <w:t xml:space="preserve"> </w:t>
-      </w:r>
-      <w:r>
-        <w:t xml:space="preserve">model-generated, so all equivalence statements are relative to that generator.</w:t>
+        <w:rPr>
+          <w:b/>
+          <w:bCs/>
+        </w:rPr>
+        <w:t xml:space="preserve">Effective sample size</w:t>
+      </w:r>
+      <w:r>
+        <w:t xml:space="preserve">: exposure reweighting (dividing each weight by its crash</w:t>
+      </w:r>
+      <w:r>
+        <w:t xml:space="preserve"> </w:t>
+      </w:r>
+      <w:r>
+        <w:t xml:space="preserve">probability) leaves an effective sample size of</w:t>
+      </w:r>
+      <w:r>
+        <w:t xml:space="preserve"> </w:t>
+      </w:r>
+      <w:r>
+        <w:rPr>
+          <w:b/>
+          <w:bCs/>
+        </w:rPr>
+        <w:t xml:space="preserve">44.7 out of 5 000</w:t>
+      </w:r>
+      <w:r>
+        <w:t xml:space="preserve"> </w:t>
+      </w:r>
+      <w:r>
+        <w:t xml:space="preserve">(6.9 out of 100</w:t>
+      </w:r>
+      <w:r>
+        <w:t xml:space="preserve"> </w:t>
+      </w:r>
+      <w:r>
+        <w:t xml:space="preserve">in the sample). Fifty times more seeds bought a factor of six in effective size —</w:t>
+      </w:r>
+      <w:r>
+        <w:t xml:space="preserve"> </w:t>
+      </w:r>
+      <w:r>
+        <w:t xml:space="preserve">the reweighting’s variance grows with exactly the benign scenarios the crash filter</w:t>
+      </w:r>
+      <w:r>
+        <w:t xml:space="preserve"> </w:t>
+      </w:r>
+      <w:r>
+        <w:t xml:space="preserve">removed, so exposure-level claims stay out of reach of crash-only seeds at any</w:t>
+      </w:r>
+      <w:r>
+        <w:t xml:space="preserve"> </w:t>
+      </w:r>
+      <w:r>
+        <w:t xml:space="preserve">practical n.</w:t>
       </w:r>
     </w:p>
     <w:p>
@@ -4141,19 +6397,95 @@
         </w:numPr>
       </w:pPr>
       <w:r>
-        <w:t xml:space="preserve">The accumulator-initialization question is closed for this design (section 5); what a</w:t>
-      </w:r>
-      <w:r>
-        <w:t xml:space="preserve"> </w:t>
-      </w:r>
-      <w:r>
-        <w:t xml:space="preserve">driver carries into a conflict after minutes of continuous short-gap following remains</w:t>
-      </w:r>
-      <w:r>
-        <w:t xml:space="preserve"> </w:t>
-      </w:r>
-      <w:r>
-        <w:t xml:space="preserve">outside both tiers' windows, and would matter for study designs with long run-ins.</w:t>
+        <w:rPr>
+          <w:b/>
+          <w:bCs/>
+        </w:rPr>
+        <w:t xml:space="preserve">Directional bias</w:t>
+      </w:r>
+      <w:r>
+        <w:t xml:space="preserve">: the missing scenarios are the long-headway, mild-conflict ones</w:t>
+      </w:r>
+      <w:r>
+        <w:t xml:space="preserve"> </w:t>
+      </w:r>
+      <w:r>
+        <w:t xml:space="preserve">in which crashes occur only through glances or non-response — for a glance-causation</w:t>
+      </w:r>
+      <w:r>
+        <w:t xml:space="preserve"> </w:t>
+      </w:r>
+      <w:r>
+        <w:t xml:space="preserve">study, the worst possible region to lose.</w:t>
+      </w:r>
+    </w:p>
+    <w:p>
+      <w:pPr>
+        <w:pStyle w:val="FirstParagraph"/>
+      </w:pPr>
+      <w:r>
+        <w:t xml:space="preserve">The</w:t>
+      </w:r>
+      <w:r>
+        <w:t xml:space="preserve"> </w:t>
+      </w:r>
+      <w:r>
+        <w:rPr>
+          <w:b/>
+          <w:bCs/>
+        </w:rPr>
+        <w:t xml:space="preserve">B-versus-C contrast is far more robust to this critique than any absolute</w:t>
+      </w:r>
+      <w:r>
+        <w:rPr>
+          <w:b/>
+          <w:bCs/>
+        </w:rPr>
+        <w:t xml:space="preserve"> </w:t>
+      </w:r>
+      <w:r>
+        <w:rPr>
+          <w:b/>
+          <w:bCs/>
+        </w:rPr>
+        <w:t xml:space="preserve">number</w:t>
+      </w:r>
+      <w:r>
+        <w:t xml:space="preserve">, because both response models face the identical conditioned ensemble. Absolute</w:t>
+      </w:r>
+      <w:r>
+        <w:t xml:space="preserve"> </w:t>
+      </w:r>
+      <w:r>
+        <w:t xml:space="preserve">crash rates and severity distributions inherit the full bias. The proper fix is</w:t>
+      </w:r>
+      <w:r>
+        <w:t xml:space="preserve"> </w:t>
+      </w:r>
+      <w:r>
+        <w:t xml:space="preserve">upstream: the pre-filter scenario set (or the fitted scenario-generation models) of</w:t>
+      </w:r>
+      <w:r>
+        <w:t xml:space="preserve"> </w:t>
+      </w:r>
+      <w:r>
+        <w:t xml:space="preserve">[W25a], requested from its author; the 82 real SHRP2 near-crashes in the QUADRIS release</w:t>
+      </w:r>
+      <w:r>
+        <w:t xml:space="preserve"> </w:t>
+      </w:r>
+      <w:r>
+        <w:t xml:space="preserve">are an intermediate exposure extension available now.</w:t>
+      </w:r>
+    </w:p>
+    <w:bookmarkEnd w:id="34"/>
+    <w:bookmarkStart w:id="35" w:name="conclusions"/>
+    <w:p>
+      <w:pPr>
+        <w:pStyle w:val="Heading2"/>
+      </w:pPr>
+      <w:r>
+        <w:t xml:space="preserve">8 Conclusions</w:t>
       </w:r>
     </w:p>
     <w:p>
@@ -4161,23 +6493,41 @@
         <w:pStyle w:val="Compact"/>
         <w:numPr>
           <w:ilvl w:val="0"/>
-          <w:numId w:val="1008"/>
+          <w:numId w:val="1009"/>
         </w:numPr>
       </w:pPr>
       <w:r>
-        <w:t xml:space="preserve">The stopped/creeping-follower seeds (20 of the 100-seed sample) have now run in</w:t>
-      </w:r>
-      <w:r>
-        <w:t xml:space="preserve"> </w:t>
-      </w:r>
-      <w:r>
-        <w:t xml:space="preserve">tier 2 under the desired-speed convention of 2026-08-25 (the speed the original</w:t>
-      </w:r>
-      <w:r>
-        <w:t xml:space="preserve"> </w:t>
-      </w:r>
-      <w:r>
-        <w:t xml:space="preserve">follower later reached), and the result is a finding rather than a fix: these are</w:t>
+        <w:t xml:space="preserve">The pipeline now runs the complete design: five switchable causation components, two</w:t>
+      </w:r>
+      <w:r>
+        <w:t xml:space="preserve"> </w:t>
+      </w:r>
+      <w:r>
+        <w:t xml:space="preserve">response processes, digitized real input distributions, a defensible counterfactual,</w:t>
+      </w:r>
+      <w:r>
+        <w:t xml:space="preserve"> </w:t>
+      </w:r>
+      <w:r>
+        <w:t xml:space="preserve">process-placed glances, and the full [W26] readout with the assumption-free severity</w:t>
+      </w:r>
+      <w:r>
+        <w:t xml:space="preserve"> </w:t>
+      </w:r>
+      <w:r>
+        <w:t xml:space="preserve">metric.</w:t>
+      </w:r>
+    </w:p>
+    <w:p>
+      <w:pPr>
+        <w:pStyle w:val="Compact"/>
+        <w:numPr>
+          <w:ilvl w:val="0"/>
+          <w:numId w:val="1009"/>
+        </w:numPr>
+      </w:pPr>
+      <w:r>
+        <w:t xml:space="preserve">At full population,</w:t>
       </w:r>
       <w:r>
         <w:t xml:space="preserve"> </w:t>
@@ -4187,6 +6537,539 @@
           <w:b/>
           <w:bCs/>
         </w:rPr>
+        <w:t xml:space="preserve">the active-inference conditions are closer to the QUADRIS</w:t>
+      </w:r>
+      <w:r>
+        <w:rPr>
+          <w:b/>
+          <w:bCs/>
+        </w:rPr>
+        <w:t xml:space="preserve"> </w:t>
+      </w:r>
+      <w:r>
+        <w:rPr>
+          <w:b/>
+          <w:bCs/>
+        </w:rPr>
+        <w:t xml:space="preserve">reference than the CBM control</w:t>
+      </w:r>
+      <w:r>
+        <w:t xml:space="preserve"> </w:t>
+      </w:r>
+      <w:r>
+        <w:t xml:space="preserve">on severity (θ 0.31 versus 0.39; with the abnormal</w:t>
+      </w:r>
+      <w:r>
+        <w:t xml:space="preserve"> </w:t>
+      </w:r>
+      <w:r>
+        <w:t xml:space="preserve">component 0.148 versus 0.209), despite generating 4.7 times its crash probability</w:t>
+      </w:r>
+      <w:r>
+        <w:t xml:space="preserve"> </w:t>
+      </w:r>
+      <w:r>
+        <w:t xml:space="preserve">(0.280 versus 0.059) — slower responses produce more crashes, but the</w:t>
+      </w:r>
+      <w:r>
+        <w:t xml:space="preserve"> </w:t>
+      </w:r>
+      <w:r>
+        <w:rPr>
+          <w:i/>
+          <w:iCs/>
+        </w:rPr>
+        <w:t xml:space="preserve">right</w:t>
+      </w:r>
+      <w:r>
+        <w:t xml:space="preserve"> </w:t>
+      </w:r>
+      <w:r>
+        <w:t xml:space="preserve">crash</w:t>
+      </w:r>
+      <w:r>
+        <w:t xml:space="preserve"> </w:t>
+      </w:r>
+      <w:r>
+        <w:t xml:space="preserve">population. The ordering is</w:t>
+      </w:r>
+      <w:r>
+        <w:t xml:space="preserve"> </w:t>
+      </w:r>
+      <w:r>
+        <w:rPr>
+          <w:b/>
+          <w:bCs/>
+        </w:rPr>
+        <w:t xml:space="preserve">statistically solid rather than a point-estimate</w:t>
+      </w:r>
+      <w:r>
+        <w:rPr>
+          <w:b/>
+          <w:bCs/>
+        </w:rPr>
+        <w:t xml:space="preserve"> </w:t>
+      </w:r>
+      <w:r>
+        <w:rPr>
+          <w:b/>
+          <w:bCs/>
+        </w:rPr>
+        <w:t xml:space="preserve">impression</w:t>
+      </w:r>
+      <w:r>
+        <w:t xml:space="preserve">: as a paired difference with a shared reference draw, θ_C − θ_B = 0.061</w:t>
+      </w:r>
+      <w:r>
+        <w:t xml:space="preserve"> </w:t>
+      </w:r>
+      <w:r>
+        <w:t xml:space="preserve">with a 95% HDI of [0.037, 0.107] and the same sign on every resample (section 4.3b-ii).</w:t>
+      </w:r>
+      <w:r>
+        <w:t xml:space="preserve"> </w:t>
+      </w:r>
+      <w:r>
+        <w:t xml:space="preserve">The best configuration still misses practical equivalence on severity — θ = 0.148</w:t>
+      </w:r>
+      <w:r>
+        <w:t xml:space="preserve"> </w:t>
+      </w:r>
+      <w:r>
+        <w:t xml:space="preserve">[0.110, 0.204] against the project’s adopted θthd = 0.188, failing on the interval’s</w:t>
+      </w:r>
+      <w:r>
+        <w:t xml:space="preserve"> </w:t>
+      </w:r>
+      <w:r>
+        <w:t xml:space="preserve">upper end — but it misses by a margin the reference can resolve, and down from the</w:t>
+      </w:r>
+      <w:r>
+        <w:t xml:space="preserve"> </w:t>
+      </w:r>
+      <w:r>
+        <w:t xml:space="preserve">factor of 14 the study started at. Only the active-inference conditions reproduce the</w:t>
+      </w:r>
+      <w:r>
+        <w:t xml:space="preserve"> </w:t>
+      </w:r>
+      <w:r>
+        <w:t xml:space="preserve">reference’s dominant non-braking crash character.</w:t>
+      </w:r>
+      <w:r>
+        <w:t xml:space="preserve"> </w:t>
+      </w:r>
+      <w:r>
+        <w:t xml:space="preserve">2b.</w:t>
+      </w:r>
+      <w:r>
+        <w:t xml:space="preserve"> </w:t>
+      </w:r>
+      <w:r>
+        <w:rPr>
+          <w:b/>
+          <w:bCs/>
+        </w:rPr>
+        <w:t xml:space="preserve">The braking metric was misreported, in both directions.</w:t>
+      </w:r>
+      <w:r>
+        <w:t xml:space="preserve"> </w:t>
+      </w:r>
+      <w:r>
+        <w:t xml:space="preserve">Its θ of 1.06 (B) and 1.38</w:t>
+      </w:r>
+    </w:p>
+    <w:p>
+      <w:pPr>
+        <w:pStyle w:val="Compact"/>
+        <w:numPr>
+          <w:ilvl w:val="0"/>
+          <w:numId w:val="1000"/>
+        </w:numPr>
+      </w:pPr>
+      <w:r>
+        <w:t xml:space="preserve">(C) is largely an artifact of quantile bins collapsing onto a 48% atom at zero</w:t>
+      </w:r>
+      <w:r>
+        <w:t xml:space="preserve"> </w:t>
+      </w:r>
+      <w:r>
+        <w:t xml:space="preserve">(</w:t>
+      </w:r>
+      <w:r>
+        <w:rPr>
+          <w:rStyle w:val="VerbatimChar"/>
+        </w:rPr>
+        <w:t xml:space="preserve">docs/severity_vs_timing.md</w:t>
+      </w:r>
+      <w:r>
+        <w:t xml:space="preserve">). Measured on the weighted mean instead, condition B</w:t>
+      </w:r>
+      <w:r>
+        <w:t xml:space="preserve"> </w:t>
+      </w:r>
+      <w:r>
+        <w:t xml:space="preserve">reproduces the reference’s follower braking to within</w:t>
+      </w:r>
+      <w:r>
+        <w:t xml:space="preserve"> </w:t>
+      </w:r>
+      <w:r>
+        <w:rPr>
+          <w:b/>
+          <w:bCs/>
+        </w:rPr>
+        <w:t xml:space="preserve">0.3%</w:t>
+      </w:r>
+      <w:r>
+        <w:t xml:space="preserve"> </w:t>
+      </w:r>
+      <w:r>
+        <w:t xml:space="preserve">while the CBM control</w:t>
+      </w:r>
+      <w:r>
+        <w:t xml:space="preserve"> </w:t>
+      </w:r>
+      <w:r>
+        <w:t xml:space="preserve">over-brakes by</w:t>
+      </w:r>
+      <w:r>
+        <w:t xml:space="preserve"> </w:t>
+      </w:r>
+      <w:r>
+        <w:rPr>
+          <w:b/>
+          <w:bCs/>
+        </w:rPr>
+        <w:t xml:space="preserve">35%</w:t>
+      </w:r>
+      <w:r>
+        <w:t xml:space="preserve"> </w:t>
+      </w:r>
+      <w:r>
+        <w:t xml:space="preserve">— a far sharper separation than θ ever showed (section 4.3c).</w:t>
+      </w:r>
+    </w:p>
+    <w:p>
+      <w:pPr>
+        <w:pStyle w:val="Compact"/>
+        <w:numPr>
+          <w:ilvl w:val="0"/>
+          <w:numId w:val="1009"/>
+        </w:numPr>
+      </w:pPr>
+      <w:r>
+        <w:t xml:space="preserve">The active-inference response-timing claim is</w:t>
+      </w:r>
+      <w:r>
+        <w:t xml:space="preserve"> </w:t>
+      </w:r>
+      <w:r>
+        <w:rPr>
+          <w:b/>
+          <w:bCs/>
+        </w:rPr>
+        <w:t xml:space="preserve">settled by the tier-2 arbiter</w:t>
+      </w:r>
+      <w:r>
+        <w:t xml:space="preserve">: the</w:t>
+      </w:r>
+      <w:r>
+        <w:t xml:space="preserve"> </w:t>
+      </w:r>
+      <w:r>
+        <w:t xml:space="preserve">closed loop matches the zero-start surrogate (median difference +0.42 s, 20/24 seeds</w:t>
+      </w:r>
+      <w:r>
+        <w:t xml:space="preserve"> </w:t>
+      </w:r>
+      <w:r>
+        <w:t xml:space="preserve">closer) and rejects the stationary start, so the active-inference response is slower</w:t>
+      </w:r>
+      <w:r>
+        <w:t xml:space="preserve"> </w:t>
+      </w:r>
+      <w:r>
+        <w:t xml:space="preserve">and more variable than the CBM’s rule, with the tier-1 surrogate validated untuned to</w:t>
+      </w:r>
+      <w:r>
+        <w:t xml:space="preserve"> </w:t>
+      </w:r>
+      <w:r>
+        <w:t xml:space="preserve">a median absolute onset difference of 0.55 s across 1.3–35.5 m/s.</w:t>
+      </w:r>
+    </w:p>
+    <w:p>
+      <w:pPr>
+        <w:pStyle w:val="Compact"/>
+        <w:numPr>
+          <w:ilvl w:val="0"/>
+          <w:numId w:val="1009"/>
+        </w:numPr>
+      </w:pPr>
+      <w:r>
+        <w:t xml:space="preserve">The architectural finding stands: evidence gating versus inference gating during</w:t>
+      </w:r>
+      <w:r>
+        <w:t xml:space="preserve"> </w:t>
+      </w:r>
+      <w:r>
+        <w:t xml:space="preserve">off-road glances is a real, behaviorally testable difference between the CBM and</w:t>
+      </w:r>
+      <w:r>
+        <w:t xml:space="preserve"> </w:t>
+      </w:r>
+      <w:r>
+        <w:t xml:space="preserve">active inference (section 6).</w:t>
+      </w:r>
+    </w:p>
+    <w:p>
+      <w:pPr>
+        <w:pStyle w:val="Compact"/>
+        <w:numPr>
+          <w:ilvl w:val="0"/>
+          <w:numId w:val="1009"/>
+        </w:numPr>
+      </w:pPr>
+      <w:r>
+        <w:t xml:space="preserve">Equivalence in the strict ROPE sense is not reached by any configuration — as it was</w:t>
+      </w:r>
+      <w:r>
+        <w:t xml:space="preserve"> </w:t>
+      </w:r>
+      <w:r>
+        <w:t xml:space="preserve">not by the SCM in [W26] — and section 7’s numbers show that exposure-level claims</w:t>
+      </w:r>
+      <w:r>
+        <w:t xml:space="preserve"> </w:t>
+      </w:r>
+      <w:r>
+        <w:t xml:space="preserve">are outside what crash-conditioned seeds can support at any n.</w:t>
+      </w:r>
+    </w:p>
+    <w:p>
+      <w:pPr>
+        <w:pStyle w:val="Compact"/>
+        <w:numPr>
+          <w:ilvl w:val="0"/>
+          <w:numId w:val="1009"/>
+        </w:numPr>
+      </w:pPr>
+      <w:r>
+        <w:rPr>
+          <w:b/>
+          <w:bCs/>
+        </w:rPr>
+        <w:t xml:space="preserve">The equivalence criteria themselves needed work before that verdict meant anything</w:t>
+      </w:r>
+      <w:r>
+        <w:t xml:space="preserve"> </w:t>
+      </w:r>
+      <w:r>
+        <w:t xml:space="preserve">(section 4.3b,</w:t>
+      </w:r>
+      <w:r>
+        <w:t xml:space="preserve"> </w:t>
+      </w:r>
+      <w:r>
+        <w:rPr>
+          <w:rStyle w:val="VerbatimChar"/>
+        </w:rPr>
+        <w:t xml:space="preserve">docs/equivalence_rope_note.md</w:t>
+      </w:r>
+      <w:r>
+        <w:t xml:space="preserve">). Our original configuration could not be</w:t>
+      </w:r>
+      <w:r>
+        <w:t xml:space="preserve"> </w:t>
+      </w:r>
+      <w:r>
+        <w:t xml:space="preserve">passed by a model that is exactly right, for three compounding reasons: uniform bin</w:t>
+      </w:r>
+      <w:r>
+        <w:t xml:space="preserve"> </w:t>
+      </w:r>
+      <w:r>
+        <w:t xml:space="preserve">weights applied a tolerance calibrated for a far more severe crash population, our</w:t>
+      </w:r>
+      <w:r>
+        <w:t xml:space="preserve"> </w:t>
+      </w:r>
+      <w:r>
+        <w:t xml:space="preserve">weighted bootstrap understated the spread by about a factor of two, and the reference</w:t>
+      </w:r>
+      <w:r>
+        <w:t xml:space="preserve"> </w:t>
+      </w:r>
+      <w:r>
+        <w:t xml:space="preserve">was treated as a sample rather than as the target set. With those settled — the QUADRIS</w:t>
+      </w:r>
+      <w:r>
+        <w:t xml:space="preserve"> </w:t>
+      </w:r>
+      <w:r>
+        <w:t xml:space="preserve">5 000 taken as the target population, thresholds derived from a stated 10% tolerance on</w:t>
+      </w:r>
+      <w:r>
+        <w:t xml:space="preserve"> </w:t>
+      </w:r>
+      <w:r>
+        <w:t xml:space="preserve">the injury-weighted mean rather than inherited — the noise floor falls to about 0.021</w:t>
+      </w:r>
+      <w:r>
+        <w:t xml:space="preserve"> </w:t>
+      </w:r>
+      <w:r>
+        <w:t xml:space="preserve">and the verdicts describe the model. A standing caution follows: θ and Θ constrain only</w:t>
+      </w:r>
+      <w:r>
+        <w:t xml:space="preserve"> </w:t>
+      </w:r>
+      <w:r>
+        <w:t xml:space="preserve">how mass is allocated</w:t>
+      </w:r>
+      <w:r>
+        <w:t xml:space="preserve"> </w:t>
+      </w:r>
+      <w:r>
+        <w:rPr>
+          <w:i/>
+          <w:iCs/>
+        </w:rPr>
+        <w:t xml:space="preserve">between</w:t>
+      </w:r>
+      <w:r>
+        <w:t xml:space="preserve"> </w:t>
+      </w:r>
+      <w:r>
+        <w:t xml:space="preserve">bins, so the weighted aggregate must be reported</w:t>
+      </w:r>
+      <w:r>
+        <w:t xml:space="preserve"> </w:t>
+      </w:r>
+      <w:r>
+        <w:t xml:space="preserve">alongside them, as section 4.3c now does.</w:t>
+      </w:r>
+    </w:p>
+    <w:bookmarkEnd w:id="35"/>
+    <w:bookmarkStart w:id="36" w:name="limitations-and-next-steps"/>
+    <w:p>
+      <w:pPr>
+        <w:pStyle w:val="Heading2"/>
+      </w:pPr>
+      <w:r>
+        <w:t xml:space="preserve">9 Limitations and next steps</w:t>
+      </w:r>
+    </w:p>
+    <w:p>
+      <w:pPr>
+        <w:pStyle w:val="Compact"/>
+        <w:numPr>
+          <w:ilvl w:val="0"/>
+          <w:numId w:val="1010"/>
+        </w:numPr>
+      </w:pPr>
+      <w:r>
+        <w:t xml:space="preserve">Glance and deceleration distributions are digitized from published figures; the actual</w:t>
+      </w:r>
+      <w:r>
+        <w:t xml:space="preserve"> </w:t>
+      </w:r>
+      <w:r>
+        <w:t xml:space="preserve">SHRP2 bins would remove the residual digitization error and the truncated glance tail.</w:t>
+      </w:r>
+      <w:r>
+        <w:t xml:space="preserve"> </w:t>
+      </w:r>
+      <w:r>
+        <w:t xml:space="preserve">The abnormal-acceleration onset-time distribution of [W25a] is unpublished; the</w:t>
+      </w:r>
+      <w:r>
+        <w:t xml:space="preserve"> </w:t>
+      </w:r>
+      <w:r>
+        <w:t xml:space="preserve">component applies its acceleration from the lead’s braking onset instead.</w:t>
+      </w:r>
+    </w:p>
+    <w:p>
+      <w:pPr>
+        <w:pStyle w:val="Compact"/>
+        <w:numPr>
+          <w:ilvl w:val="0"/>
+          <w:numId w:val="1010"/>
+        </w:numPr>
+      </w:pPr>
+      <w:r>
+        <w:t xml:space="preserve">The full-population runs use 10 process draws per seed (seed-level variation dominates</w:t>
+      </w:r>
+      <w:r>
+        <w:t xml:space="preserve"> </w:t>
+      </w:r>
+      <w:r>
+        <w:t xml:space="preserve">at n = 5 000; the 100-seed sensitivity runs used 50). The QUADRIS reference is itself</w:t>
+      </w:r>
+      <w:r>
+        <w:t xml:space="preserve"> </w:t>
+      </w:r>
+      <w:r>
+        <w:t xml:space="preserve">model-generated, so all equivalence statements are relative to that generator.</w:t>
+      </w:r>
+    </w:p>
+    <w:p>
+      <w:pPr>
+        <w:pStyle w:val="Compact"/>
+        <w:numPr>
+          <w:ilvl w:val="0"/>
+          <w:numId w:val="1010"/>
+        </w:numPr>
+      </w:pPr>
+      <w:r>
+        <w:t xml:space="preserve">The accumulator-initialization question is closed for this design (section 5); what a</w:t>
+      </w:r>
+      <w:r>
+        <w:t xml:space="preserve"> </w:t>
+      </w:r>
+      <w:r>
+        <w:t xml:space="preserve">driver carries into a conflict after minutes of continuous short-gap following remains</w:t>
+      </w:r>
+      <w:r>
+        <w:t xml:space="preserve"> </w:t>
+      </w:r>
+      <w:r>
+        <w:t xml:space="preserve">outside both tiers’ windows, and would matter for study designs with long run-ins.</w:t>
+      </w:r>
+    </w:p>
+    <w:p>
+      <w:pPr>
+        <w:pStyle w:val="Compact"/>
+        <w:numPr>
+          <w:ilvl w:val="0"/>
+          <w:numId w:val="1010"/>
+        </w:numPr>
+      </w:pPr>
+      <w:r>
+        <w:t xml:space="preserve">The stopped/creeping-follower seeds (20 of the 100-seed sample) have now run in</w:t>
+      </w:r>
+      <w:r>
+        <w:t xml:space="preserve"> </w:t>
+      </w:r>
+      <w:r>
+        <w:t xml:space="preserve">tier 2 under the desired-speed convention of 2026-08-25 (the speed the original</w:t>
+      </w:r>
+      <w:r>
+        <w:t xml:space="preserve"> </w:t>
+      </w:r>
+      <w:r>
+        <w:t xml:space="preserve">follower later reached), and the result is a finding rather than a fix: these are</w:t>
+      </w:r>
+      <w:r>
+        <w:t xml:space="preserve"> </w:t>
+      </w:r>
+      <w:r>
+        <w:rPr>
+          <w:b/>
+          <w:bCs/>
+        </w:rPr>
         <w:t xml:space="preserve">both-stationary queue scenarios</w:t>
       </w:r>
       <w:r>
@@ -4199,13 +7082,13 @@
         <w:t xml:space="preserve"> </w:t>
       </w:r>
       <w:r>
-        <w:t xml:space="preserve">crashes came from the generator's abnormal-acceleration mode driving into the queue</w:t>
-      </w:r>
-      <w:r>
-        <w:t xml:space="preserve"> </w:t>
-      </w:r>
-      <w:r>
-        <w:t xml:space="preserve">(56% of both-stationary cases in [W25a]'s own statistics). The closed-loop driver,</w:t>
+        <w:t xml:space="preserve">crashes came from the generator’s abnormal-acceleration mode driving into the queue</w:t>
+      </w:r>
+      <w:r>
+        <w:t xml:space="preserve"> </w:t>
+      </w:r>
+      <w:r>
+        <w:t xml:space="preserve">(56% of both-stationary cases in [W25a]’s own statistics). The closed-loop driver,</w:t>
       </w:r>
       <w:r>
         <w:t xml:space="preserve"> </w:t>
@@ -4288,8 +7171,8 @@
         <w:t xml:space="preserve">.</w:t>
       </w:r>
     </w:p>
-    <w:bookmarkEnd w:id="32"/>
-    <w:bookmarkEnd w:id="33"/>
+    <w:bookmarkEnd w:id="36"/>
+    <w:bookmarkEnd w:id="37"/>
     <w:sectPr>
       <w:footnotePr>
         <w:numRestart w:val="eachSect"/>
@@ -4628,15 +7511,6 @@
     <w:abstractNumId w:val="991"/>
   </w:num>
   <w:num w:numId="1004">
-    <w:abstractNumId w:val="991"/>
-  </w:num>
-  <w:num w:numId="1005">
-    <w:abstractNumId w:val="991"/>
-  </w:num>
-  <w:num w:numId="1006">
-    <w:abstractNumId w:val="991"/>
-  </w:num>
-  <w:num w:numId="1007">
     <w:abstractNumId w:val="99411"/>
     <w:lvlOverride w:ilvl="0">
       <w:startOverride w:val="1"/>
@@ -4666,7 +7540,76 @@
       <w:startOverride w:val="1"/>
     </w:lvlOverride>
   </w:num>
+  <w:num w:numId="1005">
+    <w:abstractNumId w:val="99411"/>
+    <w:lvlOverride w:ilvl="0">
+      <w:startOverride w:val="1"/>
+    </w:lvlOverride>
+    <w:lvlOverride w:ilvl="1">
+      <w:startOverride w:val="1"/>
+    </w:lvlOverride>
+    <w:lvlOverride w:ilvl="2">
+      <w:startOverride w:val="1"/>
+    </w:lvlOverride>
+    <w:lvlOverride w:ilvl="3">
+      <w:startOverride w:val="1"/>
+    </w:lvlOverride>
+    <w:lvlOverride w:ilvl="4">
+      <w:startOverride w:val="1"/>
+    </w:lvlOverride>
+    <w:lvlOverride w:ilvl="5">
+      <w:startOverride w:val="1"/>
+    </w:lvlOverride>
+    <w:lvlOverride w:ilvl="6">
+      <w:startOverride w:val="1"/>
+    </w:lvlOverride>
+    <w:lvlOverride w:ilvl="7">
+      <w:startOverride w:val="1"/>
+    </w:lvlOverride>
+    <w:lvlOverride w:ilvl="8">
+      <w:startOverride w:val="1"/>
+    </w:lvlOverride>
+  </w:num>
+  <w:num w:numId="1006">
+    <w:abstractNumId w:val="991"/>
+  </w:num>
+  <w:num w:numId="1007">
+    <w:abstractNumId w:val="991"/>
+  </w:num>
   <w:num w:numId="1008">
+    <w:abstractNumId w:val="991"/>
+  </w:num>
+  <w:num w:numId="1009">
+    <w:abstractNumId w:val="99411"/>
+    <w:lvlOverride w:ilvl="0">
+      <w:startOverride w:val="1"/>
+    </w:lvlOverride>
+    <w:lvlOverride w:ilvl="1">
+      <w:startOverride w:val="1"/>
+    </w:lvlOverride>
+    <w:lvlOverride w:ilvl="2">
+      <w:startOverride w:val="1"/>
+    </w:lvlOverride>
+    <w:lvlOverride w:ilvl="3">
+      <w:startOverride w:val="1"/>
+    </w:lvlOverride>
+    <w:lvlOverride w:ilvl="4">
+      <w:startOverride w:val="1"/>
+    </w:lvlOverride>
+    <w:lvlOverride w:ilvl="5">
+      <w:startOverride w:val="1"/>
+    </w:lvlOverride>
+    <w:lvlOverride w:ilvl="6">
+      <w:startOverride w:val="1"/>
+    </w:lvlOverride>
+    <w:lvlOverride w:ilvl="7">
+      <w:startOverride w:val="1"/>
+    </w:lvlOverride>
+    <w:lvlOverride w:ilvl="8">
+      <w:startOverride w:val="1"/>
+    </w:lvlOverride>
+  </w:num>
+  <w:num w:numId="1010">
     <w:abstractNumId w:val="991"/>
   </w:num>
 </w:numbering>
